--- a/EconAutomation/src/supporting_docs/econ_report_templates/PV_earnings_and_meds_report_template.docx
+++ b/EconAutomation/src/supporting_docs/econ_report_templates/PV_earnings_and_meds_report_template.docx
@@ -52,7 +52,7 @@
           <w:noProof/>
           <w:sz w:val="24"/>
         </w:rPr>
-        <w:t>April 20, 2026</w:t>
+        <w:t>May 1, 2026</w:t>
       </w:r>
       <w:r>
         <w:rPr>
@@ -97,7 +97,6 @@
           <w:color w:val="000000"/>
           <w:sz w:val="23"/>
           <w:szCs w:val="23"/>
-          <w:highlight w:val="yellow"/>
         </w:rPr>
       </w:pPr>
       <w:r>
@@ -105,9 +104,24 @@
           <w:color w:val="000000"/>
           <w:sz w:val="23"/>
           <w:szCs w:val="23"/>
-          <w:highlight w:val="yellow"/>
-        </w:rPr>
-        <w:t>[[attorney_salutation_with_name_full]]</w:t>
+        </w:rPr>
+        <w:t xml:space="preserve">{{ </w:t>
+      </w:r>
+      <w:r>
+        <w:rPr>
+          <w:color w:val="000000"/>
+          <w:sz w:val="23"/>
+          <w:szCs w:val="23"/>
+        </w:rPr>
+        <w:t>attorney_salutation_with_name_full</w:t>
+      </w:r>
+      <w:r>
+        <w:rPr>
+          <w:color w:val="000000"/>
+          <w:sz w:val="23"/>
+          <w:szCs w:val="23"/>
+        </w:rPr>
+        <w:t xml:space="preserve"> }}</w:t>
       </w:r>
     </w:p>
     <w:p>
@@ -127,9 +141,24 @@
           <w:color w:val="000000"/>
           <w:sz w:val="23"/>
           <w:szCs w:val="23"/>
-          <w:highlight w:val="yellow"/>
-        </w:rPr>
-        <w:t>[[firm_address_full]]</w:t>
+        </w:rPr>
+        <w:t xml:space="preserve">{{ </w:t>
+      </w:r>
+      <w:r>
+        <w:rPr>
+          <w:color w:val="000000"/>
+          <w:sz w:val="23"/>
+          <w:szCs w:val="23"/>
+        </w:rPr>
+        <w:t>firm_address_full</w:t>
+      </w:r>
+      <w:r>
+        <w:rPr>
+          <w:color w:val="000000"/>
+          <w:sz w:val="23"/>
+          <w:szCs w:val="23"/>
+        </w:rPr>
+        <w:t xml:space="preserve"> }}</w:t>
       </w:r>
     </w:p>
     <w:p>
@@ -141,7 +170,6 @@
           <w:iCs/>
           <w:sz w:val="24"/>
           <w:szCs w:val="24"/>
-          <w:highlight w:val="yellow"/>
         </w:rPr>
       </w:pPr>
     </w:p>
@@ -154,7 +182,6 @@
           <w:iCs/>
           <w:sz w:val="24"/>
           <w:szCs w:val="24"/>
-          <w:highlight w:val="yellow"/>
         </w:rPr>
       </w:pPr>
     </w:p>
@@ -208,9 +235,44 @@
           <w:bCs/>
           <w:i/>
           <w:iCs/>
-          <w:highlight w:val="yellow"/>
-        </w:rPr>
-        <w:t>[[firm_email]]</w:t>
+        </w:rPr>
+        <w:t>{{</w:t>
+      </w:r>
+      <w:r>
+        <w:rPr>
+          <w:b/>
+          <w:bCs/>
+          <w:i/>
+          <w:iCs/>
+        </w:rPr>
+        <w:t>r</w:t>
+      </w:r>
+      <w:r>
+        <w:rPr>
+          <w:b/>
+          <w:bCs/>
+          <w:i/>
+          <w:iCs/>
+        </w:rPr>
+        <w:t xml:space="preserve"> </w:t>
+      </w:r>
+      <w:r>
+        <w:rPr>
+          <w:b/>
+          <w:bCs/>
+          <w:i/>
+          <w:iCs/>
+        </w:rPr>
+        <w:t>firm_email</w:t>
+      </w:r>
+      <w:r>
+        <w:rPr>
+          <w:b/>
+          <w:bCs/>
+          <w:i/>
+          <w:iCs/>
+        </w:rPr>
+        <w:t xml:space="preserve"> }}</w:t>
       </w:r>
     </w:p>
     <w:p>
@@ -334,9 +396,24 @@
           <w:color w:val="000000"/>
           <w:sz w:val="23"/>
           <w:szCs w:val="23"/>
-          <w:highlight w:val="yellow"/>
-        </w:rPr>
-        <w:t>[[claimant_name_full]]</w:t>
+        </w:rPr>
+        <w:t xml:space="preserve">{{ </w:t>
+      </w:r>
+      <w:r>
+        <w:rPr>
+          <w:color w:val="000000"/>
+          <w:sz w:val="23"/>
+          <w:szCs w:val="23"/>
+        </w:rPr>
+        <w:t>claimant_name_full</w:t>
+      </w:r>
+      <w:r>
+        <w:rPr>
+          <w:color w:val="000000"/>
+          <w:sz w:val="23"/>
+          <w:szCs w:val="23"/>
+        </w:rPr>
+        <w:t xml:space="preserve"> }}</w:t>
       </w:r>
     </w:p>
     <w:p>
@@ -428,9 +505,22 @@
         <w:rPr>
           <w:sz w:val="24"/>
           <w:szCs w:val="24"/>
-          <w:highlight w:val="yellow"/>
-        </w:rPr>
-        <w:t>[[attorney_salutation_with_name_last]]</w:t>
+        </w:rPr>
+        <w:t xml:space="preserve">{{ </w:t>
+      </w:r>
+      <w:r>
+        <w:rPr>
+          <w:sz w:val="24"/>
+          <w:szCs w:val="24"/>
+        </w:rPr>
+        <w:t>attorney_salutation_with_name_last</w:t>
+      </w:r>
+      <w:r>
+        <w:rPr>
+          <w:sz w:val="24"/>
+          <w:szCs w:val="24"/>
+        </w:rPr>
+        <w:t xml:space="preserve"> }}</w:t>
       </w:r>
       <w:r>
         <w:rPr>
@@ -597,9 +687,29 @@
         <w:rPr>
           <w:sz w:val="24"/>
           <w:szCs w:val="24"/>
-          <w:highlight w:val="yellow"/>
-        </w:rPr>
-        <w:t>[[LCP_preparer]]</w:t>
+        </w:rPr>
+        <w:t xml:space="preserve">{{ </w:t>
+      </w:r>
+      <w:r>
+        <w:rPr>
+          <w:sz w:val="24"/>
+          <w:szCs w:val="24"/>
+        </w:rPr>
+        <w:t>LCP_</w:t>
+      </w:r>
+      <w:r>
+        <w:rPr>
+          <w:sz w:val="24"/>
+          <w:szCs w:val="24"/>
+        </w:rPr>
+        <w:t>expert</w:t>
+      </w:r>
+      <w:r>
+        <w:rPr>
+          <w:sz w:val="24"/>
+          <w:szCs w:val="24"/>
+        </w:rPr>
+        <w:t xml:space="preserve"> }}</w:t>
       </w:r>
       <w:r>
         <w:rPr>
@@ -619,9 +729,22 @@
         <w:rPr>
           <w:sz w:val="24"/>
           <w:szCs w:val="24"/>
-          <w:highlight w:val="yellow"/>
-        </w:rPr>
-        <w:t>[[LCP_report_date]]</w:t>
+        </w:rPr>
+        <w:t xml:space="preserve">{{ </w:t>
+      </w:r>
+      <w:r>
+        <w:rPr>
+          <w:sz w:val="24"/>
+          <w:szCs w:val="24"/>
+        </w:rPr>
+        <w:t>report_deadline_long</w:t>
+      </w:r>
+      <w:r>
+        <w:rPr>
+          <w:sz w:val="24"/>
+          <w:szCs w:val="24"/>
+        </w:rPr>
+        <w:t xml:space="preserve"> }}</w:t>
       </w:r>
       <w:r>
         <w:rPr>
@@ -637,14 +760,29 @@
         </w:rPr>
         <w:t xml:space="preserve"> </w:t>
       </w:r>
-      <w:commentRangeStart w:id="0"/>
       <w:r>
         <w:rPr>
           <w:bCs/>
           <w:sz w:val="24"/>
           <w:highlight w:val="red"/>
         </w:rPr>
-        <w:t>[[records_reviewed_list]]</w:t>
+        <w:t xml:space="preserve">{{ </w:t>
+      </w:r>
+      <w:r>
+        <w:rPr>
+          <w:bCs/>
+          <w:sz w:val="24"/>
+          <w:highlight w:val="red"/>
+        </w:rPr>
+        <w:t>rec_rev_list</w:t>
+      </w:r>
+      <w:r>
+        <w:rPr>
+          <w:bCs/>
+          <w:sz w:val="24"/>
+          <w:highlight w:val="red"/>
+        </w:rPr>
+        <w:t xml:space="preserve"> }}</w:t>
       </w:r>
       <w:r>
         <w:rPr>
@@ -652,16 +790,6 @@
           <w:sz w:val="24"/>
         </w:rPr>
         <w:t>.</w:t>
-      </w:r>
-      <w:commentRangeEnd w:id="0"/>
-      <w:r>
-        <w:rPr>
-          <w:rStyle w:val="CommentReference"/>
-          <w:bCs/>
-          <w:sz w:val="24"/>
-          <w:szCs w:val="20"/>
-        </w:rPr>
-        <w:commentReference w:id="0"/>
       </w:r>
     </w:p>
     <w:p>
@@ -770,7 +898,7 @@
           <w:u w:val="single"/>
         </w:rPr>
       </w:pPr>
-      <w:commentRangeStart w:id="1"/>
+      <w:commentRangeStart w:id="0"/>
       <w:r>
         <w:rPr>
           <w:bCs/>
@@ -779,7 +907,7 @@
         </w:rPr>
         <w:t>BASE</w:t>
       </w:r>
-      <w:commentRangeEnd w:id="1"/>
+      <w:commentRangeEnd w:id="0"/>
       <w:r>
         <w:rPr>
           <w:rStyle w:val="CommentReference"/>
@@ -788,7 +916,7 @@
           <w:szCs w:val="20"/>
           <w:u w:val="single"/>
         </w:rPr>
-        <w:commentReference w:id="1"/>
+        <w:commentReference w:id="0"/>
       </w:r>
       <w:r>
         <w:rPr>
@@ -798,22 +926,22 @@
         </w:rPr>
         <w:t xml:space="preserve">: </w:t>
       </w:r>
-      <w:commentRangeStart w:id="2"/>
       <w:r>
         <w:rPr>
           <w:bCs/>
           <w:sz w:val="24"/>
           <w:u w:val="single"/>
         </w:rPr>
-        <w:t>[[base</w:t>
-      </w:r>
+        <w:t>{</w:t>
+      </w:r>
+      <w:commentRangeStart w:id="1"/>
       <w:r>
         <w:rPr>
           <w:bCs/>
           <w:sz w:val="24"/>
           <w:u w:val="single"/>
         </w:rPr>
-        <w:t>_earnings</w:t>
+        <w:t>{</w:t>
       </w:r>
       <w:r>
         <w:rPr>
@@ -821,7 +949,7 @@
           <w:sz w:val="24"/>
           <w:u w:val="single"/>
         </w:rPr>
-        <w:t>_1</w:t>
+        <w:t>r</w:t>
       </w:r>
       <w:r>
         <w:rPr>
@@ -829,9 +957,25 @@
           <w:sz w:val="24"/>
           <w:u w:val="single"/>
         </w:rPr>
-        <w:t>]]</w:t>
-      </w:r>
-      <w:commentRangeEnd w:id="2"/>
+        <w:t xml:space="preserve"> </w:t>
+      </w:r>
+      <w:r>
+        <w:rPr>
+          <w:bCs/>
+          <w:sz w:val="24"/>
+          <w:u w:val="single"/>
+        </w:rPr>
+        <w:t>b1e_WLE_earnings</w:t>
+      </w:r>
+      <w:r>
+        <w:rPr>
+          <w:bCs/>
+          <w:sz w:val="24"/>
+          <w:u w:val="single"/>
+        </w:rPr>
+        <w:t xml:space="preserve"> }}</w:t>
+      </w:r>
+      <w:commentRangeEnd w:id="1"/>
       <w:r>
         <w:rPr>
           <w:rStyle w:val="CommentReference"/>
@@ -840,7 +984,7 @@
           <w:szCs w:val="20"/>
           <w:u w:val="single"/>
         </w:rPr>
-        <w:commentReference w:id="2"/>
+        <w:commentReference w:id="1"/>
       </w:r>
     </w:p>
     <w:p>
@@ -919,16 +1063,24 @@
         </w:rPr>
         <w:t xml:space="preserve"> is </w:t>
       </w:r>
+      <w:r>
+        <w:rPr>
+          <w:bCs/>
+          <w:sz w:val="24"/>
+          <w:u w:val="single"/>
+        </w:rPr>
+        <w:t>{</w:t>
+      </w:r>
+      <w:commentRangeStart w:id="2"/>
       <w:commentRangeStart w:id="3"/>
       <w:commentRangeStart w:id="4"/>
-      <w:commentRangeStart w:id="5"/>
       <w:r>
         <w:rPr>
           <w:bCs/>
           <w:sz w:val="24"/>
           <w:u w:val="single"/>
         </w:rPr>
-        <w:t>[[pre-trial_</w:t>
+        <w:t>{</w:t>
       </w:r>
       <w:r>
         <w:rPr>
@@ -936,7 +1088,7 @@
           <w:sz w:val="24"/>
           <w:u w:val="single"/>
         </w:rPr>
-        <w:t>loss_</w:t>
+        <w:t>r</w:t>
       </w:r>
       <w:r>
         <w:rPr>
@@ -944,7 +1096,7 @@
           <w:sz w:val="24"/>
           <w:u w:val="single"/>
         </w:rPr>
-        <w:t>1</w:t>
+        <w:t xml:space="preserve"> </w:t>
       </w:r>
       <w:r>
         <w:rPr>
@@ -952,7 +1104,25 @@
           <w:sz w:val="24"/>
           <w:u w:val="single"/>
         </w:rPr>
-        <w:t>]]</w:t>
+        <w:t>b1e_WLE_pretrial_loss_notax</w:t>
+      </w:r>
+      <w:r>
+        <w:rPr>
+          <w:bCs/>
+          <w:sz w:val="24"/>
+          <w:u w:val="single"/>
+        </w:rPr>
+        <w:t xml:space="preserve"> }}</w:t>
+      </w:r>
+      <w:commentRangeEnd w:id="2"/>
+      <w:r>
+        <w:rPr>
+          <w:rStyle w:val="CommentReference"/>
+          <w:bCs/>
+          <w:sz w:val="24"/>
+          <w:szCs w:val="20"/>
+        </w:rPr>
+        <w:commentReference w:id="2"/>
       </w:r>
       <w:commentRangeEnd w:id="3"/>
       <w:r>
@@ -973,16 +1143,6 @@
           <w:szCs w:val="20"/>
         </w:rPr>
         <w:commentReference w:id="4"/>
-      </w:r>
-      <w:commentRangeEnd w:id="5"/>
-      <w:r>
-        <w:rPr>
-          <w:rStyle w:val="CommentReference"/>
-          <w:bCs/>
-          <w:sz w:val="24"/>
-          <w:szCs w:val="20"/>
-        </w:rPr>
-        <w:commentReference w:id="5"/>
       </w:r>
     </w:p>
     <w:p>
@@ -1071,7 +1231,6 @@
         </w:rPr>
         <w:t xml:space="preserve"> </w:t>
       </w:r>
-      <w:commentRangeStart w:id="6"/>
       <w:r>
         <w:rPr>
           <w:bCs/>
@@ -1079,8 +1238,9 @@
           <w:highlight w:val="red"/>
           <w:u w:val="single"/>
         </w:rPr>
-        <w:t>[[employer_fringe_to_trial</w:t>
-      </w:r>
+        <w:t>{</w:t>
+      </w:r>
+      <w:commentRangeStart w:id="5"/>
       <w:r>
         <w:rPr>
           <w:bCs/>
@@ -1088,7 +1248,7 @@
           <w:highlight w:val="red"/>
           <w:u w:val="single"/>
         </w:rPr>
-        <w:t>_1</w:t>
+        <w:t>{</w:t>
       </w:r>
       <w:r>
         <w:rPr>
@@ -1097,9 +1257,36 @@
           <w:highlight w:val="red"/>
           <w:u w:val="single"/>
         </w:rPr>
-        <w:t>]]</w:t>
-      </w:r>
-      <w:commentRangeEnd w:id="6"/>
+        <w:t>r</w:t>
+      </w:r>
+      <w:r>
+        <w:rPr>
+          <w:bCs/>
+          <w:sz w:val="24"/>
+          <w:highlight w:val="red"/>
+          <w:u w:val="single"/>
+        </w:rPr>
+        <w:t xml:space="preserve"> </w:t>
+      </w:r>
+      <w:r>
+        <w:rPr>
+          <w:bCs/>
+          <w:sz w:val="24"/>
+          <w:highlight w:val="red"/>
+          <w:u w:val="single"/>
+        </w:rPr>
+        <w:t>b1e_WLE_pretrial_EFC_notax</w:t>
+      </w:r>
+      <w:r>
+        <w:rPr>
+          <w:bCs/>
+          <w:sz w:val="24"/>
+          <w:highlight w:val="red"/>
+          <w:u w:val="single"/>
+        </w:rPr>
+        <w:t xml:space="preserve"> }}</w:t>
+      </w:r>
+      <w:commentRangeEnd w:id="5"/>
       <w:r>
         <w:rPr>
           <w:rStyle w:val="CommentReference"/>
@@ -1107,7 +1294,7 @@
           <w:sz w:val="24"/>
           <w:szCs w:val="20"/>
         </w:rPr>
-        <w:commentReference w:id="6"/>
+        <w:commentReference w:id="5"/>
       </w:r>
     </w:p>
     <w:p>
@@ -1182,22 +1369,22 @@
         </w:rPr>
         <w:t xml:space="preserve"> loss from trial is </w:t>
       </w:r>
-      <w:commentRangeStart w:id="7"/>
       <w:r>
         <w:rPr>
           <w:bCs/>
           <w:sz w:val="24"/>
           <w:u w:val="single"/>
         </w:rPr>
-        <w:t>[[post-trial_loss_</w:t>
-      </w:r>
+        <w:t>{</w:t>
+      </w:r>
+      <w:commentRangeStart w:id="6"/>
       <w:r>
         <w:rPr>
           <w:bCs/>
           <w:sz w:val="24"/>
           <w:u w:val="single"/>
         </w:rPr>
-        <w:t>1</w:t>
+        <w:t>{</w:t>
       </w:r>
       <w:r>
         <w:rPr>
@@ -1205,9 +1392,33 @@
           <w:sz w:val="24"/>
           <w:u w:val="single"/>
         </w:rPr>
-        <w:t>]]</w:t>
-      </w:r>
-      <w:commentRangeEnd w:id="7"/>
+        <w:t>r</w:t>
+      </w:r>
+      <w:r>
+        <w:rPr>
+          <w:bCs/>
+          <w:sz w:val="24"/>
+          <w:u w:val="single"/>
+        </w:rPr>
+        <w:t xml:space="preserve"> </w:t>
+      </w:r>
+      <w:r>
+        <w:rPr>
+          <w:bCs/>
+          <w:sz w:val="24"/>
+          <w:u w:val="single"/>
+        </w:rPr>
+        <w:t>b1e_WLE_posttrial_loss_notax</w:t>
+      </w:r>
+      <w:r>
+        <w:rPr>
+          <w:bCs/>
+          <w:sz w:val="24"/>
+          <w:u w:val="single"/>
+        </w:rPr>
+        <w:t xml:space="preserve"> }}</w:t>
+      </w:r>
+      <w:commentRangeEnd w:id="6"/>
       <w:r>
         <w:rPr>
           <w:rStyle w:val="CommentReference"/>
@@ -1215,7 +1426,7 @@
           <w:sz w:val="24"/>
           <w:szCs w:val="20"/>
         </w:rPr>
-        <w:commentReference w:id="7"/>
+        <w:commentReference w:id="6"/>
       </w:r>
     </w:p>
     <w:p>
@@ -1289,7 +1500,7 @@
           <w:sz w:val="24"/>
           <w:highlight w:val="red"/>
         </w:rPr>
-        <w:t>[[credit_total</w:t>
+        <w:t xml:space="preserve">{{ </w:t>
       </w:r>
       <w:r>
         <w:rPr>
@@ -1297,6 +1508,14 @@
           <w:sz w:val="24"/>
           <w:highlight w:val="red"/>
         </w:rPr>
+        <w:t>credit_total</w:t>
+      </w:r>
+      <w:r>
+        <w:rPr>
+          <w:bCs/>
+          <w:sz w:val="24"/>
+          <w:highlight w:val="red"/>
+        </w:rPr>
         <w:t>_1</w:t>
       </w:r>
       <w:r>
@@ -1305,7 +1524,7 @@
           <w:sz w:val="24"/>
           <w:highlight w:val="red"/>
         </w:rPr>
-        <w:t>]]</w:t>
+        <w:t xml:space="preserve"> }}</w:t>
       </w:r>
       <w:r>
         <w:rPr>
@@ -1346,19 +1565,25 @@
         <w:rPr>
           <w:bCs/>
           <w:sz w:val="24"/>
-          <w:highlight w:val="red"/>
           <w:u w:val="single"/>
         </w:rPr>
-        <w:t>$</w:t>
-      </w:r>
-      <w:r>
-        <w:rPr>
-          <w:bCs/>
-          <w:sz w:val="24"/>
-          <w:highlight w:val="red"/>
+        <w:t>{{r</w:t>
+      </w:r>
+      <w:r>
+        <w:rPr>
+          <w:bCs/>
+          <w:sz w:val="24"/>
           <w:u w:val="single"/>
         </w:rPr>
-        <w:t>215,731</w:t>
+        <w:t xml:space="preserve"> </w:t>
+      </w:r>
+      <w:r>
+        <w:rPr>
+          <w:bCs/>
+          <w:sz w:val="24"/>
+          <w:u w:val="single"/>
+        </w:rPr>
+        <w:t>b1e_posttrial_loss_adj }}</w:t>
       </w:r>
     </w:p>
     <w:p>
@@ -1437,19 +1662,17 @@
         <w:rPr>
           <w:bCs/>
           <w:sz w:val="24"/>
-          <w:highlight w:val="red"/>
           <w:u w:val="single"/>
         </w:rPr>
-        <w:t>$</w:t>
-      </w:r>
-      <w:r>
-        <w:rPr>
-          <w:bCs/>
-          <w:sz w:val="24"/>
-          <w:highlight w:val="red"/>
+        <w:t>{{r b1e_WLE_posttrial_EFC_notax</w:t>
+      </w:r>
+      <w:r>
+        <w:rPr>
+          <w:bCs/>
+          <w:sz w:val="24"/>
           <w:u w:val="single"/>
         </w:rPr>
-        <w:t>92,569</w:t>
+        <w:t xml:space="preserve"> }}</w:t>
       </w:r>
     </w:p>
     <w:p>
@@ -1499,10 +1722,25 @@
         <w:rPr>
           <w:bCs/>
           <w:sz w:val="24"/>
-          <w:highlight w:val="red"/>
           <w:u w:val="single"/>
         </w:rPr>
-        <w:t>$337,542</w:t>
+        <w:t xml:space="preserve">{{r </w:t>
+      </w:r>
+      <w:r>
+        <w:rPr>
+          <w:bCs/>
+          <w:sz w:val="24"/>
+          <w:u w:val="single"/>
+        </w:rPr>
+        <w:t>WC_CPI_onetime_cost_low</w:t>
+      </w:r>
+      <w:r>
+        <w:rPr>
+          <w:bCs/>
+          <w:sz w:val="24"/>
+          <w:u w:val="single"/>
+        </w:rPr>
+        <w:t xml:space="preserve"> }}</w:t>
       </w:r>
       <w:r>
         <w:rPr>
@@ -1515,10 +1753,25 @@
         <w:rPr>
           <w:bCs/>
           <w:sz w:val="24"/>
-          <w:highlight w:val="red"/>
           <w:u w:val="single"/>
         </w:rPr>
-        <w:t>$382,413</w:t>
+        <w:t xml:space="preserve">{{r </w:t>
+      </w:r>
+      <w:r>
+        <w:rPr>
+          <w:bCs/>
+          <w:sz w:val="24"/>
+          <w:u w:val="single"/>
+        </w:rPr>
+        <w:t>WC_CPI_onetime_cost_high</w:t>
+      </w:r>
+      <w:r>
+        <w:rPr>
+          <w:bCs/>
+          <w:sz w:val="24"/>
+          <w:u w:val="single"/>
+        </w:rPr>
+        <w:t xml:space="preserve"> }}</w:t>
       </w:r>
     </w:p>
     <w:p>
@@ -1598,17 +1851,16 @@
           <w:u w:val="single"/>
         </w:rPr>
       </w:pPr>
-      <w:commentRangeStart w:id="8"/>
+      <w:commentRangeStart w:id="7"/>
       <w:r>
         <w:rPr>
           <w:bCs/>
           <w:sz w:val="24"/>
           <w:u w:val="single"/>
         </w:rPr>
-        <w:lastRenderedPageBreak/>
         <w:t>BASE</w:t>
       </w:r>
-      <w:commentRangeEnd w:id="8"/>
+      <w:commentRangeEnd w:id="7"/>
       <w:r>
         <w:rPr>
           <w:rStyle w:val="CommentReference"/>
@@ -1617,7 +1869,7 @@
           <w:szCs w:val="20"/>
           <w:u w:val="single"/>
         </w:rPr>
-        <w:commentReference w:id="8"/>
+        <w:commentReference w:id="7"/>
       </w:r>
       <w:r>
         <w:rPr>
@@ -1631,10 +1883,41 @@
         <w:rPr>
           <w:bCs/>
           <w:sz w:val="24"/>
-          <w:highlight w:val="yellow"/>
           <w:u w:val="single"/>
         </w:rPr>
-        <w:t>[[base_earnings_2]]</w:t>
+        <w:t>{{</w:t>
+      </w:r>
+      <w:r>
+        <w:rPr>
+          <w:bCs/>
+          <w:sz w:val="24"/>
+          <w:u w:val="single"/>
+        </w:rPr>
+        <w:t>r</w:t>
+      </w:r>
+      <w:r>
+        <w:rPr>
+          <w:bCs/>
+          <w:sz w:val="24"/>
+          <w:u w:val="single"/>
+        </w:rPr>
+        <w:t xml:space="preserve"> </w:t>
+      </w:r>
+      <w:r>
+        <w:rPr>
+          <w:bCs/>
+          <w:sz w:val="24"/>
+          <w:u w:val="single"/>
+        </w:rPr>
+        <w:t>b2e_WLE_earnings</w:t>
+      </w:r>
+      <w:r>
+        <w:rPr>
+          <w:bCs/>
+          <w:sz w:val="24"/>
+          <w:u w:val="single"/>
+        </w:rPr>
+        <w:t xml:space="preserve"> }}</w:t>
       </w:r>
     </w:p>
     <w:p>
@@ -1690,45 +1973,79 @@
         <w:rPr>
           <w:bCs/>
           <w:sz w:val="24"/>
-          <w:highlight w:val="yellow"/>
-        </w:rPr>
-      </w:pPr>
-      <w:r>
-        <w:rPr>
-          <w:bCs/>
-          <w:sz w:val="24"/>
-        </w:rPr>
-        <w:t>L</w:t>
-      </w:r>
-      <w:r>
-        <w:rPr>
-          <w:bCs/>
-          <w:sz w:val="24"/>
-        </w:rPr>
-        <w:t>o</w:t>
-      </w:r>
-      <w:r>
-        <w:rPr>
-          <w:bCs/>
-          <w:sz w:val="24"/>
-        </w:rPr>
-        <w:t>ss</w:t>
-      </w:r>
-      <w:r>
-        <w:rPr>
-          <w:bCs/>
-          <w:sz w:val="24"/>
-        </w:rPr>
-        <w:t xml:space="preserve"> between accident and trial is </w:t>
-      </w:r>
-      <w:r>
-        <w:rPr>
-          <w:bCs/>
-          <w:sz w:val="24"/>
-          <w:highlight w:val="yellow"/>
+        </w:rPr>
+      </w:pPr>
+      <w:r>
+        <w:rPr>
+          <w:bCs/>
+          <w:sz w:val="24"/>
+        </w:rPr>
+        <w:t xml:space="preserve">Loss between accident and trial is </w:t>
+      </w:r>
+      <w:r>
+        <w:rPr>
+          <w:bCs/>
+          <w:sz w:val="24"/>
           <w:u w:val="single"/>
         </w:rPr>
-        <w:t>[[pre_trial_loss_2]]</w:t>
+        <w:t>{</w:t>
+      </w:r>
+      <w:commentRangeStart w:id="8"/>
+      <w:commentRangeStart w:id="9"/>
+      <w:commentRangeStart w:id="10"/>
+      <w:r>
+        <w:rPr>
+          <w:bCs/>
+          <w:sz w:val="24"/>
+          <w:u w:val="single"/>
+        </w:rPr>
+        <w:t>{r b</w:t>
+      </w:r>
+      <w:r>
+        <w:rPr>
+          <w:bCs/>
+          <w:sz w:val="24"/>
+          <w:u w:val="single"/>
+        </w:rPr>
+        <w:t>2</w:t>
+      </w:r>
+      <w:r>
+        <w:rPr>
+          <w:bCs/>
+          <w:sz w:val="24"/>
+          <w:u w:val="single"/>
+        </w:rPr>
+        <w:t>e_WLE_pretrial_loss_notax }}</w:t>
+      </w:r>
+      <w:commentRangeEnd w:id="8"/>
+      <w:r>
+        <w:rPr>
+          <w:rStyle w:val="CommentReference"/>
+          <w:bCs/>
+          <w:sz w:val="24"/>
+          <w:szCs w:val="20"/>
+        </w:rPr>
+        <w:commentReference w:id="8"/>
+      </w:r>
+      <w:commentRangeEnd w:id="9"/>
+      <w:r>
+        <w:rPr>
+          <w:rStyle w:val="CommentReference"/>
+          <w:bCs/>
+          <w:sz w:val="24"/>
+          <w:szCs w:val="20"/>
+        </w:rPr>
+        <w:commentReference w:id="9"/>
+      </w:r>
+      <w:commentRangeEnd w:id="10"/>
+      <w:r>
+        <w:rPr>
+          <w:rStyle w:val="CommentReference"/>
+          <w:bCs/>
+          <w:sz w:val="24"/>
+          <w:szCs w:val="20"/>
+        </w:rPr>
+        <w:commentReference w:id="10"/>
       </w:r>
     </w:p>
     <w:p>
@@ -1787,14 +2104,7 @@
           <w:bCs/>
           <w:sz w:val="24"/>
         </w:rPr>
-        <w:t>Employer Fringe Contributions</w:t>
-      </w:r>
-      <w:r>
-        <w:rPr>
-          <w:bCs/>
-          <w:sz w:val="24"/>
-        </w:rPr>
-        <w:t xml:space="preserve"> to trial is </w:t>
+        <w:t xml:space="preserve">Employer Fringe Contribution loss to trial is </w:t>
       </w:r>
       <w:r>
         <w:rPr>
@@ -1803,8 +2113,9 @@
           <w:highlight w:val="red"/>
           <w:u w:val="single"/>
         </w:rPr>
-        <w:t>$</w:t>
-      </w:r>
+        <w:t>{</w:t>
+      </w:r>
+      <w:commentRangeStart w:id="11"/>
       <w:r>
         <w:rPr>
           <w:bCs/>
@@ -1812,12 +2123,55 @@
           <w:highlight w:val="red"/>
           <w:u w:val="single"/>
         </w:rPr>
-        <w:t>24,941</w:t>
+        <w:t>{r b</w:t>
+      </w:r>
+      <w:r>
+        <w:rPr>
+          <w:bCs/>
+          <w:sz w:val="24"/>
+          <w:highlight w:val="red"/>
+          <w:u w:val="single"/>
+        </w:rPr>
+        <w:t>2</w:t>
+      </w:r>
+      <w:r>
+        <w:rPr>
+          <w:bCs/>
+          <w:sz w:val="24"/>
+          <w:highlight w:val="red"/>
+          <w:u w:val="single"/>
+        </w:rPr>
+        <w:t>e_WLE_pretrial_EFC_notax }}</w:t>
+      </w:r>
+      <w:commentRangeEnd w:id="11"/>
+      <w:r>
+        <w:rPr>
+          <w:rStyle w:val="CommentReference"/>
+          <w:bCs/>
+          <w:sz w:val="24"/>
+          <w:szCs w:val="20"/>
+        </w:rPr>
+        <w:commentReference w:id="11"/>
       </w:r>
     </w:p>
     <w:p>
       <w:pPr>
-        <w:pStyle w:val="ListParagraph"/>
+        <w:tabs>
+          <w:tab w:val="left" w:pos="720"/>
+          <w:tab w:val="left" w:pos="1440"/>
+          <w:tab w:val="left" w:pos="2160"/>
+          <w:tab w:val="left" w:pos="2880"/>
+          <w:tab w:val="left" w:pos="3600"/>
+          <w:tab w:val="left" w:pos="4320"/>
+          <w:tab w:val="left" w:pos="5040"/>
+          <w:tab w:val="left" w:pos="5760"/>
+          <w:tab w:val="left" w:pos="6480"/>
+          <w:tab w:val="left" w:pos="7200"/>
+          <w:tab w:val="left" w:pos="7920"/>
+        </w:tabs>
+        <w:suppressAutoHyphens/>
+        <w:ind w:left="1440" w:right="1260"/>
+        <w:jc w:val="both"/>
         <w:rPr>
           <w:bCs/>
           <w:sz w:val="24"/>
@@ -1856,39 +2210,42 @@
           <w:bCs/>
           <w:sz w:val="24"/>
         </w:rPr>
-        <w:t>Without return to gainful employment</w:t>
-      </w:r>
-      <w:r>
-        <w:rPr>
-          <w:bCs/>
-          <w:sz w:val="24"/>
-        </w:rPr>
-        <w:t>, the</w:t>
-      </w:r>
-      <w:r>
-        <w:rPr>
-          <w:bCs/>
-          <w:sz w:val="24"/>
-        </w:rPr>
-        <w:t xml:space="preserve"> loss from trial is </w:t>
-      </w:r>
-      <w:r>
-        <w:rPr>
-          <w:bCs/>
-          <w:sz w:val="24"/>
-        </w:rPr>
-        <w:t xml:space="preserve">is </w:t>
-      </w:r>
-      <w:commentRangeStart w:id="9"/>
+        <w:t xml:space="preserve">Without return to gainful employment, the loss from trial is </w:t>
+      </w:r>
       <w:r>
         <w:rPr>
           <w:bCs/>
           <w:sz w:val="24"/>
           <w:u w:val="single"/>
         </w:rPr>
-        <w:t>[[post-trial_loss_2]]</w:t>
-      </w:r>
-      <w:commentRangeEnd w:id="9"/>
+        <w:t>{</w:t>
+      </w:r>
+      <w:commentRangeStart w:id="12"/>
+      <w:r>
+        <w:rPr>
+          <w:bCs/>
+          <w:sz w:val="24"/>
+          <w:u w:val="single"/>
+        </w:rPr>
+        <w:t>{r b</w:t>
+      </w:r>
+      <w:r>
+        <w:rPr>
+          <w:bCs/>
+          <w:sz w:val="24"/>
+          <w:u w:val="single"/>
+        </w:rPr>
+        <w:t>2</w:t>
+      </w:r>
+      <w:r>
+        <w:rPr>
+          <w:bCs/>
+          <w:sz w:val="24"/>
+          <w:u w:val="single"/>
+        </w:rPr>
+        <w:t>e_WLE_posttrial_loss_notax }}</w:t>
+      </w:r>
+      <w:commentRangeEnd w:id="12"/>
       <w:r>
         <w:rPr>
           <w:rStyle w:val="CommentReference"/>
@@ -1896,7 +2253,7 @@
           <w:sz w:val="24"/>
           <w:szCs w:val="20"/>
         </w:rPr>
-        <w:commentReference w:id="9"/>
+        <w:commentReference w:id="12"/>
       </w:r>
     </w:p>
     <w:p>
@@ -1955,32 +2312,7 @@
           <w:bCs/>
           <w:sz w:val="24"/>
         </w:rPr>
-        <w:t xml:space="preserve">After </w:t>
-      </w:r>
-      <w:commentRangeStart w:id="10"/>
-      <w:r>
-        <w:rPr>
-          <w:bCs/>
-          <w:sz w:val="24"/>
-        </w:rPr>
-        <w:t xml:space="preserve">credit </w:t>
-      </w:r>
-      <w:commentRangeEnd w:id="10"/>
-      <w:r>
-        <w:rPr>
-          <w:rStyle w:val="CommentReference"/>
-          <w:bCs/>
-          <w:sz w:val="24"/>
-          <w:szCs w:val="20"/>
-        </w:rPr>
-        <w:commentReference w:id="10"/>
-      </w:r>
-      <w:r>
-        <w:rPr>
-          <w:bCs/>
-          <w:sz w:val="24"/>
-        </w:rPr>
-        <w:t xml:space="preserve">for </w:t>
+        <w:t xml:space="preserve">After credit for </w:t>
       </w:r>
       <w:r>
         <w:rPr>
@@ -1988,7 +2320,23 @@
           <w:sz w:val="24"/>
           <w:highlight w:val="red"/>
         </w:rPr>
-        <w:t>[[credit_total_2]]</w:t>
+        <w:t xml:space="preserve">{{ </w:t>
+      </w:r>
+      <w:r>
+        <w:rPr>
+          <w:bCs/>
+          <w:sz w:val="24"/>
+          <w:highlight w:val="red"/>
+        </w:rPr>
+        <w:t>credit_total</w:t>
+      </w:r>
+      <w:r>
+        <w:rPr>
+          <w:bCs/>
+          <w:sz w:val="24"/>
+          <w:highlight w:val="red"/>
+        </w:rPr>
+        <w:t>_1 }}</w:t>
       </w:r>
       <w:r>
         <w:rPr>
@@ -2008,19 +2356,25 @@
         <w:rPr>
           <w:bCs/>
           <w:sz w:val="24"/>
-          <w:highlight w:val="red"/>
           <w:u w:val="single"/>
         </w:rPr>
-        <w:t>$</w:t>
-      </w:r>
-      <w:r>
-        <w:rPr>
-          <w:bCs/>
-          <w:sz w:val="24"/>
-          <w:highlight w:val="red"/>
+        <w:t>{{r b</w:t>
+      </w:r>
+      <w:r>
+        <w:rPr>
+          <w:bCs/>
+          <w:sz w:val="24"/>
           <w:u w:val="single"/>
         </w:rPr>
-        <w:t>405,709</w:t>
+        <w:t>2</w:t>
+      </w:r>
+      <w:r>
+        <w:rPr>
+          <w:bCs/>
+          <w:sz w:val="24"/>
+          <w:u w:val="single"/>
+        </w:rPr>
+        <w:t>e_posttrial_loss_adj }}</w:t>
       </w:r>
     </w:p>
     <w:p>
@@ -2079,53 +2433,31 @@
           <w:bCs/>
           <w:sz w:val="24"/>
         </w:rPr>
-        <w:t>Employer Fringe Contribution</w:t>
-      </w:r>
-      <w:r>
-        <w:rPr>
-          <w:bCs/>
-          <w:sz w:val="24"/>
-        </w:rPr>
-        <w:t xml:space="preserve"> loss</w:t>
-      </w:r>
-      <w:r>
-        <w:rPr>
-          <w:bCs/>
-          <w:sz w:val="24"/>
-        </w:rPr>
-        <w:t xml:space="preserve"> from trial</w:t>
-      </w:r>
-      <w:r>
-        <w:rPr>
-          <w:bCs/>
-          <w:sz w:val="24"/>
-        </w:rPr>
-        <w:t xml:space="preserve"> is</w:t>
-      </w:r>
-      <w:r>
-        <w:rPr>
-          <w:bCs/>
-          <w:sz w:val="24"/>
-        </w:rPr>
-        <w:t xml:space="preserve"> </w:t>
-      </w:r>
-      <w:r>
-        <w:rPr>
-          <w:bCs/>
-          <w:sz w:val="24"/>
-          <w:highlight w:val="red"/>
+        <w:t xml:space="preserve">Employer Fringe Contribution loss from trial is </w:t>
+      </w:r>
+      <w:r>
+        <w:rPr>
+          <w:bCs/>
+          <w:sz w:val="24"/>
           <w:u w:val="single"/>
         </w:rPr>
-        <w:t>$</w:t>
-      </w:r>
-      <w:r>
-        <w:rPr>
-          <w:bCs/>
-          <w:sz w:val="24"/>
-          <w:highlight w:val="red"/>
+        <w:t>{{r b</w:t>
+      </w:r>
+      <w:r>
+        <w:rPr>
+          <w:bCs/>
+          <w:sz w:val="24"/>
           <w:u w:val="single"/>
         </w:rPr>
-        <w:t>129,767</w:t>
+        <w:t>2</w:t>
+      </w:r>
+      <w:r>
+        <w:rPr>
+          <w:bCs/>
+          <w:sz w:val="24"/>
+          <w:u w:val="single"/>
+        </w:rPr>
+        <w:t>e_WLE_posttrial_EFC_notax }}</w:t>
       </w:r>
     </w:p>
     <w:p>
@@ -2175,57 +2507,56 @@
         <w:rPr>
           <w:bCs/>
           <w:sz w:val="24"/>
-          <w:highlight w:val="red"/>
           <w:u w:val="single"/>
         </w:rPr>
-        <w:t>$</w:t>
-      </w:r>
-      <w:commentRangeStart w:id="11"/>
-      <w:r>
-        <w:rPr>
-          <w:bCs/>
-          <w:sz w:val="24"/>
-          <w:highlight w:val="red"/>
+        <w:t xml:space="preserve">{{r </w:t>
+      </w:r>
+      <w:r>
+        <w:rPr>
+          <w:bCs/>
+          <w:sz w:val="24"/>
           <w:u w:val="single"/>
         </w:rPr>
-        <w:t>337</w:t>
-      </w:r>
-      <w:commentRangeEnd w:id="11"/>
-      <w:r>
-        <w:rPr>
-          <w:rStyle w:val="CommentReference"/>
-          <w:bCs/>
-          <w:sz w:val="24"/>
-          <w:szCs w:val="20"/>
-          <w:highlight w:val="red"/>
+        <w:t>WC_CPI_onetime_cost_low</w:t>
+      </w:r>
+      <w:r>
+        <w:rPr>
+          <w:bCs/>
+          <w:sz w:val="24"/>
           <w:u w:val="single"/>
         </w:rPr>
-        <w:commentReference w:id="11"/>
-      </w:r>
-      <w:r>
-        <w:rPr>
-          <w:bCs/>
-          <w:sz w:val="24"/>
-          <w:highlight w:val="red"/>
+        <w:t xml:space="preserve"> }}</w:t>
+      </w:r>
+      <w:r>
+        <w:rPr>
+          <w:bCs/>
+          <w:sz w:val="24"/>
+        </w:rPr>
+        <w:t xml:space="preserve"> to </w:t>
+      </w:r>
+      <w:r>
+        <w:rPr>
+          <w:bCs/>
+          <w:sz w:val="24"/>
           <w:u w:val="single"/>
         </w:rPr>
-        <w:t>,542</w:t>
-      </w:r>
-      <w:r>
-        <w:rPr>
-          <w:bCs/>
-          <w:sz w:val="24"/>
-        </w:rPr>
-        <w:t xml:space="preserve"> to </w:t>
-      </w:r>
-      <w:r>
-        <w:rPr>
-          <w:bCs/>
-          <w:sz w:val="24"/>
-          <w:highlight w:val="red"/>
+        <w:t xml:space="preserve">{{r </w:t>
+      </w:r>
+      <w:r>
+        <w:rPr>
+          <w:bCs/>
+          <w:sz w:val="24"/>
           <w:u w:val="single"/>
         </w:rPr>
-        <w:t>$382,413</w:t>
+        <w:t>WC_CPI_onetime_cost_high</w:t>
+      </w:r>
+      <w:r>
+        <w:rPr>
+          <w:bCs/>
+          <w:sz w:val="24"/>
+          <w:u w:val="single"/>
+        </w:rPr>
+        <w:t xml:space="preserve"> }}</w:t>
       </w:r>
     </w:p>
     <w:p>
@@ -2416,16 +2747,28 @@
               <w:rPr>
                 <w:bCs/>
                 <w:sz w:val="24"/>
-                <w:highlight w:val="yellow"/>
               </w:rPr>
             </w:pPr>
             <w:r>
               <w:rPr>
                 <w:bCs/>
                 <w:sz w:val="24"/>
-                <w:highlight w:val="yellow"/>
-              </w:rPr>
-              <w:t>[[claimant_DOB_short]]</w:t>
+              </w:rPr>
+              <w:t xml:space="preserve">{{ </w:t>
+            </w:r>
+            <w:r>
+              <w:rPr>
+                <w:bCs/>
+                <w:sz w:val="24"/>
+              </w:rPr>
+              <w:t>claimant_DOB_short</w:t>
+            </w:r>
+            <w:r>
+              <w:rPr>
+                <w:bCs/>
+                <w:sz w:val="24"/>
+              </w:rPr>
+              <w:t xml:space="preserve"> }}</w:t>
             </w:r>
           </w:p>
         </w:tc>
@@ -2515,16 +2858,28 @@
               <w:rPr>
                 <w:bCs/>
                 <w:sz w:val="24"/>
-                <w:highlight w:val="yellow"/>
               </w:rPr>
             </w:pPr>
             <w:r>
               <w:rPr>
                 <w:bCs/>
                 <w:sz w:val="24"/>
-                <w:highlight w:val="yellow"/>
-              </w:rPr>
-              <w:t>[[date_of_accident]]</w:t>
+              </w:rPr>
+              <w:t xml:space="preserve">{{ </w:t>
+            </w:r>
+            <w:r>
+              <w:rPr>
+                <w:bCs/>
+                <w:sz w:val="24"/>
+              </w:rPr>
+              <w:t>claimant_DOI_short</w:t>
+            </w:r>
+            <w:r>
+              <w:rPr>
+                <w:bCs/>
+                <w:sz w:val="24"/>
+              </w:rPr>
+              <w:t xml:space="preserve"> }}</w:t>
             </w:r>
           </w:p>
         </w:tc>
@@ -2562,15 +2917,7 @@
                 <w:bCs/>
                 <w:sz w:val="24"/>
               </w:rPr>
-              <w:t xml:space="preserve">Date of </w:t>
-            </w:r>
-            <w:r>
-              <w:rPr>
-                <w:bCs/>
-                <w:sz w:val="24"/>
-                <w:highlight w:val="red"/>
-              </w:rPr>
-              <w:t>Trial</w:t>
+              <w:t>Date of Trial</w:t>
             </w:r>
           </w:p>
           <w:p>
@@ -2622,16 +2969,28 @@
               <w:rPr>
                 <w:bCs/>
                 <w:sz w:val="24"/>
-                <w:highlight w:val="yellow"/>
               </w:rPr>
             </w:pPr>
             <w:r>
               <w:rPr>
                 <w:bCs/>
                 <w:sz w:val="24"/>
-                <w:highlight w:val="yellow"/>
-              </w:rPr>
-              <w:t>[[date_of_trial_short]]</w:t>
+              </w:rPr>
+              <w:t xml:space="preserve">{{ </w:t>
+            </w:r>
+            <w:r>
+              <w:rPr>
+                <w:bCs/>
+                <w:sz w:val="24"/>
+              </w:rPr>
+              <w:t>trial_date_short</w:t>
+            </w:r>
+            <w:r>
+              <w:rPr>
+                <w:bCs/>
+                <w:sz w:val="24"/>
+              </w:rPr>
+              <w:t xml:space="preserve"> }}</w:t>
             </w:r>
           </w:p>
         </w:tc>
@@ -2669,19 +3028,10 @@
                 <w:bCs/>
                 <w:sz w:val="24"/>
               </w:rPr>
-              <w:t xml:space="preserve">Place of </w:t>
-            </w:r>
-            <w:r>
-              <w:rPr>
-                <w:bCs/>
-                <w:sz w:val="24"/>
-                <w:highlight w:val="red"/>
-              </w:rPr>
-              <w:t>Trial</w:t>
+              <w:t>Place of Trial</w:t>
             </w:r>
           </w:p>
         </w:tc>
-        <w:commentRangeStart w:id="12"/>
         <w:tc>
           <w:tcPr>
             <w:tcW w:w="3600" w:type="dxa"/>
@@ -2706,67 +3056,14 @@
               <w:rPr>
                 <w:bCs/>
                 <w:sz w:val="24"/>
-                <w:highlight w:val="yellow"/>
               </w:rPr>
             </w:pPr>
             <w:r>
               <w:rPr>
                 <w:bCs/>
                 <w:sz w:val="24"/>
-                <w:highlight w:val="yellow"/>
-              </w:rPr>
-              <w:fldChar w:fldCharType="begin"/>
-            </w:r>
-            <w:r>
-              <w:rPr>
-                <w:bCs/>
-                <w:sz w:val="24"/>
-                <w:highlight w:val="yellow"/>
-              </w:rPr>
-              <w:instrText xml:space="preserve"> DOCVARIABLE "zapLink¦2!1!Place_of_Trial" </w:instrText>
-            </w:r>
-            <w:r>
-              <w:rPr>
-                <w:bCs/>
-                <w:sz w:val="24"/>
-                <w:highlight w:val="yellow"/>
-              </w:rPr>
-              <w:fldChar w:fldCharType="separate"/>
-            </w:r>
-            <w:r>
-              <w:rPr>
-                <w:bCs/>
-                <w:sz w:val="24"/>
-                <w:highlight w:val="red"/>
-              </w:rPr>
-              <w:t>Southern District of TX</w:t>
-            </w:r>
-            <w:r>
-              <w:rPr>
-                <w:bCs/>
-                <w:sz w:val="24"/>
-                <w:highlight w:val="yellow"/>
-              </w:rPr>
-              <w:t xml:space="preserve"> </w:t>
-            </w:r>
-            <w:r>
-              <w:rPr>
-                <w:bCs/>
-                <w:sz w:val="24"/>
-                <w:highlight w:val="yellow"/>
-              </w:rPr>
-              <w:fldChar w:fldCharType="end"/>
-            </w:r>
-            <w:commentRangeEnd w:id="12"/>
-            <w:r>
-              <w:rPr>
-                <w:rStyle w:val="CommentReference"/>
-                <w:bCs/>
-                <w:sz w:val="24"/>
-                <w:szCs w:val="20"/>
-                <w:highlight w:val="yellow"/>
-              </w:rPr>
-              <w:commentReference w:id="12"/>
+              </w:rPr>
+              <w:t>{{ court_jurisdiction }}</w:t>
             </w:r>
           </w:p>
         </w:tc>
@@ -2877,31 +3174,55 @@
         <w:rPr>
           <w:bCs/>
           <w:sz w:val="24"/>
-          <w:highlight w:val="yellow"/>
-        </w:rPr>
-        <w:fldChar w:fldCharType="begin"/>
-      </w:r>
-      <w:r>
-        <w:rPr>
-          <w:bCs/>
-          <w:sz w:val="24"/>
-          <w:highlight w:val="yellow"/>
-        </w:rPr>
-        <w:instrText xml:space="preserve"> DOCVARIABLE "zapLink¦2!1!Primary_Earnings_Base_1" </w:instrText>
-      </w:r>
-      <w:r>
-        <w:rPr>
-          <w:bCs/>
-          <w:sz w:val="24"/>
-          <w:highlight w:val="yellow"/>
-        </w:rPr>
-        <w:fldChar w:fldCharType="separate"/>
-      </w:r>
-      <w:r>
-        <w:rPr>
-          <w:bCs/>
-          <w:sz w:val="24"/>
-          <w:highlight w:val="yellow"/>
+        </w:rPr>
+        <w:t xml:space="preserve">{{ </w:t>
+      </w:r>
+      <w:r>
+        <w:rPr>
+          <w:bCs/>
+          <w:sz w:val="24"/>
+        </w:rPr>
+        <w:t>b1e_WLE_earnings</w:t>
+      </w:r>
+      <w:r>
+        <w:rPr>
+          <w:bCs/>
+          <w:sz w:val="24"/>
+        </w:rPr>
+        <w:t xml:space="preserve"> }} </w:t>
+      </w:r>
+      <w:r>
+        <w:rPr>
+          <w:bCs/>
+          <w:sz w:val="24"/>
+        </w:rPr>
+        <w:t xml:space="preserve">and </w:t>
+      </w:r>
+      <w:r>
+        <w:rPr>
+          <w:bCs/>
+          <w:sz w:val="24"/>
+        </w:rPr>
+        <w:t xml:space="preserve">{{ </w:t>
+      </w:r>
+      <w:r>
+        <w:rPr>
+          <w:bCs/>
+          <w:sz w:val="24"/>
+        </w:rPr>
+        <w:t>b2e_WLE_earnings</w:t>
+      </w:r>
+      <w:r>
+        <w:rPr>
+          <w:bCs/>
+          <w:sz w:val="24"/>
+        </w:rPr>
+        <w:t xml:space="preserve"> }}</w:t>
+      </w:r>
+      <w:r>
+        <w:rPr>
+          <w:bCs/>
+          <w:sz w:val="24"/>
         </w:rPr>
         <w:t xml:space="preserve"> </w:t>
       </w:r>
@@ -2911,13 +3232,28 @@
           <w:sz w:val="24"/>
           <w:highlight w:val="red"/>
         </w:rPr>
-        <w:t>$56,023</w:t>
-      </w:r>
-      <w:r>
-        <w:rPr>
-          <w:bCs/>
-          <w:sz w:val="24"/>
-          <w:highlight w:val="yellow"/>
+        <w:t xml:space="preserve">{{ </w:t>
+      </w:r>
+      <w:r>
+        <w:rPr>
+          <w:bCs/>
+          <w:sz w:val="24"/>
+          <w:highlight w:val="red"/>
+        </w:rPr>
+        <w:t>is_versus_are</w:t>
+      </w:r>
+      <w:r>
+        <w:rPr>
+          <w:bCs/>
+          <w:sz w:val="24"/>
+          <w:highlight w:val="red"/>
+        </w:rPr>
+        <w:t xml:space="preserve"> }}</w:t>
+      </w:r>
+      <w:r>
+        <w:rPr>
+          <w:bCs/>
+          <w:sz w:val="24"/>
         </w:rPr>
         <w:t xml:space="preserve"> </w:t>
       </w:r>
@@ -2925,24 +3261,8 @@
         <w:rPr>
           <w:bCs/>
           <w:sz w:val="24"/>
-          <w:highlight w:val="yellow"/>
-        </w:rPr>
-        <w:fldChar w:fldCharType="end"/>
-      </w:r>
-      <w:r>
-        <w:rPr>
-          <w:bCs/>
-          <w:sz w:val="24"/>
-        </w:rPr>
-        <w:t xml:space="preserve">and </w:t>
-      </w:r>
-      <w:r>
-        <w:rPr>
-          <w:bCs/>
-          <w:sz w:val="24"/>
-          <w:highlight w:val="red"/>
-        </w:rPr>
-        <w:t>$61,000</w:t>
+        </w:rPr>
+        <w:t>employed in the</w:t>
       </w:r>
       <w:r>
         <w:rPr>
@@ -2955,35 +3275,6 @@
         <w:rPr>
           <w:bCs/>
           <w:sz w:val="24"/>
-          <w:highlight w:val="yellow"/>
-        </w:rPr>
-        <w:t>[[is_versus_are]]</w:t>
-      </w:r>
-      <w:r>
-        <w:rPr>
-          <w:bCs/>
-          <w:sz w:val="24"/>
-        </w:rPr>
-        <w:t xml:space="preserve"> </w:t>
-      </w:r>
-      <w:r>
-        <w:rPr>
-          <w:bCs/>
-          <w:sz w:val="24"/>
-        </w:rPr>
-        <w:t>employed in the</w:t>
-      </w:r>
-      <w:r>
-        <w:rPr>
-          <w:bCs/>
-          <w:sz w:val="24"/>
-        </w:rPr>
-        <w:t xml:space="preserve"> </w:t>
-      </w:r>
-      <w:r>
-        <w:rPr>
-          <w:bCs/>
-          <w:sz w:val="24"/>
         </w:rPr>
         <w:t>estimate of earning</w:t>
       </w:r>
@@ -3007,26 +3298,29 @@
           <w:sz w:val="24"/>
           <w:highlight w:val="green"/>
         </w:rPr>
-        <w:t xml:space="preserve">Earnings losses are presented on an after-tax basis with an </w:t>
-      </w:r>
-      <w:commentRangeStart w:id="13"/>
-      <w:r>
-        <w:rPr>
-          <w:bCs/>
-          <w:sz w:val="24"/>
-          <w:highlight w:val="red"/>
-        </w:rPr>
-        <w:t>effective tax rate of 19.3%.</w:t>
-      </w:r>
-      <w:commentRangeEnd w:id="13"/>
-      <w:r>
-        <w:rPr>
-          <w:rStyle w:val="CommentReference"/>
-          <w:bCs/>
-          <w:sz w:val="24"/>
-          <w:szCs w:val="20"/>
-        </w:rPr>
-        <w:commentReference w:id="13"/>
+        <w:t xml:space="preserve">Earnings losses are presented on an after-tax basis with </w:t>
+      </w:r>
+      <w:r>
+        <w:rPr>
+          <w:bCs/>
+          <w:sz w:val="24"/>
+          <w:highlight w:val="green"/>
+        </w:rPr>
+        <w:t xml:space="preserve">an effective tax rate of </w:t>
+      </w:r>
+      <w:r>
+        <w:rPr>
+          <w:bCs/>
+          <w:sz w:val="24"/>
+        </w:rPr>
+        <w:t>{{ eff_tax_rate }}</w:t>
+      </w:r>
+      <w:r>
+        <w:rPr>
+          <w:bCs/>
+          <w:sz w:val="24"/>
+        </w:rPr>
+        <w:t>%.</w:t>
       </w:r>
     </w:p>
     <w:p>
@@ -3131,7 +3425,7 @@
                 <w:szCs w:val="24"/>
               </w:rPr>
             </w:pPr>
-            <w:commentRangeStart w:id="14"/>
+            <w:commentRangeStart w:id="13"/>
             <w:r>
               <w:rPr>
                 <w:bCs/>
@@ -3143,7 +3437,7 @@
               </w:rPr>
               <w:t>Primary</w:t>
             </w:r>
-            <w:commentRangeEnd w:id="14"/>
+            <w:commentRangeEnd w:id="13"/>
             <w:r>
               <w:rPr>
                 <w:rStyle w:val="CommentReference"/>
@@ -3152,7 +3446,7 @@
                 <w:sz w:val="24"/>
                 <w:szCs w:val="24"/>
               </w:rPr>
-              <w:commentReference w:id="14"/>
+              <w:commentReference w:id="13"/>
             </w:r>
           </w:p>
         </w:tc>
@@ -3176,7 +3470,6 @@
                 <w:spacing w:val="0"/>
                 <w:sz w:val="24"/>
                 <w:szCs w:val="24"/>
-                <w:highlight w:val="yellow"/>
               </w:rPr>
             </w:pPr>
             <w:r>
@@ -3186,9 +3479,8 @@
                 <w:spacing w:val="0"/>
                 <w:sz w:val="24"/>
                 <w:szCs w:val="24"/>
-                <w:highlight w:val="yellow"/>
-              </w:rPr>
-              <w:t>[[base_earnings_1]]</w:t>
+              </w:rPr>
+              <w:t xml:space="preserve">{{ </w:t>
             </w:r>
             <w:r>
               <w:rPr>
@@ -3197,7 +3489,26 @@
                 <w:spacing w:val="0"/>
                 <w:sz w:val="24"/>
                 <w:szCs w:val="24"/>
-                <w:highlight w:val="yellow"/>
+              </w:rPr>
+              <w:t>1be_WLE_earnings</w:t>
+            </w:r>
+            <w:r>
+              <w:rPr>
+                <w:bCs/>
+                <w:color w:val="000000"/>
+                <w:spacing w:val="0"/>
+                <w:sz w:val="24"/>
+                <w:szCs w:val="24"/>
+              </w:rPr>
+              <w:t xml:space="preserve"> }}</w:t>
+            </w:r>
+            <w:r>
+              <w:rPr>
+                <w:bCs/>
+                <w:color w:val="000000"/>
+                <w:spacing w:val="0"/>
+                <w:sz w:val="24"/>
+                <w:szCs w:val="24"/>
               </w:rPr>
               <w:t xml:space="preserve"> </w:t>
             </w:r>
@@ -3274,7 +3585,6 @@
                 <w:spacing w:val="0"/>
                 <w:sz w:val="24"/>
                 <w:szCs w:val="24"/>
-                <w:highlight w:val="yellow"/>
               </w:rPr>
             </w:pPr>
             <w:r>
@@ -3283,9 +3593,26 @@
                 <w:spacing w:val="0"/>
                 <w:sz w:val="24"/>
                 <w:szCs w:val="24"/>
-                <w:highlight w:val="yellow"/>
-              </w:rPr>
-              <w:t>[[base_earnings_2]]</w:t>
+              </w:rPr>
+              <w:t xml:space="preserve">{{ </w:t>
+            </w:r>
+            <w:r>
+              <w:rPr>
+                <w:color w:val="000000"/>
+                <w:spacing w:val="0"/>
+                <w:sz w:val="24"/>
+                <w:szCs w:val="24"/>
+              </w:rPr>
+              <w:t>2be_WLE_earnings</w:t>
+            </w:r>
+            <w:r>
+              <w:rPr>
+                <w:color w:val="000000"/>
+                <w:spacing w:val="0"/>
+                <w:sz w:val="24"/>
+                <w:szCs w:val="24"/>
+              </w:rPr>
+              <w:t xml:space="preserve"> }}</w:t>
             </w:r>
           </w:p>
         </w:tc>
@@ -3350,6 +3677,7 @@
           <w:sz w:val="24"/>
           <w:u w:val="single"/>
         </w:rPr>
+        <w:lastRenderedPageBreak/>
         <w:t>Loss</w:t>
       </w:r>
       <w:r>
@@ -3364,7 +3692,6 @@
         <w:rPr>
           <w:bCs/>
           <w:sz w:val="24"/>
-          <w:highlight w:val="red"/>
           <w:u w:val="single"/>
         </w:rPr>
         <w:t>T</w:t>
@@ -3373,7 +3700,6 @@
         <w:rPr>
           <w:bCs/>
           <w:sz w:val="24"/>
-          <w:highlight w:val="red"/>
           <w:u w:val="single"/>
         </w:rPr>
         <w:t>rial</w:t>
@@ -3384,13 +3710,174 @@
         </w:rPr>
         <w:t xml:space="preserve"> is </w:t>
       </w:r>
-      <w:commentRangeStart w:id="15"/>
-      <w:r>
-        <w:rPr>
-          <w:bCs/>
-          <w:sz w:val="24"/>
-        </w:rPr>
-        <w:t>$</w:t>
+      <w:r>
+        <w:rPr>
+          <w:bCs/>
+          <w:sz w:val="24"/>
+        </w:rPr>
+        <w:t>{{ 1be_WLE_pretrial_loss_notax }}</w:t>
+      </w:r>
+      <w:r>
+        <w:rPr>
+          <w:bCs/>
+          <w:sz w:val="24"/>
+        </w:rPr>
+        <w:t xml:space="preserve"> </w:t>
+      </w:r>
+      <w:r>
+        <w:rPr>
+          <w:bCs/>
+          <w:sz w:val="24"/>
+        </w:rPr>
+        <w:t xml:space="preserve">under the base </w:t>
+      </w:r>
+      <w:r>
+        <w:rPr>
+          <w:bCs/>
+          <w:sz w:val="24"/>
+        </w:rPr>
+        <w:t xml:space="preserve">of </w:t>
+      </w:r>
+      <w:r>
+        <w:rPr>
+          <w:bCs/>
+          <w:sz w:val="24"/>
+        </w:rPr>
+        <w:t xml:space="preserve">{{ </w:t>
+      </w:r>
+      <w:r>
+        <w:rPr>
+          <w:bCs/>
+          <w:sz w:val="24"/>
+        </w:rPr>
+        <w:t>1be_WLE_earnings</w:t>
+      </w:r>
+      <w:r>
+        <w:rPr>
+          <w:bCs/>
+          <w:sz w:val="24"/>
+        </w:rPr>
+        <w:t xml:space="preserve"> }}</w:t>
+      </w:r>
+      <w:r>
+        <w:rPr>
+          <w:bCs/>
+          <w:sz w:val="24"/>
+        </w:rPr>
+        <w:t>.</w:t>
+      </w:r>
+      <w:r>
+        <w:rPr>
+          <w:bCs/>
+          <w:sz w:val="24"/>
+        </w:rPr>
+        <w:t xml:space="preserve"> </w:t>
+      </w:r>
+      <w:r>
+        <w:rPr>
+          <w:bCs/>
+          <w:sz w:val="24"/>
+          <w:highlight w:val="green"/>
+        </w:rPr>
+        <w:t>Losses are estimated by</w:t>
+      </w:r>
+      <w:r>
+        <w:rPr>
+          <w:bCs/>
+          <w:sz w:val="24"/>
+        </w:rPr>
+        <w:t xml:space="preserve"> multiplying</w:t>
+      </w:r>
+      <w:r>
+        <w:rPr>
+          <w:bCs/>
+          <w:sz w:val="24"/>
+        </w:rPr>
+        <w:t xml:space="preserve"> the</w:t>
+      </w:r>
+      <w:r>
+        <w:rPr>
+          <w:bCs/>
+          <w:sz w:val="24"/>
+        </w:rPr>
+        <w:t xml:space="preserve"> earnings base by the time period from </w:t>
+      </w:r>
+      <w:r>
+        <w:rPr>
+          <w:bCs/>
+          <w:sz w:val="24"/>
+        </w:rPr>
+        <w:t xml:space="preserve">the </w:t>
+      </w:r>
+      <w:r>
+        <w:rPr>
+          <w:bCs/>
+          <w:sz w:val="24"/>
+        </w:rPr>
+        <w:t xml:space="preserve">accident to </w:t>
+      </w:r>
+      <w:r>
+        <w:rPr>
+          <w:bCs/>
+          <w:sz w:val="24"/>
+        </w:rPr>
+        <w:t xml:space="preserve">the </w:t>
+      </w:r>
+      <w:r>
+        <w:rPr>
+          <w:bCs/>
+          <w:sz w:val="24"/>
+        </w:rPr>
+        <w:t>trial.</w:t>
+      </w:r>
+      <w:r>
+        <w:rPr>
+          <w:bCs/>
+          <w:sz w:val="24"/>
+        </w:rPr>
+        <w:t xml:space="preserve"> </w:t>
+      </w:r>
+      <w:r>
+        <w:rPr>
+          <w:bCs/>
+          <w:sz w:val="24"/>
+        </w:rPr>
+        <w:t xml:space="preserve">The </w:t>
+      </w:r>
+      <w:r>
+        <w:rPr>
+          <w:bCs/>
+          <w:sz w:val="24"/>
+        </w:rPr>
+        <w:t>V</w:t>
+      </w:r>
+      <w:r>
+        <w:rPr>
+          <w:bCs/>
+          <w:sz w:val="24"/>
+        </w:rPr>
+        <w:t xml:space="preserve">ocational </w:t>
+      </w:r>
+      <w:r>
+        <w:rPr>
+          <w:bCs/>
+          <w:sz w:val="24"/>
+        </w:rPr>
+        <w:t>E</w:t>
+      </w:r>
+      <w:r>
+        <w:rPr>
+          <w:bCs/>
+          <w:sz w:val="24"/>
+        </w:rPr>
+        <w:t>valuation</w:t>
+      </w:r>
+      <w:r>
+        <w:rPr>
+          <w:bCs/>
+          <w:sz w:val="24"/>
+        </w:rPr>
+        <w:t xml:space="preserve"> states </w:t>
       </w:r>
       <w:r>
         <w:rPr>
@@ -3398,7 +3885,31 @@
           <w:sz w:val="24"/>
           <w:highlight w:val="yellow"/>
         </w:rPr>
-        <w:t>127,380</w:t>
+        <w:t xml:space="preserve">{{ </w:t>
+      </w:r>
+      <w:r>
+        <w:rPr>
+          <w:bCs/>
+          <w:sz w:val="24"/>
+          <w:highlight w:val="yellow"/>
+        </w:rPr>
+        <w:t>claimant_salutation_with_name</w:t>
+      </w:r>
+      <w:r>
+        <w:rPr>
+          <w:bCs/>
+          <w:sz w:val="24"/>
+          <w:highlight w:val="yellow"/>
+        </w:rPr>
+        <w:t>_last</w:t>
+      </w:r>
+      <w:r>
+        <w:rPr>
+          <w:bCs/>
+          <w:sz w:val="24"/>
+          <w:highlight w:val="yellow"/>
+        </w:rPr>
+        <w:t xml:space="preserve"> }}</w:t>
       </w:r>
       <w:r>
         <w:rPr>
@@ -3407,22 +3918,12 @@
         </w:rPr>
         <w:t xml:space="preserve"> </w:t>
       </w:r>
-      <w:commentRangeEnd w:id="15"/>
-      <w:r>
-        <w:rPr>
-          <w:rStyle w:val="CommentReference"/>
-          <w:bCs/>
-          <w:sz w:val="24"/>
-          <w:szCs w:val="20"/>
-        </w:rPr>
-        <w:commentReference w:id="15"/>
-      </w:r>
-      <w:r>
-        <w:rPr>
-          <w:bCs/>
-          <w:sz w:val="24"/>
-        </w:rPr>
-        <w:t xml:space="preserve">under the base of </w:t>
+      <w:r>
+        <w:rPr>
+          <w:bCs/>
+          <w:sz w:val="24"/>
+        </w:rPr>
+        <w:t xml:space="preserve">had the potential to reach a median earnings rate of </w:t>
       </w:r>
       <w:r>
         <w:rPr>
@@ -3430,7 +3931,7 @@
           <w:sz w:val="24"/>
           <w:highlight w:val="yellow"/>
         </w:rPr>
-        <w:t>[[</w:t>
+        <w:t xml:space="preserve">{{ </w:t>
       </w:r>
       <w:r>
         <w:rPr>
@@ -3438,128 +3939,7 @@
           <w:sz w:val="24"/>
           <w:highlight w:val="yellow"/>
         </w:rPr>
-        <w:t>base_earnings_1]]</w:t>
-      </w:r>
-      <w:r>
-        <w:rPr>
-          <w:bCs/>
-          <w:sz w:val="24"/>
-        </w:rPr>
-        <w:t xml:space="preserve">. </w:t>
-      </w:r>
-      <w:r>
-        <w:rPr>
-          <w:bCs/>
-          <w:sz w:val="24"/>
-          <w:highlight w:val="green"/>
-        </w:rPr>
-        <w:t>Losses are estimated by</w:t>
-      </w:r>
-      <w:r>
-        <w:rPr>
-          <w:bCs/>
-          <w:sz w:val="24"/>
-        </w:rPr>
-        <w:t xml:space="preserve"> multiplying</w:t>
-      </w:r>
-      <w:r>
-        <w:rPr>
-          <w:bCs/>
-          <w:sz w:val="24"/>
-        </w:rPr>
-        <w:t xml:space="preserve"> the</w:t>
-      </w:r>
-      <w:r>
-        <w:rPr>
-          <w:bCs/>
-          <w:sz w:val="24"/>
-        </w:rPr>
-        <w:t xml:space="preserve"> earnings base by the time period from </w:t>
-      </w:r>
-      <w:r>
-        <w:rPr>
-          <w:bCs/>
-          <w:sz w:val="24"/>
-        </w:rPr>
-        <w:t xml:space="preserve">the </w:t>
-      </w:r>
-      <w:r>
-        <w:rPr>
-          <w:bCs/>
-          <w:sz w:val="24"/>
-        </w:rPr>
-        <w:t xml:space="preserve">accident to </w:t>
-      </w:r>
-      <w:r>
-        <w:rPr>
-          <w:bCs/>
-          <w:sz w:val="24"/>
-        </w:rPr>
-        <w:t xml:space="preserve">the </w:t>
-      </w:r>
-      <w:r>
-        <w:rPr>
-          <w:bCs/>
-          <w:sz w:val="24"/>
-          <w:highlight w:val="red"/>
-        </w:rPr>
-        <w:t>trial</w:t>
-      </w:r>
-      <w:r>
-        <w:rPr>
-          <w:bCs/>
-          <w:sz w:val="24"/>
-        </w:rPr>
-        <w:t>.</w:t>
-      </w:r>
-      <w:r>
-        <w:rPr>
-          <w:bCs/>
-          <w:sz w:val="24"/>
-        </w:rPr>
-        <w:t xml:space="preserve"> </w:t>
-      </w:r>
-      <w:r>
-        <w:rPr>
-          <w:bCs/>
-          <w:sz w:val="24"/>
-        </w:rPr>
-        <w:t xml:space="preserve">The </w:t>
-      </w:r>
-      <w:r>
-        <w:rPr>
-          <w:bCs/>
-          <w:sz w:val="24"/>
-        </w:rPr>
-        <w:t>V</w:t>
-      </w:r>
-      <w:r>
-        <w:rPr>
-          <w:bCs/>
-          <w:sz w:val="24"/>
-        </w:rPr>
-        <w:t xml:space="preserve">ocational </w:t>
-      </w:r>
-      <w:r>
-        <w:rPr>
-          <w:bCs/>
-          <w:sz w:val="24"/>
-        </w:rPr>
-        <w:t>E</w:t>
-      </w:r>
-      <w:r>
-        <w:rPr>
-          <w:bCs/>
-          <w:sz w:val="24"/>
-        </w:rPr>
-        <w:t>valuation</w:t>
-      </w:r>
-      <w:r>
-        <w:rPr>
-          <w:bCs/>
-          <w:sz w:val="24"/>
-        </w:rPr>
-        <w:t xml:space="preserve"> states </w:t>
+        <w:t>2be_WLE_earnings</w:t>
       </w:r>
       <w:r>
         <w:rPr>
@@ -3567,29 +3947,7 @@
           <w:sz w:val="24"/>
           <w:highlight w:val="yellow"/>
         </w:rPr>
-        <w:t>[[claimant_salutation_with_last_name]]</w:t>
-      </w:r>
-      <w:r>
-        <w:rPr>
-          <w:bCs/>
-          <w:sz w:val="24"/>
-        </w:rPr>
-        <w:t xml:space="preserve"> </w:t>
-      </w:r>
-      <w:r>
-        <w:rPr>
-          <w:bCs/>
-          <w:sz w:val="24"/>
-        </w:rPr>
-        <w:t xml:space="preserve">had the potential to reach a median earnings rate of </w:t>
-      </w:r>
-      <w:r>
-        <w:rPr>
-          <w:bCs/>
-          <w:sz w:val="24"/>
-          <w:highlight w:val="yellow"/>
-        </w:rPr>
-        <w:t>[[base_earnings_2]]</w:t>
+        <w:t xml:space="preserve"> }}</w:t>
       </w:r>
       <w:r>
         <w:rPr>
@@ -3724,14 +4082,223 @@
         <w:rPr>
           <w:bCs/>
           <w:sz w:val="24"/>
+          <w:highlight w:val="red"/>
+        </w:rPr>
+        <w:t xml:space="preserve">{{ </w:t>
+      </w:r>
+      <w:r>
+        <w:rPr>
+          <w:bCs/>
+          <w:sz w:val="24"/>
+          <w:highlight w:val="red"/>
+        </w:rPr>
+        <w:t>indefinite_article</w:t>
+      </w:r>
+      <w:r>
+        <w:rPr>
+          <w:bCs/>
+          <w:sz w:val="24"/>
+          <w:highlight w:val="red"/>
+        </w:rPr>
+        <w:t xml:space="preserve"> }}</w:t>
+      </w:r>
+      <w:r>
+        <w:rPr>
+          <w:bCs/>
+          <w:sz w:val="24"/>
+        </w:rPr>
+        <w:t xml:space="preserve"> </w:t>
+      </w:r>
+      <w:r>
+        <w:rPr>
+          <w:bCs/>
+          <w:sz w:val="24"/>
+        </w:rPr>
+        <w:t xml:space="preserve">{{ </w:t>
+      </w:r>
+      <w:r>
+        <w:rPr>
+          <w:bCs/>
+          <w:sz w:val="24"/>
+        </w:rPr>
+        <w:t>job_title_1</w:t>
+      </w:r>
+      <w:r>
+        <w:rPr>
+          <w:bCs/>
+          <w:sz w:val="24"/>
+        </w:rPr>
+        <w:t xml:space="preserve"> }}</w:t>
+      </w:r>
+      <w:r>
+        <w:rPr>
+          <w:bCs/>
+          <w:sz w:val="24"/>
+        </w:rPr>
+        <w:t xml:space="preserve"> </w:t>
+      </w:r>
+      <w:r>
+        <w:rPr>
+          <w:bCs/>
+          <w:sz w:val="24"/>
+        </w:rPr>
+        <w:t xml:space="preserve">for </w:t>
+      </w:r>
+      <w:r>
+        <w:rPr>
+          <w:bCs/>
+          <w:sz w:val="24"/>
+        </w:rPr>
+        <w:t xml:space="preserve">{{ </w:t>
+      </w:r>
+      <w:r>
+        <w:rPr>
+          <w:bCs/>
+          <w:sz w:val="24"/>
+        </w:rPr>
+        <w:t>claimant_employer</w:t>
+      </w:r>
+      <w:r>
+        <w:rPr>
+          <w:bCs/>
+          <w:sz w:val="24"/>
+        </w:rPr>
+        <w:t xml:space="preserve"> }}</w:t>
+      </w:r>
+      <w:r>
+        <w:rPr>
+          <w:bCs/>
+          <w:sz w:val="24"/>
+        </w:rPr>
+        <w:t xml:space="preserve"> </w:t>
+      </w:r>
+      <w:r>
+        <w:rPr>
+          <w:bCs/>
+          <w:sz w:val="24"/>
+        </w:rPr>
+        <w:t>at the time</w:t>
+      </w:r>
+      <w:r>
+        <w:rPr>
+          <w:bCs/>
+          <w:sz w:val="24"/>
+        </w:rPr>
+        <w:t xml:space="preserve"> of </w:t>
+      </w:r>
+      <w:r>
+        <w:rPr>
+          <w:bCs/>
+          <w:sz w:val="24"/>
+        </w:rPr>
+        <w:t xml:space="preserve">the </w:t>
+      </w:r>
+      <w:r>
+        <w:rPr>
+          <w:bCs/>
+          <w:sz w:val="24"/>
+        </w:rPr>
+        <w:t>accident.</w:t>
+      </w:r>
+      <w:r>
+        <w:rPr>
+          <w:bCs/>
+          <w:sz w:val="24"/>
+        </w:rPr>
+        <w:t xml:space="preserve"> </w:t>
+      </w:r>
+      <w:r>
+        <w:rPr>
+          <w:bCs/>
+          <w:sz w:val="24"/>
+          <w:highlight w:val="green"/>
+        </w:rPr>
+        <w:t xml:space="preserve">The </w:t>
+      </w:r>
+      <w:r>
+        <w:rPr>
+          <w:bCs/>
+          <w:sz w:val="24"/>
+          <w:highlight w:val="green"/>
+        </w:rPr>
+        <w:t>V</w:t>
+      </w:r>
+      <w:r>
+        <w:rPr>
+          <w:bCs/>
+          <w:sz w:val="24"/>
+          <w:highlight w:val="green"/>
+        </w:rPr>
+        <w:t xml:space="preserve">ocational </w:t>
+      </w:r>
+      <w:r>
+        <w:rPr>
+          <w:bCs/>
+          <w:sz w:val="24"/>
+          <w:highlight w:val="green"/>
+        </w:rPr>
+        <w:t>E</w:t>
+      </w:r>
+      <w:r>
+        <w:rPr>
+          <w:bCs/>
+          <w:sz w:val="24"/>
+          <w:highlight w:val="green"/>
+        </w:rPr>
+        <w:t xml:space="preserve">valuation </w:t>
+      </w:r>
+      <w:r>
+        <w:rPr>
+          <w:bCs/>
+          <w:sz w:val="24"/>
+          <w:highlight w:val="green"/>
+        </w:rPr>
+        <w:t>notes</w:t>
+      </w:r>
+      <w:r>
+        <w:rPr>
+          <w:bCs/>
+          <w:sz w:val="24"/>
+        </w:rPr>
+        <w:t xml:space="preserve"> </w:t>
+      </w:r>
+      <w:r>
+        <w:rPr>
+          <w:bCs/>
+          <w:sz w:val="24"/>
           <w:highlight w:val="yellow"/>
         </w:rPr>
-        <w:t>[[indefinite_article]]</w:t>
-      </w:r>
-      <w:r>
-        <w:rPr>
-          <w:bCs/>
-          <w:sz w:val="24"/>
+        <w:t xml:space="preserve">{{ </w:t>
+      </w:r>
+      <w:r>
+        <w:rPr>
+          <w:bCs/>
+          <w:sz w:val="24"/>
+          <w:highlight w:val="yellow"/>
+        </w:rPr>
+        <w:t>claimant_salutation</w:t>
+      </w:r>
+      <w:r>
+        <w:rPr>
+          <w:bCs/>
+          <w:sz w:val="24"/>
+          <w:highlight w:val="yellow"/>
+        </w:rPr>
+        <w:t>_with_name_last</w:t>
+      </w:r>
+      <w:r>
+        <w:rPr>
+          <w:bCs/>
+          <w:sz w:val="24"/>
+          <w:highlight w:val="yellow"/>
+        </w:rPr>
+        <w:t xml:space="preserve"> }}</w:t>
+      </w:r>
+      <w:r>
+        <w:rPr>
+          <w:bCs/>
+          <w:sz w:val="24"/>
+          <w:highlight w:val="yellow"/>
         </w:rPr>
         <w:t xml:space="preserve"> </w:t>
       </w:r>
@@ -3739,9 +4306,38 @@
         <w:rPr>
           <w:bCs/>
           <w:sz w:val="24"/>
-          <w:highlight w:val="yellow"/>
-        </w:rPr>
-        <w:t>[[job_title_1]]</w:t>
+          <w:highlight w:val="green"/>
+        </w:rPr>
+        <w:t>reported earnin</w:t>
+      </w:r>
+      <w:r>
+        <w:rPr>
+          <w:bCs/>
+          <w:sz w:val="24"/>
+          <w:highlight w:val="green"/>
+        </w:rPr>
+        <w:t xml:space="preserve">g </w:t>
+      </w:r>
+      <w:r>
+        <w:rPr>
+          <w:bCs/>
+          <w:sz w:val="24"/>
+        </w:rPr>
+        <w:t xml:space="preserve">{{ </w:t>
+      </w:r>
+      <w:r>
+        <w:rPr>
+          <w:bCs/>
+          <w:sz w:val="24"/>
+        </w:rPr>
+        <w:t>wage_hourly</w:t>
+      </w:r>
+      <w:r>
+        <w:rPr>
+          <w:bCs/>
+          <w:sz w:val="24"/>
+        </w:rPr>
+        <w:t xml:space="preserve"> }}</w:t>
       </w:r>
       <w:r>
         <w:rPr>
@@ -3754,16 +4350,69 @@
         <w:rPr>
           <w:bCs/>
           <w:sz w:val="24"/>
-        </w:rPr>
-        <w:t xml:space="preserve">for </w:t>
-      </w:r>
-      <w:r>
-        <w:rPr>
-          <w:bCs/>
-          <w:sz w:val="24"/>
-          <w:highlight w:val="yellow"/>
-        </w:rPr>
-        <w:t>[[claimant_employer]]</w:t>
+          <w:highlight w:val="green"/>
+        </w:rPr>
+        <w:t>per hour</w:t>
+      </w:r>
+      <w:r>
+        <w:rPr>
+          <w:bCs/>
+          <w:sz w:val="24"/>
+          <w:highlight w:val="green"/>
+        </w:rPr>
+        <w:t xml:space="preserve">. </w:t>
+      </w:r>
+      <w:r>
+        <w:rPr>
+          <w:bCs/>
+          <w:sz w:val="24"/>
+          <w:highlight w:val="green"/>
+        </w:rPr>
+        <w:t xml:space="preserve">A notice documenting an initial payment </w:t>
+      </w:r>
+      <w:r>
+        <w:rPr>
+          <w:bCs/>
+          <w:sz w:val="24"/>
+          <w:highlight w:val="green"/>
+        </w:rPr>
+        <w:t>for worker’s compensation indicates a weekly wage o</w:t>
+      </w:r>
+      <w:r>
+        <w:rPr>
+          <w:bCs/>
+          <w:sz w:val="24"/>
+          <w:highlight w:val="green"/>
+        </w:rPr>
+        <w:t xml:space="preserve">f </w:t>
+      </w:r>
+      <w:r>
+        <w:rPr>
+          <w:bCs/>
+          <w:sz w:val="24"/>
+        </w:rPr>
+        <w:t xml:space="preserve">{{ </w:t>
+      </w:r>
+      <w:r>
+        <w:rPr>
+          <w:bCs/>
+          <w:sz w:val="24"/>
+        </w:rPr>
+        <w:t xml:space="preserve">wage_weekly </w:t>
+      </w:r>
+      <w:r>
+        <w:rPr>
+          <w:bCs/>
+          <w:sz w:val="24"/>
+        </w:rPr>
+        <w:t>}}</w:t>
+      </w:r>
+      <w:r>
+        <w:rPr>
+          <w:bCs/>
+          <w:sz w:val="24"/>
+        </w:rPr>
+        <w:t>,</w:t>
       </w:r>
       <w:r>
         <w:rPr>
@@ -3776,22 +4425,9 @@
         <w:rPr>
           <w:bCs/>
           <w:sz w:val="24"/>
-        </w:rPr>
-        <w:t xml:space="preserve">at the time of </w:t>
-      </w:r>
-      <w:r>
-        <w:rPr>
-          <w:bCs/>
-          <w:sz w:val="24"/>
-        </w:rPr>
-        <w:t xml:space="preserve">the </w:t>
-      </w:r>
-      <w:r>
-        <w:rPr>
-          <w:bCs/>
-          <w:sz w:val="24"/>
-        </w:rPr>
-        <w:t>accident.</w:t>
+          <w:highlight w:val="green"/>
+        </w:rPr>
+        <w:t>or</w:t>
       </w:r>
       <w:r>
         <w:rPr>
@@ -3804,8 +4440,167 @@
         <w:rPr>
           <w:bCs/>
           <w:sz w:val="24"/>
+        </w:rPr>
+        <w:t xml:space="preserve">{{ </w:t>
+      </w:r>
+      <w:r>
+        <w:rPr>
+          <w:bCs/>
+          <w:sz w:val="24"/>
+        </w:rPr>
+        <w:t>1be_WLE_earnings</w:t>
+      </w:r>
+      <w:r>
+        <w:rPr>
+          <w:bCs/>
+          <w:sz w:val="24"/>
+        </w:rPr>
+        <w:t xml:space="preserve"> }}</w:t>
+      </w:r>
+      <w:r>
+        <w:rPr>
+          <w:bCs/>
+          <w:sz w:val="24"/>
+        </w:rPr>
+        <w:t xml:space="preserve"> </w:t>
+      </w:r>
+      <w:r>
+        <w:rPr>
+          <w:bCs/>
+          <w:sz w:val="24"/>
           <w:highlight w:val="green"/>
         </w:rPr>
+        <w:t>per year</w:t>
+      </w:r>
+      <w:r>
+        <w:rPr>
+          <w:bCs/>
+          <w:sz w:val="24"/>
+          <w:highlight w:val="green"/>
+        </w:rPr>
+        <w:t xml:space="preserve">. </w:t>
+      </w:r>
+      <w:r>
+        <w:rPr>
+          <w:bCs/>
+          <w:sz w:val="24"/>
+          <w:highlight w:val="green"/>
+        </w:rPr>
+        <w:t xml:space="preserve">I employ this as the first earnings base. </w:t>
+      </w:r>
+      <w:r>
+        <w:rPr>
+          <w:bCs/>
+          <w:sz w:val="24"/>
+          <w:highlight w:val="green"/>
+        </w:rPr>
+        <w:t xml:space="preserve">This is consistent with </w:t>
+      </w:r>
+      <w:r>
+        <w:rPr>
+          <w:bCs/>
+          <w:sz w:val="24"/>
+          <w:highlight w:val="green"/>
+        </w:rPr>
+        <w:t>a</w:t>
+      </w:r>
+      <w:r>
+        <w:rPr>
+          <w:bCs/>
+          <w:sz w:val="24"/>
+          <w:highlight w:val="green"/>
+        </w:rPr>
+        <w:t xml:space="preserve"> </w:t>
+      </w:r>
+      <w:r>
+        <w:rPr>
+          <w:bCs/>
+          <w:sz w:val="24"/>
+        </w:rPr>
+        <w:t xml:space="preserve">{{ wage_hourly }} </w:t>
+      </w:r>
+      <w:r>
+        <w:rPr>
+          <w:bCs/>
+          <w:sz w:val="24"/>
+          <w:highlight w:val="green"/>
+        </w:rPr>
+        <w:t>earnings rate</w:t>
+      </w:r>
+      <w:r>
+        <w:rPr>
+          <w:bCs/>
+          <w:sz w:val="24"/>
+          <w:highlight w:val="green"/>
+        </w:rPr>
+        <w:t>,</w:t>
+      </w:r>
+      <w:r>
+        <w:rPr>
+          <w:bCs/>
+          <w:sz w:val="24"/>
+          <w:highlight w:val="green"/>
+        </w:rPr>
+        <w:t xml:space="preserve"> o</w:t>
+      </w:r>
+      <w:r>
+        <w:rPr>
+          <w:bCs/>
+          <w:sz w:val="24"/>
+          <w:highlight w:val="green"/>
+        </w:rPr>
+        <w:t>r</w:t>
+      </w:r>
+      <w:r>
+        <w:rPr>
+          <w:bCs/>
+          <w:sz w:val="24"/>
+          <w:highlight w:val="green"/>
+        </w:rPr>
+        <w:t xml:space="preserve"> </w:t>
+      </w:r>
+      <w:r>
+        <w:rPr>
+          <w:bCs/>
+          <w:sz w:val="24"/>
+        </w:rPr>
+        <w:t>{{ 1be_WLE_earnings</w:t>
+      </w:r>
+      <w:r>
+        <w:rPr>
+          <w:bCs/>
+          <w:sz w:val="24"/>
+        </w:rPr>
+        <w:t xml:space="preserve"> </w:t>
+      </w:r>
+      <w:r>
+        <w:rPr>
+          <w:bCs/>
+          <w:sz w:val="24"/>
+        </w:rPr>
+        <w:t>}}</w:t>
+      </w:r>
+      <w:r>
+        <w:rPr>
+          <w:bCs/>
+          <w:sz w:val="24"/>
+          <w:highlight w:val="green"/>
+        </w:rPr>
+        <w:t xml:space="preserve"> per year.</w:t>
+      </w:r>
+      <w:r>
+        <w:rPr>
+          <w:bCs/>
+          <w:sz w:val="24"/>
+        </w:rPr>
+        <w:t xml:space="preserve"> </w:t>
+      </w:r>
+      <w:r>
+        <w:rPr>
+          <w:bCs/>
+          <w:sz w:val="24"/>
+          <w:highlight w:val="green"/>
+        </w:rPr>
         <w:t xml:space="preserve">The </w:t>
       </w:r>
       <w:r>
@@ -3838,7 +4633,42 @@
           <w:sz w:val="24"/>
           <w:highlight w:val="green"/>
         </w:rPr>
-        <w:t xml:space="preserve">valuation </w:t>
+        <w:t xml:space="preserve">valuation notes that </w:t>
+      </w:r>
+      <w:r>
+        <w:rPr>
+          <w:bCs/>
+          <w:sz w:val="24"/>
+        </w:rPr>
+        <w:t xml:space="preserve">{{ </w:t>
+      </w:r>
+      <w:r>
+        <w:rPr>
+          <w:bCs/>
+          <w:sz w:val="24"/>
+        </w:rPr>
+        <w:t>claimant_salutation</w:t>
+      </w:r>
+      <w:r>
+        <w:rPr>
+          <w:bCs/>
+          <w:sz w:val="24"/>
+        </w:rPr>
+        <w:t>_with_name_last</w:t>
+      </w:r>
+      <w:r>
+        <w:rPr>
+          <w:bCs/>
+          <w:sz w:val="24"/>
+        </w:rPr>
+        <w:t xml:space="preserve"> }}</w:t>
+      </w:r>
+      <w:r>
+        <w:rPr>
+          <w:bCs/>
+          <w:sz w:val="24"/>
+        </w:rPr>
+        <w:t xml:space="preserve"> </w:t>
       </w:r>
       <w:r>
         <w:rPr>
@@ -3846,12 +4676,21 @@
           <w:sz w:val="24"/>
           <w:highlight w:val="green"/>
         </w:rPr>
-        <w:t>notes</w:t>
-      </w:r>
-      <w:r>
-        <w:rPr>
-          <w:bCs/>
-          <w:sz w:val="24"/>
+        <w:t xml:space="preserve">could have </w:t>
+      </w:r>
+      <w:r>
+        <w:rPr>
+          <w:bCs/>
+          <w:sz w:val="24"/>
+          <w:highlight w:val="green"/>
+        </w:rPr>
+        <w:t>earned up to</w:t>
+      </w:r>
+      <w:r>
+        <w:rPr>
+          <w:bCs/>
+          <w:sz w:val="24"/>
+          <w:highlight w:val="green"/>
         </w:rPr>
         <w:t xml:space="preserve"> </w:t>
       </w:r>
@@ -3859,15 +4698,27 @@
         <w:rPr>
           <w:bCs/>
           <w:sz w:val="24"/>
-          <w:highlight w:val="yellow"/>
-        </w:rPr>
-        <w:t>[[claimant_salutation_with_last_name]]</w:t>
-      </w:r>
-      <w:r>
-        <w:rPr>
-          <w:bCs/>
-          <w:sz w:val="24"/>
-          <w:highlight w:val="yellow"/>
+        </w:rPr>
+        <w:t xml:space="preserve">{{ </w:t>
+      </w:r>
+      <w:r>
+        <w:rPr>
+          <w:bCs/>
+          <w:sz w:val="24"/>
+        </w:rPr>
+        <w:t>2be_WLE_earnings</w:t>
+      </w:r>
+      <w:r>
+        <w:rPr>
+          <w:bCs/>
+          <w:sz w:val="24"/>
+        </w:rPr>
+        <w:t xml:space="preserve"> }}</w:t>
+      </w:r>
+      <w:r>
+        <w:rPr>
+          <w:bCs/>
+          <w:sz w:val="24"/>
         </w:rPr>
         <w:t xml:space="preserve"> </w:t>
       </w:r>
@@ -3877,412 +4728,8 @@
           <w:sz w:val="24"/>
           <w:highlight w:val="green"/>
         </w:rPr>
-        <w:t>reported earnin</w:t>
-      </w:r>
-      <w:r>
-        <w:rPr>
-          <w:bCs/>
-          <w:sz w:val="24"/>
-          <w:highlight w:val="green"/>
-        </w:rPr>
-        <w:t xml:space="preserve">g </w:t>
-      </w:r>
-      <w:r>
-        <w:rPr>
-          <w:bCs/>
-          <w:sz w:val="24"/>
-          <w:highlight w:val="yellow"/>
-        </w:rPr>
-        <w:t>[[hourly_wage]]</w:t>
-      </w:r>
-      <w:r>
-        <w:rPr>
-          <w:bCs/>
-          <w:sz w:val="24"/>
-          <w:highlight w:val="green"/>
-        </w:rPr>
-        <w:t xml:space="preserve"> </w:t>
-      </w:r>
-      <w:r>
-        <w:rPr>
-          <w:bCs/>
-          <w:sz w:val="24"/>
-          <w:highlight w:val="green"/>
-        </w:rPr>
-        <w:t>per hour</w:t>
-      </w:r>
-      <w:r>
-        <w:rPr>
-          <w:bCs/>
-          <w:sz w:val="24"/>
-          <w:highlight w:val="green"/>
-        </w:rPr>
-        <w:t xml:space="preserve">. </w:t>
-      </w:r>
-      <w:r>
-        <w:rPr>
-          <w:bCs/>
-          <w:sz w:val="24"/>
-          <w:highlight w:val="green"/>
-        </w:rPr>
-        <w:t xml:space="preserve">A notice documenting an initial payment </w:t>
-      </w:r>
-      <w:r>
-        <w:rPr>
-          <w:bCs/>
-          <w:sz w:val="24"/>
-          <w:highlight w:val="green"/>
-        </w:rPr>
-        <w:t xml:space="preserve">for worker’s compensation </w:t>
-      </w:r>
-      <w:r>
-        <w:rPr>
-          <w:bCs/>
-          <w:sz w:val="24"/>
-          <w:highlight w:val="green"/>
-        </w:rPr>
-        <w:lastRenderedPageBreak/>
-        <w:t>indicates a weekly wage o</w:t>
-      </w:r>
-      <w:r>
-        <w:rPr>
-          <w:bCs/>
-          <w:sz w:val="24"/>
-          <w:highlight w:val="green"/>
-        </w:rPr>
-        <w:t xml:space="preserve">f </w:t>
-      </w:r>
-      <w:r>
-        <w:rPr>
-          <w:bCs/>
-          <w:sz w:val="24"/>
-          <w:highlight w:val="yellow"/>
-        </w:rPr>
-        <w:t>[[weekly_wage]]</w:t>
-      </w:r>
-      <w:r>
-        <w:rPr>
-          <w:bCs/>
-          <w:sz w:val="24"/>
-          <w:highlight w:val="green"/>
-        </w:rPr>
-        <w:t>,</w:t>
-      </w:r>
-      <w:r>
-        <w:rPr>
-          <w:bCs/>
-          <w:sz w:val="24"/>
-          <w:highlight w:val="green"/>
-        </w:rPr>
-        <w:t xml:space="preserve"> </w:t>
-      </w:r>
-      <w:r>
-        <w:rPr>
-          <w:bCs/>
-          <w:sz w:val="24"/>
-          <w:highlight w:val="green"/>
-        </w:rPr>
-        <w:t>or</w:t>
-      </w:r>
-      <w:r>
-        <w:rPr>
-          <w:bCs/>
-          <w:sz w:val="24"/>
-        </w:rPr>
-        <w:t xml:space="preserve"> </w:t>
-      </w:r>
-      <w:r>
-        <w:rPr>
-          <w:bCs/>
-          <w:sz w:val="24"/>
-          <w:highlight w:val="yellow"/>
-        </w:rPr>
-        <w:t>[[base</w:t>
-      </w:r>
-      <w:r>
-        <w:rPr>
-          <w:bCs/>
-          <w:sz w:val="24"/>
-          <w:highlight w:val="yellow"/>
-        </w:rPr>
-        <w:t>_earnings</w:t>
-      </w:r>
-      <w:r>
-        <w:rPr>
-          <w:bCs/>
-          <w:sz w:val="24"/>
-          <w:highlight w:val="yellow"/>
-        </w:rPr>
-        <w:t>_1]]</w:t>
-      </w:r>
-      <w:r>
-        <w:rPr>
-          <w:bCs/>
-          <w:sz w:val="24"/>
-        </w:rPr>
-        <w:t xml:space="preserve"> </w:t>
-      </w:r>
-      <w:r>
-        <w:rPr>
-          <w:bCs/>
-          <w:sz w:val="24"/>
-          <w:highlight w:val="green"/>
-        </w:rPr>
-        <w:t>per year</w:t>
-      </w:r>
-      <w:r>
-        <w:rPr>
-          <w:bCs/>
-          <w:sz w:val="24"/>
-          <w:highlight w:val="green"/>
-        </w:rPr>
-        <w:t xml:space="preserve">. </w:t>
-      </w:r>
-      <w:r>
-        <w:rPr>
-          <w:bCs/>
-          <w:sz w:val="24"/>
-          <w:highlight w:val="green"/>
-        </w:rPr>
-        <w:t xml:space="preserve">I employ this as the first earnings base. </w:t>
-      </w:r>
-      <w:r>
-        <w:rPr>
-          <w:bCs/>
-          <w:sz w:val="24"/>
-          <w:highlight w:val="green"/>
-        </w:rPr>
-        <w:t xml:space="preserve">This is consistent with </w:t>
-      </w:r>
-      <w:commentRangeStart w:id="16"/>
-      <w:r>
-        <w:rPr>
-          <w:bCs/>
-          <w:sz w:val="24"/>
-          <w:highlight w:val="green"/>
-        </w:rPr>
-        <w:t>a</w:t>
-      </w:r>
-      <w:r>
-        <w:rPr>
-          <w:bCs/>
-          <w:sz w:val="24"/>
-          <w:highlight w:val="green"/>
-        </w:rPr>
-        <w:t xml:space="preserve"> </w:t>
-      </w:r>
-      <w:r>
-        <w:rPr>
-          <w:bCs/>
-          <w:sz w:val="24"/>
-          <w:highlight w:val="red"/>
-        </w:rPr>
-        <w:t>$20 per hour</w:t>
-      </w:r>
-      <w:r>
-        <w:rPr>
-          <w:bCs/>
-          <w:sz w:val="24"/>
-          <w:highlight w:val="green"/>
-        </w:rPr>
-        <w:t xml:space="preserve"> earnings rate</w:t>
-      </w:r>
-      <w:r>
-        <w:rPr>
-          <w:bCs/>
-          <w:sz w:val="24"/>
-          <w:highlight w:val="green"/>
-        </w:rPr>
-        <w:t>,</w:t>
-      </w:r>
-      <w:r>
-        <w:rPr>
-          <w:bCs/>
-          <w:sz w:val="24"/>
-          <w:highlight w:val="green"/>
-        </w:rPr>
-        <w:t xml:space="preserve"> o</w:t>
-      </w:r>
-      <w:r>
-        <w:rPr>
-          <w:bCs/>
-          <w:sz w:val="24"/>
-          <w:highlight w:val="green"/>
-        </w:rPr>
-        <w:t>r</w:t>
-      </w:r>
-      <w:r>
-        <w:rPr>
-          <w:bCs/>
-          <w:sz w:val="24"/>
-          <w:highlight w:val="green"/>
-        </w:rPr>
-        <w:t xml:space="preserve"> </w:t>
-      </w:r>
-      <w:r>
-        <w:rPr>
-          <w:bCs/>
-          <w:sz w:val="24"/>
-          <w:highlight w:val="red"/>
-        </w:rPr>
-        <w:t>$41,600</w:t>
-      </w:r>
-      <w:r>
-        <w:rPr>
-          <w:bCs/>
-          <w:sz w:val="24"/>
-          <w:highlight w:val="green"/>
-        </w:rPr>
-        <w:t xml:space="preserve"> per </w:t>
-      </w:r>
-      <w:commentRangeEnd w:id="16"/>
-      <w:r>
-        <w:rPr>
-          <w:rStyle w:val="CommentReference"/>
-          <w:bCs/>
-          <w:sz w:val="24"/>
-          <w:szCs w:val="20"/>
-          <w:highlight w:val="green"/>
-        </w:rPr>
-        <w:commentReference w:id="16"/>
-      </w:r>
-      <w:r>
-        <w:rPr>
-          <w:bCs/>
-          <w:sz w:val="24"/>
-          <w:highlight w:val="green"/>
-        </w:rPr>
-        <w:t>year.</w:t>
-      </w:r>
-      <w:r>
-        <w:rPr>
-          <w:bCs/>
-          <w:sz w:val="24"/>
-          <w:highlight w:val="yellow"/>
-        </w:rPr>
-        <w:t xml:space="preserve"> </w:t>
-      </w:r>
-      <w:r>
-        <w:rPr>
-          <w:bCs/>
-          <w:sz w:val="24"/>
-          <w:highlight w:val="green"/>
-        </w:rPr>
-        <w:t xml:space="preserve">The </w:t>
-      </w:r>
-      <w:r>
-        <w:rPr>
-          <w:bCs/>
-          <w:sz w:val="24"/>
-          <w:highlight w:val="green"/>
-        </w:rPr>
-        <w:t>V</w:t>
-      </w:r>
-      <w:r>
-        <w:rPr>
-          <w:bCs/>
-          <w:sz w:val="24"/>
-          <w:highlight w:val="green"/>
-        </w:rPr>
-        <w:t xml:space="preserve">ocational </w:t>
-      </w:r>
-      <w:r>
-        <w:rPr>
-          <w:bCs/>
-          <w:sz w:val="24"/>
-          <w:highlight w:val="green"/>
-        </w:rPr>
-        <w:t>E</w:t>
-      </w:r>
-      <w:r>
-        <w:rPr>
-          <w:bCs/>
-          <w:sz w:val="24"/>
-          <w:highlight w:val="green"/>
-        </w:rPr>
-        <w:t xml:space="preserve">valuation notes that </w:t>
-      </w:r>
-      <w:r>
-        <w:rPr>
-          <w:bCs/>
-          <w:sz w:val="24"/>
-          <w:highlight w:val="yellow"/>
-        </w:rPr>
-        <w:t>[[claimant_salutation_with_last_name]]</w:t>
-      </w:r>
-      <w:r>
-        <w:rPr>
-          <w:bCs/>
-          <w:sz w:val="24"/>
-          <w:highlight w:val="green"/>
-        </w:rPr>
-        <w:t xml:space="preserve"> </w:t>
-      </w:r>
-      <w:r>
-        <w:rPr>
-          <w:bCs/>
-          <w:sz w:val="24"/>
-          <w:highlight w:val="green"/>
-        </w:rPr>
-        <w:t xml:space="preserve">could have </w:t>
-      </w:r>
-      <w:r>
-        <w:rPr>
-          <w:bCs/>
-          <w:sz w:val="24"/>
-          <w:highlight w:val="green"/>
-        </w:rPr>
-        <w:t>earned up to</w:t>
-      </w:r>
-      <w:r>
-        <w:rPr>
-          <w:bCs/>
-          <w:sz w:val="24"/>
-          <w:highlight w:val="green"/>
-        </w:rPr>
-        <w:t xml:space="preserve"> </w:t>
-      </w:r>
-      <w:r>
-        <w:rPr>
-          <w:bCs/>
-          <w:sz w:val="24"/>
-          <w:highlight w:val="yellow"/>
-        </w:rPr>
-        <w:t>[[base</w:t>
-      </w:r>
-      <w:r>
-        <w:rPr>
-          <w:bCs/>
-          <w:sz w:val="24"/>
-          <w:highlight w:val="yellow"/>
-        </w:rPr>
-        <w:t>_earnings</w:t>
-      </w:r>
-      <w:r>
-        <w:rPr>
-          <w:bCs/>
-          <w:sz w:val="24"/>
-          <w:highlight w:val="yellow"/>
-        </w:rPr>
-        <w:t>_2]]</w:t>
-      </w:r>
-      <w:r>
-        <w:rPr>
-          <w:bCs/>
-          <w:sz w:val="24"/>
-          <w:highlight w:val="green"/>
-        </w:rPr>
-        <w:t xml:space="preserve"> </w:t>
-      </w:r>
-      <w:r>
-        <w:rPr>
-          <w:bCs/>
-          <w:sz w:val="24"/>
-          <w:highlight w:val="green"/>
-        </w:rPr>
         <w:t xml:space="preserve">at the </w:t>
       </w:r>
-      <w:commentRangeStart w:id="17"/>
       <w:r>
         <w:rPr>
           <w:bCs/>
@@ -4306,92 +4753,73 @@
           <w:sz w:val="24"/>
           <w:highlight w:val="red"/>
         </w:rPr>
-        <w:t xml:space="preserve"> percentil</w:t>
-      </w:r>
-      <w:commentRangeEnd w:id="17"/>
+        <w:t xml:space="preserve"> percentile</w:t>
+      </w:r>
+      <w:r>
+        <w:rPr>
+          <w:bCs/>
+          <w:sz w:val="24"/>
+          <w:highlight w:val="green"/>
+        </w:rPr>
+        <w:t xml:space="preserve"> of statistical earnings</w:t>
+      </w:r>
+      <w:r>
+        <w:rPr>
+          <w:bCs/>
+          <w:sz w:val="24"/>
+          <w:highlight w:val="green"/>
+        </w:rPr>
+        <w:t>.</w:t>
+      </w:r>
+      <w:r>
+        <w:rPr>
+          <w:bCs/>
+          <w:sz w:val="24"/>
+          <w:highlight w:val="green"/>
+        </w:rPr>
+        <w:t xml:space="preserve"> </w:t>
+      </w:r>
+      <w:r>
+        <w:rPr>
+          <w:bCs/>
+          <w:sz w:val="24"/>
+          <w:highlight w:val="green"/>
+        </w:rPr>
+        <w:t>This is the</w:t>
+      </w:r>
+      <w:r>
+        <w:rPr>
+          <w:bCs/>
+          <w:sz w:val="24"/>
+        </w:rPr>
+        <w:t xml:space="preserve"> </w:t>
+      </w:r>
+      <w:r>
+        <w:rPr>
+          <w:bCs/>
+          <w:sz w:val="24"/>
+          <w:highlight w:val="red"/>
+        </w:rPr>
+        <w:t xml:space="preserve">second earnings </w:t>
+      </w:r>
+      <w:commentRangeStart w:id="14"/>
+      <w:r>
+        <w:rPr>
+          <w:bCs/>
+          <w:sz w:val="24"/>
+          <w:highlight w:val="red"/>
+        </w:rPr>
+        <w:t>base</w:t>
+      </w:r>
+      <w:commentRangeEnd w:id="14"/>
       <w:r>
         <w:rPr>
           <w:rStyle w:val="CommentReference"/>
           <w:bCs/>
           <w:sz w:val="24"/>
           <w:szCs w:val="20"/>
-          <w:highlight w:val="red"/>
-        </w:rPr>
-        <w:commentReference w:id="17"/>
-      </w:r>
-      <w:r>
-        <w:rPr>
-          <w:bCs/>
-          <w:sz w:val="24"/>
-          <w:highlight w:val="red"/>
-        </w:rPr>
-        <w:t>e</w:t>
-      </w:r>
-      <w:r>
-        <w:rPr>
-          <w:bCs/>
-          <w:sz w:val="24"/>
-          <w:highlight w:val="green"/>
-        </w:rPr>
-        <w:t xml:space="preserve"> of statistical earnings</w:t>
-      </w:r>
-      <w:r>
-        <w:rPr>
-          <w:bCs/>
-          <w:sz w:val="24"/>
-          <w:highlight w:val="green"/>
-        </w:rPr>
-        <w:t>.</w:t>
-      </w:r>
-      <w:r>
-        <w:rPr>
-          <w:bCs/>
-          <w:sz w:val="24"/>
-          <w:highlight w:val="green"/>
-        </w:rPr>
-        <w:t xml:space="preserve"> </w:t>
-      </w:r>
-      <w:r>
-        <w:rPr>
-          <w:bCs/>
-          <w:sz w:val="24"/>
-          <w:highlight w:val="green"/>
-        </w:rPr>
-        <w:t>This is the</w:t>
-      </w:r>
-      <w:r>
-        <w:rPr>
-          <w:bCs/>
-          <w:sz w:val="24"/>
-        </w:rPr>
-        <w:t xml:space="preserve"> </w:t>
-      </w:r>
-      <w:r>
-        <w:rPr>
-          <w:bCs/>
-          <w:sz w:val="24"/>
-          <w:highlight w:val="red"/>
-        </w:rPr>
-        <w:t xml:space="preserve">second earnings </w:t>
-      </w:r>
-      <w:commentRangeStart w:id="18"/>
-      <w:r>
-        <w:rPr>
-          <w:bCs/>
-          <w:sz w:val="24"/>
-          <w:highlight w:val="red"/>
-        </w:rPr>
-        <w:t>base</w:t>
-      </w:r>
-      <w:commentRangeEnd w:id="18"/>
-      <w:r>
-        <w:rPr>
-          <w:rStyle w:val="CommentReference"/>
-          <w:bCs/>
-          <w:sz w:val="24"/>
-          <w:szCs w:val="20"/>
-        </w:rPr>
-        <w:commentReference w:id="18"/>
+        </w:rPr>
+        <w:commentReference w:id="14"/>
       </w:r>
       <w:r>
         <w:rPr>
@@ -4405,13 +4833,19 @@
           <w:bCs/>
           <w:sz w:val="24"/>
         </w:rPr>
-        <w:t xml:space="preserve">the </w:t>
-      </w:r>
-      <w:r>
-        <w:rPr>
-          <w:bCs/>
-          <w:sz w:val="24"/>
-          <w:highlight w:val="red"/>
+        <w:t>th</w:t>
+      </w:r>
+      <w:r>
+        <w:rPr>
+          <w:bCs/>
+          <w:sz w:val="24"/>
+        </w:rPr>
+        <w:t xml:space="preserve">e </w:t>
+      </w:r>
+      <w:r>
+        <w:rPr>
+          <w:bCs/>
+          <w:sz w:val="24"/>
         </w:rPr>
         <w:t>trial.</w:t>
       </w:r>
@@ -4478,22 +4912,28 @@
           <w:sz w:val="24"/>
           <w:u w:val="single"/>
         </w:rPr>
-        <w:t>Post-</w:t>
-      </w:r>
-      <w:r>
-        <w:rPr>
-          <w:bCs/>
-          <w:sz w:val="24"/>
-          <w:highlight w:val="red"/>
+        <w:t>Post</w:t>
+      </w:r>
+      <w:r>
+        <w:rPr>
+          <w:bCs/>
+          <w:sz w:val="24"/>
           <w:u w:val="single"/>
         </w:rPr>
+        <w:t>-</w:t>
+      </w:r>
+      <w:r>
+        <w:rPr>
+          <w:bCs/>
+          <w:sz w:val="24"/>
+          <w:u w:val="single"/>
+        </w:rPr>
         <w:t>T</w:t>
       </w:r>
       <w:r>
         <w:rPr>
           <w:bCs/>
           <w:sz w:val="24"/>
-          <w:highlight w:val="red"/>
           <w:u w:val="single"/>
         </w:rPr>
         <w:t>rial</w:t>
@@ -4673,22 +5113,21 @@
           <w:bCs/>
           <w:sz w:val="24"/>
         </w:rPr>
-        <w:t>post-</w:t>
-      </w:r>
-      <w:r>
-        <w:rPr>
-          <w:bCs/>
-          <w:sz w:val="24"/>
-          <w:highlight w:val="red"/>
-        </w:rPr>
-        <w:t>trial</w:t>
-      </w:r>
-      <w:r>
-        <w:rPr>
-          <w:bCs/>
-          <w:sz w:val="24"/>
-        </w:rPr>
-        <w:t xml:space="preserve"> earning capacity streams are commuted to present value. The discounting ensures that the lump sum award will dissipate entirely by the end of the calculating period and will be used to replicate the stream of anticipated earning capacity, without windfall to your client. This analysis employs a</w:t>
+        <w:t>post-trial</w:t>
+      </w:r>
+      <w:r>
+        <w:rPr>
+          <w:bCs/>
+          <w:sz w:val="24"/>
+        </w:rPr>
+        <w:t xml:space="preserve"> earning capacity</w:t>
+      </w:r>
+      <w:r>
+        <w:rPr>
+          <w:bCs/>
+          <w:sz w:val="24"/>
+        </w:rPr>
+        <w:t xml:space="preserve"> streams are commuted to present value. The discounting ensures that the lump sum award will dissipate entirely by the end of the calculating period and will be used to replicate the stream of anticipated earning capacity, without windfall to your client. This analysis employs a</w:t>
       </w:r>
       <w:r>
         <w:rPr>
@@ -4753,28 +5192,17 @@
         </w:rPr>
         <w:t xml:space="preserve"> </w:t>
       </w:r>
-      <w:commentRangeStart w:id="19"/>
-      <w:r>
-        <w:rPr>
-          <w:bCs/>
-          <w:sz w:val="24"/>
-          <w:highlight w:val="red"/>
-        </w:rPr>
-        <w:t>2.</w:t>
-      </w:r>
-      <w:r>
-        <w:rPr>
-          <w:bCs/>
-          <w:sz w:val="24"/>
-          <w:highlight w:val="red"/>
-        </w:rPr>
-        <w:t>0</w:t>
-      </w:r>
-      <w:r>
-        <w:rPr>
-          <w:bCs/>
-          <w:sz w:val="24"/>
-          <w:highlight w:val="red"/>
+      <w:r>
+        <w:rPr>
+          <w:bCs/>
+          <w:sz w:val="24"/>
+        </w:rPr>
+        <w:t>{{ PV2_disc_rate_low }}</w:t>
+      </w:r>
+      <w:r>
+        <w:rPr>
+          <w:bCs/>
+          <w:sz w:val="24"/>
         </w:rPr>
         <w:t xml:space="preserve">% to </w:t>
       </w:r>
@@ -4782,27 +5210,15 @@
         <w:rPr>
           <w:bCs/>
           <w:sz w:val="24"/>
-          <w:highlight w:val="red"/>
-        </w:rPr>
-        <w:t>4.1</w:t>
-      </w:r>
-      <w:r>
-        <w:rPr>
-          <w:bCs/>
-          <w:sz w:val="24"/>
-          <w:highlight w:val="red"/>
+        </w:rPr>
+        <w:t>{{ PV2_disc_rate_high }}</w:t>
+      </w:r>
+      <w:r>
+        <w:rPr>
+          <w:bCs/>
+          <w:sz w:val="24"/>
         </w:rPr>
         <w:t>%.</w:t>
-      </w:r>
-      <w:commentRangeEnd w:id="19"/>
-      <w:r>
-        <w:rPr>
-          <w:rStyle w:val="CommentReference"/>
-          <w:bCs/>
-          <w:sz w:val="24"/>
-          <w:szCs w:val="20"/>
-        </w:rPr>
-        <w:commentReference w:id="19"/>
       </w:r>
     </w:p>
     <w:p>
@@ -4872,7 +5288,43 @@
         </w:rPr>
         <w:t xml:space="preserve">arnings growth is </w:t>
       </w:r>
-      <w:commentRangeStart w:id="20"/>
+      <w:r>
+        <w:rPr>
+          <w:bCs/>
+          <w:sz w:val="24"/>
+        </w:rPr>
+        <w:t xml:space="preserve">{{ </w:t>
+      </w:r>
+      <w:r>
+        <w:rPr>
+          <w:bCs/>
+          <w:sz w:val="24"/>
+        </w:rPr>
+        <w:t>b1</w:t>
+      </w:r>
+      <w:r>
+        <w:rPr>
+          <w:bCs/>
+          <w:sz w:val="24"/>
+        </w:rPr>
+        <w:t>e_WLE_</w:t>
+      </w:r>
+      <w:r>
+        <w:rPr>
+          <w:bCs/>
+          <w:sz w:val="24"/>
+        </w:rPr>
+        <w:t>growth_rate }}</w:t>
+      </w:r>
+      <w:r>
+        <w:rPr>
+          <w:bCs/>
+          <w:sz w:val="24"/>
+          <w:szCs w:val="24"/>
+        </w:rPr>
+        <w:t xml:space="preserve"> </w:t>
+      </w:r>
+      <w:commentRangeStart w:id="15"/>
       <w:r>
         <w:rPr>
           <w:bCs/>
@@ -4880,80 +5332,16 @@
           <w:szCs w:val="24"/>
           <w:highlight w:val="red"/>
         </w:rPr>
-        <w:t>3</w:t>
-      </w:r>
-      <w:r>
-        <w:rPr>
-          <w:bCs/>
-          <w:sz w:val="24"/>
-          <w:szCs w:val="24"/>
+        <w:t>based upon the average forecasted long-term growth in the intermediate estimate of nominal wage rates from the Annual Report of the Board of Trustees from the Social Security Administration (2025).</w:t>
+      </w:r>
+      <w:r>
+        <w:rPr>
+          <w:bCs/>
           <w:highlight w:val="red"/>
         </w:rPr>
-        <w:t>.</w:t>
-      </w:r>
-      <w:r>
-        <w:rPr>
-          <w:bCs/>
-          <w:sz w:val="24"/>
-          <w:szCs w:val="24"/>
-          <w:highlight w:val="red"/>
-        </w:rPr>
-        <w:t>56</w:t>
-      </w:r>
-      <w:r>
-        <w:rPr>
-          <w:bCs/>
-          <w:sz w:val="24"/>
-          <w:szCs w:val="24"/>
-          <w:highlight w:val="red"/>
-        </w:rPr>
-        <w:t>%</w:t>
-      </w:r>
-      <w:r>
-        <w:rPr>
-          <w:bCs/>
-          <w:sz w:val="24"/>
-          <w:szCs w:val="24"/>
-        </w:rPr>
-        <w:t>,</w:t>
-      </w:r>
-      <w:r>
-        <w:rPr>
-          <w:bCs/>
-          <w:sz w:val="24"/>
-          <w:szCs w:val="24"/>
-        </w:rPr>
         <w:t xml:space="preserve"> </w:t>
       </w:r>
-      <w:commentRangeEnd w:id="20"/>
-      <w:r>
-        <w:rPr>
-          <w:rStyle w:val="CommentReference"/>
-          <w:bCs/>
-          <w:sz w:val="24"/>
-          <w:szCs w:val="24"/>
-          <w:highlight w:val="red"/>
-        </w:rPr>
-        <w:commentReference w:id="20"/>
-      </w:r>
-      <w:commentRangeStart w:id="21"/>
-      <w:r>
-        <w:rPr>
-          <w:bCs/>
-          <w:sz w:val="24"/>
-          <w:szCs w:val="24"/>
-          <w:highlight w:val="red"/>
-        </w:rPr>
-        <w:t>based upon the average forecasted long-term growth in the intermediate estimate of nominal wage rates from the Annual Report of the Board of Trustees from the Social Security Administration (2025).</w:t>
-      </w:r>
-      <w:r>
-        <w:rPr>
-          <w:bCs/>
-          <w:highlight w:val="red"/>
-        </w:rPr>
-        <w:t xml:space="preserve"> </w:t>
-      </w:r>
-      <w:commentRangeEnd w:id="21"/>
+      <w:commentRangeEnd w:id="15"/>
       <w:r>
         <w:rPr>
           <w:rStyle w:val="CommentReference"/>
@@ -4962,7 +5350,7 @@
           <w:szCs w:val="20"/>
           <w:highlight w:val="yellow"/>
         </w:rPr>
-        <w:commentReference w:id="21"/>
+        <w:commentReference w:id="15"/>
       </w:r>
     </w:p>
     <w:p>
@@ -4998,8 +5386,8 @@
         <w:tblLook w:val="04A0" w:firstRow="1" w:lastRow="0" w:firstColumn="1" w:lastColumn="0" w:noHBand="0" w:noVBand="1"/>
       </w:tblPr>
       <w:tblGrid>
-        <w:gridCol w:w="2003"/>
-        <w:gridCol w:w="1385"/>
+        <w:gridCol w:w="1434"/>
+        <w:gridCol w:w="2713"/>
       </w:tblGrid>
       <w:tr>
         <w:trPr>
@@ -5113,7 +5501,27 @@
                 <w:szCs w:val="24"/>
                 <w:highlight w:val="red"/>
               </w:rPr>
-              <w:t>3.56%</w:t>
+              <w:t xml:space="preserve">{{ </w:t>
+            </w:r>
+            <w:r>
+              <w:rPr>
+                <w:color w:val="000000"/>
+                <w:spacing w:val="0"/>
+                <w:sz w:val="24"/>
+                <w:szCs w:val="24"/>
+                <w:highlight w:val="red"/>
+              </w:rPr>
+              <w:t>b1e_WLE_growth_rate }}</w:t>
+            </w:r>
+            <w:r>
+              <w:rPr>
+                <w:color w:val="000000"/>
+                <w:spacing w:val="0"/>
+                <w:sz w:val="24"/>
+                <w:szCs w:val="24"/>
+                <w:highlight w:val="red"/>
+              </w:rPr>
+              <w:t>%</w:t>
             </w:r>
           </w:p>
         </w:tc>
@@ -5145,7 +5553,6 @@
                 <w:szCs w:val="24"/>
               </w:rPr>
             </w:pPr>
-            <w:commentRangeStart w:id="22"/>
             <w:r>
               <w:rPr>
                 <w:color w:val="000000"/>
@@ -5165,17 +5572,6 @@
                 <w:highlight w:val="red"/>
               </w:rPr>
               <w:t>lternative</w:t>
-            </w:r>
-            <w:commentRangeEnd w:id="22"/>
-            <w:r>
-              <w:rPr>
-                <w:rStyle w:val="CommentReference"/>
-                <w:color w:val="000000"/>
-                <w:spacing w:val="0"/>
-                <w:sz w:val="24"/>
-                <w:szCs w:val="24"/>
-              </w:rPr>
-              <w:commentReference w:id="22"/>
             </w:r>
           </w:p>
         </w:tc>
@@ -5210,7 +5606,17 @@
                 <w:szCs w:val="24"/>
                 <w:highlight w:val="red"/>
               </w:rPr>
-              <w:t>3.56%</w:t>
+              <w:t xml:space="preserve">{{ b2e_WLE_growth_rate}} </w:t>
+            </w:r>
+            <w:r>
+              <w:rPr>
+                <w:color w:val="000000"/>
+                <w:spacing w:val="0"/>
+                <w:sz w:val="24"/>
+                <w:szCs w:val="24"/>
+                <w:highlight w:val="red"/>
+              </w:rPr>
+              <w:t>%</w:t>
             </w:r>
           </w:p>
         </w:tc>
@@ -5306,7 +5712,15 @@
           <w:bCs/>
           <w:sz w:val="24"/>
         </w:rPr>
-        <w:t xml:space="preserve"> while an example of the latter is an article entitled "The Use of Worklife Tables in Estimates of Lost Earning Capacity</w:t>
+        <w:t xml:space="preserve"> while an example of the latter is an article entitled "The Use of Worklife Tables in Estimates of Lost Earning </w:t>
+      </w:r>
+      <w:r>
+        <w:rPr>
+          <w:bCs/>
+          <w:sz w:val="24"/>
+        </w:rPr>
+        <w:lastRenderedPageBreak/>
+        <w:t>Capacity</w:t>
       </w:r>
       <w:r>
         <w:rPr>
@@ -5479,26 +5893,42 @@
           <w:bCs/>
           <w:sz w:val="24"/>
         </w:rPr>
-        <w:t xml:space="preserve">Since one may enjoy earning capacity through life expectancy (Congress has repealed limitations on mandatory retirement), estimates might be carried to age </w:t>
-      </w:r>
-      <w:commentRangeStart w:id="23"/>
-      <w:r>
-        <w:rPr>
-          <w:bCs/>
-          <w:sz w:val="24"/>
-          <w:highlight w:val="red"/>
-        </w:rPr>
-        <w:t>84</w:t>
-      </w:r>
-      <w:commentRangeEnd w:id="23"/>
-      <w:r>
-        <w:rPr>
-          <w:rStyle w:val="CommentReference"/>
-          <w:bCs/>
-          <w:sz w:val="24"/>
-          <w:szCs w:val="20"/>
-        </w:rPr>
-        <w:commentReference w:id="23"/>
+        <w:t xml:space="preserve">Since one may </w:t>
+      </w:r>
+      <w:r>
+        <w:rPr>
+          <w:bCs/>
+          <w:sz w:val="24"/>
+        </w:rPr>
+        <w:t>enjoy earning capacity through life expectancy (Congress has repealed limitations on mandatory retirement), estimates might be carried to age</w:t>
+      </w:r>
+      <w:r>
+        <w:rPr>
+          <w:bCs/>
+          <w:sz w:val="24"/>
+        </w:rPr>
+        <w:t xml:space="preserve"> </w:t>
+      </w:r>
+      <w:r>
+        <w:rPr>
+          <w:bCs/>
+          <w:sz w:val="24"/>
+        </w:rPr>
+        <w:t>{{ cl</w:t>
+      </w:r>
+      <w:r>
+        <w:rPr>
+          <w:bCs/>
+          <w:sz w:val="24"/>
+        </w:rPr>
+        <w:t>m</w:t>
+      </w:r>
+      <w:r>
+        <w:rPr>
+          <w:bCs/>
+          <w:sz w:val="24"/>
+        </w:rPr>
+        <w:t>_LE_at_trial }}</w:t>
       </w:r>
       <w:r>
         <w:rPr>
@@ -5512,53 +5942,98 @@
           <w:bCs/>
           <w:sz w:val="24"/>
         </w:rPr>
-        <w:t xml:space="preserve">This analysis </w:t>
-      </w:r>
-      <w:r>
-        <w:rPr>
-          <w:bCs/>
-          <w:sz w:val="24"/>
-        </w:rPr>
-        <w:lastRenderedPageBreak/>
-        <w:t xml:space="preserve">utilizes a worklife equivalent of </w:t>
-      </w:r>
-      <w:r>
-        <w:rPr>
-          <w:bCs/>
-          <w:sz w:val="24"/>
-          <w:highlight w:val="red"/>
-        </w:rPr>
-        <w:t>11.</w:t>
-      </w:r>
-      <w:commentRangeStart w:id="24"/>
-      <w:commentRangeStart w:id="25"/>
-      <w:r>
-        <w:rPr>
-          <w:bCs/>
-          <w:sz w:val="24"/>
-          <w:highlight w:val="red"/>
-        </w:rPr>
-        <w:t>4</w:t>
-      </w:r>
-      <w:commentRangeEnd w:id="24"/>
-      <w:r>
-        <w:rPr>
-          <w:rStyle w:val="CommentReference"/>
-          <w:bCs/>
-          <w:sz w:val="24"/>
-          <w:szCs w:val="20"/>
-        </w:rPr>
-        <w:commentReference w:id="24"/>
-      </w:r>
-      <w:commentRangeEnd w:id="25"/>
-      <w:r>
-        <w:rPr>
-          <w:rStyle w:val="CommentReference"/>
-          <w:bCs/>
-          <w:sz w:val="24"/>
-          <w:szCs w:val="20"/>
-        </w:rPr>
-        <w:commentReference w:id="25"/>
+        <w:t>This analysis utilizes a worklife equivalent of</w:t>
+      </w:r>
+      <w:r>
+        <w:rPr>
+          <w:bCs/>
+          <w:sz w:val="24"/>
+        </w:rPr>
+        <w:t xml:space="preserve"> {{ </w:t>
+      </w:r>
+      <w:r>
+        <w:rPr>
+          <w:bCs/>
+          <w:sz w:val="24"/>
+        </w:rPr>
+        <w:t>clm_WLE }}</w:t>
+      </w:r>
+      <w:r>
+        <w:rPr>
+          <w:bCs/>
+          <w:sz w:val="24"/>
+        </w:rPr>
+        <w:t xml:space="preserve">years. Life expectancy from </w:t>
+      </w:r>
+      <w:r>
+        <w:rPr>
+          <w:bCs/>
+          <w:sz w:val="24"/>
+        </w:rPr>
+        <w:t>trial</w:t>
+      </w:r>
+      <w:r>
+        <w:rPr>
+          <w:bCs/>
+          <w:sz w:val="24"/>
+        </w:rPr>
+        <w:t xml:space="preserve"> is approximately </w:t>
+      </w:r>
+      <w:r>
+        <w:rPr>
+          <w:bCs/>
+          <w:sz w:val="24"/>
+        </w:rPr>
+        <w:t xml:space="preserve">{{ </w:t>
+      </w:r>
+      <w:r>
+        <w:rPr>
+          <w:bCs/>
+          <w:sz w:val="24"/>
+        </w:rPr>
+        <w:t>clm_WLE_from_trial_</w:t>
+      </w:r>
+      <w:r>
+        <w:rPr>
+          <w:bCs/>
+          <w:sz w:val="24"/>
+        </w:rPr>
+        <w:t>full</w:t>
+      </w:r>
+      <w:r>
+        <w:rPr>
+          <w:bCs/>
+          <w:sz w:val="24"/>
+        </w:rPr>
+        <w:t xml:space="preserve"> }}</w:t>
+      </w:r>
+      <w:r>
+        <w:rPr>
+          <w:bCs/>
+          <w:sz w:val="24"/>
+        </w:rPr>
+        <w:t xml:space="preserve"> years for a </w:t>
+      </w:r>
+      <w:r>
+        <w:rPr>
+          <w:bCs/>
+          <w:sz w:val="24"/>
+        </w:rPr>
+        <w:t xml:space="preserve">{{ </w:t>
+      </w:r>
+      <w:r>
+        <w:rPr>
+          <w:bCs/>
+          <w:sz w:val="24"/>
+        </w:rPr>
+        <w:t>claimant_gender</w:t>
+      </w:r>
+      <w:r>
+        <w:rPr>
+          <w:bCs/>
+          <w:sz w:val="24"/>
+        </w:rPr>
+        <w:t xml:space="preserve"> }}</w:t>
       </w:r>
       <w:r>
         <w:rPr>
@@ -5572,64 +6047,6 @@
           <w:bCs/>
           <w:sz w:val="24"/>
         </w:rPr>
-        <w:t>years</w:t>
-      </w:r>
-      <w:r>
-        <w:rPr>
-          <w:bCs/>
-          <w:sz w:val="24"/>
-        </w:rPr>
-        <w:t xml:space="preserve">. Life expectancy from </w:t>
-      </w:r>
-      <w:r>
-        <w:rPr>
-          <w:bCs/>
-          <w:sz w:val="24"/>
-        </w:rPr>
-        <w:t>trial</w:t>
-      </w:r>
-      <w:r>
-        <w:rPr>
-          <w:bCs/>
-          <w:sz w:val="24"/>
-        </w:rPr>
-        <w:t xml:space="preserve"> is approximately </w:t>
-      </w:r>
-      <w:r>
-        <w:rPr>
-          <w:bCs/>
-          <w:sz w:val="24"/>
-          <w:highlight w:val="yellow"/>
-        </w:rPr>
-        <w:t>[[life_expectancy_at_trial]]</w:t>
-      </w:r>
-      <w:r>
-        <w:rPr>
-          <w:bCs/>
-          <w:sz w:val="24"/>
-        </w:rPr>
-        <w:t xml:space="preserve"> years for a </w:t>
-      </w:r>
-      <w:r>
-        <w:rPr>
-          <w:bCs/>
-          <w:sz w:val="24"/>
-          <w:highlight w:val="yellow"/>
-        </w:rPr>
-        <w:t>[[claimant_gender]]</w:t>
-      </w:r>
-      <w:r>
-        <w:rPr>
-          <w:bCs/>
-          <w:sz w:val="24"/>
-        </w:rPr>
-        <w:t xml:space="preserve"> </w:t>
-      </w:r>
-      <w:r>
-        <w:rPr>
-          <w:bCs/>
-          <w:sz w:val="24"/>
-        </w:rPr>
         <w:t xml:space="preserve">of </w:t>
       </w:r>
       <w:r>
@@ -5666,7 +6083,15 @@
           <w:sz w:val="24"/>
           <w:u w:val="single"/>
         </w:rPr>
-        <w:t>National Vital Statistics Reports</w:t>
+        <w:t>National</w:t>
+      </w:r>
+      <w:r>
+        <w:rPr>
+          <w:bCs/>
+          <w:sz w:val="24"/>
+          <w:u w:val="single"/>
+        </w:rPr>
+        <w:t xml:space="preserve"> Vital Statistics Reports</w:t>
       </w:r>
       <w:r>
         <w:rPr>
@@ -5764,7 +6189,7 @@
       </w:tblPr>
       <w:tblGrid>
         <w:gridCol w:w="3145"/>
-        <w:gridCol w:w="1564"/>
+        <w:gridCol w:w="1789"/>
       </w:tblGrid>
       <w:tr>
         <w:trPr>
@@ -5874,9 +6299,17 @@
                 <w:spacing w:val="0"/>
                 <w:sz w:val="24"/>
                 <w:szCs w:val="24"/>
-                <w:highlight w:val="red"/>
-              </w:rPr>
-              <w:t>34.7 Years</w:t>
+              </w:rPr>
+              <w:t>{{ clm_WLE }}</w:t>
+            </w:r>
+            <w:r>
+              <w:rPr>
+                <w:color w:val="000000"/>
+                <w:spacing w:val="0"/>
+                <w:sz w:val="24"/>
+                <w:szCs w:val="24"/>
+              </w:rPr>
+              <w:t xml:space="preserve"> Years</w:t>
             </w:r>
           </w:p>
         </w:tc>
@@ -5940,31 +6373,34 @@
                 <w:spacing w:val="0"/>
                 <w:sz w:val="24"/>
                 <w:szCs w:val="24"/>
-                <w:highlight w:val="yellow"/>
               </w:rPr>
             </w:pPr>
-            <w:commentRangeStart w:id="26"/>
             <w:r>
               <w:rPr>
                 <w:color w:val="000000"/>
                 <w:spacing w:val="0"/>
                 <w:sz w:val="24"/>
                 <w:szCs w:val="24"/>
-                <w:highlight w:val="red"/>
-              </w:rPr>
-              <w:t xml:space="preserve"> 60.80 Years</w:t>
-            </w:r>
-            <w:commentRangeEnd w:id="26"/>
-            <w:r>
-              <w:rPr>
-                <w:rStyle w:val="CommentReference"/>
+              </w:rPr>
+              <w:t xml:space="preserve"> </w:t>
+            </w:r>
+            <w:r>
+              <w:rPr>
                 <w:color w:val="000000"/>
                 <w:spacing w:val="0"/>
                 <w:sz w:val="24"/>
                 <w:szCs w:val="24"/>
-                <w:highlight w:val="yellow"/>
-              </w:rPr>
-              <w:commentReference w:id="26"/>
+              </w:rPr>
+              <w:t>{{ clm_LE_at_trial }}</w:t>
+            </w:r>
+            <w:r>
+              <w:rPr>
+                <w:color w:val="000000"/>
+                <w:spacing w:val="0"/>
+                <w:sz w:val="24"/>
+                <w:szCs w:val="24"/>
+              </w:rPr>
+              <w:t xml:space="preserve"> Years</w:t>
             </w:r>
           </w:p>
         </w:tc>
@@ -6038,69 +6474,301 @@
         <w:rPr>
           <w:bCs/>
           <w:sz w:val="24"/>
+          <w:u w:val="single"/>
+        </w:rPr>
+        <w:t>T</w:t>
+      </w:r>
+      <w:r>
+        <w:rPr>
+          <w:bCs/>
+          <w:sz w:val="24"/>
+          <w:u w:val="single"/>
+        </w:rPr>
+        <w:t>rial</w:t>
+      </w:r>
+      <w:r>
+        <w:rPr>
+          <w:bCs/>
+          <w:sz w:val="24"/>
+        </w:rPr>
+        <w:t xml:space="preserve"> measures</w:t>
+      </w:r>
+      <w:r>
+        <w:rPr>
+          <w:bCs/>
+          <w:sz w:val="24"/>
+        </w:rPr>
+        <w:t xml:space="preserve"> the </w:t>
+      </w:r>
+      <w:r>
+        <w:rPr>
+          <w:bCs/>
+          <w:sz w:val="24"/>
+        </w:rPr>
+        <w:t>extent to</w:t>
+      </w:r>
+      <w:r>
+        <w:rPr>
+          <w:bCs/>
+          <w:sz w:val="24"/>
+        </w:rPr>
+        <w:t xml:space="preserve"> which </w:t>
+      </w:r>
+      <w:r>
+        <w:rPr>
+          <w:bCs/>
+          <w:sz w:val="24"/>
+        </w:rPr>
+        <w:t xml:space="preserve">the plaintiff’s </w:t>
+      </w:r>
+      <w:r>
+        <w:rPr>
+          <w:bCs/>
+          <w:sz w:val="24"/>
+        </w:rPr>
+        <w:t xml:space="preserve">earning capacity may have been impaired as a result </w:t>
+      </w:r>
+      <w:r>
+        <w:rPr>
+          <w:bCs/>
+          <w:sz w:val="24"/>
+        </w:rPr>
+        <w:t xml:space="preserve">of </w:t>
+      </w:r>
+      <w:r>
+        <w:rPr>
+          <w:bCs/>
+          <w:sz w:val="24"/>
+        </w:rPr>
+        <w:t xml:space="preserve">{{ </w:t>
+      </w:r>
+      <w:r>
+        <w:rPr>
+          <w:bCs/>
+          <w:sz w:val="24"/>
+        </w:rPr>
+        <w:t>claimant_gender_possessive</w:t>
+      </w:r>
+      <w:r>
+        <w:rPr>
+          <w:bCs/>
+          <w:sz w:val="24"/>
+        </w:rPr>
+        <w:t xml:space="preserve"> }}</w:t>
+      </w:r>
+      <w:r>
+        <w:rPr>
+          <w:bCs/>
+          <w:sz w:val="24"/>
+        </w:rPr>
+        <w:t xml:space="preserve"> </w:t>
+      </w:r>
+      <w:r>
+        <w:rPr>
+          <w:bCs/>
+          <w:sz w:val="24"/>
+        </w:rPr>
+        <w:t>injury</w:t>
+      </w:r>
+      <w:r>
+        <w:rPr>
+          <w:bCs/>
+          <w:sz w:val="24"/>
+        </w:rPr>
+        <w:t xml:space="preserve">. </w:t>
+      </w:r>
+      <w:r>
+        <w:rPr>
+          <w:bCs/>
+          <w:sz w:val="24"/>
+        </w:rPr>
+        <w:t>W</w:t>
+      </w:r>
+      <w:r>
+        <w:rPr>
+          <w:bCs/>
+          <w:sz w:val="24"/>
+        </w:rPr>
+        <w:t xml:space="preserve">ages are reported for </w:t>
+      </w:r>
+      <w:r>
+        <w:rPr>
+          <w:bCs/>
+          <w:sz w:val="24"/>
+        </w:rPr>
+        <w:t xml:space="preserve">alternative </w:t>
+      </w:r>
+      <w:r>
+        <w:rPr>
+          <w:bCs/>
+          <w:sz w:val="24"/>
+        </w:rPr>
+        <w:t>occupations</w:t>
+      </w:r>
+      <w:r>
+        <w:rPr>
+          <w:bCs/>
+          <w:sz w:val="24"/>
+        </w:rPr>
+        <w:t xml:space="preserve"> </w:t>
+      </w:r>
+      <w:r>
+        <w:rPr>
+          <w:bCs/>
+          <w:sz w:val="24"/>
+        </w:rPr>
+        <w:t xml:space="preserve">on </w:t>
+      </w:r>
+      <w:r>
+        <w:rPr>
+          <w:bCs/>
+          <w:sz w:val="24"/>
+          <w:highlight w:val="green"/>
+        </w:rPr>
+        <w:t xml:space="preserve">page </w:t>
+      </w:r>
+      <w:r>
+        <w:rPr>
+          <w:bCs/>
+          <w:sz w:val="24"/>
+          <w:highlight w:val="green"/>
+        </w:rPr>
+        <w:t>5</w:t>
+      </w:r>
+      <w:r>
+        <w:rPr>
+          <w:bCs/>
+          <w:sz w:val="24"/>
+        </w:rPr>
+        <w:t xml:space="preserve"> of the </w:t>
+      </w:r>
+      <w:r>
+        <w:rPr>
+          <w:bCs/>
+          <w:sz w:val="24"/>
+        </w:rPr>
+        <w:t>V</w:t>
+      </w:r>
+      <w:r>
+        <w:rPr>
+          <w:bCs/>
+          <w:sz w:val="24"/>
+        </w:rPr>
+        <w:t xml:space="preserve">ocational </w:t>
+      </w:r>
+      <w:r>
+        <w:rPr>
+          <w:bCs/>
+          <w:sz w:val="24"/>
+        </w:rPr>
+        <w:t>O</w:t>
+      </w:r>
+      <w:r>
+        <w:rPr>
+          <w:bCs/>
+          <w:sz w:val="24"/>
+        </w:rPr>
+        <w:t xml:space="preserve">pinion. Starting wages range </w:t>
+      </w:r>
+      <w:commentRangeStart w:id="16"/>
+      <w:r>
+        <w:rPr>
+          <w:bCs/>
+          <w:sz w:val="24"/>
+        </w:rPr>
+        <w:t xml:space="preserve">from </w:t>
+      </w:r>
+      <w:r>
+        <w:rPr>
+          <w:bCs/>
+          <w:sz w:val="24"/>
           <w:highlight w:val="red"/>
-          <w:u w:val="single"/>
-        </w:rPr>
-        <w:t>T</w:t>
+        </w:rPr>
+        <w:t>$</w:t>
       </w:r>
       <w:r>
         <w:rPr>
           <w:bCs/>
           <w:sz w:val="24"/>
           <w:highlight w:val="red"/>
-          <w:u w:val="single"/>
-        </w:rPr>
-        <w:t>rial</w:t>
-      </w:r>
-      <w:r>
-        <w:rPr>
-          <w:bCs/>
-          <w:sz w:val="24"/>
-        </w:rPr>
-        <w:t xml:space="preserve"> measures</w:t>
-      </w:r>
-      <w:r>
-        <w:rPr>
-          <w:bCs/>
-          <w:sz w:val="24"/>
-        </w:rPr>
-        <w:t xml:space="preserve"> the </w:t>
-      </w:r>
-      <w:r>
-        <w:rPr>
-          <w:bCs/>
-          <w:sz w:val="24"/>
-        </w:rPr>
-        <w:t>extent to</w:t>
-      </w:r>
-      <w:r>
-        <w:rPr>
-          <w:bCs/>
-          <w:sz w:val="24"/>
-        </w:rPr>
-        <w:t xml:space="preserve"> which </w:t>
-      </w:r>
-      <w:r>
-        <w:rPr>
-          <w:bCs/>
-          <w:sz w:val="24"/>
-        </w:rPr>
-        <w:t xml:space="preserve">the plaintiff’s </w:t>
-      </w:r>
-      <w:r>
-        <w:rPr>
-          <w:bCs/>
-          <w:sz w:val="24"/>
-        </w:rPr>
-        <w:t xml:space="preserve">earning capacity may have been impaired as a result of </w:t>
-      </w:r>
-      <w:r>
-        <w:rPr>
-          <w:bCs/>
-          <w:sz w:val="24"/>
-          <w:highlight w:val="yellow"/>
-        </w:rPr>
-        <w:t>[[claimant_pronoun]]</w:t>
+        </w:rPr>
+        <w:t>18,100</w:t>
+      </w:r>
+      <w:r>
+        <w:rPr>
+          <w:bCs/>
+          <w:sz w:val="24"/>
+        </w:rPr>
+        <w:t xml:space="preserve"> to </w:t>
+      </w:r>
+      <w:r>
+        <w:rPr>
+          <w:bCs/>
+          <w:sz w:val="24"/>
+          <w:highlight w:val="red"/>
+        </w:rPr>
+        <w:t>$26,750</w:t>
+      </w:r>
+      <w:r>
+        <w:rPr>
+          <w:bCs/>
+          <w:sz w:val="24"/>
+        </w:rPr>
+        <w:t xml:space="preserve">. The midpoint is </w:t>
+      </w:r>
+      <w:r>
+        <w:rPr>
+          <w:bCs/>
+          <w:sz w:val="24"/>
+          <w:highlight w:val="red"/>
+        </w:rPr>
+        <w:t>$22,425</w:t>
+      </w:r>
+      <w:commentRangeEnd w:id="16"/>
+      <w:r>
+        <w:rPr>
+          <w:rStyle w:val="CommentReference"/>
+          <w:bCs/>
+          <w:sz w:val="24"/>
+          <w:szCs w:val="20"/>
+        </w:rPr>
+        <w:commentReference w:id="16"/>
+      </w:r>
+      <w:r>
+        <w:rPr>
+          <w:bCs/>
+          <w:sz w:val="24"/>
+        </w:rPr>
+        <w:t xml:space="preserve">. I have illustrated </w:t>
+      </w:r>
+      <w:r>
+        <w:rPr>
+          <w:bCs/>
+          <w:sz w:val="24"/>
+        </w:rPr>
+        <w:t xml:space="preserve">the </w:t>
+      </w:r>
+      <w:r>
+        <w:rPr>
+          <w:bCs/>
+          <w:sz w:val="24"/>
+        </w:rPr>
+        <w:t xml:space="preserve">diminution of future earnings at </w:t>
+      </w:r>
+      <w:r>
+        <w:rPr>
+          <w:bCs/>
+          <w:sz w:val="24"/>
+          <w:highlight w:val="red"/>
+        </w:rPr>
+        <w:t>$22,425</w:t>
+      </w:r>
+      <w:r>
+        <w:rPr>
+          <w:bCs/>
+          <w:sz w:val="24"/>
+        </w:rPr>
+        <w:t xml:space="preserve"> per year.</w:t>
       </w:r>
       <w:r>
         <w:rPr>
@@ -6113,157 +6781,33 @@
         <w:rPr>
           <w:bCs/>
           <w:sz w:val="24"/>
-        </w:rPr>
-        <w:t xml:space="preserve">injury. </w:t>
-      </w:r>
-      <w:r>
-        <w:rPr>
-          <w:bCs/>
-          <w:sz w:val="24"/>
-        </w:rPr>
-        <w:t>W</w:t>
-      </w:r>
-      <w:r>
-        <w:rPr>
-          <w:bCs/>
-          <w:sz w:val="24"/>
-        </w:rPr>
-        <w:t xml:space="preserve">ages are reported for </w:t>
-      </w:r>
-      <w:r>
-        <w:rPr>
-          <w:bCs/>
-          <w:sz w:val="24"/>
-        </w:rPr>
-        <w:t xml:space="preserve">alternative </w:t>
-      </w:r>
-      <w:r>
-        <w:rPr>
-          <w:bCs/>
-          <w:sz w:val="24"/>
-        </w:rPr>
-        <w:t>occupations</w:t>
-      </w:r>
-      <w:r>
-        <w:rPr>
-          <w:bCs/>
-          <w:sz w:val="24"/>
-        </w:rPr>
-        <w:t xml:space="preserve"> </w:t>
-      </w:r>
-      <w:r>
-        <w:rPr>
-          <w:bCs/>
-          <w:sz w:val="24"/>
-        </w:rPr>
-        <w:t xml:space="preserve">on </w:t>
-      </w:r>
-      <w:r>
-        <w:rPr>
-          <w:bCs/>
-          <w:sz w:val="24"/>
           <w:highlight w:val="green"/>
         </w:rPr>
-        <w:t xml:space="preserve">page </w:t>
-      </w:r>
-      <w:r>
-        <w:rPr>
-          <w:bCs/>
-          <w:sz w:val="24"/>
-          <w:highlight w:val="green"/>
-        </w:rPr>
-        <w:t>5</w:t>
-      </w:r>
-      <w:r>
-        <w:rPr>
-          <w:bCs/>
-          <w:sz w:val="24"/>
-        </w:rPr>
-        <w:t xml:space="preserve"> of the </w:t>
-      </w:r>
-      <w:r>
-        <w:rPr>
-          <w:bCs/>
-          <w:sz w:val="24"/>
-        </w:rPr>
-        <w:t>V</w:t>
-      </w:r>
-      <w:r>
-        <w:rPr>
-          <w:bCs/>
-          <w:sz w:val="24"/>
-        </w:rPr>
-        <w:t xml:space="preserve">ocational </w:t>
-      </w:r>
-      <w:r>
-        <w:rPr>
-          <w:bCs/>
-          <w:sz w:val="24"/>
-        </w:rPr>
-        <w:t>O</w:t>
-      </w:r>
-      <w:r>
-        <w:rPr>
-          <w:bCs/>
-          <w:sz w:val="24"/>
-        </w:rPr>
-        <w:t xml:space="preserve">pinion. Starting wages range </w:t>
-      </w:r>
-      <w:commentRangeStart w:id="27"/>
-      <w:r>
-        <w:rPr>
-          <w:bCs/>
-          <w:sz w:val="24"/>
-        </w:rPr>
-        <w:t xml:space="preserve">from </w:t>
-      </w:r>
-      <w:r>
-        <w:rPr>
-          <w:bCs/>
-          <w:sz w:val="24"/>
-          <w:highlight w:val="red"/>
-        </w:rPr>
-        <w:t>$</w:t>
-      </w:r>
-      <w:r>
-        <w:rPr>
-          <w:bCs/>
-          <w:sz w:val="24"/>
-          <w:highlight w:val="red"/>
-        </w:rPr>
-        <w:t>18,100</w:t>
-      </w:r>
-      <w:r>
-        <w:rPr>
-          <w:bCs/>
-          <w:sz w:val="24"/>
-        </w:rPr>
-        <w:t xml:space="preserve"> to </w:t>
-      </w:r>
-      <w:r>
-        <w:rPr>
-          <w:bCs/>
-          <w:sz w:val="24"/>
-          <w:highlight w:val="red"/>
-        </w:rPr>
-        <w:t>$26,750</w:t>
-      </w:r>
-      <w:r>
-        <w:rPr>
-          <w:bCs/>
-          <w:sz w:val="24"/>
-        </w:rPr>
-        <w:t xml:space="preserve">. The midpoint is </w:t>
-      </w:r>
-      <w:r>
-        <w:rPr>
-          <w:bCs/>
-          <w:sz w:val="24"/>
-          <w:highlight w:val="red"/>
-        </w:rPr>
-        <w:t>$22,425</w:t>
-      </w:r>
-      <w:commentRangeEnd w:id="27"/>
+        <w:t xml:space="preserve">The effective tax rate on alternative earnings is </w:t>
+      </w:r>
+      <w:r>
+        <w:rPr>
+          <w:bCs/>
+          <w:sz w:val="24"/>
+        </w:rPr>
+        <w:t xml:space="preserve">{{ </w:t>
+      </w:r>
+      <w:r>
+        <w:rPr>
+          <w:bCs/>
+          <w:sz w:val="24"/>
+        </w:rPr>
+        <w:t>eff_tax_rate }}</w:t>
+      </w:r>
+      <w:commentRangeStart w:id="17"/>
+      <w:r>
+        <w:rPr>
+          <w:bCs/>
+          <w:sz w:val="24"/>
+        </w:rPr>
+        <w:t>%.</w:t>
+      </w:r>
+      <w:commentRangeEnd w:id="17"/>
       <w:r>
         <w:rPr>
           <w:rStyle w:val="CommentReference"/>
@@ -6271,77 +6815,7 @@
           <w:sz w:val="24"/>
           <w:szCs w:val="20"/>
         </w:rPr>
-        <w:commentReference w:id="27"/>
-      </w:r>
-      <w:r>
-        <w:rPr>
-          <w:bCs/>
-          <w:sz w:val="24"/>
-        </w:rPr>
-        <w:t xml:space="preserve">. I have illustrated </w:t>
-      </w:r>
-      <w:r>
-        <w:rPr>
-          <w:bCs/>
-          <w:sz w:val="24"/>
-        </w:rPr>
-        <w:t xml:space="preserve">the </w:t>
-      </w:r>
-      <w:r>
-        <w:rPr>
-          <w:bCs/>
-          <w:sz w:val="24"/>
-        </w:rPr>
-        <w:t xml:space="preserve">diminution of future earnings at </w:t>
-      </w:r>
-      <w:r>
-        <w:rPr>
-          <w:bCs/>
-          <w:sz w:val="24"/>
-          <w:highlight w:val="red"/>
-        </w:rPr>
-        <w:t>$22,425</w:t>
-      </w:r>
-      <w:r>
-        <w:rPr>
-          <w:bCs/>
-          <w:sz w:val="24"/>
-        </w:rPr>
-        <w:t xml:space="preserve"> per year.</w:t>
-      </w:r>
-      <w:r>
-        <w:rPr>
-          <w:bCs/>
-          <w:sz w:val="24"/>
-        </w:rPr>
-        <w:t xml:space="preserve"> </w:t>
-      </w:r>
-      <w:r>
-        <w:rPr>
-          <w:bCs/>
-          <w:sz w:val="24"/>
-          <w:highlight w:val="green"/>
-        </w:rPr>
-        <w:t xml:space="preserve">The effective tax rate on alternative earnings is </w:t>
-      </w:r>
-      <w:commentRangeStart w:id="28"/>
-      <w:r>
-        <w:rPr>
-          <w:bCs/>
-          <w:sz w:val="24"/>
-          <w:highlight w:val="red"/>
-        </w:rPr>
-        <w:t>10.3%.</w:t>
-      </w:r>
-      <w:commentRangeEnd w:id="28"/>
-      <w:r>
-        <w:rPr>
-          <w:rStyle w:val="CommentReference"/>
-          <w:bCs/>
-          <w:sz w:val="24"/>
-          <w:szCs w:val="20"/>
-        </w:rPr>
-        <w:commentReference w:id="28"/>
+        <w:commentReference w:id="17"/>
       </w:r>
     </w:p>
     <w:p>
@@ -6423,7 +6897,34 @@
           <w:szCs w:val="24"/>
           <w:highlight w:val="yellow"/>
         </w:rPr>
-        <w:t>[[claimant_salutation_with_last_name]]</w:t>
+        <w:t xml:space="preserve">{{ </w:t>
+      </w:r>
+      <w:r>
+        <w:rPr>
+          <w:bCs/>
+          <w:sz w:val="24"/>
+          <w:szCs w:val="24"/>
+          <w:highlight w:val="yellow"/>
+        </w:rPr>
+        <w:t>claimant_salutation</w:t>
+      </w:r>
+      <w:r>
+        <w:rPr>
+          <w:bCs/>
+          <w:sz w:val="24"/>
+          <w:szCs w:val="24"/>
+          <w:highlight w:val="yellow"/>
+        </w:rPr>
+        <w:t>_with_name_last</w:t>
+      </w:r>
+      <w:r>
+        <w:rPr>
+          <w:bCs/>
+          <w:sz w:val="24"/>
+          <w:szCs w:val="24"/>
+          <w:highlight w:val="yellow"/>
+        </w:rPr>
+        <w:t xml:space="preserve"> }}</w:t>
       </w:r>
       <w:r>
         <w:rPr>
@@ -6456,7 +6957,25 @@
           <w:szCs w:val="24"/>
           <w:highlight w:val="yellow"/>
         </w:rPr>
-        <w:t>[[claimant_employer]]</w:t>
+        <w:t xml:space="preserve">{{ </w:t>
+      </w:r>
+      <w:r>
+        <w:rPr>
+          <w:bCs/>
+          <w:sz w:val="24"/>
+          <w:szCs w:val="24"/>
+          <w:highlight w:val="yellow"/>
+        </w:rPr>
+        <w:t>claimant_employer</w:t>
+      </w:r>
+      <w:r>
+        <w:rPr>
+          <w:bCs/>
+          <w:sz w:val="24"/>
+          <w:szCs w:val="24"/>
+          <w:highlight w:val="yellow"/>
+        </w:rPr>
+        <w:t xml:space="preserve"> }}</w:t>
       </w:r>
       <w:r>
         <w:rPr>
@@ -6547,7 +7066,7 @@
         </w:rPr>
         <w:t xml:space="preserve"> are </w:t>
       </w:r>
-      <w:commentRangeStart w:id="29"/>
+      <w:commentRangeStart w:id="18"/>
       <w:r>
         <w:rPr>
           <w:bCs/>
@@ -6565,7 +7084,7 @@
         </w:rPr>
         <w:t xml:space="preserve"> </w:t>
       </w:r>
-      <w:commentRangeEnd w:id="29"/>
+      <w:commentRangeEnd w:id="18"/>
       <w:r>
         <w:rPr>
           <w:rStyle w:val="CommentReference"/>
@@ -6573,7 +7092,7 @@
           <w:sz w:val="24"/>
           <w:szCs w:val="24"/>
         </w:rPr>
-        <w:commentReference w:id="29"/>
+        <w:commentReference w:id="18"/>
       </w:r>
       <w:r>
         <w:rPr>
@@ -6641,7 +7160,7 @@
         </w:rPr>
         <w:t xml:space="preserve"> </w:t>
       </w:r>
-      <w:commentRangeStart w:id="30"/>
+      <w:commentRangeStart w:id="19"/>
       <w:r>
         <w:rPr>
           <w:bCs/>
@@ -6692,7 +7211,7 @@
         </w:rPr>
         <w:fldChar w:fldCharType="end"/>
       </w:r>
-      <w:commentRangeEnd w:id="30"/>
+      <w:commentRangeEnd w:id="19"/>
       <w:r>
         <w:rPr>
           <w:rStyle w:val="CommentReference"/>
@@ -6700,7 +7219,7 @@
           <w:sz w:val="24"/>
           <w:szCs w:val="24"/>
         </w:rPr>
-        <w:commentReference w:id="30"/>
+        <w:commentReference w:id="19"/>
       </w:r>
       <w:r>
         <w:rPr>
@@ -6847,7 +7366,7 @@
           <w:szCs w:val="24"/>
           <w:highlight w:val="yellow"/>
         </w:rPr>
-        <w:t>[[</w:t>
+        <w:t xml:space="preserve">{{ </w:t>
       </w:r>
       <w:r>
         <w:rPr>
@@ -6856,7 +7375,16 @@
           <w:szCs w:val="24"/>
           <w:highlight w:val="yellow"/>
         </w:rPr>
-        <w:t>base_earnings_1]]</w:t>
+        <w:t>base_earnings_1</w:t>
+      </w:r>
+      <w:r>
+        <w:rPr>
+          <w:bCs/>
+          <w:sz w:val="24"/>
+          <w:szCs w:val="24"/>
+          <w:highlight w:val="yellow"/>
+        </w:rPr>
+        <w:t xml:space="preserve"> }}</w:t>
       </w:r>
       <w:r>
         <w:rPr>
@@ -6916,7 +7444,25 @@
           <w:szCs w:val="24"/>
           <w:highlight w:val="yellow"/>
         </w:rPr>
-        <w:t>[[base_earnings_2]]</w:t>
+        <w:t xml:space="preserve">{{ </w:t>
+      </w:r>
+      <w:r>
+        <w:rPr>
+          <w:bCs/>
+          <w:sz w:val="24"/>
+          <w:szCs w:val="24"/>
+          <w:highlight w:val="yellow"/>
+        </w:rPr>
+        <w:t>base_earnings_2</w:t>
+      </w:r>
+      <w:r>
+        <w:rPr>
+          <w:bCs/>
+          <w:sz w:val="24"/>
+          <w:szCs w:val="24"/>
+          <w:highlight w:val="yellow"/>
+        </w:rPr>
+        <w:t xml:space="preserve"> }}</w:t>
       </w:r>
       <w:r>
         <w:rPr>
@@ -7089,7 +7635,7 @@
         </w:rPr>
         <w:t xml:space="preserve">range in cost </w:t>
       </w:r>
-      <w:commentRangeStart w:id="31"/>
+      <w:commentRangeStart w:id="20"/>
       <w:r>
         <w:rPr>
           <w:bCs/>
@@ -7258,7 +7804,7 @@
         </w:rPr>
         <w:t>1</w:t>
       </w:r>
-      <w:commentRangeEnd w:id="31"/>
+      <w:commentRangeEnd w:id="20"/>
       <w:r>
         <w:rPr>
           <w:rStyle w:val="CommentReference"/>
@@ -7266,7 +7812,7 @@
           <w:sz w:val="24"/>
           <w:szCs w:val="24"/>
         </w:rPr>
-        <w:commentReference w:id="31"/>
+        <w:commentReference w:id="20"/>
       </w:r>
       <w:r>
         <w:rPr>
@@ -7299,7 +7845,25 @@
           <w:szCs w:val="24"/>
           <w:highlight w:val="yellow"/>
         </w:rPr>
-        <w:t>[[LCP_report_date]]</w:t>
+        <w:t xml:space="preserve">{{ </w:t>
+      </w:r>
+      <w:r>
+        <w:rPr>
+          <w:bCs/>
+          <w:sz w:val="24"/>
+          <w:szCs w:val="24"/>
+          <w:highlight w:val="yellow"/>
+        </w:rPr>
+        <w:t>report_deadline_short</w:t>
+      </w:r>
+      <w:r>
+        <w:rPr>
+          <w:bCs/>
+          <w:sz w:val="24"/>
+          <w:szCs w:val="24"/>
+          <w:highlight w:val="yellow"/>
+        </w:rPr>
+        <w:t xml:space="preserve"> }}</w:t>
       </w:r>
       <w:r>
         <w:rPr>
@@ -7317,7 +7881,7 @@
         </w:rPr>
         <w:t xml:space="preserve"> I apply growth rates </w:t>
       </w:r>
-      <w:commentRangeStart w:id="32"/>
+      <w:commentRangeStart w:id="21"/>
       <w:r>
         <w:rPr>
           <w:bCs/>
@@ -7508,7 +8072,7 @@
         </w:rPr>
         <w:t>Medical Care Services</w:t>
       </w:r>
-      <w:commentRangeEnd w:id="32"/>
+      <w:commentRangeEnd w:id="21"/>
       <w:r>
         <w:rPr>
           <w:rStyle w:val="CommentReference"/>
@@ -7517,7 +8081,7 @@
           <w:szCs w:val="24"/>
           <w:highlight w:val="red"/>
         </w:rPr>
-        <w:commentReference w:id="32"/>
+        <w:commentReference w:id="21"/>
       </w:r>
       <w:r>
         <w:rPr>
@@ -7536,7 +8100,7 @@
         </w:rPr>
         <w:t xml:space="preserve">. </w:t>
       </w:r>
-      <w:commentRangeStart w:id="33"/>
+      <w:commentRangeStart w:id="22"/>
       <w:r>
         <w:rPr>
           <w:bCs/>
@@ -7579,7 +8143,7 @@
         </w:rPr>
         <w:t xml:space="preserve">. </w:t>
       </w:r>
-      <w:commentRangeEnd w:id="33"/>
+      <w:commentRangeEnd w:id="22"/>
       <w:r>
         <w:rPr>
           <w:rStyle w:val="CommentReference"/>
@@ -7588,7 +8152,7 @@
           <w:szCs w:val="24"/>
           <w:highlight w:val="green"/>
         </w:rPr>
-        <w:commentReference w:id="33"/>
+        <w:commentReference w:id="22"/>
       </w:r>
       <w:r>
         <w:rPr>
@@ -7606,7 +8170,7 @@
           <w:szCs w:val="24"/>
           <w:highlight w:val="green"/>
         </w:rPr>
-        <w:t>tes in excess of 30 years are assumed</w:t>
+        <w:t xml:space="preserve">tes in excess of 30 years </w:t>
       </w:r>
       <w:r>
         <w:rPr>
@@ -7615,6 +8179,16 @@
           <w:szCs w:val="24"/>
           <w:highlight w:val="green"/>
         </w:rPr>
+        <w:lastRenderedPageBreak/>
+        <w:t>are assumed</w:t>
+      </w:r>
+      <w:r>
+        <w:rPr>
+          <w:bCs/>
+          <w:sz w:val="24"/>
+          <w:szCs w:val="24"/>
+          <w:highlight w:val="green"/>
+        </w:rPr>
         <w:t xml:space="preserve"> to be </w:t>
       </w:r>
       <w:r>
@@ -7622,9 +8196,16 @@
           <w:bCs/>
           <w:sz w:val="24"/>
           <w:szCs w:val="24"/>
-          <w:highlight w:val="red"/>
-        </w:rPr>
-        <w:t>4.7%</w:t>
+        </w:rPr>
+        <w:t>{{ blo_disc_rate_max }}</w:t>
+      </w:r>
+      <w:r>
+        <w:rPr>
+          <w:bCs/>
+          <w:sz w:val="24"/>
+          <w:szCs w:val="24"/>
+        </w:rPr>
+        <w:t xml:space="preserve">% </w:t>
       </w:r>
       <w:r>
         <w:rPr>
@@ -7633,7 +8214,7 @@
           <w:szCs w:val="24"/>
           <w:highlight w:val="green"/>
         </w:rPr>
-        <w:t xml:space="preserve"> based on the </w:t>
+        <w:t xml:space="preserve">based on the </w:t>
       </w:r>
       <w:r>
         <w:rPr>
@@ -7933,8 +8514,8 @@
                 <w:szCs w:val="28"/>
               </w:rPr>
             </w:pPr>
-            <w:bookmarkStart w:id="34" w:name="_Hlk192677055"/>
-            <w:commentRangeStart w:id="35"/>
+            <w:bookmarkStart w:id="23" w:name="_Hlk192677055"/>
+            <w:commentRangeStart w:id="24"/>
             <w:r>
               <w:rPr>
                 <w:rFonts w:ascii="Times New Roman" w:hAnsi="Times New Roman"/>
@@ -7945,7 +8526,7 @@
               <w:lastRenderedPageBreak/>
               <w:t>QUANTITATIVE EVALUATION</w:t>
             </w:r>
-            <w:commentRangeEnd w:id="35"/>
+            <w:commentRangeEnd w:id="24"/>
             <w:r>
               <w:rPr>
                 <w:rStyle w:val="CommentReference"/>
@@ -7955,7 +8536,7 @@
                 <w:sz w:val="28"/>
                 <w:szCs w:val="28"/>
               </w:rPr>
-              <w:commentReference w:id="35"/>
+              <w:commentReference w:id="24"/>
             </w:r>
           </w:p>
         </w:tc>
@@ -8040,7 +8621,27 @@
                 <w:szCs w:val="28"/>
                 <w:highlight w:val="yellow"/>
               </w:rPr>
-              <w:t>[[base_earnings_1]]</w:t>
+              <w:t xml:space="preserve">{{ </w:t>
+            </w:r>
+            <w:r>
+              <w:rPr>
+                <w:bCs/>
+                <w:iCs/>
+                <w:sz w:val="28"/>
+                <w:szCs w:val="28"/>
+                <w:highlight w:val="yellow"/>
+              </w:rPr>
+              <w:t xml:space="preserve">1be_WLE _earnings </w:t>
+            </w:r>
+            <w:r>
+              <w:rPr>
+                <w:bCs/>
+                <w:iCs/>
+                <w:sz w:val="28"/>
+                <w:szCs w:val="28"/>
+                <w:highlight w:val="yellow"/>
+              </w:rPr>
+              <w:t>}}</w:t>
             </w:r>
             <w:r>
               <w:rPr>
@@ -8241,7 +8842,7 @@
                 <w:szCs w:val="28"/>
                 <w:highlight w:val="yellow"/>
               </w:rPr>
-              <w:t>$127,380</w:t>
+              <w:t>{{r 1be_WLE_earnings }}</w:t>
             </w:r>
           </w:p>
           <w:p>
@@ -8419,16 +9020,6 @@
                 <w:szCs w:val="28"/>
                 <w:highlight w:val="yellow"/>
               </w:rPr>
-              <w:t xml:space="preserve"> $56,023 </w:t>
-            </w:r>
-            <w:r>
-              <w:rPr>
-                <w:bCs/>
-                <w:iCs/>
-                <w:sz w:val="28"/>
-                <w:szCs w:val="28"/>
-                <w:highlight w:val="yellow"/>
-              </w:rPr>
               <w:fldChar w:fldCharType="end"/>
             </w:r>
           </w:p>
@@ -8500,7 +9091,7 @@
                 <w:sz w:val="28"/>
                 <w:szCs w:val="28"/>
               </w:rPr>
-              <w:t>After Credit for $</w:t>
+              <w:t xml:space="preserve">After Credit for </w:t>
             </w:r>
             <w:r>
               <w:rPr>
@@ -8508,8 +9099,9 @@
                 <w:iCs/>
                 <w:sz w:val="28"/>
                 <w:szCs w:val="28"/>
-              </w:rPr>
-              <w:t>22,425</w:t>
+                <w:highlight w:val="red"/>
+              </w:rPr>
+              <w:t>{{r 1be_credit }}</w:t>
             </w:r>
           </w:p>
           <w:p>
@@ -8652,7 +9244,7 @@
                 <w:sz w:val="28"/>
                 <w:szCs w:val="28"/>
               </w:rPr>
-              <w:t>After Credit for $</w:t>
+              <w:t xml:space="preserve">After Credit for </w:t>
             </w:r>
             <w:r>
               <w:rPr>
@@ -8661,7 +9253,7 @@
                 <w:sz w:val="28"/>
                 <w:szCs w:val="28"/>
               </w:rPr>
-              <w:t>22,425</w:t>
+              <w:t>{{r</w:t>
             </w:r>
           </w:p>
           <w:p>
@@ -9407,7 +9999,7 @@
           </w:p>
         </w:tc>
       </w:tr>
-      <w:bookmarkEnd w:id="34"/>
+      <w:bookmarkEnd w:id="23"/>
     </w:tbl>
     <w:p>
       <w:pPr>
@@ -9444,17 +10036,16 @@
           <w:rFonts w:ascii="TimesNewRomanPS-ItalicMT" w:hAnsi="TimesNewRomanPS-ItalicMT" w:cs="TimesNewRomanPS-ItalicMT"/>
         </w:rPr>
       </w:pPr>
-      <w:commentRangeStart w:id="36"/>
-      <w:commentRangeStart w:id="37"/>
-      <w:commentRangeStart w:id="38"/>
+      <w:commentRangeStart w:id="25"/>
+      <w:commentRangeStart w:id="26"/>
+      <w:commentRangeStart w:id="27"/>
       <w:r>
         <w:rPr>
           <w:rFonts w:ascii="TimesNewRomanPS-ItalicMT" w:hAnsi="TimesNewRomanPS-ItalicMT" w:cs="TimesNewRomanPS-ItalicMT"/>
         </w:rPr>
-        <w:lastRenderedPageBreak/>
         <w:t>Present Value of Future Medical Care</w:t>
       </w:r>
-      <w:commentRangeEnd w:id="36"/>
+      <w:commentRangeEnd w:id="25"/>
       <w:r>
         <w:rPr>
           <w:rStyle w:val="CommentReference"/>
@@ -9462,9 +10053,9 @@
           <w:sz w:val="26"/>
           <w:szCs w:val="20"/>
         </w:rPr>
-        <w:commentReference w:id="36"/>
-      </w:r>
-      <w:commentRangeEnd w:id="37"/>
+        <w:commentReference w:id="25"/>
+      </w:r>
+      <w:commentRangeEnd w:id="26"/>
       <w:r>
         <w:rPr>
           <w:rStyle w:val="CommentReference"/>
@@ -9472,9 +10063,9 @@
           <w:sz w:val="26"/>
           <w:szCs w:val="20"/>
         </w:rPr>
-        <w:commentReference w:id="37"/>
-      </w:r>
-      <w:commentRangeEnd w:id="38"/>
+        <w:commentReference w:id="26"/>
+      </w:r>
+      <w:commentRangeEnd w:id="27"/>
       <w:r>
         <w:rPr>
           <w:rStyle w:val="CommentReference"/>
@@ -9482,7 +10073,7 @@
           <w:sz w:val="26"/>
           <w:szCs w:val="20"/>
         </w:rPr>
-        <w:commentReference w:id="38"/>
+        <w:commentReference w:id="27"/>
       </w:r>
       <w:r>
         <w:rPr>
@@ -9495,7 +10086,21 @@
           <w:rFonts w:ascii="TimesNewRomanPS-ItalicMT" w:hAnsi="TimesNewRomanPS-ItalicMT" w:cs="TimesNewRomanPS-ItalicMT"/>
           <w:highlight w:val="yellow"/>
         </w:rPr>
-        <w:t>[[claimant_name_full]]</w:t>
+        <w:t xml:space="preserve">{{ </w:t>
+      </w:r>
+      <w:r>
+        <w:rPr>
+          <w:rFonts w:ascii="TimesNewRomanPS-ItalicMT" w:hAnsi="TimesNewRomanPS-ItalicMT" w:cs="TimesNewRomanPS-ItalicMT"/>
+          <w:highlight w:val="yellow"/>
+        </w:rPr>
+        <w:t>claimant_name_full</w:t>
+      </w:r>
+      <w:r>
+        <w:rPr>
+          <w:rFonts w:ascii="TimesNewRomanPS-ItalicMT" w:hAnsi="TimesNewRomanPS-ItalicMT" w:cs="TimesNewRomanPS-ItalicMT"/>
+          <w:highlight w:val="yellow"/>
+        </w:rPr>
+        <w:t xml:space="preserve"> }}</w:t>
       </w:r>
     </w:p>
     <w:p>
@@ -9511,6 +10116,7 @@
         <w:rPr>
           <w:noProof/>
         </w:rPr>
+        <w:lastRenderedPageBreak/>
         <w:drawing>
           <wp:inline distT="0" distB="0" distL="0" distR="0" wp14:anchorId="72540AA4" wp14:editId="45849115">
             <wp:extent cx="4714875" cy="7810500"/>
@@ -9618,6 +10224,7 @@
                 <w:bCs/>
                 <w:sz w:val="40"/>
               </w:rPr>
+              <w:lastRenderedPageBreak/>
               <w:t>TECHNICAL   SUMMARY</w:t>
             </w:r>
           </w:p>
@@ -9673,9 +10280,24 @@
                 <w:bCs/>
                 <w:caps/>
                 <w:sz w:val="40"/>
-                <w:highlight w:val="yellow"/>
-              </w:rPr>
-              <w:t>[[claimant_name_full]]</w:t>
+              </w:rPr>
+              <w:t xml:space="preserve">{{ </w:t>
+            </w:r>
+            <w:r>
+              <w:rPr>
+                <w:bCs/>
+                <w:caps/>
+                <w:sz w:val="40"/>
+              </w:rPr>
+              <w:t>claimant_name_full</w:t>
+            </w:r>
+            <w:r>
+              <w:rPr>
+                <w:bCs/>
+                <w:caps/>
+                <w:sz w:val="40"/>
+              </w:rPr>
+              <w:t>}}</w:t>
             </w:r>
           </w:p>
         </w:tc>
@@ -9904,16 +10526,42 @@
               <w:rPr>
                 <w:bCs/>
                 <w:sz w:val="24"/>
-                <w:highlight w:val="yellow"/>
               </w:rPr>
             </w:pPr>
             <w:r>
               <w:rPr>
                 <w:bCs/>
                 <w:sz w:val="24"/>
-                <w:highlight w:val="yellow"/>
-              </w:rPr>
-              <w:t>[[claimant_DOB_short]]</w:t>
+              </w:rPr>
+              <w:t>{{</w:t>
+            </w:r>
+            <w:r>
+              <w:rPr>
+                <w:bCs/>
+                <w:sz w:val="24"/>
+              </w:rPr>
+              <w:t>r</w:t>
+            </w:r>
+            <w:r>
+              <w:rPr>
+                <w:bCs/>
+                <w:sz w:val="24"/>
+              </w:rPr>
+              <w:t xml:space="preserve"> </w:t>
+            </w:r>
+            <w:r>
+              <w:rPr>
+                <w:bCs/>
+                <w:sz w:val="24"/>
+              </w:rPr>
+              <w:t>claimant_DOB_short</w:t>
+            </w:r>
+            <w:r>
+              <w:rPr>
+                <w:bCs/>
+                <w:sz w:val="24"/>
+              </w:rPr>
+              <w:t xml:space="preserve"> }}</w:t>
             </w:r>
           </w:p>
           <w:p>
@@ -9943,9 +10591,40 @@
                 <w:bCs/>
                 <w:smallCaps/>
                 <w:sz w:val="24"/>
-                <w:highlight w:val="yellow"/>
-              </w:rPr>
-              <w:t>[[date_of_accident]]</w:t>
+              </w:rPr>
+              <w:t>{{</w:t>
+            </w:r>
+            <w:r>
+              <w:rPr>
+                <w:bCs/>
+                <w:smallCaps/>
+                <w:sz w:val="24"/>
+              </w:rPr>
+              <w:t>r</w:t>
+            </w:r>
+            <w:r>
+              <w:rPr>
+                <w:bCs/>
+                <w:smallCaps/>
+                <w:sz w:val="24"/>
+              </w:rPr>
+              <w:t xml:space="preserve"> </w:t>
+            </w:r>
+            <w:r>
+              <w:rPr>
+                <w:bCs/>
+                <w:smallCaps/>
+                <w:sz w:val="24"/>
+              </w:rPr>
+              <w:t>claimant_DOI_short</w:t>
+            </w:r>
+            <w:r>
+              <w:rPr>
+                <w:bCs/>
+                <w:smallCaps/>
+                <w:sz w:val="24"/>
+              </w:rPr>
+              <w:t>}}</w:t>
             </w:r>
           </w:p>
         </w:tc>
@@ -10223,7 +10902,6 @@
                 <w:bCs/>
                 <w:smallCaps/>
                 <w:sz w:val="24"/>
-                <w:highlight w:val="red"/>
               </w:rPr>
               <w:t>Trial</w:t>
             </w:r>
@@ -10296,30 +10974,15 @@
                 <w:bCs/>
                 <w:smallCaps/>
                 <w:sz w:val="24"/>
-                <w:highlight w:val="yellow"/>
               </w:rPr>
             </w:pPr>
-            <w:commentRangeStart w:id="39"/>
             <w:r>
               <w:rPr>
                 <w:bCs/>
                 <w:smallCaps/>
                 <w:sz w:val="24"/>
-                <w:highlight w:val="yellow"/>
-              </w:rPr>
-              <w:t>[date_of_trial_short]]</w:t>
-            </w:r>
-            <w:commentRangeEnd w:id="39"/>
-            <w:r>
-              <w:rPr>
-                <w:rStyle w:val="CommentReference"/>
-                <w:bCs/>
-                <w:smallCaps/>
-                <w:sz w:val="24"/>
-                <w:szCs w:val="20"/>
-                <w:highlight w:val="yellow"/>
-              </w:rPr>
-              <w:commentReference w:id="39"/>
+              </w:rPr>
+              <w:t>{{r trial_date_short }}</w:t>
             </w:r>
           </w:p>
           <w:p>
@@ -10348,7 +11011,6 @@
                 <w:bCs/>
                 <w:smallCaps/>
                 <w:sz w:val="24"/>
-                <w:highlight w:val="red"/>
               </w:rPr>
               <w:fldChar w:fldCharType="begin"/>
             </w:r>
@@ -10357,7 +11019,6 @@
                 <w:bCs/>
                 <w:smallCaps/>
                 <w:sz w:val="24"/>
-                <w:highlight w:val="red"/>
               </w:rPr>
               <w:instrText xml:space="preserve"> DOCVARIABLE "zapLink¦2!1!Place_of_Trial" </w:instrText>
             </w:r>
@@ -10366,7 +11027,6 @@
                 <w:bCs/>
                 <w:smallCaps/>
                 <w:sz w:val="24"/>
-                <w:highlight w:val="red"/>
               </w:rPr>
               <w:fldChar w:fldCharType="separate"/>
             </w:r>
@@ -10375,16 +11035,30 @@
                 <w:bCs/>
                 <w:smallCaps/>
                 <w:sz w:val="24"/>
-                <w:highlight w:val="red"/>
-              </w:rPr>
-              <w:t xml:space="preserve">Southern District of TX </w:t>
+              </w:rPr>
+              <w:t xml:space="preserve">{{r </w:t>
             </w:r>
             <w:r>
               <w:rPr>
                 <w:bCs/>
                 <w:smallCaps/>
                 <w:sz w:val="24"/>
-                <w:highlight w:val="red"/>
+              </w:rPr>
+              <w:t>court_jurisdiction }}</w:t>
+            </w:r>
+            <w:r>
+              <w:rPr>
+                <w:bCs/>
+                <w:smallCaps/>
+                <w:sz w:val="24"/>
+              </w:rPr>
+              <w:t xml:space="preserve"> </w:t>
+            </w:r>
+            <w:r>
+              <w:rPr>
+                <w:bCs/>
+                <w:smallCaps/>
+                <w:sz w:val="24"/>
               </w:rPr>
               <w:fldChar w:fldCharType="end"/>
             </w:r>
@@ -10951,18 +11625,8 @@
                 <w:bCs/>
                 <w:smallCaps/>
                 <w:sz w:val="28"/>
-                <w:highlight w:val="red"/>
-              </w:rPr>
-              <w:t>After</w:t>
-            </w:r>
-            <w:r>
-              <w:rPr>
-                <w:bCs/>
-                <w:smallCaps/>
-                <w:sz w:val="28"/>
-                <w:highlight w:val="red"/>
-              </w:rPr>
-              <w:t xml:space="preserve"> Tax</w:t>
+              </w:rPr>
+              <w:t>{{r tax_treatment }}</w:t>
             </w:r>
           </w:p>
         </w:tc>
@@ -11212,42 +11876,26 @@
                 <w:sz w:val="28"/>
               </w:rPr>
             </w:pPr>
-            <w:commentRangeStart w:id="40"/>
-            <w:r>
-              <w:rPr>
-                <w:bCs/>
-                <w:sz w:val="28"/>
-                <w:highlight w:val="red"/>
-              </w:rPr>
-              <w:t>11.4</w:t>
-            </w:r>
-            <w:r>
-              <w:rPr>
-                <w:bCs/>
-                <w:sz w:val="28"/>
-                <w:highlight w:val="red"/>
-              </w:rPr>
-              <w:t xml:space="preserve"> </w:t>
-            </w:r>
-            <w:r>
-              <w:rPr>
-                <w:bCs/>
-                <w:smallCaps/>
-                <w:sz w:val="28"/>
-                <w:highlight w:val="red"/>
-              </w:rPr>
-              <w:t>Years</w:t>
-            </w:r>
-            <w:commentRangeEnd w:id="40"/>
-            <w:r>
-              <w:rPr>
-                <w:rStyle w:val="CommentReference"/>
-                <w:bCs/>
-                <w:smallCaps/>
-                <w:sz w:val="28"/>
-                <w:szCs w:val="20"/>
-              </w:rPr>
-              <w:commentReference w:id="40"/>
+            <w:r>
+              <w:rPr>
+                <w:bCs/>
+                <w:sz w:val="28"/>
+              </w:rPr>
+              <w:t>{{</w:t>
+            </w:r>
+            <w:r>
+              <w:rPr>
+                <w:bCs/>
+                <w:sz w:val="28"/>
+              </w:rPr>
+              <w:t>r</w:t>
+            </w:r>
+            <w:r>
+              <w:rPr>
+                <w:bCs/>
+                <w:sz w:val="28"/>
+              </w:rPr>
+              <w:t xml:space="preserve"> clm_WLE_from_trial_full }}</w:t>
             </w:r>
           </w:p>
         </w:tc>
@@ -11521,7 +12169,6 @@
                 <w:bCs/>
                 <w:smallCaps/>
                 <w:sz w:val="28"/>
-                <w:highlight w:val="yellow"/>
               </w:rPr>
             </w:pPr>
             <w:r>
@@ -11529,7 +12176,6 @@
                 <w:bCs/>
                 <w:smallCaps/>
                 <w:sz w:val="28"/>
-                <w:highlight w:val="yellow"/>
               </w:rPr>
               <w:fldChar w:fldCharType="begin"/>
             </w:r>
@@ -11538,7 +12184,6 @@
                 <w:bCs/>
                 <w:smallCaps/>
                 <w:sz w:val="28"/>
-                <w:highlight w:val="yellow"/>
               </w:rPr>
               <w:instrText xml:space="preserve"> DOCVARIABLE "zapLink¦2!1!Primary_Earnings_Base_1" </w:instrText>
             </w:r>
@@ -11547,7 +12192,6 @@
                 <w:bCs/>
                 <w:smallCaps/>
                 <w:sz w:val="28"/>
-                <w:highlight w:val="yellow"/>
               </w:rPr>
               <w:fldChar w:fldCharType="separate"/>
             </w:r>
@@ -11556,16 +12200,22 @@
                 <w:bCs/>
                 <w:smallCaps/>
                 <w:sz w:val="28"/>
-                <w:highlight w:val="yellow"/>
-              </w:rPr>
-              <w:t>[[base_earnings_1]]</w:t>
+              </w:rPr>
+              <w:t>{{</w:t>
             </w:r>
             <w:r>
               <w:rPr>
                 <w:bCs/>
                 <w:smallCaps/>
                 <w:sz w:val="28"/>
-                <w:highlight w:val="yellow"/>
+              </w:rPr>
+              <w:t>r</w:t>
+            </w:r>
+            <w:r>
+              <w:rPr>
+                <w:bCs/>
+                <w:smallCaps/>
+                <w:sz w:val="28"/>
               </w:rPr>
               <w:t xml:space="preserve"> </w:t>
             </w:r>
@@ -11574,7 +12224,30 @@
                 <w:bCs/>
                 <w:smallCaps/>
                 <w:sz w:val="28"/>
-                <w:highlight w:val="yellow"/>
+              </w:rPr>
+              <w:t>1be_WLE_earnings</w:t>
+            </w:r>
+            <w:r>
+              <w:rPr>
+                <w:bCs/>
+                <w:smallCaps/>
+                <w:sz w:val="28"/>
+              </w:rPr>
+              <w:t xml:space="preserve"> }}</w:t>
+            </w:r>
+            <w:r>
+              <w:rPr>
+                <w:bCs/>
+                <w:smallCaps/>
+                <w:sz w:val="28"/>
+              </w:rPr>
+              <w:t xml:space="preserve"> </w:t>
+            </w:r>
+            <w:r>
+              <w:rPr>
+                <w:bCs/>
+                <w:smallCaps/>
+                <w:sz w:val="28"/>
               </w:rPr>
               <w:fldChar w:fldCharType="end"/>
             </w:r>
@@ -11600,7 +12273,6 @@
                 <w:bCs/>
                 <w:smallCaps/>
                 <w:sz w:val="28"/>
-                <w:highlight w:val="yellow"/>
               </w:rPr>
             </w:pPr>
             <w:r>
@@ -11608,9 +12280,40 @@
                 <w:bCs/>
                 <w:smallCaps/>
                 <w:sz w:val="28"/>
-                <w:highlight w:val="yellow"/>
-              </w:rPr>
-              <w:t>[[base_earnings_2]]</w:t>
+              </w:rPr>
+              <w:t>{{</w:t>
+            </w:r>
+            <w:r>
+              <w:rPr>
+                <w:bCs/>
+                <w:smallCaps/>
+                <w:sz w:val="28"/>
+              </w:rPr>
+              <w:t>r</w:t>
+            </w:r>
+            <w:r>
+              <w:rPr>
+                <w:bCs/>
+                <w:smallCaps/>
+                <w:sz w:val="28"/>
+              </w:rPr>
+              <w:t xml:space="preserve"> </w:t>
+            </w:r>
+            <w:r>
+              <w:rPr>
+                <w:bCs/>
+                <w:smallCaps/>
+                <w:sz w:val="28"/>
+              </w:rPr>
+              <w:t>2be_WLE_earnings</w:t>
+            </w:r>
+            <w:r>
+              <w:rPr>
+                <w:bCs/>
+                <w:smallCaps/>
+                <w:sz w:val="28"/>
+              </w:rPr>
+              <w:t>}}</w:t>
             </w:r>
           </w:p>
           <w:p>
@@ -11662,24 +12365,6 @@
                 <w:highlight w:val="yellow"/>
               </w:rPr>
               <w:fldChar w:fldCharType="separate"/>
-            </w:r>
-            <w:r>
-              <w:rPr>
-                <w:bCs/>
-                <w:smallCaps/>
-                <w:sz w:val="28"/>
-                <w:highlight w:val="yellow"/>
-              </w:rPr>
-              <w:t xml:space="preserve"> </w:t>
-            </w:r>
-            <w:r>
-              <w:rPr>
-                <w:bCs/>
-                <w:smallCaps/>
-                <w:sz w:val="28"/>
-                <w:highlight w:val="red"/>
-              </w:rPr>
-              <w:t>$22,425</w:t>
             </w:r>
             <w:r>
               <w:rPr>
@@ -11803,46 +12488,29 @@
                 <w:bCs/>
                 <w:smallCaps/>
                 <w:sz w:val="28"/>
-                <w:highlight w:val="yellow"/>
               </w:rPr>
             </w:pPr>
-            <w:commentRangeStart w:id="41"/>
-            <w:r>
-              <w:rPr>
-                <w:bCs/>
-                <w:sz w:val="28"/>
-                <w:highlight w:val="red"/>
-              </w:rPr>
-              <w:t>3.</w:t>
-            </w:r>
-            <w:r>
-              <w:rPr>
-                <w:bCs/>
-                <w:sz w:val="28"/>
-                <w:highlight w:val="red"/>
-              </w:rPr>
-              <w:t>56</w:t>
+            <w:r>
+              <w:rPr>
+                <w:bCs/>
+                <w:sz w:val="28"/>
+              </w:rPr>
+              <w:t xml:space="preserve">{{r </w:t>
+            </w:r>
+            <w:r>
+              <w:rPr>
+                <w:bCs/>
+                <w:sz w:val="28"/>
+              </w:rPr>
+              <w:t>b1e_WLE_growth_rate }}</w:t>
             </w:r>
             <w:r>
               <w:rPr>
                 <w:bCs/>
                 <w:smallCaps/>
                 <w:sz w:val="28"/>
-                <w:highlight w:val="red"/>
               </w:rPr>
               <w:t>%</w:t>
-            </w:r>
-            <w:commentRangeEnd w:id="41"/>
-            <w:r>
-              <w:rPr>
-                <w:rStyle w:val="CommentReference"/>
-                <w:bCs/>
-                <w:smallCaps/>
-                <w:sz w:val="28"/>
-                <w:szCs w:val="20"/>
-                <w:highlight w:val="yellow"/>
-              </w:rPr>
-              <w:commentReference w:id="41"/>
             </w:r>
           </w:p>
         </w:tc>
@@ -11932,84 +12600,39 @@
                 <w:bCs/>
                 <w:smallCaps/>
                 <w:sz w:val="28"/>
-                <w:highlight w:val="yellow"/>
               </w:rPr>
             </w:pPr>
-            <w:commentRangeStart w:id="42"/>
             <w:r>
               <w:rPr>
                 <w:bCs/>
                 <w:smallCaps/>
                 <w:sz w:val="28"/>
-                <w:highlight w:val="red"/>
-              </w:rPr>
-              <w:t>2</w:t>
+              </w:rPr>
+              <w:t>{{r PV2_disc_rate_low }}</w:t>
             </w:r>
             <w:r>
               <w:rPr>
                 <w:bCs/>
                 <w:smallCaps/>
                 <w:sz w:val="28"/>
-                <w:highlight w:val="red"/>
-              </w:rPr>
-              <w:t>.</w:t>
+              </w:rPr>
+              <w:t>%</w:t>
             </w:r>
             <w:r>
               <w:rPr>
                 <w:bCs/>
                 <w:smallCaps/>
                 <w:sz w:val="28"/>
-                <w:highlight w:val="red"/>
-              </w:rPr>
-              <w:t>0</w:t>
+              </w:rPr>
+              <w:t>-{{r PV2_disc_rate_high }}</w:t>
             </w:r>
             <w:r>
               <w:rPr>
                 <w:bCs/>
                 <w:smallCaps/>
                 <w:sz w:val="28"/>
-                <w:highlight w:val="red"/>
               </w:rPr>
               <w:t>%</w:t>
-            </w:r>
-            <w:r>
-              <w:rPr>
-                <w:bCs/>
-                <w:smallCaps/>
-                <w:sz w:val="28"/>
-                <w:highlight w:val="red"/>
-              </w:rPr>
-              <w:t>-4.</w:t>
-            </w:r>
-            <w:r>
-              <w:rPr>
-                <w:bCs/>
-                <w:smallCaps/>
-                <w:sz w:val="28"/>
-                <w:highlight w:val="red"/>
-              </w:rPr>
-              <w:t>1</w:t>
-            </w:r>
-            <w:r>
-              <w:rPr>
-                <w:bCs/>
-                <w:smallCaps/>
-                <w:sz w:val="28"/>
-                <w:highlight w:val="red"/>
-              </w:rPr>
-              <w:t>%</w:t>
-            </w:r>
-            <w:commentRangeEnd w:id="42"/>
-            <w:r>
-              <w:rPr>
-                <w:rStyle w:val="CommentReference"/>
-                <w:bCs/>
-                <w:smallCaps/>
-                <w:sz w:val="28"/>
-                <w:szCs w:val="20"/>
-                <w:highlight w:val="yellow"/>
-              </w:rPr>
-              <w:commentReference w:id="42"/>
             </w:r>
           </w:p>
         </w:tc>
@@ -12401,7 +13024,7 @@
         </w:rPr>
         <w:t>Municipal Securities Rulemaking Board. (</w:t>
       </w:r>
-      <w:commentRangeStart w:id="43"/>
+      <w:commentRangeStart w:id="28"/>
       <w:r>
         <w:rPr>
           <w:sz w:val="24"/>
@@ -12418,7 +13041,7 @@
         </w:rPr>
         <w:t xml:space="preserve"> </w:t>
       </w:r>
-      <w:commentRangeEnd w:id="43"/>
+      <w:commentRangeEnd w:id="28"/>
       <w:r>
         <w:rPr>
           <w:rStyle w:val="CommentReference"/>
@@ -12426,7 +13049,7 @@
           <w:szCs w:val="24"/>
           <w:highlight w:val="red"/>
         </w:rPr>
-        <w:commentReference w:id="43"/>
+        <w:commentReference w:id="28"/>
       </w:r>
       <w:r>
         <w:rPr>
@@ -12552,7 +13175,7 @@
           <w:szCs w:val="24"/>
         </w:rPr>
       </w:pPr>
-      <w:commentRangeStart w:id="44"/>
+      <w:commentRangeStart w:id="29"/>
       <w:r>
         <w:rPr>
           <w:rFonts w:eastAsiaTheme="minorHAnsi"/>
@@ -13317,7 +13940,7 @@
         </w:rPr>
         <w:t>. Retrieved from https://download.bls.gov/pub/time.series/cu/cu.data.15.USMedical</w:t>
       </w:r>
-      <w:commentRangeEnd w:id="44"/>
+      <w:commentRangeEnd w:id="29"/>
       <w:r>
         <w:rPr>
           <w:rStyle w:val="CommentReference"/>
@@ -13325,7 +13948,7 @@
           <w:sz w:val="24"/>
           <w:szCs w:val="24"/>
         </w:rPr>
-        <w:commentReference w:id="44"/>
+        <w:commentReference w:id="29"/>
       </w:r>
     </w:p>
     <w:p>
@@ -13340,7 +13963,7 @@
           <w:szCs w:val="24"/>
         </w:rPr>
       </w:pPr>
-      <w:commentRangeStart w:id="45"/>
+      <w:commentRangeStart w:id="30"/>
       <w:r>
         <w:rPr>
           <w:sz w:val="24"/>
@@ -13378,14 +14001,14 @@
         </w:rPr>
         <w:t xml:space="preserve"> (Data series CMU3020000000000D, CMU3020000400000D, CMU3020000810000D). U.S. Department of Labor. https://www.bls.gov/ncs/ect/</w:t>
       </w:r>
-      <w:commentRangeEnd w:id="45"/>
+      <w:commentRangeEnd w:id="30"/>
       <w:r>
         <w:rPr>
           <w:rStyle w:val="CommentReference"/>
           <w:sz w:val="24"/>
           <w:szCs w:val="24"/>
         </w:rPr>
-        <w:commentReference w:id="45"/>
+        <w:commentReference w:id="30"/>
       </w:r>
     </w:p>
     <w:p>
@@ -13495,9 +14118,22 @@
         <w:rPr>
           <w:sz w:val="24"/>
           <w:szCs w:val="24"/>
-          <w:highlight w:val="yellow"/>
-        </w:rPr>
-        <w:t>[[claimant_name_full]]</w:t>
+        </w:rPr>
+        <w:t xml:space="preserve">{{ </w:t>
+      </w:r>
+      <w:r>
+        <w:rPr>
+          <w:sz w:val="24"/>
+          <w:szCs w:val="24"/>
+        </w:rPr>
+        <w:t>claimant_name_full</w:t>
+      </w:r>
+      <w:r>
+        <w:rPr>
+          <w:sz w:val="24"/>
+          <w:szCs w:val="24"/>
+        </w:rPr>
+        <w:t xml:space="preserve"> }}</w:t>
       </w:r>
       <w:r>
         <w:rPr>
@@ -13510,9 +14146,29 @@
         <w:rPr>
           <w:sz w:val="24"/>
           <w:szCs w:val="24"/>
-          <w:highlight w:val="yellow"/>
-        </w:rPr>
-        <w:t>[[LCP_preparer]]</w:t>
+        </w:rPr>
+        <w:t xml:space="preserve">{{ </w:t>
+      </w:r>
+      <w:r>
+        <w:rPr>
+          <w:sz w:val="24"/>
+          <w:szCs w:val="24"/>
+        </w:rPr>
+        <w:t>LCP_</w:t>
+      </w:r>
+      <w:r>
+        <w:rPr>
+          <w:sz w:val="24"/>
+          <w:szCs w:val="24"/>
+        </w:rPr>
+        <w:t>expert</w:t>
+      </w:r>
+      <w:r>
+        <w:rPr>
+          <w:sz w:val="24"/>
+          <w:szCs w:val="24"/>
+        </w:rPr>
+        <w:t xml:space="preserve"> }}</w:t>
       </w:r>
       <w:r>
         <w:rPr>
@@ -13532,9 +14188,29 @@
         <w:rPr>
           <w:sz w:val="24"/>
           <w:szCs w:val="24"/>
-          <w:highlight w:val="yellow"/>
-        </w:rPr>
-        <w:t>[[LCP_report_date_long]]</w:t>
+        </w:rPr>
+        <w:t xml:space="preserve">{{ </w:t>
+      </w:r>
+      <w:r>
+        <w:rPr>
+          <w:sz w:val="24"/>
+          <w:szCs w:val="24"/>
+        </w:rPr>
+        <w:t>report_deadline</w:t>
+      </w:r>
+      <w:r>
+        <w:rPr>
+          <w:sz w:val="24"/>
+          <w:szCs w:val="24"/>
+        </w:rPr>
+        <w:t>_long</w:t>
+      </w:r>
+      <w:r>
+        <w:rPr>
+          <w:sz w:val="24"/>
+          <w:szCs w:val="24"/>
+        </w:rPr>
+        <w:t xml:space="preserve"> }}</w:t>
       </w:r>
       <w:r>
         <w:rPr>
@@ -13560,7 +14236,7 @@
 
 <file path=word/comments.xml><?xml version="1.0" encoding="utf-8"?>
 <w:comments xmlns:wpc="http://schemas.microsoft.com/office/word/2010/wordprocessingCanvas" xmlns:cx="http://schemas.microsoft.com/office/drawing/2014/chartex" xmlns:cx1="http://schemas.microsoft.com/office/drawing/2015/9/8/chartex" xmlns:cx2="http://schemas.microsoft.com/office/drawing/2015/10/21/chartex" xmlns:cx3="http://schemas.microsoft.com/office/drawing/2016/5/9/chartex" xmlns:cx4="http://schemas.microsoft.com/office/drawing/2016/5/10/chartex" xmlns:cx5="http://schemas.microsoft.com/office/drawing/2016/5/11/chartex" xmlns:cx6="http://schemas.microsoft.com/office/drawing/2016/5/12/chartex" xmlns:cx7="http://schemas.microsoft.com/office/drawing/2016/5/13/chartex" xmlns:cx8="http://schemas.microsoft.com/office/drawing/2016/5/14/chartex" xmlns:mc="http://schemas.openxmlformats.org/markup-compatibility/2006" xmlns:aink="http://schemas.microsoft.com/office/drawing/2016/ink" xmlns:am3d="http://schemas.microsoft.com/office/drawing/2017/model3d" xmlns:o="urn:schemas-microsoft-com:office:office" xmlns:oel="http://schemas.microsoft.com/office/2019/extlst" xmlns:r="http://schemas.openxmlformats.org/officeDocument/2006/relationships" xmlns:m="http://schemas.openxmlformats.org/officeDocument/2006/math" xmlns:v="urn:schemas-microsoft-com:vml" xmlns:wp14="http://schemas.microsoft.com/office/word/2010/wordprocessingDrawing" xmlns:wp="http://schemas.openxmlformats.org/drawingml/2006/wordprocessingDrawing" xmlns:w10="urn:schemas-microsoft-com:office:word" xmlns:w="http://schemas.openxmlformats.org/wordprocessingml/2006/main" xmlns:w14="http://schemas.microsoft.com/office/word/2010/wordml" xmlns:w15="http://schemas.microsoft.com/office/word/2012/wordml" xmlns:w16cex="http://schemas.microsoft.com/office/word/2018/wordml/cex" xmlns:w16cid="http://schemas.microsoft.com/office/word/2016/wordml/cid" xmlns:w16="http://schemas.microsoft.com/office/word/2018/wordml" xmlns:w16du="http://schemas.microsoft.com/office/word/2023/wordml/word16du" xmlns:w16sdtdh="http://schemas.microsoft.com/office/word/2020/wordml/sdtdatahash" xmlns:w16sdtfl="http://schemas.microsoft.com/office/word/2024/wordml/sdtformatlock" xmlns:w16se="http://schemas.microsoft.com/office/word/2015/wordml/symex" xmlns:wpg="http://schemas.microsoft.com/office/word/2010/wordprocessingGroup" xmlns:wpi="http://schemas.microsoft.com/office/word/2010/wordprocessingInk" xmlns:wne="http://schemas.microsoft.com/office/word/2006/wordml" xmlns:wps="http://schemas.microsoft.com/office/word/2010/wordprocessingShape" mc:Ignorable="w14 w15 w16se w16cid w16 w16cex w16sdtdh w16sdtfl w16du wp14">
-  <w:comment w:id="0" w:author="Eric Bussey" w:date="2026-04-20T11:00:00Z" w:initials="EB">
+  <w:comment w:id="0" w:author="Eric Bussey" w:date="2026-04-20T11:03:00Z" w:initials="EB">
     <w:p>
       <w:pPr>
         <w:pStyle w:val="CommentText"/>
@@ -13572,11 +14248,55 @@
         <w:annotationRef/>
       </w:r>
       <w:r>
-        <w:t>Coming from voc report, also PV2 Inputs page</w:t>
+        <w:t>IF ONE BASE:</w:t>
+      </w:r>
+    </w:p>
+    <w:p>
+      <w:pPr>
+        <w:pStyle w:val="CommentText"/>
+        <w:ind w:left="300"/>
+      </w:pPr>
+      <w:r>
+        <w:t>BASE 2 IS CREDIT</w:t>
+      </w:r>
+    </w:p>
+    <w:p>
+      <w:pPr>
+        <w:pStyle w:val="CommentText"/>
+      </w:pPr>
+    </w:p>
+    <w:p>
+      <w:pPr>
+        <w:pStyle w:val="CommentText"/>
+      </w:pPr>
+      <w:r>
+        <w:t>IF TWO BASES:</w:t>
+      </w:r>
+    </w:p>
+    <w:p>
+      <w:pPr>
+        <w:pStyle w:val="CommentText"/>
+        <w:ind w:left="300"/>
+      </w:pPr>
+      <w:r>
+        <w:t>BASE 3 IS CREDIT</w:t>
+      </w:r>
+    </w:p>
+    <w:p>
+      <w:pPr>
+        <w:pStyle w:val="CommentText"/>
+      </w:pPr>
+    </w:p>
+    <w:p>
+      <w:pPr>
+        <w:pStyle w:val="CommentText"/>
+      </w:pPr>
+      <w:r>
+        <w:t>Sometimes 2 credits (each is own base)</w:t>
       </w:r>
     </w:p>
   </w:comment>
-  <w:comment w:id="1" w:author="Eric Bussey" w:date="2026-04-20T11:03:00Z" w:initials="EB">
+  <w:comment w:id="1" w:author="Eric Bussey" w:date="2026-04-17T14:57:00Z" w:initials="EB">
     <w:p>
       <w:pPr>
         <w:pStyle w:val="CommentText"/>
@@ -13588,55 +14308,314 @@
         <w:annotationRef/>
       </w:r>
       <w:r>
-        <w:t>IF ONE BASE:</w:t>
+        <w:t>Seems to be pulled from PV2 -&gt; “Base 1 PV Loss WLE -&gt; B3?</w:t>
+      </w:r>
+    </w:p>
+  </w:comment>
+  <w:comment w:id="2" w:author="Eric Bussey" w:date="2026-04-17T14:58:00Z" w:initials="EB">
+    <w:p>
+      <w:pPr>
+        <w:pStyle w:val="CommentText"/>
+      </w:pPr>
+      <w:r>
+        <w:rPr>
+          <w:rStyle w:val="CommentReference"/>
+        </w:rPr>
+        <w:annotationRef/>
+      </w:r>
+      <w:r>
+        <w:t>Seems to be from PV2 -&gt; “Case Inputs” -&gt; B35?</w:t>
+      </w:r>
+    </w:p>
+  </w:comment>
+  <w:comment w:id="3" w:author="Eric Bussey" w:date="2026-04-20T11:06:00Z" w:initials="EB">
+    <w:p>
+      <w:pPr>
+        <w:pStyle w:val="CommentText"/>
+      </w:pPr>
+      <w:r>
+        <w:rPr>
+          <w:rStyle w:val="CommentReference"/>
+        </w:rPr>
+        <w:annotationRef/>
+      </w:r>
+      <w:r>
+        <w:t>Does not include any credits or actual/expected earnings (if there any)</w:t>
+      </w:r>
+    </w:p>
+  </w:comment>
+  <w:comment w:id="4" w:author="Eric Bussey" w:date="2026-04-20T11:07:00Z" w:initials="EB">
+    <w:p>
+      <w:pPr>
+        <w:pStyle w:val="CommentText"/>
+      </w:pPr>
+      <w:r>
+        <w:rPr>
+          <w:rStyle w:val="CommentReference"/>
+        </w:rPr>
+        <w:annotationRef/>
+      </w:r>
+      <w:r>
+        <w:t>Typically pre-trial base is same as post-trial</w:t>
+      </w:r>
+    </w:p>
+  </w:comment>
+  <w:comment w:id="5" w:author="Eric Bussey" w:date="2026-04-20T11:02:00Z" w:initials="EB">
+    <w:p>
+      <w:pPr>
+        <w:pStyle w:val="CommentText"/>
+      </w:pPr>
+      <w:r>
+        <w:rPr>
+          <w:rStyle w:val="CommentReference"/>
+        </w:rPr>
+        <w:annotationRef/>
+      </w:r>
+      <w:r>
+        <w:t>Manually entered, comes from BLS.gov</w:t>
+      </w:r>
+    </w:p>
+  </w:comment>
+  <w:comment w:id="6" w:author="Eric Bussey" w:date="2026-04-17T15:04:00Z" w:initials="EB">
+    <w:p>
+      <w:pPr>
+        <w:pStyle w:val="CommentText"/>
+      </w:pPr>
+      <w:r>
+        <w:rPr>
+          <w:rStyle w:val="CommentReference"/>
+        </w:rPr>
+        <w:annotationRef/>
+      </w:r>
+      <w:r>
+        <w:t>Seems to be from PV2 -&gt; “Case Inputs” -&gt; B36?</w:t>
+      </w:r>
+    </w:p>
+  </w:comment>
+  <w:comment w:id="7" w:author="Eric Bussey" w:date="2026-04-20T11:08:00Z" w:initials="EB">
+    <w:p>
+      <w:pPr>
+        <w:pStyle w:val="CommentText"/>
+      </w:pPr>
+      <w:r>
+        <w:rPr>
+          <w:rStyle w:val="CommentReference"/>
+        </w:rPr>
+        <w:annotationRef/>
+      </w:r>
+      <w:r>
+        <w:t>&gt;75% NOT INCLUDED, PRESENT ONLY IF THERE’S AN EARNINGS BASE/CREDITS BASE RANGE</w:t>
+      </w:r>
+    </w:p>
+  </w:comment>
+  <w:comment w:id="8" w:author="Eric Bussey" w:date="2026-04-17T14:58:00Z" w:initials="EB">
+    <w:p>
+      <w:pPr>
+        <w:pStyle w:val="CommentText"/>
+      </w:pPr>
+      <w:r>
+        <w:rPr>
+          <w:rStyle w:val="CommentReference"/>
+        </w:rPr>
+        <w:annotationRef/>
+      </w:r>
+      <w:r>
+        <w:t>Seems to be from PV2 -&gt; “Case Inputs” -&gt; B35?</w:t>
+      </w:r>
+    </w:p>
+  </w:comment>
+  <w:comment w:id="9" w:author="Eric Bussey" w:date="2026-04-20T11:06:00Z" w:initials="EB">
+    <w:p>
+      <w:pPr>
+        <w:pStyle w:val="CommentText"/>
+      </w:pPr>
+      <w:r>
+        <w:rPr>
+          <w:rStyle w:val="CommentReference"/>
+        </w:rPr>
+        <w:annotationRef/>
+      </w:r>
+      <w:r>
+        <w:t>Does not include any credits or actual/expected earnings (if there any)</w:t>
+      </w:r>
+    </w:p>
+  </w:comment>
+  <w:comment w:id="10" w:author="Eric Bussey" w:date="2026-04-20T11:07:00Z" w:initials="EB">
+    <w:p>
+      <w:pPr>
+        <w:pStyle w:val="CommentText"/>
+      </w:pPr>
+      <w:r>
+        <w:rPr>
+          <w:rStyle w:val="CommentReference"/>
+        </w:rPr>
+        <w:annotationRef/>
+      </w:r>
+      <w:r>
+        <w:t>Typically pre-trial base is same as post-trial</w:t>
+      </w:r>
+    </w:p>
+  </w:comment>
+  <w:comment w:id="11" w:author="Eric Bussey" w:date="2026-04-20T11:02:00Z" w:initials="EB">
+    <w:p>
+      <w:pPr>
+        <w:pStyle w:val="CommentText"/>
+      </w:pPr>
+      <w:r>
+        <w:rPr>
+          <w:rStyle w:val="CommentReference"/>
+        </w:rPr>
+        <w:annotationRef/>
+      </w:r>
+      <w:r>
+        <w:t>Manually entered, comes from BLS.gov</w:t>
+      </w:r>
+    </w:p>
+  </w:comment>
+  <w:comment w:id="12" w:author="Eric Bussey" w:date="2026-04-17T15:04:00Z" w:initials="EB">
+    <w:p>
+      <w:pPr>
+        <w:pStyle w:val="CommentText"/>
+      </w:pPr>
+      <w:r>
+        <w:rPr>
+          <w:rStyle w:val="CommentReference"/>
+        </w:rPr>
+        <w:annotationRef/>
+      </w:r>
+      <w:r>
+        <w:t>Seems to be from PV2 -&gt; “Case Inputs” -&gt; B36?</w:t>
+      </w:r>
+    </w:p>
+  </w:comment>
+  <w:comment w:id="13" w:author="Eric Bussey" w:date="2026-04-20T11:11:00Z" w:initials="EB">
+    <w:p>
+      <w:pPr>
+        <w:pStyle w:val="CommentText"/>
+      </w:pPr>
+      <w:r>
+        <w:rPr>
+          <w:rStyle w:val="CommentReference"/>
+        </w:rPr>
+        <w:annotationRef/>
+      </w:r>
+      <w:r>
+        <w:t>PRIMARY = BASE 1</w:t>
       </w:r>
     </w:p>
     <w:p>
       <w:pPr>
         <w:pStyle w:val="CommentText"/>
-        <w:ind w:left="300"/>
-      </w:pPr>
-      <w:r>
-        <w:t>BASE 2 IS CREDIT</w:t>
+      </w:pPr>
+      <w:r>
+        <w:t>ALTERNATIVE = ALWAYS CREDIT (IF &gt;1 CREDIT, MULTIPLE LINE ITEMS)</w:t>
       </w:r>
     </w:p>
     <w:p>
       <w:pPr>
         <w:pStyle w:val="CommentText"/>
       </w:pPr>
+      <w:r>
+        <w:t>SECONDARY (RARELY INCLUDED) = IF OTHER BASE IS PRESENT (DEPENDS ON STRENGTH OF VERBIAGE IN VOC ARGUMENT)</w:t>
+      </w:r>
+    </w:p>
+  </w:comment>
+  <w:comment w:id="14" w:author="Eric Bussey" w:date="2026-04-20T11:12:00Z" w:initials="EB">
+    <w:p>
+      <w:pPr>
+        <w:pStyle w:val="CommentText"/>
+      </w:pPr>
+      <w:r>
+        <w:rPr>
+          <w:rStyle w:val="CommentReference"/>
+        </w:rPr>
+        <w:annotationRef/>
+      </w:r>
+      <w:r>
+        <w:t>SEE NOTE ABOVE RE: INCLUSION OF SECOND BASE</w:t>
+      </w:r>
+    </w:p>
+  </w:comment>
+  <w:comment w:id="15" w:author="Eric Bussey" w:date="2026-04-20T11:16:00Z" w:initials="EB">
+    <w:p>
+      <w:pPr>
+        <w:pStyle w:val="CommentText"/>
+      </w:pPr>
+      <w:r>
+        <w:rPr>
+          <w:rStyle w:val="CommentReference"/>
+        </w:rPr>
+        <w:annotationRef/>
+      </w:r>
+      <w:r>
+        <w:t xml:space="preserve">Matches with SSA (30 year projection)/CBO (10 year projection) source, currently unimplemented/manual </w:t>
+      </w:r>
+    </w:p>
+  </w:comment>
+  <w:comment w:id="16" w:author="Eric Bussey" w:date="2026-04-20T11:24:00Z" w:initials="EB">
+    <w:p>
+      <w:pPr>
+        <w:pStyle w:val="CommentText"/>
+      </w:pPr>
+      <w:r>
+        <w:rPr>
+          <w:rStyle w:val="CommentReference"/>
+        </w:rPr>
+        <w:annotationRef/>
+      </w:r>
+      <w:r>
+        <w:t>All comes from Voc</w:t>
+      </w:r>
+    </w:p>
+  </w:comment>
+  <w:comment w:id="17" w:author="Eric Bussey" w:date="2026-04-20T11:24:00Z" w:initials="EB">
+    <w:p>
+      <w:pPr>
+        <w:pStyle w:val="CommentText"/>
+      </w:pPr>
+      <w:r>
+        <w:rPr>
+          <w:rStyle w:val="CommentReference"/>
+        </w:rPr>
+        <w:annotationRef/>
+      </w:r>
+      <w:r>
+        <w:rPr>
+          <w:b/>
+          <w:bCs/>
+          <w:u w:val="single"/>
+        </w:rPr>
+        <w:t>ALL TEXAS CASES INCLUDE</w:t>
+      </w:r>
     </w:p>
     <w:p>
       <w:pPr>
         <w:pStyle w:val="CommentText"/>
       </w:pPr>
       <w:r>
-        <w:t>IF TWO BASES:</w:t>
+        <w:rPr>
+          <w:b/>
+          <w:bCs/>
+          <w:u w:val="single"/>
+        </w:rPr>
+        <w:t>MOST LA STATE CASES EXCLUDE</w:t>
       </w:r>
     </w:p>
     <w:p>
       <w:pPr>
         <w:pStyle w:val="CommentText"/>
-        <w:ind w:left="300"/>
-      </w:pPr>
-      <w:r>
-        <w:t>BASE 3 IS CREDIT</w:t>
-      </w:r>
+      </w:pPr>
     </w:p>
     <w:p>
       <w:pPr>
         <w:pStyle w:val="CommentText"/>
       </w:pPr>
-    </w:p>
-    <w:p>
-      <w:pPr>
-        <w:pStyle w:val="CommentText"/>
-      </w:pPr>
-      <w:r>
-        <w:t>Sometimes 2 credits (each is own base)</w:t>
+      <w:r>
+        <w:t>Comes from non-created PV2 Earnings tab, currently manually entered</w:t>
       </w:r>
     </w:p>
   </w:comment>
-  <w:comment w:id="2" w:author="Eric Bussey" w:date="2026-04-17T14:57:00Z" w:initials="EB">
+  <w:comment w:id="18" w:author="Eric Bussey" w:date="2026-04-20T11:25:00Z" w:initials="EB">
     <w:p>
       <w:pPr>
         <w:pStyle w:val="CommentText"/>
@@ -13648,11 +14627,11 @@
         <w:annotationRef/>
       </w:r>
       <w:r>
-        <w:t>Seems to be pulled from PV2 -&gt; “Base 1 PV Loss WLE -&gt; B3?</w:t>
+        <w:t>From BLS.gov, currently manual but intended to be created as new sheet in PV2</w:t>
       </w:r>
     </w:p>
   </w:comment>
-  <w:comment w:id="3" w:author="Eric Bussey" w:date="2026-04-17T14:58:00Z" w:initials="EB">
+  <w:comment w:id="19" w:author="Eric Bussey" w:date="2026-04-20T11:26:00Z" w:initials="EB">
     <w:p>
       <w:pPr>
         <w:pStyle w:val="CommentText"/>
@@ -13664,11 +14643,11 @@
         <w:annotationRef/>
       </w:r>
       <w:r>
-        <w:t>Seems to be from PV2 -&gt; “Case Inputs” -&gt; B35?</w:t>
+        <w:t>See above</w:t>
       </w:r>
     </w:p>
   </w:comment>
-  <w:comment w:id="4" w:author="Eric Bussey" w:date="2026-04-20T11:06:00Z" w:initials="EB">
+  <w:comment w:id="20" w:author="Eric Bussey" w:date="2026-04-20T11:27:00Z" w:initials="EB">
     <w:p>
       <w:pPr>
         <w:pStyle w:val="CommentText"/>
@@ -13680,11 +14659,11 @@
         <w:annotationRef/>
       </w:r>
       <w:r>
-        <w:t>Does not include any credits or actual/expected earnings (if there any)</w:t>
+        <w:t>Currently pulled from Working Calc -&gt; Item Inputs totals at bottom of chart (but often conflict with LCP, eventually intended to be standardized in PV2 sheet)</w:t>
       </w:r>
     </w:p>
   </w:comment>
-  <w:comment w:id="5" w:author="Eric Bussey" w:date="2026-04-20T11:07:00Z" w:initials="EB">
+  <w:comment w:id="21" w:author="Eric Bussey" w:date="2026-04-20T11:37:00Z" w:initials="EB">
     <w:p>
       <w:pPr>
         <w:pStyle w:val="CommentText"/>
@@ -13696,11 +14675,11 @@
         <w:annotationRef/>
       </w:r>
       <w:r>
-        <w:t>Typically pre-trial base is same as post-trial</w:t>
+        <w:t>All red pull from Working Calc -&gt; CPI</w:t>
       </w:r>
     </w:p>
   </w:comment>
-  <w:comment w:id="6" w:author="Eric Bussey" w:date="2026-04-20T11:02:00Z" w:initials="EB">
+  <w:comment w:id="22" w:author="Eric Bussey" w:date="2026-04-20T11:39:00Z" w:initials="EB">
     <w:p>
       <w:pPr>
         <w:pStyle w:val="CommentText"/>
@@ -13712,11 +14691,29 @@
         <w:annotationRef/>
       </w:r>
       <w:r>
-        <w:t>Manually entered, comes from BLS.gov</w:t>
+        <w:t xml:space="preserve">Highest and lowest values pulled from Working Calc -&gt; </w:t>
+      </w:r>
+      <w:r>
+        <w:rPr>
+          <w:b/>
+          <w:bCs/>
+          <w:u w:val="single"/>
+        </w:rPr>
+        <w:t xml:space="preserve">Roll Up tab (columns AL:AN)/Bloomberg tab (Bloomberg provides all discount rates, </w:t>
+      </w:r>
+      <w:r>
+        <w:rPr>
+          <w:i/>
+          <w:iCs/>
+        </w:rPr>
+        <w:t>but the manually entered Bloomberg data (for chart) is actually determined from the Roll Up (AL:AN, lowest to highest) tab</w:t>
+      </w:r>
+      <w:r>
+        <w:t xml:space="preserve">) </w:t>
       </w:r>
     </w:p>
   </w:comment>
-  <w:comment w:id="7" w:author="Eric Bussey" w:date="2026-04-17T15:04:00Z" w:initials="EB">
+  <w:comment w:id="24" w:author="Eric Bussey" w:date="2026-04-20T11:29:00Z" w:initials="EB">
     <w:p>
       <w:pPr>
         <w:pStyle w:val="CommentText"/>
@@ -13728,11 +14725,11 @@
         <w:annotationRef/>
       </w:r>
       <w:r>
-        <w:t>Seems to be from PV2 -&gt; “Case Inputs” -&gt; B36?</w:t>
+        <w:t>All provided in report above</w:t>
       </w:r>
     </w:p>
   </w:comment>
-  <w:comment w:id="8" w:author="Eric Bussey" w:date="2026-04-20T11:08:00Z" w:initials="EB">
+  <w:comment w:id="25" w:author="Eric Bussey" w:date="2026-04-17T15:41:00Z" w:initials="EB">
     <w:p>
       <w:pPr>
         <w:pStyle w:val="CommentText"/>
@@ -13744,11 +14741,11 @@
         <w:annotationRef/>
       </w:r>
       <w:r>
-        <w:t>&gt;75% NOT INCLUDED, PRESENT ONLY IF THERE’S AN EARNINGS BASE/CREDITS BASE RANGE</w:t>
+        <w:t>I believe this is a full PV_Summary_No_Rounding table, once all of the items have been filled in?</w:t>
       </w:r>
     </w:p>
   </w:comment>
-  <w:comment w:id="9" w:author="Eric Bussey" w:date="2026-04-17T15:04:00Z" w:initials="EB">
+  <w:comment w:id="26" w:author="Eric Bussey" w:date="2026-04-20T11:33:00Z" w:initials="EB">
     <w:p>
       <w:pPr>
         <w:pStyle w:val="CommentText"/>
@@ -13760,723 +14757,34 @@
         <w:annotationRef/>
       </w:r>
       <w:r>
-        <w:t>Seems to be from PV2 -&gt; “Case Inputs” -&gt; B36?</w:t>
+        <w:t xml:space="preserve">Put inputs on Working Calc -&gt; Item Inputs | </w:t>
+      </w:r>
+      <w:r>
+        <w:rPr>
+          <w:b/>
+          <w:bCs/>
+          <w:u w:val="single"/>
+        </w:rPr>
+        <w:t>Data Tab</w:t>
+      </w:r>
+      <w:r>
+        <w:t xml:space="preserve">  -&gt; </w:t>
+      </w:r>
+      <w:r>
+        <w:rPr>
+          <w:b/>
+          <w:bCs/>
+          <w:i/>
+          <w:iCs/>
+        </w:rPr>
+        <w:t xml:space="preserve">Refresh All </w:t>
+      </w:r>
+      <w:r>
+        <w:t>(which unfortunately recalculates everything, sometimes discount rates are put in the “custom discount tab” to lock them in/not refresh)</w:t>
       </w:r>
     </w:p>
   </w:comment>
-  <w:comment w:id="10" w:author="Eric Bussey" w:date="2026-04-20T11:04:00Z" w:initials="EB">
-    <w:p>
-      <w:pPr>
-        <w:pStyle w:val="CommentText"/>
-      </w:pPr>
-      <w:r>
-        <w:rPr>
-          <w:rStyle w:val="CommentReference"/>
-        </w:rPr>
-        <w:annotationRef/>
-      </w:r>
-      <w:r>
-        <w:t>Depending on input conditions, could be Base 2… etc</w:t>
-      </w:r>
-    </w:p>
-    <w:p>
-      <w:pPr>
-        <w:pStyle w:val="CommentText"/>
-      </w:pPr>
-    </w:p>
-    <w:p>
-      <w:pPr>
-        <w:pStyle w:val="CommentText"/>
-      </w:pPr>
-      <w:r>
-        <w:t>Over 50% of time, one base and credit is base 2</w:t>
-      </w:r>
-    </w:p>
-  </w:comment>
-  <w:comment w:id="11" w:author="Eric Bussey" w:date="2026-04-20T11:09:00Z" w:initials="EB">
-    <w:p>
-      <w:pPr>
-        <w:pStyle w:val="CommentText"/>
-      </w:pPr>
-      <w:r>
-        <w:rPr>
-          <w:rStyle w:val="CommentReference"/>
-        </w:rPr>
-        <w:annotationRef/>
-      </w:r>
-      <w:r>
-        <w:t>FROM PV NO ROUNDING</w:t>
-      </w:r>
-    </w:p>
-  </w:comment>
-  <w:comment w:id="12" w:author="Eric Bussey" w:date="2026-04-20T11:10:00Z" w:initials="EB">
-    <w:p>
-      <w:pPr>
-        <w:pStyle w:val="CommentText"/>
-      </w:pPr>
-      <w:r>
-        <w:rPr>
-          <w:rStyle w:val="CommentReference"/>
-        </w:rPr>
-        <w:annotationRef/>
-      </w:r>
-      <w:r>
-        <w:t>COMES FROM PV SUMMARY NO ROUNDING</w:t>
-      </w:r>
-      <w:r>
-        <w:br/>
-      </w:r>
-    </w:p>
-  </w:comment>
-  <w:comment w:id="13" w:author="Eric Bussey" w:date="2026-04-20T11:10:00Z" w:initials="EB">
-    <w:p>
-      <w:pPr>
-        <w:pStyle w:val="CommentText"/>
-      </w:pPr>
-      <w:r>
-        <w:rPr>
-          <w:rStyle w:val="CommentReference"/>
-        </w:rPr>
-        <w:annotationRef/>
-      </w:r>
-      <w:r>
-        <w:t>CURRENTLY NO SHEET, HAS TO BE MANUALLY CALCULATED/ENTERED</w:t>
-      </w:r>
-    </w:p>
-  </w:comment>
-  <w:comment w:id="14" w:author="Eric Bussey" w:date="2026-04-20T11:11:00Z" w:initials="EB">
-    <w:p>
-      <w:pPr>
-        <w:pStyle w:val="CommentText"/>
-      </w:pPr>
-      <w:r>
-        <w:rPr>
-          <w:rStyle w:val="CommentReference"/>
-        </w:rPr>
-        <w:annotationRef/>
-      </w:r>
-      <w:r>
-        <w:t>PRIMARY = BASE 1</w:t>
-      </w:r>
-    </w:p>
-    <w:p>
-      <w:pPr>
-        <w:pStyle w:val="CommentText"/>
-      </w:pPr>
-      <w:r>
-        <w:t>ALTERNATIVE = ALWAYS CREDIT (IF &gt;1 CREDIT, MULTIPLE LINE ITEMS)</w:t>
-      </w:r>
-    </w:p>
-    <w:p>
-      <w:pPr>
-        <w:pStyle w:val="CommentText"/>
-      </w:pPr>
-      <w:r>
-        <w:t>SECONDARY (RARELY INCLUDED) = IF OTHER BASE IS PRESENT (DEPENDS ON STRENGTH OF VERBIAGE IN VOC ARGUMENT)</w:t>
-      </w:r>
-    </w:p>
-  </w:comment>
-  <w:comment w:id="15" w:author="Eric Bussey" w:date="2026-04-17T15:16:00Z" w:initials="EB">
-    <w:p>
-      <w:pPr>
-        <w:pStyle w:val="CommentText"/>
-      </w:pPr>
-      <w:r>
-        <w:rPr>
-          <w:rStyle w:val="CommentReference"/>
-        </w:rPr>
-        <w:annotationRef/>
-      </w:r>
-      <w:r>
-        <w:t xml:space="preserve">Would y’all normally include multiple losses-to-trial, depending on the number of bases? </w:t>
-      </w:r>
-    </w:p>
-    <w:p>
-      <w:pPr>
-        <w:pStyle w:val="CommentText"/>
-      </w:pPr>
-    </w:p>
-    <w:p>
-      <w:pPr>
-        <w:pStyle w:val="CommentText"/>
-      </w:pPr>
-      <w:r>
-        <w:t>I see that the tables above show “loss to trial” for both earnings bases.</w:t>
-      </w:r>
-    </w:p>
-  </w:comment>
-  <w:comment w:id="16" w:author="Eric Bussey" w:date="2026-04-17T15:24:00Z" w:initials="EB">
-    <w:p>
-      <w:pPr>
-        <w:pStyle w:val="CommentText"/>
-      </w:pPr>
-      <w:r>
-        <w:rPr>
-          <w:rStyle w:val="CommentReference"/>
-        </w:rPr>
-        <w:annotationRef/>
-      </w:r>
-      <w:r>
-        <w:t>Are these just hourly_wage and base_earnings_1?</w:t>
-      </w:r>
-    </w:p>
-  </w:comment>
-  <w:comment w:id="17" w:author="Eric Bussey" w:date="2026-04-20T11:12:00Z" w:initials="EB">
-    <w:p>
-      <w:pPr>
-        <w:pStyle w:val="CommentText"/>
-      </w:pPr>
-      <w:r>
-        <w:rPr>
-          <w:rStyle w:val="CommentReference"/>
-        </w:rPr>
-        <w:annotationRef/>
-      </w:r>
-      <w:r>
-        <w:t>COMES FROM VOC REPORT</w:t>
-      </w:r>
-    </w:p>
-  </w:comment>
-  <w:comment w:id="18" w:author="Eric Bussey" w:date="2026-04-20T11:12:00Z" w:initials="EB">
-    <w:p>
-      <w:pPr>
-        <w:pStyle w:val="CommentText"/>
-      </w:pPr>
-      <w:r>
-        <w:rPr>
-          <w:rStyle w:val="CommentReference"/>
-        </w:rPr>
-        <w:annotationRef/>
-      </w:r>
-      <w:r>
-        <w:t>SEE NOTE ABOVE RE: INCLUSION OF SECOND BASE</w:t>
-      </w:r>
-    </w:p>
-  </w:comment>
-  <w:comment w:id="19" w:author="Eric Bussey" w:date="2026-04-20T11:14:00Z" w:initials="EB">
-    <w:p>
-      <w:pPr>
-        <w:pStyle w:val="CommentText"/>
-      </w:pPr>
-      <w:r>
-        <w:rPr>
-          <w:rStyle w:val="CommentReference"/>
-        </w:rPr>
-        <w:annotationRef/>
-      </w:r>
-      <w:r>
-        <w:t xml:space="preserve">PV2 - uses </w:t>
-      </w:r>
-      <w:r>
-        <w:rPr>
-          <w:b/>
-          <w:bCs/>
-          <w:i/>
-          <w:iCs/>
-        </w:rPr>
-        <w:t>longest WLE</w:t>
-      </w:r>
-      <w:r>
-        <w:t xml:space="preserve"> from </w:t>
-      </w:r>
-      <w:r>
-        <w:rPr>
-          <w:u w:val="single"/>
-        </w:rPr>
-        <w:t>any base</w:t>
-      </w:r>
-      <w:r>
-        <w:t>,</w:t>
-      </w:r>
-    </w:p>
-    <w:p>
-      <w:pPr>
-        <w:pStyle w:val="CommentText"/>
-      </w:pPr>
-    </w:p>
-    <w:p>
-      <w:pPr>
-        <w:pStyle w:val="CommentText"/>
-      </w:pPr>
-      <w:r>
-        <w:t xml:space="preserve">e.g., highest and lowest </w:t>
-      </w:r>
-      <w:r>
-        <w:rPr>
-          <w:b/>
-          <w:bCs/>
-          <w:i/>
-          <w:iCs/>
-        </w:rPr>
-        <w:t xml:space="preserve">discount rates </w:t>
-      </w:r>
-      <w:r>
-        <w:t>from Base 1 PV Loss to WLE D20:DWhatever</w:t>
-      </w:r>
-    </w:p>
-  </w:comment>
-  <w:comment w:id="20" w:author="Eric Bussey" w:date="2026-04-20T11:15:00Z" w:initials="EB">
-    <w:p>
-      <w:pPr>
-        <w:pStyle w:val="CommentText"/>
-      </w:pPr>
-      <w:r>
-        <w:rPr>
-          <w:rStyle w:val="CommentReference"/>
-        </w:rPr>
-        <w:annotationRef/>
-      </w:r>
-      <w:r>
-        <w:t xml:space="preserve">Pulled from </w:t>
-      </w:r>
-      <w:r>
-        <w:rPr>
-          <w:b/>
-          <w:bCs/>
-          <w:i/>
-          <w:iCs/>
-        </w:rPr>
-        <w:t>Base 1 PV Loss to PVE (Growth Rate)</w:t>
-      </w:r>
-    </w:p>
-  </w:comment>
-  <w:comment w:id="21" w:author="Eric Bussey" w:date="2026-04-20T11:16:00Z" w:initials="EB">
-    <w:p>
-      <w:pPr>
-        <w:pStyle w:val="CommentText"/>
-      </w:pPr>
-      <w:r>
-        <w:rPr>
-          <w:rStyle w:val="CommentReference"/>
-        </w:rPr>
-        <w:annotationRef/>
-      </w:r>
-      <w:r>
-        <w:t xml:space="preserve">Matches with SSA (30 year projection)/CBO (10 year projection) source, currently unimplemented/manual </w:t>
-      </w:r>
-    </w:p>
-  </w:comment>
-  <w:comment w:id="22" w:author="Eric Bussey" w:date="2026-04-20T11:16:00Z" w:initials="EB">
-    <w:p>
-      <w:pPr>
-        <w:pStyle w:val="CommentText"/>
-      </w:pPr>
-      <w:r>
-        <w:rPr>
-          <w:rStyle w:val="CommentReference"/>
-        </w:rPr>
-        <w:annotationRef/>
-      </w:r>
-      <w:r>
-        <w:t xml:space="preserve">See above, </w:t>
-      </w:r>
-      <w:r>
-        <w:rPr>
-          <w:b/>
-          <w:bCs/>
-          <w:i/>
-          <w:iCs/>
-        </w:rPr>
-        <w:t>almost always the same (growth rate)</w:t>
-      </w:r>
-    </w:p>
-  </w:comment>
-  <w:comment w:id="23" w:author="Eric Bussey" w:date="2026-04-20T11:20:00Z" w:initials="EB">
-    <w:p>
-      <w:pPr>
-        <w:pStyle w:val="CommentText"/>
-      </w:pPr>
-      <w:r>
-        <w:rPr>
-          <w:rStyle w:val="CommentReference"/>
-        </w:rPr>
-        <w:annotationRef/>
-      </w:r>
-      <w:r>
-        <w:t xml:space="preserve">Functionally: </w:t>
-      </w:r>
-      <w:r>
-        <w:rPr>
-          <w:u w:val="single"/>
-        </w:rPr>
-        <w:t>life expectancy from trial + age at trial</w:t>
-      </w:r>
-    </w:p>
-    <w:p>
-      <w:pPr>
-        <w:pStyle w:val="CommentText"/>
-      </w:pPr>
-    </w:p>
-    <w:p>
-      <w:pPr>
-        <w:pStyle w:val="CommentText"/>
-      </w:pPr>
-      <w:r>
-        <w:t xml:space="preserve">Age at accident is calculated = LE from accident </w:t>
-      </w:r>
-    </w:p>
-    <w:p>
-      <w:pPr>
-        <w:pStyle w:val="CommentText"/>
-      </w:pPr>
-    </w:p>
-    <w:p>
-      <w:pPr>
-        <w:pStyle w:val="CommentText"/>
-      </w:pPr>
-      <w:r>
-        <w:t xml:space="preserve">If LCP with annual costs is present, number is pulled from </w:t>
-      </w:r>
-      <w:r>
-        <w:rPr>
-          <w:b/>
-          <w:bCs/>
-          <w:i/>
-          <w:iCs/>
-          <w:u w:val="single"/>
-        </w:rPr>
-        <w:t>LCP report instead</w:t>
-      </w:r>
-    </w:p>
-    <w:p>
-      <w:pPr>
-        <w:pStyle w:val="CommentText"/>
-      </w:pPr>
-    </w:p>
-    <w:p>
-      <w:pPr>
-        <w:pStyle w:val="CommentText"/>
-      </w:pPr>
-      <w:r>
-        <w:t xml:space="preserve">If only earnings,  </w:t>
-      </w:r>
-      <w:r>
-        <w:rPr>
-          <w:u w:val="single"/>
-        </w:rPr>
-        <w:t xml:space="preserve">LE at trial (calculated using LE from accident) </w:t>
-      </w:r>
-      <w:r>
-        <w:t xml:space="preserve">+ </w:t>
-      </w:r>
-      <w:r>
-        <w:rPr>
-          <w:u w:val="single"/>
-        </w:rPr>
-        <w:t>age at trial</w:t>
-      </w:r>
-    </w:p>
-  </w:comment>
-  <w:comment w:id="24" w:author="Eric Bussey" w:date="2026-04-20T11:22:00Z" w:initials="EB">
-    <w:p>
-      <w:pPr>
-        <w:pStyle w:val="CommentText"/>
-      </w:pPr>
-      <w:r>
-        <w:rPr>
-          <w:rStyle w:val="CommentReference"/>
-        </w:rPr>
-        <w:annotationRef/>
-      </w:r>
-      <w:r>
-        <w:t xml:space="preserve">Pulled from </w:t>
-      </w:r>
-      <w:r>
-        <w:rPr>
-          <w:b/>
-          <w:bCs/>
-          <w:u w:val="single"/>
-        </w:rPr>
-        <w:t>PV2 -&gt; Case Inputs -&gt; WLE at Trial</w:t>
-      </w:r>
-    </w:p>
-    <w:p>
-      <w:pPr>
-        <w:pStyle w:val="CommentText"/>
-      </w:pPr>
-    </w:p>
-    <w:p>
-      <w:pPr>
-        <w:pStyle w:val="CommentText"/>
-      </w:pPr>
-      <w:r>
-        <w:t xml:space="preserve">This info is </w:t>
-      </w:r>
-      <w:r>
-        <w:rPr>
-          <w:i/>
-          <w:iCs/>
-          <w:u w:val="single"/>
-        </w:rPr>
-        <w:t>plugged into each Base sheet</w:t>
-      </w:r>
-    </w:p>
-  </w:comment>
-  <w:comment w:id="25" w:author="Eric Bussey" w:date="2026-04-20T11:22:00Z" w:initials="EB">
-    <w:p>
-      <w:pPr>
-        <w:pStyle w:val="CommentText"/>
-      </w:pPr>
-      <w:r>
-        <w:rPr>
-          <w:rStyle w:val="CommentReference"/>
-        </w:rPr>
-        <w:annotationRef/>
-      </w:r>
-      <w:r>
-        <w:t>WLE at trial derived from last few data tabs</w:t>
-      </w:r>
-    </w:p>
-  </w:comment>
-  <w:comment w:id="26" w:author="Eric Bussey" w:date="2026-04-20T11:23:00Z" w:initials="EB">
-    <w:p>
-      <w:pPr>
-        <w:pStyle w:val="CommentText"/>
-      </w:pPr>
-      <w:r>
-        <w:rPr>
-          <w:rStyle w:val="CommentReference"/>
-        </w:rPr>
-        <w:annotationRef/>
-      </w:r>
-      <w:r>
-        <w:t>Repeats info provided in narratives aboce</w:t>
-      </w:r>
-    </w:p>
-  </w:comment>
-  <w:comment w:id="27" w:author="Eric Bussey" w:date="2026-04-20T11:24:00Z" w:initials="EB">
-    <w:p>
-      <w:pPr>
-        <w:pStyle w:val="CommentText"/>
-      </w:pPr>
-      <w:r>
-        <w:rPr>
-          <w:rStyle w:val="CommentReference"/>
-        </w:rPr>
-        <w:annotationRef/>
-      </w:r>
-      <w:r>
-        <w:t>All comes from Voc</w:t>
-      </w:r>
-    </w:p>
-  </w:comment>
-  <w:comment w:id="28" w:author="Eric Bussey" w:date="2026-04-20T11:24:00Z" w:initials="EB">
-    <w:p>
-      <w:pPr>
-        <w:pStyle w:val="CommentText"/>
-      </w:pPr>
-      <w:r>
-        <w:rPr>
-          <w:rStyle w:val="CommentReference"/>
-        </w:rPr>
-        <w:annotationRef/>
-      </w:r>
-      <w:r>
-        <w:rPr>
-          <w:b/>
-          <w:bCs/>
-          <w:u w:val="single"/>
-        </w:rPr>
-        <w:t>ALL TEXAS CASES INCLUDE</w:t>
-      </w:r>
-    </w:p>
-    <w:p>
-      <w:pPr>
-        <w:pStyle w:val="CommentText"/>
-      </w:pPr>
-      <w:r>
-        <w:rPr>
-          <w:b/>
-          <w:bCs/>
-          <w:u w:val="single"/>
-        </w:rPr>
-        <w:t>MOST LA STATE CASES EXCLUDE</w:t>
-      </w:r>
-    </w:p>
-    <w:p>
-      <w:pPr>
-        <w:pStyle w:val="CommentText"/>
-      </w:pPr>
-    </w:p>
-    <w:p>
-      <w:pPr>
-        <w:pStyle w:val="CommentText"/>
-      </w:pPr>
-      <w:r>
-        <w:t>Comes from non-created PV2 Earnings tab, currently manually entered</w:t>
-      </w:r>
-    </w:p>
-  </w:comment>
-  <w:comment w:id="29" w:author="Eric Bussey" w:date="2026-04-20T11:25:00Z" w:initials="EB">
-    <w:p>
-      <w:pPr>
-        <w:pStyle w:val="CommentText"/>
-      </w:pPr>
-      <w:r>
-        <w:rPr>
-          <w:rStyle w:val="CommentReference"/>
-        </w:rPr>
-        <w:annotationRef/>
-      </w:r>
-      <w:r>
-        <w:t>From BLS.gov, currently manual but intended to be created as new sheet in PV2</w:t>
-      </w:r>
-    </w:p>
-  </w:comment>
-  <w:comment w:id="30" w:author="Eric Bussey" w:date="2026-04-20T11:26:00Z" w:initials="EB">
-    <w:p>
-      <w:pPr>
-        <w:pStyle w:val="CommentText"/>
-      </w:pPr>
-      <w:r>
-        <w:rPr>
-          <w:rStyle w:val="CommentReference"/>
-        </w:rPr>
-        <w:annotationRef/>
-      </w:r>
-      <w:r>
-        <w:t>See above</w:t>
-      </w:r>
-    </w:p>
-  </w:comment>
-  <w:comment w:id="31" w:author="Eric Bussey" w:date="2026-04-20T11:27:00Z" w:initials="EB">
-    <w:p>
-      <w:pPr>
-        <w:pStyle w:val="CommentText"/>
-      </w:pPr>
-      <w:r>
-        <w:rPr>
-          <w:rStyle w:val="CommentReference"/>
-        </w:rPr>
-        <w:annotationRef/>
-      </w:r>
-      <w:r>
-        <w:t>Currently pulled from Working Calc -&gt; Item Inputs totals at bottom of chart (but often conflict with LCP, eventually intended to be standardized in PV2 sheet)</w:t>
-      </w:r>
-    </w:p>
-  </w:comment>
-  <w:comment w:id="32" w:author="Eric Bussey" w:date="2026-04-20T11:37:00Z" w:initials="EB">
-    <w:p>
-      <w:pPr>
-        <w:pStyle w:val="CommentText"/>
-      </w:pPr>
-      <w:r>
-        <w:rPr>
-          <w:rStyle w:val="CommentReference"/>
-        </w:rPr>
-        <w:annotationRef/>
-      </w:r>
-      <w:r>
-        <w:t>All red pull from Working Calc -&gt; CPI</w:t>
-      </w:r>
-    </w:p>
-  </w:comment>
-  <w:comment w:id="33" w:author="Eric Bussey" w:date="2026-04-20T11:39:00Z" w:initials="EB">
-    <w:p>
-      <w:pPr>
-        <w:pStyle w:val="CommentText"/>
-      </w:pPr>
-      <w:r>
-        <w:rPr>
-          <w:rStyle w:val="CommentReference"/>
-        </w:rPr>
-        <w:annotationRef/>
-      </w:r>
-      <w:r>
-        <w:t xml:space="preserve">Highest and lowest values pulled from Working Calc -&gt; </w:t>
-      </w:r>
-      <w:r>
-        <w:rPr>
-          <w:b/>
-          <w:bCs/>
-          <w:u w:val="single"/>
-        </w:rPr>
-        <w:t xml:space="preserve">Roll Up tab (columns AL:AN)/Bloomberg tab (Bloomberg provides all discount rates, </w:t>
-      </w:r>
-      <w:r>
-        <w:rPr>
-          <w:i/>
-          <w:iCs/>
-        </w:rPr>
-        <w:t>but the manually entered Bloomberg data (for chart) is actually determined from the Roll Up (AL:AN, lowest to highest) tab</w:t>
-      </w:r>
-      <w:r>
-        <w:t xml:space="preserve">) </w:t>
-      </w:r>
-    </w:p>
-  </w:comment>
-  <w:comment w:id="35" w:author="Eric Bussey" w:date="2026-04-20T11:29:00Z" w:initials="EB">
-    <w:p>
-      <w:pPr>
-        <w:pStyle w:val="CommentText"/>
-      </w:pPr>
-      <w:r>
-        <w:rPr>
-          <w:rStyle w:val="CommentReference"/>
-        </w:rPr>
-        <w:annotationRef/>
-      </w:r>
-      <w:r>
-        <w:t>All provided in report above</w:t>
-      </w:r>
-    </w:p>
-  </w:comment>
-  <w:comment w:id="36" w:author="Eric Bussey" w:date="2026-04-17T15:41:00Z" w:initials="EB">
-    <w:p>
-      <w:pPr>
-        <w:pStyle w:val="CommentText"/>
-      </w:pPr>
-      <w:r>
-        <w:rPr>
-          <w:rStyle w:val="CommentReference"/>
-        </w:rPr>
-        <w:annotationRef/>
-      </w:r>
-      <w:r>
-        <w:t>I believe this is a full PV_Summary_No_Rounding table, once all of the items have been filled in?</w:t>
-      </w:r>
-    </w:p>
-  </w:comment>
-  <w:comment w:id="37" w:author="Eric Bussey" w:date="2026-04-20T11:33:00Z" w:initials="EB">
-    <w:p>
-      <w:pPr>
-        <w:pStyle w:val="CommentText"/>
-      </w:pPr>
-      <w:r>
-        <w:rPr>
-          <w:rStyle w:val="CommentReference"/>
-        </w:rPr>
-        <w:annotationRef/>
-      </w:r>
-      <w:r>
-        <w:t xml:space="preserve">Put inputs on Working Calc -&gt; Item Inputs | </w:t>
-      </w:r>
-      <w:r>
-        <w:rPr>
-          <w:b/>
-          <w:bCs/>
-          <w:u w:val="single"/>
-        </w:rPr>
-        <w:t>Data Tab</w:t>
-      </w:r>
-      <w:r>
-        <w:t xml:space="preserve">  -&gt; </w:t>
-      </w:r>
-      <w:r>
-        <w:rPr>
-          <w:b/>
-          <w:bCs/>
-          <w:i/>
-          <w:iCs/>
-        </w:rPr>
-        <w:t xml:space="preserve">Refresh All </w:t>
-      </w:r>
-      <w:r>
-        <w:t>(which unfortunately recalculates everything, sometimes discount rates are put in the “custom discount tab” to lock them in/not refresh)</w:t>
-      </w:r>
-    </w:p>
-  </w:comment>
-  <w:comment w:id="38" w:author="Eric Bussey" w:date="2026-04-20T11:34:00Z" w:initials="EB">
+  <w:comment w:id="27" w:author="Eric Bussey" w:date="2026-04-20T11:34:00Z" w:initials="EB">
     <w:p>
       <w:pPr>
         <w:pStyle w:val="CommentText"/>
@@ -14748,7 +15056,7 @@
       </w:r>
     </w:p>
   </w:comment>
-  <w:comment w:id="39" w:author="Eric Bussey" w:date="2026-04-17T15:43:00Z" w:initials="EB">
+  <w:comment w:id="28" w:author="Eric Bussey" w:date="2026-04-20T11:42:00Z" w:initials="EB">
     <w:p>
       <w:pPr>
         <w:pStyle w:val="CommentText"/>
@@ -14760,11 +15068,11 @@
         <w:annotationRef/>
       </w:r>
       <w:r>
-        <w:t>This formatting self-corrects once the value’s inserted</w:t>
+        <w:t>This is the Bloomberg citation</w:t>
       </w:r>
     </w:p>
   </w:comment>
-  <w:comment w:id="40" w:author="Eric Bussey" w:date="2026-04-20T11:36:00Z" w:initials="EB">
+  <w:comment w:id="29" w:author="Eric Bussey" w:date="2026-04-20T11:43:00Z" w:initials="EB">
     <w:p>
       <w:pPr>
         <w:pStyle w:val="CommentText"/>
@@ -14776,88 +15084,11 @@
         <w:annotationRef/>
       </w:r>
       <w:r>
-        <w:t>TYPICALLY WLE FROM TRIAL (NOT LE)</w:t>
+        <w:t>All come from CPI, depending on the categories of items input from LCP</w:t>
       </w:r>
     </w:p>
   </w:comment>
-  <w:comment w:id="41" w:author="Eric Bussey" w:date="2026-04-20T11:36:00Z" w:initials="EB">
-    <w:p>
-      <w:pPr>
-        <w:pStyle w:val="CommentText"/>
-      </w:pPr>
-      <w:r>
-        <w:rPr>
-          <w:rStyle w:val="CommentReference"/>
-        </w:rPr>
-        <w:annotationRef/>
-      </w:r>
-      <w:r>
-        <w:t>GROWTH RATE, SEE ABOVE</w:t>
-      </w:r>
-    </w:p>
-  </w:comment>
-  <w:comment w:id="42" w:author="Eric Bussey" w:date="2026-04-20T11:37:00Z" w:initials="EB">
-    <w:p>
-      <w:pPr>
-        <w:pStyle w:val="CommentText"/>
-      </w:pPr>
-      <w:r>
-        <w:rPr>
-          <w:rStyle w:val="CommentReference"/>
-        </w:rPr>
-        <w:annotationRef/>
-      </w:r>
-      <w:r>
-        <w:t>TYPICALLY COMBINES LOWEST AND HIGHEST FROM VOC &amp; LCP (IF BOTH ARE PRESENT)</w:t>
-      </w:r>
-    </w:p>
-    <w:p>
-      <w:pPr>
-        <w:pStyle w:val="CommentText"/>
-      </w:pPr>
-    </w:p>
-    <w:p>
-      <w:pPr>
-        <w:pStyle w:val="CommentText"/>
-      </w:pPr>
-      <w:r>
-        <w:t>See PV2 (low and high from earnings base tab) and Working Calc -&gt; Roll Up/Bloomberg, combines into unified range</w:t>
-      </w:r>
-    </w:p>
-  </w:comment>
-  <w:comment w:id="43" w:author="Eric Bussey" w:date="2026-04-20T11:42:00Z" w:initials="EB">
-    <w:p>
-      <w:pPr>
-        <w:pStyle w:val="CommentText"/>
-      </w:pPr>
-      <w:r>
-        <w:rPr>
-          <w:rStyle w:val="CommentReference"/>
-        </w:rPr>
-        <w:annotationRef/>
-      </w:r>
-      <w:r>
-        <w:t>This is the Bloomberg citation</w:t>
-      </w:r>
-    </w:p>
-  </w:comment>
-  <w:comment w:id="44" w:author="Eric Bussey" w:date="2026-04-20T11:43:00Z" w:initials="EB">
-    <w:p>
-      <w:pPr>
-        <w:pStyle w:val="CommentText"/>
-      </w:pPr>
-      <w:r>
-        <w:rPr>
-          <w:rStyle w:val="CommentReference"/>
-        </w:rPr>
-        <w:annotationRef/>
-      </w:r>
-      <w:r>
-        <w:t>All come from CPI, depending on the categories of items input from LCP</w:t>
-      </w:r>
-    </w:p>
-  </w:comment>
-  <w:comment w:id="45" w:author="Eric Bussey" w:date="2026-04-20T11:43:00Z" w:initials="EB">
+  <w:comment w:id="30" w:author="Eric Bussey" w:date="2026-04-20T11:43:00Z" w:initials="EB">
     <w:p>
       <w:pPr>
         <w:pStyle w:val="CommentText"/>
@@ -14878,7 +15109,6 @@
 
 <file path=word/commentsExtended.xml><?xml version="1.0" encoding="utf-8"?>
 <w15:commentsEx xmlns:wpc="http://schemas.microsoft.com/office/word/2010/wordprocessingCanvas" xmlns:cx="http://schemas.microsoft.com/office/drawing/2014/chartex" xmlns:cx1="http://schemas.microsoft.com/office/drawing/2015/9/8/chartex" xmlns:cx2="http://schemas.microsoft.com/office/drawing/2015/10/21/chartex" xmlns:cx3="http://schemas.microsoft.com/office/drawing/2016/5/9/chartex" xmlns:cx4="http://schemas.microsoft.com/office/drawing/2016/5/10/chartex" xmlns:cx5="http://schemas.microsoft.com/office/drawing/2016/5/11/chartex" xmlns:cx6="http://schemas.microsoft.com/office/drawing/2016/5/12/chartex" xmlns:cx7="http://schemas.microsoft.com/office/drawing/2016/5/13/chartex" xmlns:cx8="http://schemas.microsoft.com/office/drawing/2016/5/14/chartex" xmlns:mc="http://schemas.openxmlformats.org/markup-compatibility/2006" xmlns:aink="http://schemas.microsoft.com/office/drawing/2016/ink" xmlns:am3d="http://schemas.microsoft.com/office/drawing/2017/model3d" xmlns:o="urn:schemas-microsoft-com:office:office" xmlns:oel="http://schemas.microsoft.com/office/2019/extlst" xmlns:r="http://schemas.openxmlformats.org/officeDocument/2006/relationships" xmlns:m="http://schemas.openxmlformats.org/officeDocument/2006/math" xmlns:v="urn:schemas-microsoft-com:vml" xmlns:wp14="http://schemas.microsoft.com/office/word/2010/wordprocessingDrawing" xmlns:wp="http://schemas.openxmlformats.org/drawingml/2006/wordprocessingDrawing" xmlns:w10="urn:schemas-microsoft-com:office:word" xmlns:w="http://schemas.openxmlformats.org/wordprocessingml/2006/main" xmlns:w14="http://schemas.microsoft.com/office/word/2010/wordml" xmlns:w15="http://schemas.microsoft.com/office/word/2012/wordml" xmlns:w16cex="http://schemas.microsoft.com/office/word/2018/wordml/cex" xmlns:w16cid="http://schemas.microsoft.com/office/word/2016/wordml/cid" xmlns:w16="http://schemas.microsoft.com/office/word/2018/wordml" xmlns:w16du="http://schemas.microsoft.com/office/word/2023/wordml/word16du" xmlns:w16sdtdh="http://schemas.microsoft.com/office/word/2020/wordml/sdtdatahash" xmlns:w16sdtfl="http://schemas.microsoft.com/office/word/2024/wordml/sdtformatlock" xmlns:w16se="http://schemas.microsoft.com/office/word/2015/wordml/symex" xmlns:wpg="http://schemas.microsoft.com/office/word/2010/wordprocessingGroup" xmlns:wpi="http://schemas.microsoft.com/office/word/2010/wordprocessingInk" xmlns:wne="http://schemas.microsoft.com/office/word/2006/wordml" xmlns:wps="http://schemas.microsoft.com/office/word/2010/wordprocessingShape" mc:Ignorable="w14 w15 w16se w16cid w16 w16cex w16sdtdh w16sdtfl w16du wp14">
-  <w15:commentEx w15:paraId="6E006A55" w15:done="0"/>
   <w15:commentEx w15:paraId="034DEEA1" w15:done="0"/>
   <w15:commentEx w15:paraId="17C9C4F6" w15:done="0"/>
   <w15:commentEx w15:paraId="37C8D9CD" w15:done="0"/>
@@ -14887,24 +15117,14 @@
   <w15:commentEx w15:paraId="5D1D3EC7" w15:done="0"/>
   <w15:commentEx w15:paraId="13318A86" w15:done="0"/>
   <w15:commentEx w15:paraId="28AB25CF" w15:done="0"/>
-  <w15:commentEx w15:paraId="486E812C" w15:done="0"/>
-  <w15:commentEx w15:paraId="619B3D4A" w15:done="0"/>
-  <w15:commentEx w15:paraId="098489B5" w15:done="0"/>
-  <w15:commentEx w15:paraId="1533EA68" w15:done="0"/>
-  <w15:commentEx w15:paraId="31698CE7" w15:done="0"/>
+  <w15:commentEx w15:paraId="007CE698" w15:done="0"/>
+  <w15:commentEx w15:paraId="52A70CBD" w15:paraIdParent="007CE698" w15:done="0"/>
+  <w15:commentEx w15:paraId="6DA09F5A" w15:paraIdParent="007CE698" w15:done="0"/>
+  <w15:commentEx w15:paraId="460E2C31" w15:done="0"/>
+  <w15:commentEx w15:paraId="28C22E3E" w15:done="0"/>
   <w15:commentEx w15:paraId="560006E1" w15:done="0"/>
-  <w15:commentEx w15:paraId="4F80B097" w15:done="0"/>
-  <w15:commentEx w15:paraId="4FC702BA" w15:done="0"/>
-  <w15:commentEx w15:paraId="5C0E3399" w15:done="0"/>
   <w15:commentEx w15:paraId="667C5E19" w15:done="0"/>
-  <w15:commentEx w15:paraId="02CB7323" w15:done="0"/>
-  <w15:commentEx w15:paraId="08578F85" w15:done="0"/>
   <w15:commentEx w15:paraId="02E210B3" w15:done="0"/>
-  <w15:commentEx w15:paraId="7311B615" w15:done="0"/>
-  <w15:commentEx w15:paraId="08ED1B29" w15:done="0"/>
-  <w15:commentEx w15:paraId="32457F7F" w15:done="0"/>
-  <w15:commentEx w15:paraId="619769C7" w15:paraIdParent="32457F7F" w15:done="0"/>
-  <w15:commentEx w15:paraId="6047ACAC" w15:done="0"/>
   <w15:commentEx w15:paraId="6D0D4A8D" w15:done="0"/>
   <w15:commentEx w15:paraId="4A9B6E08" w15:done="0"/>
   <w15:commentEx w15:paraId="704D108C" w15:done="0"/>
@@ -14916,10 +15136,6 @@
   <w15:commentEx w15:paraId="5296775F" w15:done="0"/>
   <w15:commentEx w15:paraId="3BD771FF" w15:paraIdParent="5296775F" w15:done="0"/>
   <w15:commentEx w15:paraId="5B446DC6" w15:paraIdParent="5296775F" w15:done="0"/>
-  <w15:commentEx w15:paraId="4ACDCBC3" w15:done="0"/>
-  <w15:commentEx w15:paraId="385FB7C5" w15:done="0"/>
-  <w15:commentEx w15:paraId="7DA053DC" w15:done="0"/>
-  <w15:commentEx w15:paraId="1949FAF3" w15:done="0"/>
   <w15:commentEx w15:paraId="70D23E25" w15:done="0"/>
   <w15:commentEx w15:paraId="605C4481" w15:done="0"/>
   <w15:commentEx w15:paraId="1FE5CC59" w15:done="0"/>
@@ -14928,7 +15144,6 @@
 
 <file path=word/commentsExtensible.xml><?xml version="1.0" encoding="utf-8"?>
 <w16cex:commentsExtensible xmlns:wpc="http://schemas.microsoft.com/office/word/2010/wordprocessingCanvas" xmlns:cx="http://schemas.microsoft.com/office/drawing/2014/chartex" xmlns:cx1="http://schemas.microsoft.com/office/drawing/2015/9/8/chartex" xmlns:cx2="http://schemas.microsoft.com/office/drawing/2015/10/21/chartex" xmlns:cx3="http://schemas.microsoft.com/office/drawing/2016/5/9/chartex" xmlns:cx4="http://schemas.microsoft.com/office/drawing/2016/5/10/chartex" xmlns:cx5="http://schemas.microsoft.com/office/drawing/2016/5/11/chartex" xmlns:cx6="http://schemas.microsoft.com/office/drawing/2016/5/12/chartex" xmlns:cx7="http://schemas.microsoft.com/office/drawing/2016/5/13/chartex" xmlns:cx8="http://schemas.microsoft.com/office/drawing/2016/5/14/chartex" xmlns:cr="http://schemas.microsoft.com/office/comments/2020/reactions" xmlns:mc="http://schemas.openxmlformats.org/markup-compatibility/2006" xmlns:aink="http://schemas.microsoft.com/office/drawing/2016/ink" xmlns:am3d="http://schemas.microsoft.com/office/drawing/2017/model3d" xmlns:o="urn:schemas-microsoft-com:office:office" xmlns:oel="http://schemas.microsoft.com/office/2019/extlst" xmlns:r="http://schemas.openxmlformats.org/officeDocument/2006/relationships" xmlns:m="http://schemas.openxmlformats.org/officeDocument/2006/math" xmlns:v="urn:schemas-microsoft-com:vml" xmlns:wp14="http://schemas.microsoft.com/office/word/2010/wordprocessingDrawing" xmlns:wp="http://schemas.openxmlformats.org/drawingml/2006/wordprocessingDrawing" xmlns:w10="urn:schemas-microsoft-com:office:word" xmlns:w="http://schemas.openxmlformats.org/wordprocessingml/2006/main" xmlns:w14="http://schemas.microsoft.com/office/word/2010/wordml" xmlns:w15="http://schemas.microsoft.com/office/word/2012/wordml" xmlns:w16cex="http://schemas.microsoft.com/office/word/2018/wordml/cex" xmlns:w16cid="http://schemas.microsoft.com/office/word/2016/wordml/cid" xmlns:w16="http://schemas.microsoft.com/office/word/2018/wordml" xmlns:w16du="http://schemas.microsoft.com/office/word/2023/wordml/word16du" xmlns:w16sdtdh="http://schemas.microsoft.com/office/word/2020/wordml/sdtdatahash" xmlns:w16sdtfl="http://schemas.microsoft.com/office/word/2024/wordml/sdtformatlock" xmlns:w16se="http://schemas.microsoft.com/office/word/2015/wordml/symex" xmlns:wpg="http://schemas.microsoft.com/office/word/2010/wordprocessingGroup" xmlns:wpi="http://schemas.microsoft.com/office/word/2010/wordprocessingInk" xmlns:wne="http://schemas.microsoft.com/office/word/2006/wordml" xmlns:wps="http://schemas.microsoft.com/office/word/2010/wordprocessingShape" mc:Ignorable="w14 w15 w16se w16cid w16 w16cex w16sdtdh w16sdtfl cr w16du wp14">
-  <w16cex:commentExtensible w16cex:durableId="56C025D8" w16cex:dateUtc="2026-04-20T16:00:00Z"/>
   <w16cex:commentExtensible w16cex:durableId="6253964E" w16cex:dateUtc="2026-04-20T16:03:00Z"/>
   <w16cex:commentExtensible w16cex:durableId="726E7CAF" w16cex:dateUtc="2026-04-17T19:57:00Z"/>
   <w16cex:commentExtensible w16cex:durableId="4899877F" w16cex:dateUtc="2026-04-17T19:58:00Z"/>
@@ -14937,24 +15152,14 @@
   <w16cex:commentExtensible w16cex:durableId="17DF648E" w16cex:dateUtc="2026-04-20T16:02:00Z"/>
   <w16cex:commentExtensible w16cex:durableId="5E883110" w16cex:dateUtc="2026-04-17T20:04:00Z"/>
   <w16cex:commentExtensible w16cex:durableId="17CE4230" w16cex:dateUtc="2026-04-20T16:08:00Z"/>
-  <w16cex:commentExtensible w16cex:durableId="381814C8" w16cex:dateUtc="2026-04-17T20:04:00Z"/>
-  <w16cex:commentExtensible w16cex:durableId="4D164791" w16cex:dateUtc="2026-04-20T16:04:00Z"/>
-  <w16cex:commentExtensible w16cex:durableId="6FEBFF3B" w16cex:dateUtc="2026-04-20T16:09:00Z"/>
-  <w16cex:commentExtensible w16cex:durableId="6C15EDE9" w16cex:dateUtc="2026-04-20T16:10:00Z"/>
-  <w16cex:commentExtensible w16cex:durableId="35FFC78D" w16cex:dateUtc="2026-04-20T16:10:00Z"/>
+  <w16cex:commentExtensible w16cex:durableId="1FF35E2A" w16cex:dateUtc="2026-04-17T19:58:00Z"/>
+  <w16cex:commentExtensible w16cex:durableId="31D0C40C" w16cex:dateUtc="2026-04-20T16:06:00Z"/>
+  <w16cex:commentExtensible w16cex:durableId="1374B977" w16cex:dateUtc="2026-04-20T16:07:00Z"/>
+  <w16cex:commentExtensible w16cex:durableId="3708F392" w16cex:dateUtc="2026-04-20T16:02:00Z"/>
+  <w16cex:commentExtensible w16cex:durableId="390C3E41" w16cex:dateUtc="2026-04-17T20:04:00Z"/>
   <w16cex:commentExtensible w16cex:durableId="2D9A892C" w16cex:dateUtc="2026-04-20T16:11:00Z"/>
-  <w16cex:commentExtensible w16cex:durableId="333A5C27" w16cex:dateUtc="2026-04-17T20:16:00Z"/>
-  <w16cex:commentExtensible w16cex:durableId="2B912D28" w16cex:dateUtc="2026-04-17T20:24:00Z"/>
-  <w16cex:commentExtensible w16cex:durableId="67E34D5E" w16cex:dateUtc="2026-04-20T16:12:00Z"/>
   <w16cex:commentExtensible w16cex:durableId="01EEC2C9" w16cex:dateUtc="2026-04-20T16:12:00Z"/>
-  <w16cex:commentExtensible w16cex:durableId="483C417F" w16cex:dateUtc="2026-04-20T16:14:00Z"/>
-  <w16cex:commentExtensible w16cex:durableId="117FF82B" w16cex:dateUtc="2026-04-20T16:15:00Z"/>
   <w16cex:commentExtensible w16cex:durableId="0ECD8C68" w16cex:dateUtc="2026-04-20T16:16:00Z"/>
-  <w16cex:commentExtensible w16cex:durableId="29B75381" w16cex:dateUtc="2026-04-20T16:16:00Z"/>
-  <w16cex:commentExtensible w16cex:durableId="413DB243" w16cex:dateUtc="2026-04-20T16:20:00Z"/>
-  <w16cex:commentExtensible w16cex:durableId="4ACDA536" w16cex:dateUtc="2026-04-20T16:22:00Z"/>
-  <w16cex:commentExtensible w16cex:durableId="5AEC8C6C" w16cex:dateUtc="2026-04-20T16:22:00Z"/>
-  <w16cex:commentExtensible w16cex:durableId="506AD2B1" w16cex:dateUtc="2026-04-20T16:23:00Z"/>
   <w16cex:commentExtensible w16cex:durableId="738F1760" w16cex:dateUtc="2026-04-20T16:24:00Z"/>
   <w16cex:commentExtensible w16cex:durableId="1CEA5A64" w16cex:dateUtc="2026-04-20T16:24:00Z"/>
   <w16cex:commentExtensible w16cex:durableId="7085B16F" w16cex:dateUtc="2026-04-20T16:25:00Z"/>
@@ -14966,10 +15171,6 @@
   <w16cex:commentExtensible w16cex:durableId="744DED75" w16cex:dateUtc="2026-04-17T20:41:00Z"/>
   <w16cex:commentExtensible w16cex:durableId="42D0B9F7" w16cex:dateUtc="2026-04-20T16:33:00Z"/>
   <w16cex:commentExtensible w16cex:durableId="71810DA2" w16cex:dateUtc="2026-04-20T16:34:00Z"/>
-  <w16cex:commentExtensible w16cex:durableId="680E9FAC" w16cex:dateUtc="2026-04-17T20:43:00Z"/>
-  <w16cex:commentExtensible w16cex:durableId="5DB2F1ED" w16cex:dateUtc="2026-04-20T16:36:00Z"/>
-  <w16cex:commentExtensible w16cex:durableId="597CDFA7" w16cex:dateUtc="2026-04-20T16:36:00Z"/>
-  <w16cex:commentExtensible w16cex:durableId="10C0AA11" w16cex:dateUtc="2026-04-20T16:37:00Z"/>
   <w16cex:commentExtensible w16cex:durableId="74376929" w16cex:dateUtc="2026-04-20T16:42:00Z"/>
   <w16cex:commentExtensible w16cex:durableId="0A880B88" w16cex:dateUtc="2026-04-20T16:43:00Z"/>
   <w16cex:commentExtensible w16cex:durableId="2F097B17" w16cex:dateUtc="2026-04-20T16:43:00Z"/>
@@ -14978,7 +15179,6 @@
 
 <file path=word/commentsIds.xml><?xml version="1.0" encoding="utf-8"?>
 <w16cid:commentsIds xmlns:wpc="http://schemas.microsoft.com/office/word/2010/wordprocessingCanvas" xmlns:cx="http://schemas.microsoft.com/office/drawing/2014/chartex" xmlns:cx1="http://schemas.microsoft.com/office/drawing/2015/9/8/chartex" xmlns:cx2="http://schemas.microsoft.com/office/drawing/2015/10/21/chartex" xmlns:cx3="http://schemas.microsoft.com/office/drawing/2016/5/9/chartex" xmlns:cx4="http://schemas.microsoft.com/office/drawing/2016/5/10/chartex" xmlns:cx5="http://schemas.microsoft.com/office/drawing/2016/5/11/chartex" xmlns:cx6="http://schemas.microsoft.com/office/drawing/2016/5/12/chartex" xmlns:cx7="http://schemas.microsoft.com/office/drawing/2016/5/13/chartex" xmlns:cx8="http://schemas.microsoft.com/office/drawing/2016/5/14/chartex" xmlns:mc="http://schemas.openxmlformats.org/markup-compatibility/2006" xmlns:aink="http://schemas.microsoft.com/office/drawing/2016/ink" xmlns:am3d="http://schemas.microsoft.com/office/drawing/2017/model3d" xmlns:o="urn:schemas-microsoft-com:office:office" xmlns:oel="http://schemas.microsoft.com/office/2019/extlst" xmlns:r="http://schemas.openxmlformats.org/officeDocument/2006/relationships" xmlns:m="http://schemas.openxmlformats.org/officeDocument/2006/math" xmlns:v="urn:schemas-microsoft-com:vml" xmlns:wp14="http://schemas.microsoft.com/office/word/2010/wordprocessingDrawing" xmlns:wp="http://schemas.openxmlformats.org/drawingml/2006/wordprocessingDrawing" xmlns:w10="urn:schemas-microsoft-com:office:word" xmlns:w="http://schemas.openxmlformats.org/wordprocessingml/2006/main" xmlns:w14="http://schemas.microsoft.com/office/word/2010/wordml" xmlns:w15="http://schemas.microsoft.com/office/word/2012/wordml" xmlns:w16cex="http://schemas.microsoft.com/office/word/2018/wordml/cex" xmlns:w16cid="http://schemas.microsoft.com/office/word/2016/wordml/cid" xmlns:w16="http://schemas.microsoft.com/office/word/2018/wordml" xmlns:w16du="http://schemas.microsoft.com/office/word/2023/wordml/word16du" xmlns:w16sdtdh="http://schemas.microsoft.com/office/word/2020/wordml/sdtdatahash" xmlns:w16sdtfl="http://schemas.microsoft.com/office/word/2024/wordml/sdtformatlock" xmlns:w16se="http://schemas.microsoft.com/office/word/2015/wordml/symex" xmlns:wpg="http://schemas.microsoft.com/office/word/2010/wordprocessingGroup" xmlns:wpi="http://schemas.microsoft.com/office/word/2010/wordprocessingInk" xmlns:wne="http://schemas.microsoft.com/office/word/2006/wordml" xmlns:wps="http://schemas.microsoft.com/office/word/2010/wordprocessingShape" mc:Ignorable="w14 w15 w16se w16cid w16 w16cex w16sdtdh w16sdtfl w16du wp14">
-  <w16cid:commentId w16cid:paraId="6E006A55" w16cid:durableId="56C025D8"/>
   <w16cid:commentId w16cid:paraId="034DEEA1" w16cid:durableId="6253964E"/>
   <w16cid:commentId w16cid:paraId="17C9C4F6" w16cid:durableId="726E7CAF"/>
   <w16cid:commentId w16cid:paraId="37C8D9CD" w16cid:durableId="4899877F"/>
@@ -14987,24 +15187,14 @@
   <w16cid:commentId w16cid:paraId="5D1D3EC7" w16cid:durableId="17DF648E"/>
   <w16cid:commentId w16cid:paraId="13318A86" w16cid:durableId="5E883110"/>
   <w16cid:commentId w16cid:paraId="28AB25CF" w16cid:durableId="17CE4230"/>
-  <w16cid:commentId w16cid:paraId="486E812C" w16cid:durableId="381814C8"/>
-  <w16cid:commentId w16cid:paraId="619B3D4A" w16cid:durableId="4D164791"/>
-  <w16cid:commentId w16cid:paraId="098489B5" w16cid:durableId="6FEBFF3B"/>
-  <w16cid:commentId w16cid:paraId="1533EA68" w16cid:durableId="6C15EDE9"/>
-  <w16cid:commentId w16cid:paraId="31698CE7" w16cid:durableId="35FFC78D"/>
+  <w16cid:commentId w16cid:paraId="007CE698" w16cid:durableId="1FF35E2A"/>
+  <w16cid:commentId w16cid:paraId="52A70CBD" w16cid:durableId="31D0C40C"/>
+  <w16cid:commentId w16cid:paraId="6DA09F5A" w16cid:durableId="1374B977"/>
+  <w16cid:commentId w16cid:paraId="460E2C31" w16cid:durableId="3708F392"/>
+  <w16cid:commentId w16cid:paraId="28C22E3E" w16cid:durableId="390C3E41"/>
   <w16cid:commentId w16cid:paraId="560006E1" w16cid:durableId="2D9A892C"/>
-  <w16cid:commentId w16cid:paraId="4F80B097" w16cid:durableId="333A5C27"/>
-  <w16cid:commentId w16cid:paraId="4FC702BA" w16cid:durableId="2B912D28"/>
-  <w16cid:commentId w16cid:paraId="5C0E3399" w16cid:durableId="67E34D5E"/>
   <w16cid:commentId w16cid:paraId="667C5E19" w16cid:durableId="01EEC2C9"/>
-  <w16cid:commentId w16cid:paraId="02CB7323" w16cid:durableId="483C417F"/>
-  <w16cid:commentId w16cid:paraId="08578F85" w16cid:durableId="117FF82B"/>
   <w16cid:commentId w16cid:paraId="02E210B3" w16cid:durableId="0ECD8C68"/>
-  <w16cid:commentId w16cid:paraId="7311B615" w16cid:durableId="29B75381"/>
-  <w16cid:commentId w16cid:paraId="08ED1B29" w16cid:durableId="413DB243"/>
-  <w16cid:commentId w16cid:paraId="32457F7F" w16cid:durableId="4ACDA536"/>
-  <w16cid:commentId w16cid:paraId="619769C7" w16cid:durableId="5AEC8C6C"/>
-  <w16cid:commentId w16cid:paraId="6047ACAC" w16cid:durableId="506AD2B1"/>
   <w16cid:commentId w16cid:paraId="6D0D4A8D" w16cid:durableId="738F1760"/>
   <w16cid:commentId w16cid:paraId="4A9B6E08" w16cid:durableId="1CEA5A64"/>
   <w16cid:commentId w16cid:paraId="704D108C" w16cid:durableId="7085B16F"/>
@@ -15016,10 +15206,6 @@
   <w16cid:commentId w16cid:paraId="5296775F" w16cid:durableId="744DED75"/>
   <w16cid:commentId w16cid:paraId="3BD771FF" w16cid:durableId="42D0B9F7"/>
   <w16cid:commentId w16cid:paraId="5B446DC6" w16cid:durableId="71810DA2"/>
-  <w16cid:commentId w16cid:paraId="4ACDCBC3" w16cid:durableId="680E9FAC"/>
-  <w16cid:commentId w16cid:paraId="385FB7C5" w16cid:durableId="5DB2F1ED"/>
-  <w16cid:commentId w16cid:paraId="7DA053DC" w16cid:durableId="597CDFA7"/>
-  <w16cid:commentId w16cid:paraId="1949FAF3" w16cid:durableId="10C0AA11"/>
   <w16cid:commentId w16cid:paraId="70D23E25" w16cid:durableId="74376929"/>
   <w16cid:commentId w16cid:paraId="605C4481" w16cid:durableId="0A880B88"/>
   <w16cid:commentId w16cid:paraId="1FE5CC59" w16cid:durableId="2F097B17"/>
@@ -15146,7 +15332,6 @@
         <w:color w:val="000000"/>
         <w:sz w:val="23"/>
         <w:szCs w:val="23"/>
-        <w:highlight w:val="yellow"/>
       </w:rPr>
     </w:pPr>
     <w:r>
@@ -15154,9 +15339,24 @@
         <w:color w:val="000000"/>
         <w:sz w:val="23"/>
         <w:szCs w:val="23"/>
-        <w:highlight w:val="yellow"/>
       </w:rPr>
-      <w:t>[[attorney_salutation_with_name_full]]</w:t>
+      <w:t xml:space="preserve">{{ </w:t>
+    </w:r>
+    <w:r>
+      <w:rPr>
+        <w:color w:val="000000"/>
+        <w:sz w:val="23"/>
+        <w:szCs w:val="23"/>
+      </w:rPr>
+      <w:t>attorney_salutation_with_name_full</w:t>
+    </w:r>
+    <w:r>
+      <w:rPr>
+        <w:color w:val="000000"/>
+        <w:sz w:val="23"/>
+        <w:szCs w:val="23"/>
+      </w:rPr>
+      <w:t xml:space="preserve"> }}</w:t>
     </w:r>
     <w:r>
       <w:rPr>
@@ -15203,9 +15403,24 @@
         <w:color w:val="000000"/>
         <w:sz w:val="23"/>
         <w:szCs w:val="23"/>
-        <w:highlight w:val="yellow"/>
       </w:rPr>
-      <w:t>[[claimant_name_full]]</w:t>
+      <w:t xml:space="preserve">{{ </w:t>
+    </w:r>
+    <w:r>
+      <w:rPr>
+        <w:color w:val="000000"/>
+        <w:sz w:val="23"/>
+        <w:szCs w:val="23"/>
+      </w:rPr>
+      <w:t>claimant_name_full</w:t>
+    </w:r>
+    <w:r>
+      <w:rPr>
+        <w:color w:val="000000"/>
+        <w:sz w:val="23"/>
+        <w:szCs w:val="23"/>
+      </w:rPr>
+      <w:t xml:space="preserve"> }}</w:t>
     </w:r>
   </w:p>
   <w:p>
@@ -15393,12 +15608,12 @@
       </w:rPr>
       <w:tab/>
     </w:r>
-    <w:bookmarkStart w:id="46" w:name="_Hlk43130415"/>
-    <w:bookmarkStart w:id="47" w:name="_Hlk43130416"/>
-    <w:bookmarkStart w:id="48" w:name="_Hlk43820416"/>
-    <w:bookmarkStart w:id="49" w:name="_Hlk43820417"/>
-    <w:bookmarkStart w:id="50" w:name="_Hlk51061012"/>
-    <w:bookmarkStart w:id="51" w:name="_Hlk51061013"/>
+    <w:bookmarkStart w:id="31" w:name="_Hlk43130415"/>
+    <w:bookmarkStart w:id="32" w:name="_Hlk43130416"/>
+    <w:bookmarkStart w:id="33" w:name="_Hlk43820416"/>
+    <w:bookmarkStart w:id="34" w:name="_Hlk43820417"/>
+    <w:bookmarkStart w:id="35" w:name="_Hlk51061012"/>
+    <w:bookmarkStart w:id="36" w:name="_Hlk51061013"/>
     <w:r>
       <w:rPr>
         <w:rFonts w:ascii="Bitter" w:hAnsi="Bitter"/>
@@ -15565,12 +15780,12 @@
       <w:t>500.2808</w:t>
     </w:r>
   </w:p>
-  <w:bookmarkEnd w:id="46"/>
-  <w:bookmarkEnd w:id="47"/>
-  <w:bookmarkEnd w:id="48"/>
-  <w:bookmarkEnd w:id="49"/>
-  <w:bookmarkEnd w:id="50"/>
-  <w:bookmarkEnd w:id="51"/>
+  <w:bookmarkEnd w:id="31"/>
+  <w:bookmarkEnd w:id="32"/>
+  <w:bookmarkEnd w:id="33"/>
+  <w:bookmarkEnd w:id="34"/>
+  <w:bookmarkEnd w:id="35"/>
+  <w:bookmarkEnd w:id="36"/>
   <w:p>
     <w:pPr>
       <w:pStyle w:val="Header"/>
@@ -18472,19 +18687,6 @@
 </file>
 
 <file path=customXml/item2.xml><?xml version="1.0" encoding="utf-8"?>
-<?mso-contentType ?>
-<FormTemplates xmlns="http://schemas.microsoft.com/sharepoint/v3/contenttype/forms">
-  <Display>DocumentLibraryForm</Display>
-  <Edit>DocumentLibraryForm</Edit>
-  <New>DocumentLibraryForm</New>
-</FormTemplates>
-</file>
-
-<file path=customXml/item3.xml><?xml version="1.0" encoding="utf-8"?>
-<b:Sources xmlns:b="http://schemas.openxmlformats.org/officeDocument/2006/bibliography" xmlns="http://schemas.openxmlformats.org/officeDocument/2006/bibliography" SelectedStyle="\APASixthEditionOfficeOnline.xsl" StyleName="APA" Version="6"/>
-</file>
-
-<file path=customXml/item4.xml><?xml version="1.0" encoding="utf-8"?>
 <ct:contentTypeSchema xmlns:ct="http://schemas.microsoft.com/office/2006/metadata/contentType" xmlns:ma="http://schemas.microsoft.com/office/2006/metadata/properties/metaAttributes" ct:_="" ma:_="" ma:contentTypeName="Document" ma:contentTypeID="0x010100085B5888F14DAE46912A6E0F6FCFCB07" ma:contentTypeVersion="9" ma:contentTypeDescription="Create a new document." ma:contentTypeScope="" ma:versionID="2185b18d6fd5c46c37ca5df071e41de6">
   <xsd:schema xmlns:xsd="http://www.w3.org/2001/XMLSchema" xmlns:xs="http://www.w3.org/2001/XMLSchema" xmlns:p="http://schemas.microsoft.com/office/2006/metadata/properties" xmlns:ns3="91172594-76f2-42b4-b6c8-5686d13fb17f" targetNamespace="http://schemas.microsoft.com/office/2006/metadata/properties" ma:root="true" ma:fieldsID="3ce95284eb097024ce56720a48b923a2" ns3:_="">
     <xsd:import namespace="91172594-76f2-42b4-b6c8-5686d13fb17f"/>
@@ -18660,6 +18862,19 @@
 </ct:contentTypeSchema>
 </file>
 
+<file path=customXml/item3.xml><?xml version="1.0" encoding="utf-8"?>
+<b:Sources xmlns:b="http://schemas.openxmlformats.org/officeDocument/2006/bibliography" xmlns="http://schemas.openxmlformats.org/officeDocument/2006/bibliography" SelectedStyle="\APASixthEditionOfficeOnline.xsl" StyleName="APA" Version="6"/>
+</file>
+
+<file path=customXml/item4.xml><?xml version="1.0" encoding="utf-8"?>
+<?mso-contentType ?>
+<FormTemplates xmlns="http://schemas.microsoft.com/sharepoint/v3/contenttype/forms">
+  <Display>DocumentLibraryForm</Display>
+  <Edit>DocumentLibraryForm</Edit>
+  <New>DocumentLibraryForm</New>
+</FormTemplates>
+</file>
+
 <file path=customXml/itemProps1.xml><?xml version="1.0" encoding="utf-8"?>
 <ds:datastoreItem xmlns:ds="http://schemas.openxmlformats.org/officeDocument/2006/customXml" ds:itemID="{B4565CB4-100A-4A3D-B4D6-384A4DEF81CB}">
   <ds:schemaRefs>
@@ -18671,22 +18886,6 @@
 </file>
 
 <file path=customXml/itemProps2.xml><?xml version="1.0" encoding="utf-8"?>
-<ds:datastoreItem xmlns:ds="http://schemas.openxmlformats.org/officeDocument/2006/customXml" ds:itemID="{510AB3BD-BC06-4C1C-BE0E-F78D828DF9A1}">
-  <ds:schemaRefs>
-    <ds:schemaRef ds:uri="http://schemas.microsoft.com/sharepoint/v3/contenttype/forms"/>
-  </ds:schemaRefs>
-</ds:datastoreItem>
-</file>
-
-<file path=customXml/itemProps3.xml><?xml version="1.0" encoding="utf-8"?>
-<ds:datastoreItem xmlns:ds="http://schemas.openxmlformats.org/officeDocument/2006/customXml" ds:itemID="{FCC1ACD0-7293-47C9-BE0B-4D879715608C}">
-  <ds:schemaRefs>
-    <ds:schemaRef ds:uri="http://schemas.openxmlformats.org/officeDocument/2006/bibliography"/>
-  </ds:schemaRefs>
-</ds:datastoreItem>
-</file>
-
-<file path=customXml/itemProps4.xml><?xml version="1.0" encoding="utf-8"?>
 <ds:datastoreItem xmlns:ds="http://schemas.openxmlformats.org/officeDocument/2006/customXml" ds:itemID="{8A7A12AC-3EA6-42CF-BE43-5DF49F85A7B6}">
   <ds:schemaRefs>
     <ds:schemaRef ds:uri="http://schemas.microsoft.com/office/2006/metadata/contentType"/>
@@ -18702,4 +18901,20 @@
     <ds:schemaRef ds:uri="http://schemas.microsoft.com/internal/obd"/>
   </ds:schemaRefs>
 </ds:datastoreItem>
+</file>
+
+<file path=customXml/itemProps3.xml><?xml version="1.0" encoding="utf-8"?>
+<ds:datastoreItem xmlns:ds="http://schemas.openxmlformats.org/officeDocument/2006/customXml" ds:itemID="{FCC1ACD0-7293-47C9-BE0B-4D879715608C}">
+  <ds:schemaRefs>
+    <ds:schemaRef ds:uri="http://schemas.openxmlformats.org/officeDocument/2006/bibliography"/>
+  </ds:schemaRefs>
+</ds:datastoreItem>
+</file>
+
+<file path=customXml/itemProps4.xml><?xml version="1.0" encoding="utf-8"?>
+<ds:datastoreItem xmlns:ds="http://schemas.openxmlformats.org/officeDocument/2006/customXml" ds:itemID="{510AB3BD-BC06-4C1C-BE0E-F78D828DF9A1}">
+  <ds:schemaRefs>
+    <ds:schemaRef ds:uri="http://schemas.microsoft.com/sharepoint/v3/contenttype/forms"/>
+  </ds:schemaRefs>
+</ds:datastoreItem>
 </file>
--- a/EconAutomation/src/supporting_docs/econ_report_templates/PV_earnings_and_meds_report_template.docx
+++ b/EconAutomation/src/supporting_docs/econ_report_templates/PV_earnings_and_meds_report_template.docx
@@ -52,7 +52,7 @@
           <w:noProof/>
           <w:sz w:val="24"/>
         </w:rPr>
-        <w:t>May 1, 2026</w:t>
+        <w:t>May 7, 2026</w:t>
       </w:r>
       <w:r>
         <w:rPr>
@@ -1121,6 +1121,7 @@
           <w:bCs/>
           <w:sz w:val="24"/>
           <w:szCs w:val="20"/>
+          <w:u w:val="single"/>
         </w:rPr>
         <w:commentReference w:id="2"/>
       </w:r>
@@ -1131,6 +1132,7 @@
           <w:bCs/>
           <w:sz w:val="24"/>
           <w:szCs w:val="20"/>
+          <w:u w:val="single"/>
         </w:rPr>
         <w:commentReference w:id="3"/>
       </w:r>
@@ -1141,8 +1143,26 @@
           <w:bCs/>
           <w:sz w:val="24"/>
           <w:szCs w:val="20"/>
+          <w:u w:val="single"/>
         </w:rPr>
         <w:commentReference w:id="4"/>
+      </w:r>
+      <w:r>
+        <w:rPr>
+          <w:bCs/>
+          <w:sz w:val="24"/>
+          <w:u w:val="single"/>
+        </w:rPr>
+        <w:t xml:space="preserve"> </w:t>
+      </w:r>
+      <w:r>
+        <w:rPr>
+          <w:bCs/>
+          <w:sz w:val="24"/>
+          <w:highlight w:val="red"/>
+          <w:u w:val="single"/>
+        </w:rPr>
+        <w:t>– {{ 1be_WLE_pretrial_credit }}</w:t>
       </w:r>
     </w:p>
     <w:p>
@@ -1299,22 +1319,7 @@
     </w:p>
     <w:p>
       <w:pPr>
-        <w:tabs>
-          <w:tab w:val="left" w:pos="720"/>
-          <w:tab w:val="left" w:pos="1440"/>
-          <w:tab w:val="left" w:pos="2160"/>
-          <w:tab w:val="left" w:pos="2880"/>
-          <w:tab w:val="left" w:pos="3600"/>
-          <w:tab w:val="left" w:pos="4320"/>
-          <w:tab w:val="left" w:pos="5040"/>
-          <w:tab w:val="left" w:pos="5760"/>
-          <w:tab w:val="left" w:pos="6480"/>
-          <w:tab w:val="left" w:pos="7200"/>
-          <w:tab w:val="left" w:pos="7920"/>
-        </w:tabs>
-        <w:suppressAutoHyphens/>
-        <w:ind w:left="1440" w:right="1260"/>
-        <w:jc w:val="both"/>
+        <w:pStyle w:val="ListParagraph"/>
         <w:rPr>
           <w:bCs/>
           <w:sz w:val="24"/>
@@ -1353,6 +1358,119 @@
           <w:bCs/>
           <w:sz w:val="24"/>
         </w:rPr>
+        <w:t>Meals</w:t>
+      </w:r>
+      <w:r>
+        <w:rPr>
+          <w:bCs/>
+          <w:sz w:val="24"/>
+        </w:rPr>
+        <w:t xml:space="preserve"> loss to trial is </w:t>
+      </w:r>
+      <w:r>
+        <w:rPr>
+          <w:bCs/>
+          <w:sz w:val="24"/>
+          <w:highlight w:val="red"/>
+          <w:u w:val="single"/>
+        </w:rPr>
+        <w:t>{</w:t>
+      </w:r>
+      <w:commentRangeStart w:id="6"/>
+      <w:r>
+        <w:rPr>
+          <w:bCs/>
+          <w:sz w:val="24"/>
+          <w:highlight w:val="red"/>
+          <w:u w:val="single"/>
+        </w:rPr>
+        <w:t>{r b1e_WLE_pretrial_</w:t>
+      </w:r>
+      <w:r>
+        <w:rPr>
+          <w:bCs/>
+          <w:sz w:val="24"/>
+          <w:highlight w:val="red"/>
+          <w:u w:val="single"/>
+        </w:rPr>
+        <w:t>meals</w:t>
+      </w:r>
+      <w:r>
+        <w:rPr>
+          <w:bCs/>
+          <w:sz w:val="24"/>
+          <w:highlight w:val="red"/>
+          <w:u w:val="single"/>
+        </w:rPr>
+        <w:t>_notax }}</w:t>
+      </w:r>
+      <w:commentRangeEnd w:id="6"/>
+      <w:r>
+        <w:rPr>
+          <w:rStyle w:val="CommentReference"/>
+          <w:bCs/>
+          <w:sz w:val="24"/>
+          <w:szCs w:val="20"/>
+        </w:rPr>
+        <w:commentReference w:id="6"/>
+      </w:r>
+    </w:p>
+    <w:p>
+      <w:pPr>
+        <w:tabs>
+          <w:tab w:val="left" w:pos="720"/>
+          <w:tab w:val="left" w:pos="1440"/>
+          <w:tab w:val="left" w:pos="2160"/>
+          <w:tab w:val="left" w:pos="2880"/>
+          <w:tab w:val="left" w:pos="3600"/>
+          <w:tab w:val="left" w:pos="4320"/>
+          <w:tab w:val="left" w:pos="5040"/>
+          <w:tab w:val="left" w:pos="5760"/>
+          <w:tab w:val="left" w:pos="6480"/>
+          <w:tab w:val="left" w:pos="7200"/>
+          <w:tab w:val="left" w:pos="7920"/>
+        </w:tabs>
+        <w:suppressAutoHyphens/>
+        <w:ind w:left="1440" w:right="1260"/>
+        <w:jc w:val="both"/>
+        <w:rPr>
+          <w:bCs/>
+          <w:sz w:val="24"/>
+        </w:rPr>
+      </w:pPr>
+    </w:p>
+    <w:p>
+      <w:pPr>
+        <w:numPr>
+          <w:ilvl w:val="0"/>
+          <w:numId w:val="1"/>
+        </w:numPr>
+        <w:tabs>
+          <w:tab w:val="left" w:pos="720"/>
+          <w:tab w:val="left" w:pos="1440"/>
+          <w:tab w:val="left" w:pos="2160"/>
+          <w:tab w:val="left" w:pos="2880"/>
+          <w:tab w:val="left" w:pos="3600"/>
+          <w:tab w:val="left" w:pos="4320"/>
+          <w:tab w:val="left" w:pos="5040"/>
+          <w:tab w:val="left" w:pos="5760"/>
+          <w:tab w:val="left" w:pos="6480"/>
+          <w:tab w:val="left" w:pos="7200"/>
+          <w:tab w:val="left" w:pos="7920"/>
+        </w:tabs>
+        <w:suppressAutoHyphens/>
+        <w:ind w:right="1260"/>
+        <w:jc w:val="both"/>
+        <w:rPr>
+          <w:bCs/>
+          <w:sz w:val="24"/>
+        </w:rPr>
+      </w:pPr>
+      <w:r>
+        <w:rPr>
+          <w:bCs/>
+          <w:sz w:val="24"/>
+        </w:rPr>
         <w:t>Without return to gainful employment</w:t>
       </w:r>
       <w:r>
@@ -1377,7 +1495,7 @@
         </w:rPr>
         <w:t>{</w:t>
       </w:r>
-      <w:commentRangeStart w:id="6"/>
+      <w:commentRangeStart w:id="7"/>
       <w:r>
         <w:rPr>
           <w:bCs/>
@@ -1418,7 +1536,7 @@
         </w:rPr>
         <w:t xml:space="preserve"> }}</w:t>
       </w:r>
-      <w:commentRangeEnd w:id="6"/>
+      <w:commentRangeEnd w:id="7"/>
       <w:r>
         <w:rPr>
           <w:rStyle w:val="CommentReference"/>
@@ -1426,7 +1544,7 @@
           <w:sz w:val="24"/>
           <w:szCs w:val="20"/>
         </w:rPr>
-        <w:commentReference w:id="6"/>
+        <w:commentReference w:id="7"/>
       </w:r>
     </w:p>
     <w:p>
@@ -1508,7 +1626,7 @@
           <w:sz w:val="24"/>
           <w:highlight w:val="red"/>
         </w:rPr>
-        <w:t>credit_total</w:t>
+        <w:t>1be_WLE_</w:t>
       </w:r>
       <w:r>
         <w:rPr>
@@ -1516,7 +1634,7 @@
           <w:sz w:val="24"/>
           <w:highlight w:val="red"/>
         </w:rPr>
-        <w:t>_1</w:t>
+        <w:t>posttrial_</w:t>
       </w:r>
       <w:r>
         <w:rPr>
@@ -1524,6 +1642,38 @@
           <w:sz w:val="24"/>
           <w:highlight w:val="red"/>
         </w:rPr>
+        <w:t>credit</w:t>
+      </w:r>
+      <w:r>
+        <w:rPr>
+          <w:bCs/>
+          <w:sz w:val="24"/>
+          <w:highlight w:val="red"/>
+        </w:rPr>
+        <w:t xml:space="preserve"> </w:t>
+      </w:r>
+      <w:r>
+        <w:rPr>
+          <w:bCs/>
+          <w:sz w:val="24"/>
+          <w:highlight w:val="red"/>
+        </w:rPr>
+        <w:t>_</w:t>
+      </w:r>
+      <w:r>
+        <w:rPr>
+          <w:bCs/>
+          <w:sz w:val="24"/>
+          <w:highlight w:val="red"/>
+        </w:rPr>
+        <w:t>1</w:t>
+      </w:r>
+      <w:r>
+        <w:rPr>
+          <w:bCs/>
+          <w:sz w:val="24"/>
+          <w:highlight w:val="red"/>
+        </w:rPr>
         <w:t xml:space="preserve"> }}</w:t>
       </w:r>
       <w:r>
@@ -1531,6 +1681,13 @@
           <w:bCs/>
           <w:sz w:val="24"/>
         </w:rPr>
+        <w:t xml:space="preserve"> (low post-trail EC)</w:t>
+      </w:r>
+      <w:r>
+        <w:rPr>
+          <w:bCs/>
+          <w:sz w:val="24"/>
+        </w:rPr>
         <w:t>,</w:t>
       </w:r>
       <w:r>
@@ -1585,30 +1742,6 @@
         </w:rPr>
         <w:t>b1e_posttrial_loss_adj }}</w:t>
       </w:r>
-    </w:p>
-    <w:p>
-      <w:pPr>
-        <w:tabs>
-          <w:tab w:val="left" w:pos="720"/>
-          <w:tab w:val="left" w:pos="1440"/>
-          <w:tab w:val="left" w:pos="2160"/>
-          <w:tab w:val="left" w:pos="2880"/>
-          <w:tab w:val="left" w:pos="3600"/>
-          <w:tab w:val="left" w:pos="4320"/>
-          <w:tab w:val="left" w:pos="5040"/>
-          <w:tab w:val="left" w:pos="5760"/>
-          <w:tab w:val="left" w:pos="6480"/>
-          <w:tab w:val="left" w:pos="7200"/>
-          <w:tab w:val="left" w:pos="7920"/>
-        </w:tabs>
-        <w:suppressAutoHyphens/>
-        <w:ind w:left="1440" w:right="1260"/>
-        <w:jc w:val="both"/>
-        <w:rPr>
-          <w:bCs/>
-          <w:sz w:val="24"/>
-        </w:rPr>
-      </w:pPr>
     </w:p>
     <w:p>
       <w:pPr>
@@ -1642,21 +1775,59 @@
           <w:bCs/>
           <w:sz w:val="24"/>
         </w:rPr>
-        <w:t>Employer Fringe Contribution</w:t>
-      </w:r>
-      <w:r>
-        <w:rPr>
-          <w:bCs/>
-          <w:sz w:val="24"/>
-        </w:rPr>
-        <w:t xml:space="preserve"> loss</w:t>
-      </w:r>
-      <w:r>
-        <w:rPr>
-          <w:bCs/>
-          <w:sz w:val="24"/>
-        </w:rPr>
-        <w:t xml:space="preserve"> from trial is </w:t>
+        <w:t xml:space="preserve">After credit for </w:t>
+      </w:r>
+      <w:r>
+        <w:rPr>
+          <w:bCs/>
+          <w:sz w:val="24"/>
+          <w:highlight w:val="red"/>
+        </w:rPr>
+        <w:t>{{ 1be_WLE_posttrial_</w:t>
+      </w:r>
+      <w:r>
+        <w:rPr>
+          <w:bCs/>
+          <w:sz w:val="24"/>
+          <w:highlight w:val="red"/>
+        </w:rPr>
+        <w:t>credit</w:t>
+      </w:r>
+      <w:r>
+        <w:rPr>
+          <w:bCs/>
+          <w:sz w:val="24"/>
+          <w:highlight w:val="red"/>
+        </w:rPr>
+        <w:t xml:space="preserve"> _2 }}</w:t>
+      </w:r>
+      <w:r>
+        <w:rPr>
+          <w:bCs/>
+          <w:sz w:val="24"/>
+        </w:rPr>
+        <w:t xml:space="preserve"> (</w:t>
+      </w:r>
+      <w:r>
+        <w:rPr>
+          <w:bCs/>
+          <w:sz w:val="24"/>
+        </w:rPr>
+        <w:t>high</w:t>
+      </w:r>
+      <w:r>
+        <w:rPr>
+          <w:bCs/>
+          <w:sz w:val="24"/>
+        </w:rPr>
+        <w:t xml:space="preserve"> post-trail EC), the</w:t>
+      </w:r>
+      <w:r>
+        <w:rPr>
+          <w:bCs/>
+          <w:sz w:val="24"/>
+        </w:rPr>
+        <w:t xml:space="preserve"> loss from trial is </w:t>
       </w:r>
       <w:r>
         <w:rPr>
@@ -1664,20 +1835,27 @@
           <w:sz w:val="24"/>
           <w:u w:val="single"/>
         </w:rPr>
-        <w:t>{{r b1e_WLE_posttrial_EFC_notax</w:t>
-      </w:r>
-      <w:r>
-        <w:rPr>
-          <w:bCs/>
-          <w:sz w:val="24"/>
-          <w:u w:val="single"/>
-        </w:rPr>
-        <w:t xml:space="preserve"> }}</w:t>
+        <w:t>{{r b1e_posttrial_loss_adj }}</w:t>
       </w:r>
     </w:p>
     <w:p>
       <w:pPr>
-        <w:pStyle w:val="ListParagraph"/>
+        <w:tabs>
+          <w:tab w:val="left" w:pos="720"/>
+          <w:tab w:val="left" w:pos="1440"/>
+          <w:tab w:val="left" w:pos="2160"/>
+          <w:tab w:val="left" w:pos="2880"/>
+          <w:tab w:val="left" w:pos="3600"/>
+          <w:tab w:val="left" w:pos="4320"/>
+          <w:tab w:val="left" w:pos="5040"/>
+          <w:tab w:val="left" w:pos="5760"/>
+          <w:tab w:val="left" w:pos="6480"/>
+          <w:tab w:val="left" w:pos="7200"/>
+          <w:tab w:val="left" w:pos="7920"/>
+        </w:tabs>
+        <w:suppressAutoHyphens/>
+        <w:ind w:right="1260"/>
+        <w:jc w:val="both"/>
         <w:rPr>
           <w:bCs/>
           <w:sz w:val="24"/>
@@ -1716,6 +1894,167 @@
           <w:bCs/>
           <w:sz w:val="24"/>
         </w:rPr>
+        <w:t>Employer Fringe Contribution</w:t>
+      </w:r>
+      <w:r>
+        <w:rPr>
+          <w:bCs/>
+          <w:sz w:val="24"/>
+        </w:rPr>
+        <w:t xml:space="preserve"> loss</w:t>
+      </w:r>
+      <w:r>
+        <w:rPr>
+          <w:bCs/>
+          <w:sz w:val="24"/>
+        </w:rPr>
+        <w:t xml:space="preserve"> from trial is </w:t>
+      </w:r>
+      <w:r>
+        <w:rPr>
+          <w:bCs/>
+          <w:sz w:val="24"/>
+          <w:u w:val="single"/>
+        </w:rPr>
+        <w:t>{{r b1e_WLE_posttrial_EFC_notax</w:t>
+      </w:r>
+      <w:r>
+        <w:rPr>
+          <w:bCs/>
+          <w:sz w:val="24"/>
+          <w:u w:val="single"/>
+        </w:rPr>
+        <w:t xml:space="preserve"> }}</w:t>
+      </w:r>
+    </w:p>
+    <w:p>
+      <w:pPr>
+        <w:pStyle w:val="ListParagraph"/>
+        <w:rPr>
+          <w:bCs/>
+          <w:sz w:val="24"/>
+        </w:rPr>
+      </w:pPr>
+    </w:p>
+    <w:p>
+      <w:pPr>
+        <w:numPr>
+          <w:ilvl w:val="0"/>
+          <w:numId w:val="2"/>
+        </w:numPr>
+        <w:tabs>
+          <w:tab w:val="left" w:pos="720"/>
+          <w:tab w:val="left" w:pos="1440"/>
+          <w:tab w:val="left" w:pos="2160"/>
+          <w:tab w:val="left" w:pos="2880"/>
+          <w:tab w:val="left" w:pos="3600"/>
+          <w:tab w:val="left" w:pos="4320"/>
+          <w:tab w:val="left" w:pos="5040"/>
+          <w:tab w:val="left" w:pos="5760"/>
+          <w:tab w:val="left" w:pos="6480"/>
+          <w:tab w:val="left" w:pos="7200"/>
+          <w:tab w:val="left" w:pos="7920"/>
+        </w:tabs>
+        <w:suppressAutoHyphens/>
+        <w:ind w:right="1260"/>
+        <w:jc w:val="both"/>
+        <w:rPr>
+          <w:bCs/>
+          <w:sz w:val="24"/>
+        </w:rPr>
+      </w:pPr>
+      <w:r>
+        <w:rPr>
+          <w:bCs/>
+          <w:sz w:val="24"/>
+        </w:rPr>
+        <w:t>Meals</w:t>
+      </w:r>
+      <w:r>
+        <w:rPr>
+          <w:bCs/>
+          <w:sz w:val="24"/>
+        </w:rPr>
+        <w:t xml:space="preserve"> loss from trial is </w:t>
+      </w:r>
+      <w:r>
+        <w:rPr>
+          <w:bCs/>
+          <w:sz w:val="24"/>
+          <w:highlight w:val="red"/>
+          <w:u w:val="single"/>
+        </w:rPr>
+        <w:t>{{r b1e_WLE_posttrial_</w:t>
+      </w:r>
+      <w:r>
+        <w:rPr>
+          <w:bCs/>
+          <w:sz w:val="24"/>
+          <w:highlight w:val="red"/>
+          <w:u w:val="single"/>
+        </w:rPr>
+        <w:t>meals</w:t>
+      </w:r>
+      <w:r>
+        <w:rPr>
+          <w:bCs/>
+          <w:sz w:val="24"/>
+          <w:highlight w:val="red"/>
+          <w:u w:val="single"/>
+        </w:rPr>
+        <w:t>_notax }</w:t>
+      </w:r>
+      <w:r>
+        <w:rPr>
+          <w:bCs/>
+          <w:sz w:val="24"/>
+          <w:highlight w:val="red"/>
+          <w:u w:val="single"/>
+        </w:rPr>
+        <w:t>}</w:t>
+      </w:r>
+    </w:p>
+    <w:p>
+      <w:pPr>
+        <w:pStyle w:val="ListParagraph"/>
+        <w:rPr>
+          <w:bCs/>
+          <w:sz w:val="24"/>
+        </w:rPr>
+      </w:pPr>
+    </w:p>
+    <w:p>
+      <w:pPr>
+        <w:numPr>
+          <w:ilvl w:val="0"/>
+          <w:numId w:val="2"/>
+        </w:numPr>
+        <w:tabs>
+          <w:tab w:val="left" w:pos="720"/>
+          <w:tab w:val="left" w:pos="1440"/>
+          <w:tab w:val="left" w:pos="2160"/>
+          <w:tab w:val="left" w:pos="2880"/>
+          <w:tab w:val="left" w:pos="3600"/>
+          <w:tab w:val="left" w:pos="4320"/>
+          <w:tab w:val="left" w:pos="5040"/>
+          <w:tab w:val="left" w:pos="5760"/>
+          <w:tab w:val="left" w:pos="6480"/>
+          <w:tab w:val="left" w:pos="7200"/>
+          <w:tab w:val="left" w:pos="7920"/>
+        </w:tabs>
+        <w:suppressAutoHyphens/>
+        <w:ind w:right="1260"/>
+        <w:jc w:val="both"/>
+        <w:rPr>
+          <w:bCs/>
+          <w:sz w:val="24"/>
+        </w:rPr>
+      </w:pPr>
+      <w:r>
+        <w:rPr>
+          <w:bCs/>
+          <w:sz w:val="24"/>
+        </w:rPr>
         <w:t xml:space="preserve">The present value of future medical costs ranges from </w:t>
       </w:r>
       <w:r>
@@ -1732,7 +2071,7 @@
           <w:sz w:val="24"/>
           <w:u w:val="single"/>
         </w:rPr>
-        <w:t>WC_CPI_onetime_cost_low</w:t>
+        <w:t>PV_Summary_No_Rounding_Low</w:t>
       </w:r>
       <w:r>
         <w:rPr>
@@ -1763,7 +2102,7 @@
           <w:sz w:val="24"/>
           <w:u w:val="single"/>
         </w:rPr>
-        <w:t>WC_CPI_onetime_cost_high</w:t>
+        <w:t>PV_Summary_No_Rounding_</w:t>
       </w:r>
       <w:r>
         <w:rPr>
@@ -1771,7 +2110,23 @@
           <w:sz w:val="24"/>
           <w:u w:val="single"/>
         </w:rPr>
-        <w:t xml:space="preserve"> }}</w:t>
+        <w:t>High</w:t>
+      </w:r>
+      <w:r>
+        <w:rPr>
+          <w:bCs/>
+          <w:sz w:val="24"/>
+          <w:u w:val="single"/>
+        </w:rPr>
+        <w:t xml:space="preserve"> </w:t>
+      </w:r>
+      <w:r>
+        <w:rPr>
+          <w:bCs/>
+          <w:sz w:val="24"/>
+          <w:u w:val="single"/>
+        </w:rPr>
+        <w:t>}}</w:t>
       </w:r>
     </w:p>
     <w:p>
@@ -1851,7 +2206,7 @@
           <w:u w:val="single"/>
         </w:rPr>
       </w:pPr>
-      <w:commentRangeStart w:id="7"/>
+      <w:commentRangeStart w:id="8"/>
       <w:r>
         <w:rPr>
           <w:bCs/>
@@ -1860,7 +2215,7 @@
         </w:rPr>
         <w:t>BASE</w:t>
       </w:r>
-      <w:commentRangeEnd w:id="7"/>
+      <w:commentRangeEnd w:id="8"/>
       <w:r>
         <w:rPr>
           <w:rStyle w:val="CommentReference"/>
@@ -1869,7 +2224,7 @@
           <w:szCs w:val="20"/>
           <w:u w:val="single"/>
         </w:rPr>
-        <w:commentReference w:id="7"/>
+        <w:commentReference w:id="8"/>
       </w:r>
       <w:r>
         <w:rPr>
@@ -1990,16 +2345,16 @@
         </w:rPr>
         <w:t>{</w:t>
       </w:r>
-      <w:commentRangeStart w:id="8"/>
       <w:commentRangeStart w:id="9"/>
       <w:commentRangeStart w:id="10"/>
+      <w:commentRangeStart w:id="11"/>
       <w:r>
         <w:rPr>
           <w:bCs/>
           <w:sz w:val="24"/>
           <w:u w:val="single"/>
         </w:rPr>
-        <w:t>{r b</w:t>
+        <w:t xml:space="preserve">{r </w:t>
       </w:r>
       <w:r>
         <w:rPr>
@@ -2007,7 +2362,7 @@
           <w:sz w:val="24"/>
           <w:u w:val="single"/>
         </w:rPr>
-        <w:t>2</w:t>
+        <w:t>b2e</w:t>
       </w:r>
       <w:r>
         <w:rPr>
@@ -2015,37 +2370,57 @@
           <w:sz w:val="24"/>
           <w:u w:val="single"/>
         </w:rPr>
-        <w:t>e_WLE_pretrial_loss_notax }}</w:t>
-      </w:r>
-      <w:commentRangeEnd w:id="8"/>
+        <w:t>_WLE_pretrial_loss_notax }}</w:t>
+      </w:r>
+      <w:commentRangeEnd w:id="9"/>
       <w:r>
         <w:rPr>
           <w:rStyle w:val="CommentReference"/>
           <w:bCs/>
           <w:sz w:val="24"/>
           <w:szCs w:val="20"/>
-        </w:rPr>
-        <w:commentReference w:id="8"/>
-      </w:r>
-      <w:commentRangeEnd w:id="9"/>
+          <w:u w:val="single"/>
+        </w:rPr>
+        <w:commentReference w:id="9"/>
+      </w:r>
+      <w:commentRangeEnd w:id="10"/>
       <w:r>
         <w:rPr>
           <w:rStyle w:val="CommentReference"/>
           <w:bCs/>
           <w:sz w:val="24"/>
           <w:szCs w:val="20"/>
-        </w:rPr>
-        <w:commentReference w:id="9"/>
-      </w:r>
-      <w:commentRangeEnd w:id="10"/>
+          <w:u w:val="single"/>
+        </w:rPr>
+        <w:commentReference w:id="10"/>
+      </w:r>
+      <w:commentRangeEnd w:id="11"/>
       <w:r>
         <w:rPr>
           <w:rStyle w:val="CommentReference"/>
           <w:bCs/>
           <w:sz w:val="24"/>
           <w:szCs w:val="20"/>
-        </w:rPr>
-        <w:commentReference w:id="10"/>
+          <w:u w:val="single"/>
+        </w:rPr>
+        <w:commentReference w:id="11"/>
+      </w:r>
+      <w:r>
+        <w:rPr>
+          <w:bCs/>
+          <w:sz w:val="24"/>
+          <w:u w:val="single"/>
+        </w:rPr>
+        <w:t xml:space="preserve"> </w:t>
+      </w:r>
+      <w:r>
+        <w:rPr>
+          <w:bCs/>
+          <w:sz w:val="24"/>
+          <w:highlight w:val="red"/>
+          <w:u w:val="single"/>
+        </w:rPr>
+        <w:t>– {{ 1be_WLE_pretrial_credit }}</w:t>
       </w:r>
     </w:p>
     <w:p>
@@ -2115,7 +2490,7 @@
         </w:rPr>
         <w:t>{</w:t>
       </w:r>
-      <w:commentRangeStart w:id="11"/>
+      <w:commentRangeStart w:id="12"/>
       <w:r>
         <w:rPr>
           <w:bCs/>
@@ -2123,7 +2498,7 @@
           <w:highlight w:val="red"/>
           <w:u w:val="single"/>
         </w:rPr>
-        <w:t>{r b</w:t>
+        <w:t xml:space="preserve">{r </w:t>
       </w:r>
       <w:r>
         <w:rPr>
@@ -2132,7 +2507,7 @@
           <w:highlight w:val="red"/>
           <w:u w:val="single"/>
         </w:rPr>
-        <w:t>2</w:t>
+        <w:t>b2e</w:t>
       </w:r>
       <w:r>
         <w:rPr>
@@ -2141,9 +2516,9 @@
           <w:highlight w:val="red"/>
           <w:u w:val="single"/>
         </w:rPr>
-        <w:t>e_WLE_pretrial_EFC_notax }}</w:t>
-      </w:r>
-      <w:commentRangeEnd w:id="11"/>
+        <w:t>_WLE_pretrial_EFC_notax }}</w:t>
+      </w:r>
+      <w:commentRangeEnd w:id="12"/>
       <w:r>
         <w:rPr>
           <w:rStyle w:val="CommentReference"/>
@@ -2151,27 +2526,12 @@
           <w:sz w:val="24"/>
           <w:szCs w:val="20"/>
         </w:rPr>
-        <w:commentReference w:id="11"/>
+        <w:commentReference w:id="12"/>
       </w:r>
     </w:p>
     <w:p>
       <w:pPr>
-        <w:tabs>
-          <w:tab w:val="left" w:pos="720"/>
-          <w:tab w:val="left" w:pos="1440"/>
-          <w:tab w:val="left" w:pos="2160"/>
-          <w:tab w:val="left" w:pos="2880"/>
-          <w:tab w:val="left" w:pos="3600"/>
-          <w:tab w:val="left" w:pos="4320"/>
-          <w:tab w:val="left" w:pos="5040"/>
-          <w:tab w:val="left" w:pos="5760"/>
-          <w:tab w:val="left" w:pos="6480"/>
-          <w:tab w:val="left" w:pos="7200"/>
-          <w:tab w:val="left" w:pos="7920"/>
-        </w:tabs>
-        <w:suppressAutoHyphens/>
-        <w:ind w:left="1440" w:right="1260"/>
-        <w:jc w:val="both"/>
+        <w:pStyle w:val="ListParagraph"/>
         <w:rPr>
           <w:bCs/>
           <w:sz w:val="24"/>
@@ -2210,6 +2570,112 @@
           <w:bCs/>
           <w:sz w:val="24"/>
         </w:rPr>
+        <w:t xml:space="preserve">Meals loss to trial is </w:t>
+      </w:r>
+      <w:r>
+        <w:rPr>
+          <w:bCs/>
+          <w:sz w:val="24"/>
+          <w:highlight w:val="red"/>
+          <w:u w:val="single"/>
+        </w:rPr>
+        <w:t>{</w:t>
+      </w:r>
+      <w:commentRangeStart w:id="13"/>
+      <w:r>
+        <w:rPr>
+          <w:bCs/>
+          <w:sz w:val="24"/>
+          <w:highlight w:val="red"/>
+          <w:u w:val="single"/>
+        </w:rPr>
+        <w:t xml:space="preserve">{r </w:t>
+      </w:r>
+      <w:r>
+        <w:rPr>
+          <w:bCs/>
+          <w:sz w:val="24"/>
+          <w:highlight w:val="red"/>
+          <w:u w:val="single"/>
+        </w:rPr>
+        <w:t>b2e</w:t>
+      </w:r>
+      <w:r>
+        <w:rPr>
+          <w:bCs/>
+          <w:sz w:val="24"/>
+          <w:highlight w:val="red"/>
+          <w:u w:val="single"/>
+        </w:rPr>
+        <w:t>_WLE_pretrial_meals_notax }}</w:t>
+      </w:r>
+      <w:commentRangeEnd w:id="13"/>
+      <w:r>
+        <w:rPr>
+          <w:rStyle w:val="CommentReference"/>
+          <w:bCs/>
+          <w:sz w:val="24"/>
+          <w:szCs w:val="20"/>
+        </w:rPr>
+        <w:commentReference w:id="13"/>
+      </w:r>
+    </w:p>
+    <w:p>
+      <w:pPr>
+        <w:tabs>
+          <w:tab w:val="left" w:pos="720"/>
+          <w:tab w:val="left" w:pos="1440"/>
+          <w:tab w:val="left" w:pos="2160"/>
+          <w:tab w:val="left" w:pos="2880"/>
+          <w:tab w:val="left" w:pos="3600"/>
+          <w:tab w:val="left" w:pos="4320"/>
+          <w:tab w:val="left" w:pos="5040"/>
+          <w:tab w:val="left" w:pos="5760"/>
+          <w:tab w:val="left" w:pos="6480"/>
+          <w:tab w:val="left" w:pos="7200"/>
+          <w:tab w:val="left" w:pos="7920"/>
+        </w:tabs>
+        <w:suppressAutoHyphens/>
+        <w:ind w:left="1440" w:right="1260"/>
+        <w:jc w:val="both"/>
+        <w:rPr>
+          <w:bCs/>
+          <w:sz w:val="24"/>
+        </w:rPr>
+      </w:pPr>
+    </w:p>
+    <w:p>
+      <w:pPr>
+        <w:numPr>
+          <w:ilvl w:val="0"/>
+          <w:numId w:val="1"/>
+        </w:numPr>
+        <w:tabs>
+          <w:tab w:val="left" w:pos="720"/>
+          <w:tab w:val="left" w:pos="1440"/>
+          <w:tab w:val="left" w:pos="2160"/>
+          <w:tab w:val="left" w:pos="2880"/>
+          <w:tab w:val="left" w:pos="3600"/>
+          <w:tab w:val="left" w:pos="4320"/>
+          <w:tab w:val="left" w:pos="5040"/>
+          <w:tab w:val="left" w:pos="5760"/>
+          <w:tab w:val="left" w:pos="6480"/>
+          <w:tab w:val="left" w:pos="7200"/>
+          <w:tab w:val="left" w:pos="7920"/>
+        </w:tabs>
+        <w:suppressAutoHyphens/>
+        <w:ind w:right="1260"/>
+        <w:jc w:val="both"/>
+        <w:rPr>
+          <w:bCs/>
+          <w:sz w:val="24"/>
+        </w:rPr>
+      </w:pPr>
+      <w:r>
+        <w:rPr>
+          <w:bCs/>
+          <w:sz w:val="24"/>
+        </w:rPr>
         <w:t xml:space="preserve">Without return to gainful employment, the loss from trial is </w:t>
       </w:r>
       <w:r>
@@ -2220,14 +2686,14 @@
         </w:rPr>
         <w:t>{</w:t>
       </w:r>
-      <w:commentRangeStart w:id="12"/>
+      <w:commentRangeStart w:id="14"/>
       <w:r>
         <w:rPr>
           <w:bCs/>
           <w:sz w:val="24"/>
           <w:u w:val="single"/>
         </w:rPr>
-        <w:t>{r b</w:t>
+        <w:t xml:space="preserve">{r </w:t>
       </w:r>
       <w:r>
         <w:rPr>
@@ -2235,7 +2701,7 @@
           <w:sz w:val="24"/>
           <w:u w:val="single"/>
         </w:rPr>
-        <w:t>2</w:t>
+        <w:t>b2e</w:t>
       </w:r>
       <w:r>
         <w:rPr>
@@ -2243,9 +2709,9 @@
           <w:sz w:val="24"/>
           <w:u w:val="single"/>
         </w:rPr>
-        <w:t>e_WLE_posttrial_loss_notax }}</w:t>
-      </w:r>
-      <w:commentRangeEnd w:id="12"/>
+        <w:t>_WLE_posttrial_loss_notax }}</w:t>
+      </w:r>
+      <w:commentRangeEnd w:id="14"/>
       <w:r>
         <w:rPr>
           <w:rStyle w:val="CommentReference"/>
@@ -2253,7 +2719,7 @@
           <w:sz w:val="24"/>
           <w:szCs w:val="20"/>
         </w:rPr>
-        <w:commentReference w:id="12"/>
+        <w:commentReference w:id="14"/>
       </w:r>
     </w:p>
     <w:p>
@@ -2320,7 +2786,7 @@
           <w:sz w:val="24"/>
           <w:highlight w:val="red"/>
         </w:rPr>
-        <w:t xml:space="preserve">{{ </w:t>
+        <w:t>{{ 1be_WLE_posttrial_</w:t>
       </w:r>
       <w:r>
         <w:rPr>
@@ -2328,7 +2794,7 @@
           <w:sz w:val="24"/>
           <w:highlight w:val="red"/>
         </w:rPr>
-        <w:t>credit_total</w:t>
+        <w:t>credit</w:t>
       </w:r>
       <w:r>
         <w:rPr>
@@ -2336,14 +2802,14 @@
           <w:sz w:val="24"/>
           <w:highlight w:val="red"/>
         </w:rPr>
-        <w:t>_1 }}</w:t>
-      </w:r>
-      <w:r>
-        <w:rPr>
-          <w:bCs/>
-          <w:sz w:val="24"/>
-        </w:rPr>
-        <w:t>, the</w:t>
+        <w:t xml:space="preserve"> _1 }}</w:t>
+      </w:r>
+      <w:r>
+        <w:rPr>
+          <w:bCs/>
+          <w:sz w:val="24"/>
+        </w:rPr>
+        <w:t xml:space="preserve"> (low post-trail EC), the</w:t>
       </w:r>
       <w:r>
         <w:rPr>
@@ -2358,7 +2824,7 @@
           <w:sz w:val="24"/>
           <w:u w:val="single"/>
         </w:rPr>
-        <w:t>{{r b</w:t>
+        <w:t xml:space="preserve">{{r </w:t>
       </w:r>
       <w:r>
         <w:rPr>
@@ -2366,7 +2832,7 @@
           <w:sz w:val="24"/>
           <w:u w:val="single"/>
         </w:rPr>
-        <w:t>2</w:t>
+        <w:t>b2e</w:t>
       </w:r>
       <w:r>
         <w:rPr>
@@ -2374,32 +2840,8 @@
           <w:sz w:val="24"/>
           <w:u w:val="single"/>
         </w:rPr>
-        <w:t>e_posttrial_loss_adj }}</w:t>
-      </w:r>
-    </w:p>
-    <w:p>
-      <w:pPr>
-        <w:tabs>
-          <w:tab w:val="left" w:pos="720"/>
-          <w:tab w:val="left" w:pos="1440"/>
-          <w:tab w:val="left" w:pos="2160"/>
-          <w:tab w:val="left" w:pos="2880"/>
-          <w:tab w:val="left" w:pos="3600"/>
-          <w:tab w:val="left" w:pos="4320"/>
-          <w:tab w:val="left" w:pos="5040"/>
-          <w:tab w:val="left" w:pos="5760"/>
-          <w:tab w:val="left" w:pos="6480"/>
-          <w:tab w:val="left" w:pos="7200"/>
-          <w:tab w:val="left" w:pos="7920"/>
-        </w:tabs>
-        <w:suppressAutoHyphens/>
-        <w:ind w:left="1440" w:right="1260"/>
-        <w:jc w:val="both"/>
-        <w:rPr>
-          <w:bCs/>
-          <w:sz w:val="24"/>
-        </w:rPr>
-      </w:pPr>
+        <w:t>_posttrial_loss_adj }}</w:t>
+      </w:r>
     </w:p>
     <w:p>
       <w:pPr>
@@ -2433,7 +2875,45 @@
           <w:bCs/>
           <w:sz w:val="24"/>
         </w:rPr>
-        <w:t xml:space="preserve">Employer Fringe Contribution loss from trial is </w:t>
+        <w:t xml:space="preserve">After credit for </w:t>
+      </w:r>
+      <w:r>
+        <w:rPr>
+          <w:bCs/>
+          <w:sz w:val="24"/>
+          <w:highlight w:val="red"/>
+        </w:rPr>
+        <w:t>{{ 1be_WLE_posttrial_</w:t>
+      </w:r>
+      <w:r>
+        <w:rPr>
+          <w:bCs/>
+          <w:sz w:val="24"/>
+          <w:highlight w:val="red"/>
+        </w:rPr>
+        <w:t>credit</w:t>
+      </w:r>
+      <w:r>
+        <w:rPr>
+          <w:bCs/>
+          <w:sz w:val="24"/>
+          <w:highlight w:val="red"/>
+        </w:rPr>
+        <w:t xml:space="preserve"> _2 }}</w:t>
+      </w:r>
+      <w:r>
+        <w:rPr>
+          <w:bCs/>
+          <w:sz w:val="24"/>
+        </w:rPr>
+        <w:t xml:space="preserve"> (high post-trail EC), the</w:t>
+      </w:r>
+      <w:r>
+        <w:rPr>
+          <w:bCs/>
+          <w:sz w:val="24"/>
+        </w:rPr>
+        <w:t xml:space="preserve"> loss from trial is </w:t>
       </w:r>
       <w:r>
         <w:rPr>
@@ -2441,7 +2921,7 @@
           <w:sz w:val="24"/>
           <w:u w:val="single"/>
         </w:rPr>
-        <w:t>{{r b</w:t>
+        <w:t xml:space="preserve">{{r </w:t>
       </w:r>
       <w:r>
         <w:rPr>
@@ -2449,7 +2929,7 @@
           <w:sz w:val="24"/>
           <w:u w:val="single"/>
         </w:rPr>
-        <w:t>2</w:t>
+        <w:t>b2e</w:t>
       </w:r>
       <w:r>
         <w:rPr>
@@ -2457,12 +2937,27 @@
           <w:sz w:val="24"/>
           <w:u w:val="single"/>
         </w:rPr>
-        <w:t>e_WLE_posttrial_EFC_notax }}</w:t>
+        <w:t>_posttrial_loss_adj }}</w:t>
       </w:r>
     </w:p>
     <w:p>
       <w:pPr>
-        <w:pStyle w:val="ListParagraph"/>
+        <w:tabs>
+          <w:tab w:val="left" w:pos="720"/>
+          <w:tab w:val="left" w:pos="1440"/>
+          <w:tab w:val="left" w:pos="2160"/>
+          <w:tab w:val="left" w:pos="2880"/>
+          <w:tab w:val="left" w:pos="3600"/>
+          <w:tab w:val="left" w:pos="4320"/>
+          <w:tab w:val="left" w:pos="5040"/>
+          <w:tab w:val="left" w:pos="5760"/>
+          <w:tab w:val="left" w:pos="6480"/>
+          <w:tab w:val="left" w:pos="7200"/>
+          <w:tab w:val="left" w:pos="7920"/>
+        </w:tabs>
+        <w:suppressAutoHyphens/>
+        <w:ind w:right="1260"/>
+        <w:jc w:val="both"/>
         <w:rPr>
           <w:bCs/>
           <w:sz w:val="24"/>
@@ -2501,6 +2996,145 @@
           <w:bCs/>
           <w:sz w:val="24"/>
         </w:rPr>
+        <w:t xml:space="preserve">Employer Fringe Contribution loss from trial is </w:t>
+      </w:r>
+      <w:r>
+        <w:rPr>
+          <w:bCs/>
+          <w:sz w:val="24"/>
+          <w:u w:val="single"/>
+        </w:rPr>
+        <w:t xml:space="preserve">{{r </w:t>
+      </w:r>
+      <w:r>
+        <w:rPr>
+          <w:bCs/>
+          <w:sz w:val="24"/>
+          <w:u w:val="single"/>
+        </w:rPr>
+        <w:t>b2e</w:t>
+      </w:r>
+      <w:r>
+        <w:rPr>
+          <w:bCs/>
+          <w:sz w:val="24"/>
+          <w:u w:val="single"/>
+        </w:rPr>
+        <w:t>_WLE_posttrial_EFC_notax }}</w:t>
+      </w:r>
+    </w:p>
+    <w:p>
+      <w:pPr>
+        <w:pStyle w:val="ListParagraph"/>
+        <w:rPr>
+          <w:bCs/>
+          <w:sz w:val="24"/>
+        </w:rPr>
+      </w:pPr>
+    </w:p>
+    <w:p>
+      <w:pPr>
+        <w:numPr>
+          <w:ilvl w:val="0"/>
+          <w:numId w:val="2"/>
+        </w:numPr>
+        <w:tabs>
+          <w:tab w:val="left" w:pos="720"/>
+          <w:tab w:val="left" w:pos="1440"/>
+          <w:tab w:val="left" w:pos="2160"/>
+          <w:tab w:val="left" w:pos="2880"/>
+          <w:tab w:val="left" w:pos="3600"/>
+          <w:tab w:val="left" w:pos="4320"/>
+          <w:tab w:val="left" w:pos="5040"/>
+          <w:tab w:val="left" w:pos="5760"/>
+          <w:tab w:val="left" w:pos="6480"/>
+          <w:tab w:val="left" w:pos="7200"/>
+          <w:tab w:val="left" w:pos="7920"/>
+        </w:tabs>
+        <w:suppressAutoHyphens/>
+        <w:ind w:right="1260"/>
+        <w:jc w:val="both"/>
+        <w:rPr>
+          <w:bCs/>
+          <w:sz w:val="24"/>
+        </w:rPr>
+      </w:pPr>
+      <w:r>
+        <w:rPr>
+          <w:bCs/>
+          <w:sz w:val="24"/>
+        </w:rPr>
+        <w:t xml:space="preserve">Meals loss from trial is </w:t>
+      </w:r>
+      <w:r>
+        <w:rPr>
+          <w:bCs/>
+          <w:sz w:val="24"/>
+          <w:highlight w:val="red"/>
+          <w:u w:val="single"/>
+        </w:rPr>
+        <w:t xml:space="preserve">{{r </w:t>
+      </w:r>
+      <w:r>
+        <w:rPr>
+          <w:bCs/>
+          <w:sz w:val="24"/>
+          <w:highlight w:val="red"/>
+          <w:u w:val="single"/>
+        </w:rPr>
+        <w:t>b2e</w:t>
+      </w:r>
+      <w:r>
+        <w:rPr>
+          <w:bCs/>
+          <w:sz w:val="24"/>
+          <w:highlight w:val="red"/>
+          <w:u w:val="single"/>
+        </w:rPr>
+        <w:t>_WLE_posttrial_meals_notax }}</w:t>
+      </w:r>
+    </w:p>
+    <w:p>
+      <w:pPr>
+        <w:pStyle w:val="ListParagraph"/>
+        <w:rPr>
+          <w:bCs/>
+          <w:sz w:val="24"/>
+        </w:rPr>
+      </w:pPr>
+    </w:p>
+    <w:p>
+      <w:pPr>
+        <w:numPr>
+          <w:ilvl w:val="0"/>
+          <w:numId w:val="2"/>
+        </w:numPr>
+        <w:tabs>
+          <w:tab w:val="left" w:pos="720"/>
+          <w:tab w:val="left" w:pos="1440"/>
+          <w:tab w:val="left" w:pos="2160"/>
+          <w:tab w:val="left" w:pos="2880"/>
+          <w:tab w:val="left" w:pos="3600"/>
+          <w:tab w:val="left" w:pos="4320"/>
+          <w:tab w:val="left" w:pos="5040"/>
+          <w:tab w:val="left" w:pos="5760"/>
+          <w:tab w:val="left" w:pos="6480"/>
+          <w:tab w:val="left" w:pos="7200"/>
+          <w:tab w:val="left" w:pos="7920"/>
+        </w:tabs>
+        <w:suppressAutoHyphens/>
+        <w:ind w:right="1260"/>
+        <w:jc w:val="both"/>
+        <w:rPr>
+          <w:bCs/>
+          <w:sz w:val="24"/>
+        </w:rPr>
+      </w:pPr>
+      <w:r>
+        <w:rPr>
+          <w:bCs/>
+          <w:sz w:val="24"/>
+        </w:rPr>
         <w:t xml:space="preserve">The present value of future medical costs ranges from </w:t>
       </w:r>
       <w:r>
@@ -2509,7 +3143,14 @@
           <w:sz w:val="24"/>
           <w:u w:val="single"/>
         </w:rPr>
-        <w:t xml:space="preserve">{{r </w:t>
+        <w:t>{{r PV_Summary_No_Rounding_Low }}</w:t>
+      </w:r>
+      <w:r>
+        <w:rPr>
+          <w:bCs/>
+          <w:sz w:val="24"/>
+        </w:rPr>
+        <w:t xml:space="preserve"> to </w:t>
       </w:r>
       <w:r>
         <w:rPr>
@@ -2517,46 +3158,7 @@
           <w:sz w:val="24"/>
           <w:u w:val="single"/>
         </w:rPr>
-        <w:t>WC_CPI_onetime_cost_low</w:t>
-      </w:r>
-      <w:r>
-        <w:rPr>
-          <w:bCs/>
-          <w:sz w:val="24"/>
-          <w:u w:val="single"/>
-        </w:rPr>
-        <w:t xml:space="preserve"> }}</w:t>
-      </w:r>
-      <w:r>
-        <w:rPr>
-          <w:bCs/>
-          <w:sz w:val="24"/>
-        </w:rPr>
-        <w:t xml:space="preserve"> to </w:t>
-      </w:r>
-      <w:r>
-        <w:rPr>
-          <w:bCs/>
-          <w:sz w:val="24"/>
-          <w:u w:val="single"/>
-        </w:rPr>
-        <w:t xml:space="preserve">{{r </w:t>
-      </w:r>
-      <w:r>
-        <w:rPr>
-          <w:bCs/>
-          <w:sz w:val="24"/>
-          <w:u w:val="single"/>
-        </w:rPr>
-        <w:t>WC_CPI_onetime_cost_high</w:t>
-      </w:r>
-      <w:r>
-        <w:rPr>
-          <w:bCs/>
-          <w:sz w:val="24"/>
-          <w:u w:val="single"/>
-        </w:rPr>
-        <w:t xml:space="preserve"> }}</w:t>
+        <w:t>{{r PV_Summary_No_Rounding_High }}</w:t>
       </w:r>
     </w:p>
     <w:p>
@@ -2976,6 +3578,7 @@
                 <w:bCs/>
                 <w:sz w:val="24"/>
               </w:rPr>
+              <w:lastRenderedPageBreak/>
               <w:t xml:space="preserve">{{ </w:t>
             </w:r>
             <w:r>
@@ -3195,8 +3798,16 @@
         <w:rPr>
           <w:bCs/>
           <w:sz w:val="24"/>
-        </w:rPr>
-        <w:t xml:space="preserve">and </w:t>
+          <w:highlight w:val="red"/>
+        </w:rPr>
+        <w:t>and</w:t>
+      </w:r>
+      <w:r>
+        <w:rPr>
+          <w:bCs/>
+          <w:sz w:val="24"/>
+        </w:rPr>
+        <w:t xml:space="preserve"> </w:t>
       </w:r>
       <w:r>
         <w:rPr>
@@ -3425,7 +4036,7 @@
                 <w:szCs w:val="24"/>
               </w:rPr>
             </w:pPr>
-            <w:commentRangeStart w:id="13"/>
+            <w:commentRangeStart w:id="15"/>
             <w:r>
               <w:rPr>
                 <w:bCs/>
@@ -3437,7 +4048,7 @@
               </w:rPr>
               <w:t>Primary</w:t>
             </w:r>
-            <w:commentRangeEnd w:id="13"/>
+            <w:commentRangeEnd w:id="15"/>
             <w:r>
               <w:rPr>
                 <w:rStyle w:val="CommentReference"/>
@@ -3446,7 +4057,7 @@
                 <w:sz w:val="24"/>
                 <w:szCs w:val="24"/>
               </w:rPr>
-              <w:commentReference w:id="13"/>
+              <w:commentReference w:id="15"/>
             </w:r>
           </w:p>
         </w:tc>
@@ -3490,7 +4101,27 @@
                 <w:sz w:val="24"/>
                 <w:szCs w:val="24"/>
               </w:rPr>
-              <w:t>1be_WLE_earnings</w:t>
+              <w:t>b</w:t>
+            </w:r>
+            <w:r>
+              <w:rPr>
+                <w:bCs/>
+                <w:color w:val="000000"/>
+                <w:spacing w:val="0"/>
+                <w:sz w:val="24"/>
+                <w:szCs w:val="24"/>
+              </w:rPr>
+              <w:t>1</w:t>
+            </w:r>
+            <w:r>
+              <w:rPr>
+                <w:bCs/>
+                <w:color w:val="000000"/>
+                <w:spacing w:val="0"/>
+                <w:sz w:val="24"/>
+                <w:szCs w:val="24"/>
+              </w:rPr>
+              <w:t>e_WLE_earnings</w:t>
             </w:r>
             <w:r>
               <w:rPr>
@@ -3603,7 +4234,25 @@
                 <w:sz w:val="24"/>
                 <w:szCs w:val="24"/>
               </w:rPr>
-              <w:t>2be_WLE_earnings</w:t>
+              <w:t>b</w:t>
+            </w:r>
+            <w:r>
+              <w:rPr>
+                <w:color w:val="000000"/>
+                <w:spacing w:val="0"/>
+                <w:sz w:val="24"/>
+                <w:szCs w:val="24"/>
+              </w:rPr>
+              <w:t>2</w:t>
+            </w:r>
+            <w:r>
+              <w:rPr>
+                <w:color w:val="000000"/>
+                <w:spacing w:val="0"/>
+                <w:sz w:val="24"/>
+                <w:szCs w:val="24"/>
+              </w:rPr>
+              <w:t>e_WLE_earnings</w:t>
             </w:r>
             <w:r>
               <w:rPr>
@@ -3677,7 +4326,6 @@
           <w:sz w:val="24"/>
           <w:u w:val="single"/>
         </w:rPr>
-        <w:lastRenderedPageBreak/>
         <w:t>Loss</w:t>
       </w:r>
       <w:r>
@@ -3939,7 +4587,23 @@
           <w:sz w:val="24"/>
           <w:highlight w:val="yellow"/>
         </w:rPr>
-        <w:t>2be_WLE_earnings</w:t>
+        <w:t>b</w:t>
+      </w:r>
+      <w:r>
+        <w:rPr>
+          <w:bCs/>
+          <w:sz w:val="24"/>
+          <w:highlight w:val="yellow"/>
+        </w:rPr>
+        <w:t>2</w:t>
+      </w:r>
+      <w:r>
+        <w:rPr>
+          <w:bCs/>
+          <w:sz w:val="24"/>
+          <w:highlight w:val="yellow"/>
+        </w:rPr>
+        <w:t>e_WLE_earnings</w:t>
       </w:r>
       <w:r>
         <w:rPr>
@@ -4448,7 +5112,21 @@
           <w:bCs/>
           <w:sz w:val="24"/>
         </w:rPr>
-        <w:t>1be_WLE_earnings</w:t>
+        <w:t>b</w:t>
+      </w:r>
+      <w:r>
+        <w:rPr>
+          <w:bCs/>
+          <w:sz w:val="24"/>
+        </w:rPr>
+        <w:t>2</w:t>
+      </w:r>
+      <w:r>
+        <w:rPr>
+          <w:bCs/>
+          <w:sz w:val="24"/>
+        </w:rPr>
+        <w:t>e_WLE_earnings</w:t>
       </w:r>
       <w:r>
         <w:rPr>
@@ -4564,7 +5242,21 @@
           <w:bCs/>
           <w:sz w:val="24"/>
         </w:rPr>
-        <w:t>{{ 1be_WLE_earnings</w:t>
+        <w:t>{{ b</w:t>
+      </w:r>
+      <w:r>
+        <w:rPr>
+          <w:bCs/>
+          <w:sz w:val="24"/>
+        </w:rPr>
+        <w:t>1</w:t>
+      </w:r>
+      <w:r>
+        <w:rPr>
+          <w:bCs/>
+          <w:sz w:val="24"/>
+        </w:rPr>
+        <w:t>e_WLE_earnings</w:t>
       </w:r>
       <w:r>
         <w:rPr>
@@ -4706,7 +5398,21 @@
           <w:bCs/>
           <w:sz w:val="24"/>
         </w:rPr>
-        <w:t>2be_WLE_earnings</w:t>
+        <w:t>b</w:t>
+      </w:r>
+      <w:r>
+        <w:rPr>
+          <w:bCs/>
+          <w:sz w:val="24"/>
+        </w:rPr>
+        <w:t>2</w:t>
+      </w:r>
+      <w:r>
+        <w:rPr>
+          <w:bCs/>
+          <w:sz w:val="24"/>
+        </w:rPr>
+        <w:t>e_WLE_earnings</w:t>
       </w:r>
       <w:r>
         <w:rPr>
@@ -4802,7 +5508,7 @@
         </w:rPr>
         <w:t xml:space="preserve">second earnings </w:t>
       </w:r>
-      <w:commentRangeStart w:id="14"/>
+      <w:commentRangeStart w:id="16"/>
       <w:r>
         <w:rPr>
           <w:bCs/>
@@ -4811,7 +5517,7 @@
         </w:rPr>
         <w:t>base</w:t>
       </w:r>
-      <w:commentRangeEnd w:id="14"/>
+      <w:commentRangeEnd w:id="16"/>
       <w:r>
         <w:rPr>
           <w:rStyle w:val="CommentReference"/>
@@ -4819,7 +5525,7 @@
           <w:sz w:val="24"/>
           <w:szCs w:val="20"/>
         </w:rPr>
-        <w:commentReference w:id="14"/>
+        <w:commentReference w:id="16"/>
       </w:r>
       <w:r>
         <w:rPr>
@@ -5324,7 +6030,7 @@
         </w:rPr>
         <w:t xml:space="preserve"> </w:t>
       </w:r>
-      <w:commentRangeStart w:id="15"/>
+      <w:commentRangeStart w:id="17"/>
       <w:r>
         <w:rPr>
           <w:bCs/>
@@ -5332,16 +6038,26 @@
           <w:szCs w:val="24"/>
           <w:highlight w:val="red"/>
         </w:rPr>
-        <w:t>based upon the average forecasted long-term growth in the intermediate estimate of nominal wage rates from the Annual Report of the Board of Trustees from the Social Security Administration (2025).</w:t>
-      </w:r>
-      <w:r>
-        <w:rPr>
-          <w:bCs/>
+        <w:t xml:space="preserve">based upon the average forecasted long-term </w:t>
+      </w:r>
+      <w:r>
+        <w:rPr>
+          <w:bCs/>
+          <w:sz w:val="24"/>
+          <w:szCs w:val="24"/>
           <w:highlight w:val="red"/>
         </w:rPr>
+        <w:lastRenderedPageBreak/>
+        <w:t>growth in the intermediate estimate of nominal wage rates from the Annual Report of the Board of Trustees from the Social Security Administration (2025).</w:t>
+      </w:r>
+      <w:r>
+        <w:rPr>
+          <w:bCs/>
+          <w:highlight w:val="red"/>
+        </w:rPr>
         <w:t xml:space="preserve"> </w:t>
       </w:r>
-      <w:commentRangeEnd w:id="15"/>
+      <w:commentRangeEnd w:id="17"/>
       <w:r>
         <w:rPr>
           <w:rStyle w:val="CommentReference"/>
@@ -5350,7 +6066,7 @@
           <w:szCs w:val="20"/>
           <w:highlight w:val="yellow"/>
         </w:rPr>
-        <w:commentReference w:id="15"/>
+        <w:commentReference w:id="17"/>
       </w:r>
     </w:p>
     <w:p>
@@ -5712,15 +6428,7 @@
           <w:bCs/>
           <w:sz w:val="24"/>
         </w:rPr>
-        <w:t xml:space="preserve"> while an example of the latter is an article entitled "The Use of Worklife Tables in Estimates of Lost Earning </w:t>
-      </w:r>
-      <w:r>
-        <w:rPr>
-          <w:bCs/>
-          <w:sz w:val="24"/>
-        </w:rPr>
-        <w:lastRenderedPageBreak/>
-        <w:t>Capacity</w:t>
+        <w:t xml:space="preserve"> while an example of the latter is an article entitled "The Use of Worklife Tables in Estimates of Lost Earning Capacity</w:t>
       </w:r>
       <w:r>
         <w:rPr>
@@ -6670,7 +7378,7 @@
         </w:rPr>
         <w:t xml:space="preserve">pinion. Starting wages range </w:t>
       </w:r>
-      <w:commentRangeStart w:id="16"/>
+      <w:commentRangeStart w:id="18"/>
       <w:r>
         <w:rPr>
           <w:bCs/>
@@ -6724,7 +7432,7 @@
         </w:rPr>
         <w:t>$22,425</w:t>
       </w:r>
-      <w:commentRangeEnd w:id="16"/>
+      <w:commentRangeEnd w:id="18"/>
       <w:r>
         <w:rPr>
           <w:rStyle w:val="CommentReference"/>
@@ -6732,7 +7440,7 @@
           <w:sz w:val="24"/>
           <w:szCs w:val="20"/>
         </w:rPr>
-        <w:commentReference w:id="16"/>
+        <w:commentReference w:id="18"/>
       </w:r>
       <w:r>
         <w:rPr>
@@ -6753,6 +7461,7 @@
           <w:bCs/>
           <w:sz w:val="24"/>
         </w:rPr>
+        <w:lastRenderedPageBreak/>
         <w:t xml:space="preserve">diminution of future earnings at </w:t>
       </w:r>
       <w:r>
@@ -6799,7 +7508,7 @@
         </w:rPr>
         <w:t>eff_tax_rate }}</w:t>
       </w:r>
-      <w:commentRangeStart w:id="17"/>
+      <w:commentRangeStart w:id="19"/>
       <w:r>
         <w:rPr>
           <w:bCs/>
@@ -6807,7 +7516,7 @@
         </w:rPr>
         <w:t>%.</w:t>
       </w:r>
-      <w:commentRangeEnd w:id="17"/>
+      <w:commentRangeEnd w:id="19"/>
       <w:r>
         <w:rPr>
           <w:rStyle w:val="CommentReference"/>
@@ -6815,7 +7524,7 @@
           <w:sz w:val="24"/>
           <w:szCs w:val="20"/>
         </w:rPr>
-        <w:commentReference w:id="17"/>
+        <w:commentReference w:id="19"/>
       </w:r>
     </w:p>
     <w:p>
@@ -7066,7 +7775,7 @@
         </w:rPr>
         <w:t xml:space="preserve"> are </w:t>
       </w:r>
-      <w:commentRangeStart w:id="18"/>
+      <w:commentRangeStart w:id="20"/>
       <w:r>
         <w:rPr>
           <w:bCs/>
@@ -7084,7 +7793,7 @@
         </w:rPr>
         <w:t xml:space="preserve"> </w:t>
       </w:r>
-      <w:commentRangeEnd w:id="18"/>
+      <w:commentRangeEnd w:id="20"/>
       <w:r>
         <w:rPr>
           <w:rStyle w:val="CommentReference"/>
@@ -7092,7 +7801,7 @@
           <w:sz w:val="24"/>
           <w:szCs w:val="24"/>
         </w:rPr>
-        <w:commentReference w:id="18"/>
+        <w:commentReference w:id="20"/>
       </w:r>
       <w:r>
         <w:rPr>
@@ -7160,7 +7869,7 @@
         </w:rPr>
         <w:t xml:space="preserve"> </w:t>
       </w:r>
-      <w:commentRangeStart w:id="19"/>
+      <w:commentRangeStart w:id="21"/>
       <w:r>
         <w:rPr>
           <w:bCs/>
@@ -7211,7 +7920,7 @@
         </w:rPr>
         <w:fldChar w:fldCharType="end"/>
       </w:r>
-      <w:commentRangeEnd w:id="19"/>
+      <w:commentRangeEnd w:id="21"/>
       <w:r>
         <w:rPr>
           <w:rStyle w:val="CommentReference"/>
@@ -7219,7 +7928,7 @@
           <w:sz w:val="24"/>
           <w:szCs w:val="24"/>
         </w:rPr>
-        <w:commentReference w:id="19"/>
+        <w:commentReference w:id="21"/>
       </w:r>
       <w:r>
         <w:rPr>
@@ -7635,7 +8344,7 @@
         </w:rPr>
         <w:t xml:space="preserve">range in cost </w:t>
       </w:r>
-      <w:commentRangeStart w:id="20"/>
+      <w:commentRangeStart w:id="22"/>
       <w:r>
         <w:rPr>
           <w:bCs/>
@@ -7804,7 +8513,7 @@
         </w:rPr>
         <w:t>1</w:t>
       </w:r>
-      <w:commentRangeEnd w:id="20"/>
+      <w:commentRangeEnd w:id="22"/>
       <w:r>
         <w:rPr>
           <w:rStyle w:val="CommentReference"/>
@@ -7812,7 +8521,7 @@
           <w:sz w:val="24"/>
           <w:szCs w:val="24"/>
         </w:rPr>
-        <w:commentReference w:id="20"/>
+        <w:commentReference w:id="22"/>
       </w:r>
       <w:r>
         <w:rPr>
@@ -7881,7 +8590,7 @@
         </w:rPr>
         <w:t xml:space="preserve"> I apply growth rates </w:t>
       </w:r>
-      <w:commentRangeStart w:id="21"/>
+      <w:commentRangeStart w:id="23"/>
       <w:r>
         <w:rPr>
           <w:bCs/>
@@ -8072,7 +8781,7 @@
         </w:rPr>
         <w:t>Medical Care Services</w:t>
       </w:r>
-      <w:commentRangeEnd w:id="21"/>
+      <w:commentRangeEnd w:id="23"/>
       <w:r>
         <w:rPr>
           <w:rStyle w:val="CommentReference"/>
@@ -8081,7 +8790,7 @@
           <w:szCs w:val="24"/>
           <w:highlight w:val="red"/>
         </w:rPr>
-        <w:commentReference w:id="21"/>
+        <w:commentReference w:id="23"/>
       </w:r>
       <w:r>
         <w:rPr>
@@ -8100,7 +8809,7 @@
         </w:rPr>
         <w:t xml:space="preserve">. </w:t>
       </w:r>
-      <w:commentRangeStart w:id="22"/>
+      <w:commentRangeStart w:id="24"/>
       <w:r>
         <w:rPr>
           <w:bCs/>
@@ -8143,7 +8852,7 @@
         </w:rPr>
         <w:t xml:space="preserve">. </w:t>
       </w:r>
-      <w:commentRangeEnd w:id="22"/>
+      <w:commentRangeEnd w:id="24"/>
       <w:r>
         <w:rPr>
           <w:rStyle w:val="CommentReference"/>
@@ -8152,7 +8861,7 @@
           <w:szCs w:val="24"/>
           <w:highlight w:val="green"/>
         </w:rPr>
-        <w:commentReference w:id="22"/>
+        <w:commentReference w:id="24"/>
       </w:r>
       <w:r>
         <w:rPr>
@@ -8170,17 +8879,7 @@
           <w:szCs w:val="24"/>
           <w:highlight w:val="green"/>
         </w:rPr>
-        <w:t xml:space="preserve">tes in excess of 30 years </w:t>
-      </w:r>
-      <w:r>
-        <w:rPr>
-          <w:bCs/>
-          <w:sz w:val="24"/>
-          <w:szCs w:val="24"/>
-          <w:highlight w:val="green"/>
-        </w:rPr>
-        <w:lastRenderedPageBreak/>
-        <w:t>are assumed</w:t>
+        <w:t>tes in excess of 30 years are assumed</w:t>
       </w:r>
       <w:r>
         <w:rPr>
@@ -8514,8 +9213,8 @@
                 <w:szCs w:val="28"/>
               </w:rPr>
             </w:pPr>
-            <w:bookmarkStart w:id="23" w:name="_Hlk192677055"/>
-            <w:commentRangeStart w:id="24"/>
+            <w:bookmarkStart w:id="25" w:name="_Hlk192677055"/>
+            <w:commentRangeStart w:id="26"/>
             <w:r>
               <w:rPr>
                 <w:rFonts w:ascii="Times New Roman" w:hAnsi="Times New Roman"/>
@@ -8526,7 +9225,7 @@
               <w:lastRenderedPageBreak/>
               <w:t>QUANTITATIVE EVALUATION</w:t>
             </w:r>
-            <w:commentRangeEnd w:id="24"/>
+            <w:commentRangeEnd w:id="26"/>
             <w:r>
               <w:rPr>
                 <w:rStyle w:val="CommentReference"/>
@@ -8536,7 +9235,7 @@
                 <w:sz w:val="28"/>
                 <w:szCs w:val="28"/>
               </w:rPr>
-              <w:commentReference w:id="24"/>
+              <w:commentReference w:id="26"/>
             </w:r>
           </w:p>
         </w:tc>
@@ -9999,7 +10698,7 @@
           </w:p>
         </w:tc>
       </w:tr>
-      <w:bookmarkEnd w:id="23"/>
+      <w:bookmarkEnd w:id="25"/>
     </w:tbl>
     <w:p>
       <w:pPr>
@@ -10036,16 +10735,16 @@
           <w:rFonts w:ascii="TimesNewRomanPS-ItalicMT" w:hAnsi="TimesNewRomanPS-ItalicMT" w:cs="TimesNewRomanPS-ItalicMT"/>
         </w:rPr>
       </w:pPr>
-      <w:commentRangeStart w:id="25"/>
-      <w:commentRangeStart w:id="26"/>
       <w:commentRangeStart w:id="27"/>
+      <w:commentRangeStart w:id="28"/>
+      <w:commentRangeStart w:id="29"/>
       <w:r>
         <w:rPr>
           <w:rFonts w:ascii="TimesNewRomanPS-ItalicMT" w:hAnsi="TimesNewRomanPS-ItalicMT" w:cs="TimesNewRomanPS-ItalicMT"/>
         </w:rPr>
         <w:t>Present Value of Future Medical Care</w:t>
       </w:r>
-      <w:commentRangeEnd w:id="25"/>
+      <w:commentRangeEnd w:id="27"/>
       <w:r>
         <w:rPr>
           <w:rStyle w:val="CommentReference"/>
@@ -10053,9 +10752,9 @@
           <w:sz w:val="26"/>
           <w:szCs w:val="20"/>
         </w:rPr>
-        <w:commentReference w:id="25"/>
-      </w:r>
-      <w:commentRangeEnd w:id="26"/>
+        <w:commentReference w:id="27"/>
+      </w:r>
+      <w:commentRangeEnd w:id="28"/>
       <w:r>
         <w:rPr>
           <w:rStyle w:val="CommentReference"/>
@@ -10063,9 +10762,9 @@
           <w:sz w:val="26"/>
           <w:szCs w:val="20"/>
         </w:rPr>
-        <w:commentReference w:id="26"/>
-      </w:r>
-      <w:commentRangeEnd w:id="27"/>
+        <w:commentReference w:id="28"/>
+      </w:r>
+      <w:commentRangeEnd w:id="29"/>
       <w:r>
         <w:rPr>
           <w:rStyle w:val="CommentReference"/>
@@ -10073,7 +10772,7 @@
           <w:sz w:val="26"/>
           <w:szCs w:val="20"/>
         </w:rPr>
-        <w:commentReference w:id="27"/>
+        <w:commentReference w:id="29"/>
       </w:r>
       <w:r>
         <w:rPr>
@@ -13024,7 +13723,7 @@
         </w:rPr>
         <w:t>Municipal Securities Rulemaking Board. (</w:t>
       </w:r>
-      <w:commentRangeStart w:id="28"/>
+      <w:commentRangeStart w:id="30"/>
       <w:r>
         <w:rPr>
           <w:sz w:val="24"/>
@@ -13041,7 +13740,7 @@
         </w:rPr>
         <w:t xml:space="preserve"> </w:t>
       </w:r>
-      <w:commentRangeEnd w:id="28"/>
+      <w:commentRangeEnd w:id="30"/>
       <w:r>
         <w:rPr>
           <w:rStyle w:val="CommentReference"/>
@@ -13049,7 +13748,7 @@
           <w:szCs w:val="24"/>
           <w:highlight w:val="red"/>
         </w:rPr>
-        <w:commentReference w:id="28"/>
+        <w:commentReference w:id="30"/>
       </w:r>
       <w:r>
         <w:rPr>
@@ -13175,7 +13874,7 @@
           <w:szCs w:val="24"/>
         </w:rPr>
       </w:pPr>
-      <w:commentRangeStart w:id="29"/>
+      <w:commentRangeStart w:id="31"/>
       <w:r>
         <w:rPr>
           <w:rFonts w:eastAsiaTheme="minorHAnsi"/>
@@ -13940,7 +14639,7 @@
         </w:rPr>
         <w:t>. Retrieved from https://download.bls.gov/pub/time.series/cu/cu.data.15.USMedical</w:t>
       </w:r>
-      <w:commentRangeEnd w:id="29"/>
+      <w:commentRangeEnd w:id="31"/>
       <w:r>
         <w:rPr>
           <w:rStyle w:val="CommentReference"/>
@@ -13948,7 +14647,7 @@
           <w:sz w:val="24"/>
           <w:szCs w:val="24"/>
         </w:rPr>
-        <w:commentReference w:id="29"/>
+        <w:commentReference w:id="31"/>
       </w:r>
     </w:p>
     <w:p>
@@ -13963,7 +14662,7 @@
           <w:szCs w:val="24"/>
         </w:rPr>
       </w:pPr>
-      <w:commentRangeStart w:id="30"/>
+      <w:commentRangeStart w:id="32"/>
       <w:r>
         <w:rPr>
           <w:sz w:val="24"/>
@@ -14001,14 +14700,14 @@
         </w:rPr>
         <w:t xml:space="preserve"> (Data series CMU3020000000000D, CMU3020000400000D, CMU3020000810000D). U.S. Department of Labor. https://www.bls.gov/ncs/ect/</w:t>
       </w:r>
-      <w:commentRangeEnd w:id="30"/>
+      <w:commentRangeEnd w:id="32"/>
       <w:r>
         <w:rPr>
           <w:rStyle w:val="CommentReference"/>
           <w:sz w:val="24"/>
           <w:szCs w:val="24"/>
         </w:rPr>
-        <w:commentReference w:id="30"/>
+        <w:commentReference w:id="32"/>
       </w:r>
     </w:p>
     <w:p>
@@ -14376,7 +15075,7 @@
       </w:r>
     </w:p>
   </w:comment>
-  <w:comment w:id="6" w:author="Eric Bussey" w:date="2026-04-17T15:04:00Z" w:initials="EB">
+  <w:comment w:id="6" w:author="Eric Bussey" w:date="2026-04-20T11:02:00Z" w:initials="EB">
     <w:p>
       <w:pPr>
         <w:pStyle w:val="CommentText"/>
@@ -14388,11 +15087,11 @@
         <w:annotationRef/>
       </w:r>
       <w:r>
-        <w:t>Seems to be from PV2 -&gt; “Case Inputs” -&gt; B36?</w:t>
+        <w:t>Manually entered, comes from BLS.gov</w:t>
       </w:r>
     </w:p>
   </w:comment>
-  <w:comment w:id="7" w:author="Eric Bussey" w:date="2026-04-20T11:08:00Z" w:initials="EB">
+  <w:comment w:id="7" w:author="Eric Bussey" w:date="2026-04-17T15:04:00Z" w:initials="EB">
     <w:p>
       <w:pPr>
         <w:pStyle w:val="CommentText"/>
@@ -14404,11 +15103,11 @@
         <w:annotationRef/>
       </w:r>
       <w:r>
-        <w:t>&gt;75% NOT INCLUDED, PRESENT ONLY IF THERE’S AN EARNINGS BASE/CREDITS BASE RANGE</w:t>
+        <w:t>Seems to be from PV2 -&gt; “Case Inputs” -&gt; B36?</w:t>
       </w:r>
     </w:p>
   </w:comment>
-  <w:comment w:id="8" w:author="Eric Bussey" w:date="2026-04-17T14:58:00Z" w:initials="EB">
+  <w:comment w:id="8" w:author="Eric Bussey" w:date="2026-04-20T11:08:00Z" w:initials="EB">
     <w:p>
       <w:pPr>
         <w:pStyle w:val="CommentText"/>
@@ -14420,11 +15119,11 @@
         <w:annotationRef/>
       </w:r>
       <w:r>
-        <w:t>Seems to be from PV2 -&gt; “Case Inputs” -&gt; B35?</w:t>
+        <w:t>&gt;75% NOT INCLUDED, PRESENT ONLY IF THERE’S AN EARNINGS BASE/CREDITS BASE RANGE</w:t>
       </w:r>
     </w:p>
   </w:comment>
-  <w:comment w:id="9" w:author="Eric Bussey" w:date="2026-04-20T11:06:00Z" w:initials="EB">
+  <w:comment w:id="9" w:author="Eric Bussey" w:date="2026-04-17T14:58:00Z" w:initials="EB">
     <w:p>
       <w:pPr>
         <w:pStyle w:val="CommentText"/>
@@ -14436,11 +15135,11 @@
         <w:annotationRef/>
       </w:r>
       <w:r>
-        <w:t>Does not include any credits or actual/expected earnings (if there any)</w:t>
+        <w:t>Seems to be from PV2 -&gt; “Case Inputs” -&gt; B35?</w:t>
       </w:r>
     </w:p>
   </w:comment>
-  <w:comment w:id="10" w:author="Eric Bussey" w:date="2026-04-20T11:07:00Z" w:initials="EB">
+  <w:comment w:id="10" w:author="Eric Bussey" w:date="2026-04-20T11:06:00Z" w:initials="EB">
     <w:p>
       <w:pPr>
         <w:pStyle w:val="CommentText"/>
@@ -14452,11 +15151,11 @@
         <w:annotationRef/>
       </w:r>
       <w:r>
-        <w:t>Typically pre-trial base is same as post-trial</w:t>
+        <w:t>Does not include any credits or actual/expected earnings (if there any)</w:t>
       </w:r>
     </w:p>
   </w:comment>
-  <w:comment w:id="11" w:author="Eric Bussey" w:date="2026-04-20T11:02:00Z" w:initials="EB">
+  <w:comment w:id="11" w:author="Eric Bussey" w:date="2026-04-20T11:07:00Z" w:initials="EB">
     <w:p>
       <w:pPr>
         <w:pStyle w:val="CommentText"/>
@@ -14468,11 +15167,11 @@
         <w:annotationRef/>
       </w:r>
       <w:r>
-        <w:t>Manually entered, comes from BLS.gov</w:t>
+        <w:t>Typically pre-trial base is same as post-trial</w:t>
       </w:r>
     </w:p>
   </w:comment>
-  <w:comment w:id="12" w:author="Eric Bussey" w:date="2026-04-17T15:04:00Z" w:initials="EB">
+  <w:comment w:id="12" w:author="Eric Bussey" w:date="2026-04-20T11:02:00Z" w:initials="EB">
     <w:p>
       <w:pPr>
         <w:pStyle w:val="CommentText"/>
@@ -14484,11 +15183,43 @@
         <w:annotationRef/>
       </w:r>
       <w:r>
-        <w:t>Seems to be from PV2 -&gt; “Case Inputs” -&gt; B36?</w:t>
+        <w:t>Manually entered, comes from BLS.gov</w:t>
       </w:r>
     </w:p>
   </w:comment>
-  <w:comment w:id="13" w:author="Eric Bussey" w:date="2026-04-20T11:11:00Z" w:initials="EB">
+  <w:comment w:id="13" w:author="Eric Bussey" w:date="2026-04-20T11:02:00Z" w:initials="EB">
+    <w:p>
+      <w:pPr>
+        <w:pStyle w:val="CommentText"/>
+      </w:pPr>
+      <w:r>
+        <w:rPr>
+          <w:rStyle w:val="CommentReference"/>
+        </w:rPr>
+        <w:annotationRef/>
+      </w:r>
+      <w:r>
+        <w:t>Manually entered, comes from BLS.gov</w:t>
+      </w:r>
+    </w:p>
+  </w:comment>
+  <w:comment w:id="14" w:author="Eric Bussey" w:date="2026-04-17T15:04:00Z" w:initials="EB">
+    <w:p>
+      <w:pPr>
+        <w:pStyle w:val="CommentText"/>
+      </w:pPr>
+      <w:r>
+        <w:rPr>
+          <w:rStyle w:val="CommentReference"/>
+        </w:rPr>
+        <w:annotationRef/>
+      </w:r>
+      <w:r>
+        <w:t>Seems to be from PV2 -&gt; “Case Inputs” -&gt; B36?</w:t>
+      </w:r>
+    </w:p>
+  </w:comment>
+  <w:comment w:id="15" w:author="Eric Bussey" w:date="2026-04-20T11:11:00Z" w:initials="EB">
     <w:p>
       <w:pPr>
         <w:pStyle w:val="CommentText"/>
@@ -14520,7 +15251,7 @@
       </w:r>
     </w:p>
   </w:comment>
-  <w:comment w:id="14" w:author="Eric Bussey" w:date="2026-04-20T11:12:00Z" w:initials="EB">
+  <w:comment w:id="16" w:author="Eric Bussey" w:date="2026-04-20T11:12:00Z" w:initials="EB">
     <w:p>
       <w:pPr>
         <w:pStyle w:val="CommentText"/>
@@ -14536,7 +15267,7 @@
       </w:r>
     </w:p>
   </w:comment>
-  <w:comment w:id="15" w:author="Eric Bussey" w:date="2026-04-20T11:16:00Z" w:initials="EB">
+  <w:comment w:id="17" w:author="Eric Bussey" w:date="2026-04-20T11:16:00Z" w:initials="EB">
     <w:p>
       <w:pPr>
         <w:pStyle w:val="CommentText"/>
@@ -14552,7 +15283,7 @@
       </w:r>
     </w:p>
   </w:comment>
-  <w:comment w:id="16" w:author="Eric Bussey" w:date="2026-04-20T11:24:00Z" w:initials="EB">
+  <w:comment w:id="18" w:author="Eric Bussey" w:date="2026-04-20T11:24:00Z" w:initials="EB">
     <w:p>
       <w:pPr>
         <w:pStyle w:val="CommentText"/>
@@ -14568,7 +15299,7 @@
       </w:r>
     </w:p>
   </w:comment>
-  <w:comment w:id="17" w:author="Eric Bussey" w:date="2026-04-20T11:24:00Z" w:initials="EB">
+  <w:comment w:id="19" w:author="Eric Bussey" w:date="2026-04-20T11:24:00Z" w:initials="EB">
     <w:p>
       <w:pPr>
         <w:pStyle w:val="CommentText"/>
@@ -14615,7 +15346,7 @@
       </w:r>
     </w:p>
   </w:comment>
-  <w:comment w:id="18" w:author="Eric Bussey" w:date="2026-04-20T11:25:00Z" w:initials="EB">
+  <w:comment w:id="20" w:author="Eric Bussey" w:date="2026-04-20T11:25:00Z" w:initials="EB">
     <w:p>
       <w:pPr>
         <w:pStyle w:val="CommentText"/>
@@ -14631,7 +15362,7 @@
       </w:r>
     </w:p>
   </w:comment>
-  <w:comment w:id="19" w:author="Eric Bussey" w:date="2026-04-20T11:26:00Z" w:initials="EB">
+  <w:comment w:id="21" w:author="Eric Bussey" w:date="2026-04-20T11:26:00Z" w:initials="EB">
     <w:p>
       <w:pPr>
         <w:pStyle w:val="CommentText"/>
@@ -14647,7 +15378,7 @@
       </w:r>
     </w:p>
   </w:comment>
-  <w:comment w:id="20" w:author="Eric Bussey" w:date="2026-04-20T11:27:00Z" w:initials="EB">
+  <w:comment w:id="22" w:author="Eric Bussey" w:date="2026-04-20T11:27:00Z" w:initials="EB">
     <w:p>
       <w:pPr>
         <w:pStyle w:val="CommentText"/>
@@ -14663,7 +15394,7 @@
       </w:r>
     </w:p>
   </w:comment>
-  <w:comment w:id="21" w:author="Eric Bussey" w:date="2026-04-20T11:37:00Z" w:initials="EB">
+  <w:comment w:id="23" w:author="Eric Bussey" w:date="2026-04-20T11:37:00Z" w:initials="EB">
     <w:p>
       <w:pPr>
         <w:pStyle w:val="CommentText"/>
@@ -14679,7 +15410,7 @@
       </w:r>
     </w:p>
   </w:comment>
-  <w:comment w:id="22" w:author="Eric Bussey" w:date="2026-04-20T11:39:00Z" w:initials="EB">
+  <w:comment w:id="24" w:author="Eric Bussey" w:date="2026-04-20T11:39:00Z" w:initials="EB">
     <w:p>
       <w:pPr>
         <w:pStyle w:val="CommentText"/>
@@ -14713,7 +15444,7 @@
       </w:r>
     </w:p>
   </w:comment>
-  <w:comment w:id="24" w:author="Eric Bussey" w:date="2026-04-20T11:29:00Z" w:initials="EB">
+  <w:comment w:id="26" w:author="Eric Bussey" w:date="2026-04-20T11:29:00Z" w:initials="EB">
     <w:p>
       <w:pPr>
         <w:pStyle w:val="CommentText"/>
@@ -14729,7 +15460,7 @@
       </w:r>
     </w:p>
   </w:comment>
-  <w:comment w:id="25" w:author="Eric Bussey" w:date="2026-04-17T15:41:00Z" w:initials="EB">
+  <w:comment w:id="27" w:author="Eric Bussey" w:date="2026-04-17T15:41:00Z" w:initials="EB">
     <w:p>
       <w:pPr>
         <w:pStyle w:val="CommentText"/>
@@ -14745,7 +15476,7 @@
       </w:r>
     </w:p>
   </w:comment>
-  <w:comment w:id="26" w:author="Eric Bussey" w:date="2026-04-20T11:33:00Z" w:initials="EB">
+  <w:comment w:id="28" w:author="Eric Bussey" w:date="2026-04-20T11:33:00Z" w:initials="EB">
     <w:p>
       <w:pPr>
         <w:pStyle w:val="CommentText"/>
@@ -14784,7 +15515,7 @@
       </w:r>
     </w:p>
   </w:comment>
-  <w:comment w:id="27" w:author="Eric Bussey" w:date="2026-04-20T11:34:00Z" w:initials="EB">
+  <w:comment w:id="29" w:author="Eric Bussey" w:date="2026-04-20T11:34:00Z" w:initials="EB">
     <w:p>
       <w:pPr>
         <w:pStyle w:val="CommentText"/>
@@ -15056,7 +15787,7 @@
       </w:r>
     </w:p>
   </w:comment>
-  <w:comment w:id="28" w:author="Eric Bussey" w:date="2026-04-20T11:42:00Z" w:initials="EB">
+  <w:comment w:id="30" w:author="Eric Bussey" w:date="2026-04-20T11:42:00Z" w:initials="EB">
     <w:p>
       <w:pPr>
         <w:pStyle w:val="CommentText"/>
@@ -15072,7 +15803,7 @@
       </w:r>
     </w:p>
   </w:comment>
-  <w:comment w:id="29" w:author="Eric Bussey" w:date="2026-04-20T11:43:00Z" w:initials="EB">
+  <w:comment w:id="31" w:author="Eric Bussey" w:date="2026-04-20T11:43:00Z" w:initials="EB">
     <w:p>
       <w:pPr>
         <w:pStyle w:val="CommentText"/>
@@ -15088,7 +15819,7 @@
       </w:r>
     </w:p>
   </w:comment>
-  <w:comment w:id="30" w:author="Eric Bussey" w:date="2026-04-20T11:43:00Z" w:initials="EB">
+  <w:comment w:id="32" w:author="Eric Bussey" w:date="2026-04-20T11:43:00Z" w:initials="EB">
     <w:p>
       <w:pPr>
         <w:pStyle w:val="CommentText"/>
@@ -15115,13 +15846,15 @@
   <w15:commentEx w15:paraId="67720868" w15:paraIdParent="37C8D9CD" w15:done="0"/>
   <w15:commentEx w15:paraId="481AE8F8" w15:paraIdParent="37C8D9CD" w15:done="0"/>
   <w15:commentEx w15:paraId="5D1D3EC7" w15:done="0"/>
+  <w15:commentEx w15:paraId="06663981" w15:done="0"/>
   <w15:commentEx w15:paraId="13318A86" w15:done="0"/>
   <w15:commentEx w15:paraId="28AB25CF" w15:done="0"/>
-  <w15:commentEx w15:paraId="007CE698" w15:done="0"/>
-  <w15:commentEx w15:paraId="52A70CBD" w15:paraIdParent="007CE698" w15:done="0"/>
-  <w15:commentEx w15:paraId="6DA09F5A" w15:paraIdParent="007CE698" w15:done="0"/>
-  <w15:commentEx w15:paraId="460E2C31" w15:done="0"/>
-  <w15:commentEx w15:paraId="28C22E3E" w15:done="0"/>
+  <w15:commentEx w15:paraId="7B59F3FD" w15:done="0"/>
+  <w15:commentEx w15:paraId="44F21923" w15:paraIdParent="7B59F3FD" w15:done="0"/>
+  <w15:commentEx w15:paraId="16BB20AB" w15:paraIdParent="7B59F3FD" w15:done="0"/>
+  <w15:commentEx w15:paraId="23E10881" w15:done="0"/>
+  <w15:commentEx w15:paraId="0B10022D" w15:done="0"/>
+  <w15:commentEx w15:paraId="00302C81" w15:done="0"/>
   <w15:commentEx w15:paraId="560006E1" w15:done="0"/>
   <w15:commentEx w15:paraId="667C5E19" w15:done="0"/>
   <w15:commentEx w15:paraId="02E210B3" w15:done="0"/>
@@ -15150,13 +15883,15 @@
   <w16cex:commentExtensible w16cex:durableId="2ECC4A40" w16cex:dateUtc="2026-04-20T16:06:00Z"/>
   <w16cex:commentExtensible w16cex:durableId="06EE7F5E" w16cex:dateUtc="2026-04-20T16:07:00Z"/>
   <w16cex:commentExtensible w16cex:durableId="17DF648E" w16cex:dateUtc="2026-04-20T16:02:00Z"/>
+  <w16cex:commentExtensible w16cex:durableId="0032B8AE" w16cex:dateUtc="2026-04-20T16:02:00Z"/>
   <w16cex:commentExtensible w16cex:durableId="5E883110" w16cex:dateUtc="2026-04-17T20:04:00Z"/>
   <w16cex:commentExtensible w16cex:durableId="17CE4230" w16cex:dateUtc="2026-04-20T16:08:00Z"/>
-  <w16cex:commentExtensible w16cex:durableId="1FF35E2A" w16cex:dateUtc="2026-04-17T19:58:00Z"/>
-  <w16cex:commentExtensible w16cex:durableId="31D0C40C" w16cex:dateUtc="2026-04-20T16:06:00Z"/>
-  <w16cex:commentExtensible w16cex:durableId="1374B977" w16cex:dateUtc="2026-04-20T16:07:00Z"/>
-  <w16cex:commentExtensible w16cex:durableId="3708F392" w16cex:dateUtc="2026-04-20T16:02:00Z"/>
-  <w16cex:commentExtensible w16cex:durableId="390C3E41" w16cex:dateUtc="2026-04-17T20:04:00Z"/>
+  <w16cex:commentExtensible w16cex:durableId="132796A7" w16cex:dateUtc="2026-04-17T19:58:00Z"/>
+  <w16cex:commentExtensible w16cex:durableId="5CDCA091" w16cex:dateUtc="2026-04-20T16:06:00Z"/>
+  <w16cex:commentExtensible w16cex:durableId="5740334F" w16cex:dateUtc="2026-04-20T16:07:00Z"/>
+  <w16cex:commentExtensible w16cex:durableId="496409A1" w16cex:dateUtc="2026-04-20T16:02:00Z"/>
+  <w16cex:commentExtensible w16cex:durableId="1B002E99" w16cex:dateUtc="2026-04-20T16:02:00Z"/>
+  <w16cex:commentExtensible w16cex:durableId="2D4343EB" w16cex:dateUtc="2026-04-17T20:04:00Z"/>
   <w16cex:commentExtensible w16cex:durableId="2D9A892C" w16cex:dateUtc="2026-04-20T16:11:00Z"/>
   <w16cex:commentExtensible w16cex:durableId="01EEC2C9" w16cex:dateUtc="2026-04-20T16:12:00Z"/>
   <w16cex:commentExtensible w16cex:durableId="0ECD8C68" w16cex:dateUtc="2026-04-20T16:16:00Z"/>
@@ -15185,13 +15920,15 @@
   <w16cid:commentId w16cid:paraId="67720868" w16cid:durableId="2ECC4A40"/>
   <w16cid:commentId w16cid:paraId="481AE8F8" w16cid:durableId="06EE7F5E"/>
   <w16cid:commentId w16cid:paraId="5D1D3EC7" w16cid:durableId="17DF648E"/>
+  <w16cid:commentId w16cid:paraId="06663981" w16cid:durableId="0032B8AE"/>
   <w16cid:commentId w16cid:paraId="13318A86" w16cid:durableId="5E883110"/>
   <w16cid:commentId w16cid:paraId="28AB25CF" w16cid:durableId="17CE4230"/>
-  <w16cid:commentId w16cid:paraId="007CE698" w16cid:durableId="1FF35E2A"/>
-  <w16cid:commentId w16cid:paraId="52A70CBD" w16cid:durableId="31D0C40C"/>
-  <w16cid:commentId w16cid:paraId="6DA09F5A" w16cid:durableId="1374B977"/>
-  <w16cid:commentId w16cid:paraId="460E2C31" w16cid:durableId="3708F392"/>
-  <w16cid:commentId w16cid:paraId="28C22E3E" w16cid:durableId="390C3E41"/>
+  <w16cid:commentId w16cid:paraId="7B59F3FD" w16cid:durableId="132796A7"/>
+  <w16cid:commentId w16cid:paraId="44F21923" w16cid:durableId="5CDCA091"/>
+  <w16cid:commentId w16cid:paraId="16BB20AB" w16cid:durableId="5740334F"/>
+  <w16cid:commentId w16cid:paraId="23E10881" w16cid:durableId="496409A1"/>
+  <w16cid:commentId w16cid:paraId="0B10022D" w16cid:durableId="1B002E99"/>
+  <w16cid:commentId w16cid:paraId="00302C81" w16cid:durableId="2D4343EB"/>
   <w16cid:commentId w16cid:paraId="560006E1" w16cid:durableId="2D9A892C"/>
   <w16cid:commentId w16cid:paraId="667C5E19" w16cid:durableId="01EEC2C9"/>
   <w16cid:commentId w16cid:paraId="02E210B3" w16cid:durableId="0ECD8C68"/>
@@ -15608,12 +16345,12 @@
       </w:rPr>
       <w:tab/>
     </w:r>
-    <w:bookmarkStart w:id="31" w:name="_Hlk43130415"/>
-    <w:bookmarkStart w:id="32" w:name="_Hlk43130416"/>
-    <w:bookmarkStart w:id="33" w:name="_Hlk43820416"/>
-    <w:bookmarkStart w:id="34" w:name="_Hlk43820417"/>
-    <w:bookmarkStart w:id="35" w:name="_Hlk51061012"/>
-    <w:bookmarkStart w:id="36" w:name="_Hlk51061013"/>
+    <w:bookmarkStart w:id="33" w:name="_Hlk43130415"/>
+    <w:bookmarkStart w:id="34" w:name="_Hlk43130416"/>
+    <w:bookmarkStart w:id="35" w:name="_Hlk43820416"/>
+    <w:bookmarkStart w:id="36" w:name="_Hlk43820417"/>
+    <w:bookmarkStart w:id="37" w:name="_Hlk51061012"/>
+    <w:bookmarkStart w:id="38" w:name="_Hlk51061013"/>
     <w:r>
       <w:rPr>
         <w:rFonts w:ascii="Bitter" w:hAnsi="Bitter"/>
@@ -15780,12 +16517,12 @@
       <w:t>500.2808</w:t>
     </w:r>
   </w:p>
-  <w:bookmarkEnd w:id="31"/>
-  <w:bookmarkEnd w:id="32"/>
   <w:bookmarkEnd w:id="33"/>
   <w:bookmarkEnd w:id="34"/>
   <w:bookmarkEnd w:id="35"/>
   <w:bookmarkEnd w:id="36"/>
+  <w:bookmarkEnd w:id="37"/>
+  <w:bookmarkEnd w:id="38"/>
   <w:p>
     <w:pPr>
       <w:pStyle w:val="Header"/>
@@ -18679,11 +19416,7 @@
 </file>
 
 <file path=customXml/item1.xml><?xml version="1.0" encoding="utf-8"?>
-<p:properties xmlns:p="http://schemas.microsoft.com/office/2006/metadata/properties" xmlns:xsi="http://www.w3.org/2001/XMLSchema-instance" xmlns:pc="http://schemas.microsoft.com/office/infopath/2007/PartnerControls">
-  <documentManagement>
-    <_activity xmlns="91172594-76f2-42b4-b6c8-5686d13fb17f" xsi:nil="true"/>
-  </documentManagement>
-</p:properties>
+<b:Sources xmlns:b="http://schemas.openxmlformats.org/officeDocument/2006/bibliography" xmlns="http://schemas.openxmlformats.org/officeDocument/2006/bibliography" SelectedStyle="\APASixthEditionOfficeOnline.xsl" StyleName="APA" Version="6"/>
 </file>
 
 <file path=customXml/item2.xml><?xml version="1.0" encoding="utf-8"?>
@@ -18863,7 +19596,11 @@
 </file>
 
 <file path=customXml/item3.xml><?xml version="1.0" encoding="utf-8"?>
-<b:Sources xmlns:b="http://schemas.openxmlformats.org/officeDocument/2006/bibliography" xmlns="http://schemas.openxmlformats.org/officeDocument/2006/bibliography" SelectedStyle="\APASixthEditionOfficeOnline.xsl" StyleName="APA" Version="6"/>
+<p:properties xmlns:p="http://schemas.microsoft.com/office/2006/metadata/properties" xmlns:xsi="http://www.w3.org/2001/XMLSchema-instance" xmlns:pc="http://schemas.microsoft.com/office/infopath/2007/PartnerControls">
+  <documentManagement>
+    <_activity xmlns="91172594-76f2-42b4-b6c8-5686d13fb17f" xsi:nil="true"/>
+  </documentManagement>
+</p:properties>
 </file>
 
 <file path=customXml/item4.xml><?xml version="1.0" encoding="utf-8"?>
@@ -18876,11 +19613,9 @@
 </file>
 
 <file path=customXml/itemProps1.xml><?xml version="1.0" encoding="utf-8"?>
-<ds:datastoreItem xmlns:ds="http://schemas.openxmlformats.org/officeDocument/2006/customXml" ds:itemID="{B4565CB4-100A-4A3D-B4D6-384A4DEF81CB}">
+<ds:datastoreItem xmlns:ds="http://schemas.openxmlformats.org/officeDocument/2006/customXml" ds:itemID="{FCC1ACD0-7293-47C9-BE0B-4D879715608C}">
   <ds:schemaRefs>
-    <ds:schemaRef ds:uri="http://schemas.microsoft.com/office/2006/metadata/properties"/>
-    <ds:schemaRef ds:uri="http://schemas.microsoft.com/office/infopath/2007/PartnerControls"/>
-    <ds:schemaRef ds:uri="91172594-76f2-42b4-b6c8-5686d13fb17f"/>
+    <ds:schemaRef ds:uri="http://schemas.openxmlformats.org/officeDocument/2006/bibliography"/>
   </ds:schemaRefs>
 </ds:datastoreItem>
 </file>
@@ -18904,9 +19639,11 @@
 </file>
 
 <file path=customXml/itemProps3.xml><?xml version="1.0" encoding="utf-8"?>
-<ds:datastoreItem xmlns:ds="http://schemas.openxmlformats.org/officeDocument/2006/customXml" ds:itemID="{FCC1ACD0-7293-47C9-BE0B-4D879715608C}">
+<ds:datastoreItem xmlns:ds="http://schemas.openxmlformats.org/officeDocument/2006/customXml" ds:itemID="{B4565CB4-100A-4A3D-B4D6-384A4DEF81CB}">
   <ds:schemaRefs>
-    <ds:schemaRef ds:uri="http://schemas.openxmlformats.org/officeDocument/2006/bibliography"/>
+    <ds:schemaRef ds:uri="http://schemas.microsoft.com/office/2006/metadata/properties"/>
+    <ds:schemaRef ds:uri="http://schemas.microsoft.com/office/infopath/2007/PartnerControls"/>
+    <ds:schemaRef ds:uri="91172594-76f2-42b4-b6c8-5686d13fb17f"/>
   </ds:schemaRefs>
 </ds:datastoreItem>
 </file>

--- a/EconAutomation/src/supporting_docs/econ_report_templates/PV_earnings_and_meds_report_template.docx
+++ b/EconAutomation/src/supporting_docs/econ_report_templates/PV_earnings_and_meds_report_template.docx
@@ -52,7 +52,7 @@
           <w:noProof/>
           <w:sz w:val="24"/>
         </w:rPr>
-        <w:t>May 7, 2026</w:t>
+        <w:t>May 8, 2026</w:t>
       </w:r>
       <w:r>
         <w:rPr>
@@ -405,7 +405,26 @@
           <w:sz w:val="23"/>
           <w:szCs w:val="23"/>
         </w:rPr>
-        <w:t>claimant_name_full</w:t>
+        <w:t>claimant_name_</w:t>
+      </w:r>
+      <w:commentRangeStart w:id="0"/>
+      <w:r>
+        <w:rPr>
+          <w:color w:val="000000"/>
+          <w:sz w:val="23"/>
+          <w:szCs w:val="23"/>
+        </w:rPr>
+        <w:t>full</w:t>
+      </w:r>
+      <w:commentRangeEnd w:id="0"/>
+      <w:r>
+        <w:rPr>
+          <w:rStyle w:val="CommentReference"/>
+          <w:color w:val="000000"/>
+          <w:sz w:val="23"/>
+          <w:szCs w:val="23"/>
+        </w:rPr>
+        <w:commentReference w:id="0"/>
       </w:r>
       <w:r>
         <w:rPr>
@@ -898,7 +917,7 @@
           <w:u w:val="single"/>
         </w:rPr>
       </w:pPr>
-      <w:commentRangeStart w:id="0"/>
+      <w:commentRangeStart w:id="1"/>
       <w:r>
         <w:rPr>
           <w:bCs/>
@@ -907,7 +926,7 @@
         </w:rPr>
         <w:t>BASE</w:t>
       </w:r>
-      <w:commentRangeEnd w:id="0"/>
+      <w:commentRangeEnd w:id="1"/>
       <w:r>
         <w:rPr>
           <w:rStyle w:val="CommentReference"/>
@@ -916,7 +935,7 @@
           <w:szCs w:val="20"/>
           <w:u w:val="single"/>
         </w:rPr>
-        <w:commentReference w:id="0"/>
+        <w:commentReference w:id="1"/>
       </w:r>
       <w:r>
         <w:rPr>
@@ -934,7 +953,7 @@
         </w:rPr>
         <w:t>{</w:t>
       </w:r>
-      <w:commentRangeStart w:id="1"/>
+      <w:commentRangeStart w:id="2"/>
       <w:r>
         <w:rPr>
           <w:bCs/>
@@ -975,7 +994,7 @@
         </w:rPr>
         <w:t xml:space="preserve"> }}</w:t>
       </w:r>
-      <w:commentRangeEnd w:id="1"/>
+      <w:commentRangeEnd w:id="2"/>
       <w:r>
         <w:rPr>
           <w:rStyle w:val="CommentReference"/>
@@ -984,7 +1003,7 @@
           <w:szCs w:val="20"/>
           <w:u w:val="single"/>
         </w:rPr>
-        <w:commentReference w:id="1"/>
+        <w:commentReference w:id="2"/>
       </w:r>
     </w:p>
     <w:p>
@@ -1071,9 +1090,9 @@
         </w:rPr>
         <w:t>{</w:t>
       </w:r>
-      <w:commentRangeStart w:id="2"/>
       <w:commentRangeStart w:id="3"/>
       <w:commentRangeStart w:id="4"/>
+      <w:commentRangeStart w:id="5"/>
       <w:r>
         <w:rPr>
           <w:bCs/>
@@ -1114,7 +1133,7 @@
         </w:rPr>
         <w:t xml:space="preserve"> }}</w:t>
       </w:r>
-      <w:commentRangeEnd w:id="2"/>
+      <w:commentRangeEnd w:id="3"/>
       <w:r>
         <w:rPr>
           <w:rStyle w:val="CommentReference"/>
@@ -1123,9 +1142,9 @@
           <w:szCs w:val="20"/>
           <w:u w:val="single"/>
         </w:rPr>
-        <w:commentReference w:id="2"/>
-      </w:r>
-      <w:commentRangeEnd w:id="3"/>
+        <w:commentReference w:id="3"/>
+      </w:r>
+      <w:commentRangeEnd w:id="4"/>
       <w:r>
         <w:rPr>
           <w:rStyle w:val="CommentReference"/>
@@ -1134,9 +1153,9 @@
           <w:szCs w:val="20"/>
           <w:u w:val="single"/>
         </w:rPr>
-        <w:commentReference w:id="3"/>
-      </w:r>
-      <w:commentRangeEnd w:id="4"/>
+        <w:commentReference w:id="4"/>
+      </w:r>
+      <w:commentRangeEnd w:id="5"/>
       <w:r>
         <w:rPr>
           <w:rStyle w:val="CommentReference"/>
@@ -1145,7 +1164,7 @@
           <w:szCs w:val="20"/>
           <w:u w:val="single"/>
         </w:rPr>
-        <w:commentReference w:id="4"/>
+        <w:commentReference w:id="5"/>
       </w:r>
       <w:r>
         <w:rPr>
@@ -1260,7 +1279,7 @@
         </w:rPr>
         <w:t>{</w:t>
       </w:r>
-      <w:commentRangeStart w:id="5"/>
+      <w:commentRangeStart w:id="6"/>
       <w:r>
         <w:rPr>
           <w:bCs/>
@@ -1306,7 +1325,7 @@
         </w:rPr>
         <w:t xml:space="preserve"> }}</w:t>
       </w:r>
-      <w:commentRangeEnd w:id="5"/>
+      <w:commentRangeEnd w:id="6"/>
       <w:r>
         <w:rPr>
           <w:rStyle w:val="CommentReference"/>
@@ -1314,7 +1333,7 @@
           <w:sz w:val="24"/>
           <w:szCs w:val="20"/>
         </w:rPr>
-        <w:commentReference w:id="5"/>
+        <w:commentReference w:id="6"/>
       </w:r>
     </w:p>
     <w:p>
@@ -1358,14 +1377,7 @@
           <w:bCs/>
           <w:sz w:val="24"/>
         </w:rPr>
-        <w:t>Meals</w:t>
-      </w:r>
-      <w:r>
-        <w:rPr>
-          <w:bCs/>
-          <w:sz w:val="24"/>
-        </w:rPr>
-        <w:t xml:space="preserve"> loss to trial is </w:t>
+        <w:t xml:space="preserve">Meals loss to trial is </w:t>
       </w:r>
       <w:r>
         <w:rPr>
@@ -1376,7 +1388,7 @@
         </w:rPr>
         <w:t>{</w:t>
       </w:r>
-      <w:commentRangeStart w:id="6"/>
+      <w:commentRangeStart w:id="7"/>
       <w:r>
         <w:rPr>
           <w:bCs/>
@@ -1404,7 +1416,7 @@
         </w:rPr>
         <w:t>_notax }}</w:t>
       </w:r>
-      <w:commentRangeEnd w:id="6"/>
+      <w:commentRangeEnd w:id="7"/>
       <w:r>
         <w:rPr>
           <w:rStyle w:val="CommentReference"/>
@@ -1412,7 +1424,7 @@
           <w:sz w:val="24"/>
           <w:szCs w:val="20"/>
         </w:rPr>
-        <w:commentReference w:id="6"/>
+        <w:commentReference w:id="7"/>
       </w:r>
     </w:p>
     <w:p>
@@ -1495,7 +1507,7 @@
         </w:rPr>
         <w:t>{</w:t>
       </w:r>
-      <w:commentRangeStart w:id="7"/>
+      <w:commentRangeStart w:id="8"/>
       <w:r>
         <w:rPr>
           <w:bCs/>
@@ -1536,7 +1548,7 @@
         </w:rPr>
         <w:t xml:space="preserve"> }}</w:t>
       </w:r>
-      <w:commentRangeEnd w:id="7"/>
+      <w:commentRangeEnd w:id="8"/>
       <w:r>
         <w:rPr>
           <w:rStyle w:val="CommentReference"/>
@@ -1544,7 +1556,7 @@
           <w:sz w:val="24"/>
           <w:szCs w:val="20"/>
         </w:rPr>
-        <w:commentReference w:id="7"/>
+        <w:commentReference w:id="8"/>
       </w:r>
     </w:p>
     <w:p>
@@ -1968,14 +1980,7 @@
           <w:bCs/>
           <w:sz w:val="24"/>
         </w:rPr>
-        <w:t>Meals</w:t>
-      </w:r>
-      <w:r>
-        <w:rPr>
-          <w:bCs/>
-          <w:sz w:val="24"/>
-        </w:rPr>
-        <w:t xml:space="preserve"> loss from trial is </w:t>
+        <w:t xml:space="preserve">Meals loss from trial is </w:t>
       </w:r>
       <w:r>
         <w:rPr>
@@ -1984,34 +1989,7 @@
           <w:highlight w:val="red"/>
           <w:u w:val="single"/>
         </w:rPr>
-        <w:t>{{r b1e_WLE_posttrial_</w:t>
-      </w:r>
-      <w:r>
-        <w:rPr>
-          <w:bCs/>
-          <w:sz w:val="24"/>
-          <w:highlight w:val="red"/>
-          <w:u w:val="single"/>
-        </w:rPr>
-        <w:t>meals</w:t>
-      </w:r>
-      <w:r>
-        <w:rPr>
-          <w:bCs/>
-          <w:sz w:val="24"/>
-          <w:highlight w:val="red"/>
-          <w:u w:val="single"/>
-        </w:rPr>
-        <w:t>_notax }</w:t>
-      </w:r>
-      <w:r>
-        <w:rPr>
-          <w:bCs/>
-          <w:sz w:val="24"/>
-          <w:highlight w:val="red"/>
-          <w:u w:val="single"/>
-        </w:rPr>
-        <w:t>}</w:t>
+        <w:t>{{r b1e_WLE_posttrial_meals_notax }}</w:t>
       </w:r>
     </w:p>
     <w:p>
@@ -2102,23 +2080,7 @@
           <w:sz w:val="24"/>
           <w:u w:val="single"/>
         </w:rPr>
-        <w:t>PV_Summary_No_Rounding_</w:t>
-      </w:r>
-      <w:r>
-        <w:rPr>
-          <w:bCs/>
-          <w:sz w:val="24"/>
-          <w:u w:val="single"/>
-        </w:rPr>
-        <w:t>High</w:t>
-      </w:r>
-      <w:r>
-        <w:rPr>
-          <w:bCs/>
-          <w:sz w:val="24"/>
-          <w:u w:val="single"/>
-        </w:rPr>
-        <w:t xml:space="preserve"> </w:t>
+        <w:t xml:space="preserve">PV_Summary_No_Rounding_High </w:t>
       </w:r>
       <w:r>
         <w:rPr>
@@ -2206,7 +2168,7 @@
           <w:u w:val="single"/>
         </w:rPr>
       </w:pPr>
-      <w:commentRangeStart w:id="8"/>
+      <w:commentRangeStart w:id="9"/>
       <w:r>
         <w:rPr>
           <w:bCs/>
@@ -2215,7 +2177,7 @@
         </w:rPr>
         <w:t>BASE</w:t>
       </w:r>
-      <w:commentRangeEnd w:id="8"/>
+      <w:commentRangeEnd w:id="9"/>
       <w:r>
         <w:rPr>
           <w:rStyle w:val="CommentReference"/>
@@ -2224,7 +2186,7 @@
           <w:szCs w:val="20"/>
           <w:u w:val="single"/>
         </w:rPr>
-        <w:commentReference w:id="8"/>
+        <w:commentReference w:id="9"/>
       </w:r>
       <w:r>
         <w:rPr>
@@ -2345,34 +2307,18 @@
         </w:rPr>
         <w:t>{</w:t>
       </w:r>
-      <w:commentRangeStart w:id="9"/>
       <w:commentRangeStart w:id="10"/>
       <w:commentRangeStart w:id="11"/>
+      <w:commentRangeStart w:id="12"/>
       <w:r>
         <w:rPr>
           <w:bCs/>
           <w:sz w:val="24"/>
           <w:u w:val="single"/>
         </w:rPr>
-        <w:t xml:space="preserve">{r </w:t>
-      </w:r>
-      <w:r>
-        <w:rPr>
-          <w:bCs/>
-          <w:sz w:val="24"/>
-          <w:u w:val="single"/>
-        </w:rPr>
-        <w:t>b2e</w:t>
-      </w:r>
-      <w:r>
-        <w:rPr>
-          <w:bCs/>
-          <w:sz w:val="24"/>
-          <w:u w:val="single"/>
-        </w:rPr>
-        <w:t>_WLE_pretrial_loss_notax }}</w:t>
-      </w:r>
-      <w:commentRangeEnd w:id="9"/>
+        <w:t>{r b2e_WLE_pretrial_loss_notax }}</w:t>
+      </w:r>
+      <w:commentRangeEnd w:id="10"/>
       <w:r>
         <w:rPr>
           <w:rStyle w:val="CommentReference"/>
@@ -2381,9 +2327,9 @@
           <w:szCs w:val="20"/>
           <w:u w:val="single"/>
         </w:rPr>
-        <w:commentReference w:id="9"/>
-      </w:r>
-      <w:commentRangeEnd w:id="10"/>
+        <w:commentReference w:id="10"/>
+      </w:r>
+      <w:commentRangeEnd w:id="11"/>
       <w:r>
         <w:rPr>
           <w:rStyle w:val="CommentReference"/>
@@ -2392,9 +2338,9 @@
           <w:szCs w:val="20"/>
           <w:u w:val="single"/>
         </w:rPr>
-        <w:commentReference w:id="10"/>
-      </w:r>
-      <w:commentRangeEnd w:id="11"/>
+        <w:commentReference w:id="11"/>
+      </w:r>
+      <w:commentRangeEnd w:id="12"/>
       <w:r>
         <w:rPr>
           <w:rStyle w:val="CommentReference"/>
@@ -2403,7 +2349,7 @@
           <w:szCs w:val="20"/>
           <w:u w:val="single"/>
         </w:rPr>
-        <w:commentReference w:id="11"/>
+        <w:commentReference w:id="12"/>
       </w:r>
       <w:r>
         <w:rPr>
@@ -2420,7 +2366,25 @@
           <w:highlight w:val="red"/>
           <w:u w:val="single"/>
         </w:rPr>
-        <w:t>– {{ 1be_WLE_pretrial_credit }}</w:t>
+        <w:t xml:space="preserve">– {{ </w:t>
+      </w:r>
+      <w:r>
+        <w:rPr>
+          <w:bCs/>
+          <w:sz w:val="24"/>
+          <w:highlight w:val="red"/>
+          <w:u w:val="single"/>
+        </w:rPr>
+        <w:t>b2</w:t>
+      </w:r>
+      <w:r>
+        <w:rPr>
+          <w:bCs/>
+          <w:sz w:val="24"/>
+          <w:highlight w:val="red"/>
+          <w:u w:val="single"/>
+        </w:rPr>
+        <w:t>e_WLE_pretrial_credit }}</w:t>
       </w:r>
     </w:p>
     <w:p>
@@ -2490,7 +2454,7 @@
         </w:rPr>
         <w:t>{</w:t>
       </w:r>
-      <w:commentRangeStart w:id="12"/>
+      <w:commentRangeStart w:id="13"/>
       <w:r>
         <w:rPr>
           <w:bCs/>
@@ -2498,27 +2462,9 @@
           <w:highlight w:val="red"/>
           <w:u w:val="single"/>
         </w:rPr>
-        <w:t xml:space="preserve">{r </w:t>
-      </w:r>
-      <w:r>
-        <w:rPr>
-          <w:bCs/>
-          <w:sz w:val="24"/>
-          <w:highlight w:val="red"/>
-          <w:u w:val="single"/>
-        </w:rPr>
-        <w:t>b2e</w:t>
-      </w:r>
-      <w:r>
-        <w:rPr>
-          <w:bCs/>
-          <w:sz w:val="24"/>
-          <w:highlight w:val="red"/>
-          <w:u w:val="single"/>
-        </w:rPr>
-        <w:t>_WLE_pretrial_EFC_notax }}</w:t>
-      </w:r>
-      <w:commentRangeEnd w:id="12"/>
+        <w:t>{r b2e_WLE_pretrial_EFC_notax }}</w:t>
+      </w:r>
+      <w:commentRangeEnd w:id="13"/>
       <w:r>
         <w:rPr>
           <w:rStyle w:val="CommentReference"/>
@@ -2526,7 +2472,7 @@
           <w:sz w:val="24"/>
           <w:szCs w:val="20"/>
         </w:rPr>
-        <w:commentReference w:id="12"/>
+        <w:commentReference w:id="13"/>
       </w:r>
     </w:p>
     <w:p>
@@ -2581,7 +2527,7 @@
         </w:rPr>
         <w:t>{</w:t>
       </w:r>
-      <w:commentRangeStart w:id="13"/>
+      <w:commentRangeStart w:id="14"/>
       <w:r>
         <w:rPr>
           <w:bCs/>
@@ -2589,27 +2535,9 @@
           <w:highlight w:val="red"/>
           <w:u w:val="single"/>
         </w:rPr>
-        <w:t xml:space="preserve">{r </w:t>
-      </w:r>
-      <w:r>
-        <w:rPr>
-          <w:bCs/>
-          <w:sz w:val="24"/>
-          <w:highlight w:val="red"/>
-          <w:u w:val="single"/>
-        </w:rPr>
-        <w:t>b2e</w:t>
-      </w:r>
-      <w:r>
-        <w:rPr>
-          <w:bCs/>
-          <w:sz w:val="24"/>
-          <w:highlight w:val="red"/>
-          <w:u w:val="single"/>
-        </w:rPr>
-        <w:t>_WLE_pretrial_meals_notax }}</w:t>
-      </w:r>
-      <w:commentRangeEnd w:id="13"/>
+        <w:t>{r b2e_WLE_pretrial_meals_notax }}</w:t>
+      </w:r>
+      <w:commentRangeEnd w:id="14"/>
       <w:r>
         <w:rPr>
           <w:rStyle w:val="CommentReference"/>
@@ -2617,7 +2545,7 @@
           <w:sz w:val="24"/>
           <w:szCs w:val="20"/>
         </w:rPr>
-        <w:commentReference w:id="13"/>
+        <w:commentReference w:id="14"/>
       </w:r>
     </w:p>
     <w:p>
@@ -2686,32 +2614,16 @@
         </w:rPr>
         <w:t>{</w:t>
       </w:r>
-      <w:commentRangeStart w:id="14"/>
+      <w:commentRangeStart w:id="15"/>
       <w:r>
         <w:rPr>
           <w:bCs/>
           <w:sz w:val="24"/>
           <w:u w:val="single"/>
         </w:rPr>
-        <w:t xml:space="preserve">{r </w:t>
-      </w:r>
-      <w:r>
-        <w:rPr>
-          <w:bCs/>
-          <w:sz w:val="24"/>
-          <w:u w:val="single"/>
-        </w:rPr>
-        <w:t>b2e</w:t>
-      </w:r>
-      <w:r>
-        <w:rPr>
-          <w:bCs/>
-          <w:sz w:val="24"/>
-          <w:u w:val="single"/>
-        </w:rPr>
-        <w:t>_WLE_posttrial_loss_notax }}</w:t>
-      </w:r>
-      <w:commentRangeEnd w:id="14"/>
+        <w:t>{r b2e_WLE_posttrial_loss_notax }}</w:t>
+      </w:r>
+      <w:commentRangeEnd w:id="15"/>
       <w:r>
         <w:rPr>
           <w:rStyle w:val="CommentReference"/>
@@ -2719,7 +2631,7 @@
           <w:sz w:val="24"/>
           <w:szCs w:val="20"/>
         </w:rPr>
-        <w:commentReference w:id="14"/>
+        <w:commentReference w:id="15"/>
       </w:r>
     </w:p>
     <w:p>
@@ -2824,23 +2736,7 @@
           <w:sz w:val="24"/>
           <w:u w:val="single"/>
         </w:rPr>
-        <w:t xml:space="preserve">{{r </w:t>
-      </w:r>
-      <w:r>
-        <w:rPr>
-          <w:bCs/>
-          <w:sz w:val="24"/>
-          <w:u w:val="single"/>
-        </w:rPr>
-        <w:t>b2e</w:t>
-      </w:r>
-      <w:r>
-        <w:rPr>
-          <w:bCs/>
-          <w:sz w:val="24"/>
-          <w:u w:val="single"/>
-        </w:rPr>
-        <w:t>_posttrial_loss_adj }}</w:t>
+        <w:t>{{r b2e_posttrial_loss_adj }}</w:t>
       </w:r>
     </w:p>
     <w:p>
@@ -2921,23 +2817,7 @@
           <w:sz w:val="24"/>
           <w:u w:val="single"/>
         </w:rPr>
-        <w:t xml:space="preserve">{{r </w:t>
-      </w:r>
-      <w:r>
-        <w:rPr>
-          <w:bCs/>
-          <w:sz w:val="24"/>
-          <w:u w:val="single"/>
-        </w:rPr>
-        <w:t>b2e</w:t>
-      </w:r>
-      <w:r>
-        <w:rPr>
-          <w:bCs/>
-          <w:sz w:val="24"/>
-          <w:u w:val="single"/>
-        </w:rPr>
-        <w:t>_posttrial_loss_adj }}</w:t>
+        <w:t>{{r b2e_posttrial_loss_adj }}</w:t>
       </w:r>
     </w:p>
     <w:p>
@@ -3004,23 +2884,7 @@
           <w:sz w:val="24"/>
           <w:u w:val="single"/>
         </w:rPr>
-        <w:t xml:space="preserve">{{r </w:t>
-      </w:r>
-      <w:r>
-        <w:rPr>
-          <w:bCs/>
-          <w:sz w:val="24"/>
-          <w:u w:val="single"/>
-        </w:rPr>
-        <w:t>b2e</w:t>
-      </w:r>
-      <w:r>
-        <w:rPr>
-          <w:bCs/>
-          <w:sz w:val="24"/>
-          <w:u w:val="single"/>
-        </w:rPr>
-        <w:t>_WLE_posttrial_EFC_notax }}</w:t>
+        <w:t>{{r b2e_WLE_posttrial_EFC_notax }}</w:t>
       </w:r>
     </w:p>
     <w:p>
@@ -3967,7 +3831,7 @@
       </w:tblPr>
       <w:tblGrid>
         <w:gridCol w:w="1696"/>
-        <w:gridCol w:w="2136"/>
+        <w:gridCol w:w="2389"/>
       </w:tblGrid>
       <w:tr>
         <w:trPr>
@@ -4036,7 +3900,7 @@
                 <w:szCs w:val="24"/>
               </w:rPr>
             </w:pPr>
-            <w:commentRangeStart w:id="15"/>
+            <w:commentRangeStart w:id="16"/>
             <w:r>
               <w:rPr>
                 <w:bCs/>
@@ -4048,7 +3912,7 @@
               </w:rPr>
               <w:t>Primary</w:t>
             </w:r>
-            <w:commentRangeEnd w:id="15"/>
+            <w:commentRangeEnd w:id="16"/>
             <w:r>
               <w:rPr>
                 <w:rStyle w:val="CommentReference"/>
@@ -4057,7 +3921,7 @@
                 <w:sz w:val="24"/>
                 <w:szCs w:val="24"/>
               </w:rPr>
-              <w:commentReference w:id="15"/>
+              <w:commentReference w:id="16"/>
             </w:r>
           </w:p>
         </w:tc>
@@ -4216,6 +4080,7 @@
                 <w:spacing w:val="0"/>
                 <w:sz w:val="24"/>
                 <w:szCs w:val="24"/>
+                <w:highlight w:val="red"/>
               </w:rPr>
             </w:pPr>
             <w:r>
@@ -4224,6 +4089,7 @@
                 <w:spacing w:val="0"/>
                 <w:sz w:val="24"/>
                 <w:szCs w:val="24"/>
+                <w:highlight w:val="red"/>
               </w:rPr>
               <w:t xml:space="preserve">{{ </w:t>
             </w:r>
@@ -4233,26 +4099,32 @@
                 <w:spacing w:val="0"/>
                 <w:sz w:val="24"/>
                 <w:szCs w:val="24"/>
-              </w:rPr>
-              <w:t>b</w:t>
-            </w:r>
+                <w:highlight w:val="red"/>
+              </w:rPr>
+              <w:t xml:space="preserve">WLE_relevant_credits </w:t>
+            </w:r>
+            <w:commentRangeStart w:id="17"/>
             <w:r>
               <w:rPr>
                 <w:color w:val="000000"/>
                 <w:spacing w:val="0"/>
                 <w:sz w:val="24"/>
                 <w:szCs w:val="24"/>
-              </w:rPr>
-              <w:t>2</w:t>
-            </w:r>
-            <w:r>
-              <w:rPr>
+                <w:highlight w:val="red"/>
+              </w:rPr>
+              <w:t xml:space="preserve"> </w:t>
+            </w:r>
+            <w:commentRangeEnd w:id="17"/>
+            <w:r>
+              <w:rPr>
+                <w:rStyle w:val="CommentReference"/>
                 <w:color w:val="000000"/>
                 <w:spacing w:val="0"/>
                 <w:sz w:val="24"/>
                 <w:szCs w:val="24"/>
-              </w:rPr>
-              <w:t>e_WLE_earnings</w:t>
+                <w:highlight w:val="red"/>
+              </w:rPr>
+              <w:commentReference w:id="17"/>
             </w:r>
             <w:r>
               <w:rPr>
@@ -4260,8 +4132,9 @@
                 <w:spacing w:val="0"/>
                 <w:sz w:val="24"/>
                 <w:szCs w:val="24"/>
-              </w:rPr>
-              <w:t xml:space="preserve"> }}</w:t>
+                <w:highlight w:val="red"/>
+              </w:rPr>
+              <w:t>}}</w:t>
             </w:r>
           </w:p>
         </w:tc>
@@ -4363,7 +4236,21 @@
           <w:bCs/>
           <w:sz w:val="24"/>
         </w:rPr>
-        <w:t>{{ 1be_WLE_pretrial_loss_notax }}</w:t>
+        <w:t xml:space="preserve">{{ </w:t>
+      </w:r>
+      <w:r>
+        <w:rPr>
+          <w:bCs/>
+          <w:sz w:val="24"/>
+        </w:rPr>
+        <w:t>b1</w:t>
+      </w:r>
+      <w:r>
+        <w:rPr>
+          <w:bCs/>
+          <w:sz w:val="24"/>
+        </w:rPr>
+        <w:t>e_WLE_pretrial_loss_notax }}</w:t>
       </w:r>
       <w:r>
         <w:rPr>
@@ -4398,7 +4285,14 @@
           <w:bCs/>
           <w:sz w:val="24"/>
         </w:rPr>
-        <w:t>1be_WLE_earnings</w:t>
+        <w:t>b1</w:t>
+      </w:r>
+      <w:r>
+        <w:rPr>
+          <w:bCs/>
+          <w:sz w:val="24"/>
+        </w:rPr>
+        <w:t>e_WLE_earnings</w:t>
       </w:r>
       <w:r>
         <w:rPr>
@@ -5508,7 +5402,7 @@
         </w:rPr>
         <w:t xml:space="preserve">second earnings </w:t>
       </w:r>
-      <w:commentRangeStart w:id="16"/>
+      <w:commentRangeStart w:id="18"/>
       <w:r>
         <w:rPr>
           <w:bCs/>
@@ -5517,7 +5411,7 @@
         </w:rPr>
         <w:t>base</w:t>
       </w:r>
-      <w:commentRangeEnd w:id="16"/>
+      <w:commentRangeEnd w:id="18"/>
       <w:r>
         <w:rPr>
           <w:rStyle w:val="CommentReference"/>
@@ -5525,7 +5419,7 @@
           <w:sz w:val="24"/>
           <w:szCs w:val="20"/>
         </w:rPr>
-        <w:commentReference w:id="16"/>
+        <w:commentReference w:id="18"/>
       </w:r>
       <w:r>
         <w:rPr>
@@ -5554,6 +5448,54 @@
           <w:sz w:val="24"/>
         </w:rPr>
         <w:t>trial.</w:t>
+      </w:r>
+    </w:p>
+    <w:p>
+      <w:pPr>
+        <w:pStyle w:val="ListParagraph"/>
+        <w:rPr>
+          <w:bCs/>
+          <w:sz w:val="24"/>
+        </w:rPr>
+      </w:pPr>
+    </w:p>
+    <w:p>
+      <w:pPr>
+        <w:tabs>
+          <w:tab w:val="left" w:pos="0"/>
+          <w:tab w:val="left" w:pos="720"/>
+          <w:tab w:val="left" w:pos="1080"/>
+          <w:tab w:val="left" w:pos="1440"/>
+          <w:tab w:val="left" w:pos="2160"/>
+          <w:tab w:val="left" w:pos="2880"/>
+          <w:tab w:val="left" w:pos="3600"/>
+          <w:tab w:val="left" w:pos="4320"/>
+          <w:tab w:val="left" w:pos="5040"/>
+          <w:tab w:val="left" w:pos="5760"/>
+          <w:tab w:val="left" w:pos="6480"/>
+          <w:tab w:val="left" w:pos="7200"/>
+          <w:tab w:val="left" w:pos="7920"/>
+        </w:tabs>
+        <w:suppressAutoHyphens/>
+        <w:jc w:val="center"/>
+        <w:rPr>
+          <w:bCs/>
+          <w:sz w:val="24"/>
+        </w:rPr>
+      </w:pPr>
+      <w:r>
+        <w:rPr>
+          <w:bCs/>
+          <w:sz w:val="24"/>
+        </w:rPr>
+        <w:t>{{</w:t>
+      </w:r>
+      <w:r>
+        <w:rPr>
+          <w:bCs/>
+          <w:sz w:val="24"/>
+        </w:rPr>
+        <w:t>r voc_earnings_charts }}</w:t>
       </w:r>
     </w:p>
     <w:p>
@@ -5971,6 +5913,7 @@
           <w:sz w:val="24"/>
           <w:u w:val="single"/>
         </w:rPr>
+        <w:lastRenderedPageBreak/>
         <w:t>Incremental Factors</w:t>
       </w:r>
       <w:r>
@@ -5998,6 +5941,7 @@
         <w:rPr>
           <w:bCs/>
           <w:sz w:val="24"/>
+          <w:highlight w:val="red"/>
         </w:rPr>
         <w:t xml:space="preserve">{{ </w:t>
       </w:r>
@@ -6005,20 +5949,23 @@
         <w:rPr>
           <w:bCs/>
           <w:sz w:val="24"/>
-        </w:rPr>
-        <w:t>b1</w:t>
-      </w:r>
-      <w:r>
-        <w:rPr>
-          <w:bCs/>
-          <w:sz w:val="24"/>
-        </w:rPr>
-        <w:t>e_WLE_</w:t>
-      </w:r>
-      <w:r>
-        <w:rPr>
-          <w:bCs/>
-          <w:sz w:val="24"/>
+          <w:highlight w:val="red"/>
+        </w:rPr>
+        <w:t>WAGE</w:t>
+      </w:r>
+      <w:r>
+        <w:rPr>
+          <w:bCs/>
+          <w:sz w:val="24"/>
+          <w:highlight w:val="red"/>
+        </w:rPr>
+        <w:t>_</w:t>
+      </w:r>
+      <w:r>
+        <w:rPr>
+          <w:bCs/>
+          <w:sz w:val="24"/>
+          <w:highlight w:val="red"/>
         </w:rPr>
         <w:t>growth_rate }}</w:t>
       </w:r>
@@ -6030,7 +5977,8 @@
         </w:rPr>
         <w:t xml:space="preserve"> </w:t>
       </w:r>
-      <w:commentRangeStart w:id="17"/>
+      <w:commentRangeStart w:id="19"/>
+      <w:commentRangeStart w:id="20"/>
       <w:r>
         <w:rPr>
           <w:bCs/>
@@ -6038,26 +5986,16 @@
           <w:szCs w:val="24"/>
           <w:highlight w:val="red"/>
         </w:rPr>
-        <w:t xml:space="preserve">based upon the average forecasted long-term </w:t>
-      </w:r>
-      <w:r>
-        <w:rPr>
-          <w:bCs/>
-          <w:sz w:val="24"/>
-          <w:szCs w:val="24"/>
+        <w:t>based upon the average forecasted long-term growth in the intermediate estimate of nominal wage rates from the Annual Report of the Board of Trustees from the Social Security Administration (2025).</w:t>
+      </w:r>
+      <w:r>
+        <w:rPr>
+          <w:bCs/>
           <w:highlight w:val="red"/>
         </w:rPr>
-        <w:lastRenderedPageBreak/>
-        <w:t>growth in the intermediate estimate of nominal wage rates from the Annual Report of the Board of Trustees from the Social Security Administration (2025).</w:t>
-      </w:r>
-      <w:r>
-        <w:rPr>
-          <w:bCs/>
-          <w:highlight w:val="red"/>
-        </w:rPr>
         <w:t xml:space="preserve"> </w:t>
       </w:r>
-      <w:commentRangeEnd w:id="17"/>
+      <w:commentRangeEnd w:id="19"/>
       <w:r>
         <w:rPr>
           <w:rStyle w:val="CommentReference"/>
@@ -6066,7 +6004,18 @@
           <w:szCs w:val="20"/>
           <w:highlight w:val="yellow"/>
         </w:rPr>
-        <w:commentReference w:id="17"/>
+        <w:commentReference w:id="19"/>
+      </w:r>
+      <w:commentRangeEnd w:id="20"/>
+      <w:r>
+        <w:rPr>
+          <w:rStyle w:val="CommentReference"/>
+          <w:bCs/>
+          <w:sz w:val="24"/>
+          <w:szCs w:val="20"/>
+          <w:highlight w:val="yellow"/>
+        </w:rPr>
+        <w:commentReference w:id="20"/>
       </w:r>
     </w:p>
     <w:p>
@@ -6103,7 +6052,7 @@
       </w:tblPr>
       <w:tblGrid>
         <w:gridCol w:w="1434"/>
-        <w:gridCol w:w="2713"/>
+        <w:gridCol w:w="2216"/>
       </w:tblGrid>
       <w:tr>
         <w:trPr>
@@ -6134,6 +6083,7 @@
                 <w:szCs w:val="24"/>
               </w:rPr>
             </w:pPr>
+            <w:commentRangeStart w:id="21"/>
             <w:r>
               <w:rPr>
                 <w:color w:val="000000"/>
@@ -6142,6 +6092,17 @@
                 <w:szCs w:val="24"/>
               </w:rPr>
               <w:t>RATES OF CHANGE</w:t>
+            </w:r>
+            <w:commentRangeEnd w:id="21"/>
+            <w:r>
+              <w:rPr>
+                <w:rStyle w:val="CommentReference"/>
+                <w:color w:val="000000"/>
+                <w:spacing w:val="0"/>
+                <w:sz w:val="24"/>
+                <w:szCs w:val="24"/>
+              </w:rPr>
+              <w:commentReference w:id="21"/>
             </w:r>
           </w:p>
         </w:tc>
@@ -6217,7 +6178,7 @@
                 <w:szCs w:val="24"/>
                 <w:highlight w:val="red"/>
               </w:rPr>
-              <w:t xml:space="preserve">{{ </w:t>
+              <w:t>{{</w:t>
             </w:r>
             <w:r>
               <w:rPr>
@@ -6227,7 +6188,17 @@
                 <w:szCs w:val="24"/>
                 <w:highlight w:val="red"/>
               </w:rPr>
-              <w:t>b1e_WLE_growth_rate }}</w:t>
+              <w:t xml:space="preserve"> WAGE_growth_rate</w:t>
+            </w:r>
+            <w:r>
+              <w:rPr>
+                <w:color w:val="000000"/>
+                <w:spacing w:val="0"/>
+                <w:sz w:val="24"/>
+                <w:szCs w:val="24"/>
+                <w:highlight w:val="red"/>
+              </w:rPr>
+              <w:t xml:space="preserve"> }}</w:t>
             </w:r>
             <w:r>
               <w:rPr>
@@ -6322,7 +6293,27 @@
                 <w:szCs w:val="24"/>
                 <w:highlight w:val="red"/>
               </w:rPr>
-              <w:t xml:space="preserve">{{ b2e_WLE_growth_rate}} </w:t>
+              <w:t xml:space="preserve">{{ </w:t>
+            </w:r>
+            <w:r>
+              <w:rPr>
+                <w:color w:val="000000"/>
+                <w:spacing w:val="0"/>
+                <w:sz w:val="24"/>
+                <w:szCs w:val="24"/>
+                <w:highlight w:val="red"/>
+              </w:rPr>
+              <w:t xml:space="preserve">WAGE_growth_rate </w:t>
+            </w:r>
+            <w:r>
+              <w:rPr>
+                <w:color w:val="000000"/>
+                <w:spacing w:val="0"/>
+                <w:sz w:val="24"/>
+                <w:szCs w:val="24"/>
+                <w:highlight w:val="red"/>
+              </w:rPr>
+              <w:t xml:space="preserve">}} </w:t>
             </w:r>
             <w:r>
               <w:rPr>
@@ -6600,15 +6591,9 @@
         <w:rPr>
           <w:bCs/>
           <w:sz w:val="24"/>
-        </w:rPr>
-        <w:t xml:space="preserve">Since one may </w:t>
-      </w:r>
-      <w:r>
-        <w:rPr>
-          <w:bCs/>
-          <w:sz w:val="24"/>
-        </w:rPr>
-        <w:t>enjoy earning capacity through life expectancy (Congress has repealed limitations on mandatory retirement), estimates might be carried to age</w:t>
+          <w:highlight w:val="green"/>
+        </w:rPr>
+        <w:t>Since one may enjoy earning capacity through life expectancy (Congress has repealed limitations on mandatory retirement), estimates might be carried to age</w:t>
       </w:r>
       <w:r>
         <w:rPr>
@@ -6649,6 +6634,7 @@
         <w:rPr>
           <w:bCs/>
           <w:sz w:val="24"/>
+          <w:highlight w:val="green"/>
         </w:rPr>
         <w:t>This analysis utilizes a worklife equivalent of</w:t>
       </w:r>
@@ -6671,7 +6657,36 @@
           <w:bCs/>
           <w:sz w:val="24"/>
         </w:rPr>
-        <w:t xml:space="preserve">years. Life expectancy from </w:t>
+        <w:t>years</w:t>
+      </w:r>
+      <w:r>
+        <w:rPr>
+          <w:bCs/>
+          <w:sz w:val="24"/>
+        </w:rPr>
+        <w:t xml:space="preserve"> from </w:t>
+      </w:r>
+      <w:r>
+        <w:rPr>
+          <w:bCs/>
+          <w:sz w:val="24"/>
+          <w:highlight w:val="red"/>
+        </w:rPr>
+        <w:t>trial</w:t>
+      </w:r>
+      <w:r>
+        <w:rPr>
+          <w:bCs/>
+          <w:sz w:val="24"/>
+        </w:rPr>
+        <w:t xml:space="preserve"> according to age and educational attainment</w:t>
+      </w:r>
+      <w:r>
+        <w:rPr>
+          <w:bCs/>
+          <w:sz w:val="24"/>
+        </w:rPr>
+        <w:t xml:space="preserve">. Life expectancy from </w:t>
       </w:r>
       <w:r>
         <w:rPr>
@@ -7176,6 +7191,7 @@
           <w:sz w:val="24"/>
           <w:u w:val="single"/>
         </w:rPr>
+        <w:lastRenderedPageBreak/>
         <w:t xml:space="preserve">Occupational Disability Losses from </w:t>
       </w:r>
       <w:r>
@@ -7378,7 +7394,7 @@
         </w:rPr>
         <w:t xml:space="preserve">pinion. Starting wages range </w:t>
       </w:r>
-      <w:commentRangeStart w:id="18"/>
+      <w:commentRangeStart w:id="22"/>
       <w:r>
         <w:rPr>
           <w:bCs/>
@@ -7432,7 +7448,7 @@
         </w:rPr>
         <w:t>$22,425</w:t>
       </w:r>
-      <w:commentRangeEnd w:id="18"/>
+      <w:commentRangeEnd w:id="22"/>
       <w:r>
         <w:rPr>
           <w:rStyle w:val="CommentReference"/>
@@ -7440,7 +7456,7 @@
           <w:sz w:val="24"/>
           <w:szCs w:val="20"/>
         </w:rPr>
-        <w:commentReference w:id="18"/>
+        <w:commentReference w:id="22"/>
       </w:r>
       <w:r>
         <w:rPr>
@@ -7461,7 +7477,6 @@
           <w:bCs/>
           <w:sz w:val="24"/>
         </w:rPr>
-        <w:lastRenderedPageBreak/>
         <w:t xml:space="preserve">diminution of future earnings at </w:t>
       </w:r>
       <w:r>
@@ -7498,6 +7513,7 @@
         <w:rPr>
           <w:bCs/>
           <w:sz w:val="24"/>
+          <w:highlight w:val="red"/>
         </w:rPr>
         <w:t xml:space="preserve">{{ </w:t>
       </w:r>
@@ -7505,10 +7521,19 @@
         <w:rPr>
           <w:bCs/>
           <w:sz w:val="24"/>
+          <w:highlight w:val="red"/>
+        </w:rPr>
+        <w:t>b1e_</w:t>
+      </w:r>
+      <w:r>
+        <w:rPr>
+          <w:bCs/>
+          <w:sz w:val="24"/>
+          <w:highlight w:val="red"/>
         </w:rPr>
         <w:t>eff_tax_rate }}</w:t>
       </w:r>
-      <w:commentRangeStart w:id="19"/>
+      <w:commentRangeStart w:id="23"/>
       <w:r>
         <w:rPr>
           <w:bCs/>
@@ -7516,7 +7541,7 @@
         </w:rPr>
         <w:t>%.</w:t>
       </w:r>
-      <w:commentRangeEnd w:id="19"/>
+      <w:commentRangeEnd w:id="23"/>
       <w:r>
         <w:rPr>
           <w:rStyle w:val="CommentReference"/>
@@ -7524,7 +7549,7 @@
           <w:sz w:val="24"/>
           <w:szCs w:val="20"/>
         </w:rPr>
-        <w:commentReference w:id="19"/>
+        <w:commentReference w:id="23"/>
       </w:r>
     </w:p>
     <w:p>
@@ -7775,7 +7800,7 @@
         </w:rPr>
         <w:t xml:space="preserve"> are </w:t>
       </w:r>
-      <w:commentRangeStart w:id="20"/>
+      <w:commentRangeStart w:id="24"/>
       <w:r>
         <w:rPr>
           <w:bCs/>
@@ -7793,7 +7818,7 @@
         </w:rPr>
         <w:t xml:space="preserve"> </w:t>
       </w:r>
-      <w:commentRangeEnd w:id="20"/>
+      <w:commentRangeEnd w:id="24"/>
       <w:r>
         <w:rPr>
           <w:rStyle w:val="CommentReference"/>
@@ -7801,7 +7826,7 @@
           <w:sz w:val="24"/>
           <w:szCs w:val="24"/>
         </w:rPr>
-        <w:commentReference w:id="20"/>
+        <w:commentReference w:id="24"/>
       </w:r>
       <w:r>
         <w:rPr>
@@ -7869,7 +7894,7 @@
         </w:rPr>
         <w:t xml:space="preserve"> </w:t>
       </w:r>
-      <w:commentRangeStart w:id="21"/>
+      <w:commentRangeStart w:id="25"/>
       <w:r>
         <w:rPr>
           <w:bCs/>
@@ -7920,7 +7945,7 @@
         </w:rPr>
         <w:fldChar w:fldCharType="end"/>
       </w:r>
-      <w:commentRangeEnd w:id="21"/>
+      <w:commentRangeEnd w:id="25"/>
       <w:r>
         <w:rPr>
           <w:rStyle w:val="CommentReference"/>
@@ -7928,7 +7953,7 @@
           <w:sz w:val="24"/>
           <w:szCs w:val="24"/>
         </w:rPr>
-        <w:commentReference w:id="21"/>
+        <w:commentReference w:id="25"/>
       </w:r>
       <w:r>
         <w:rPr>
@@ -8344,7 +8369,7 @@
         </w:rPr>
         <w:t xml:space="preserve">range in cost </w:t>
       </w:r>
-      <w:commentRangeStart w:id="22"/>
+      <w:commentRangeStart w:id="26"/>
       <w:r>
         <w:rPr>
           <w:bCs/>
@@ -8513,7 +8538,7 @@
         </w:rPr>
         <w:t>1</w:t>
       </w:r>
-      <w:commentRangeEnd w:id="22"/>
+      <w:commentRangeEnd w:id="26"/>
       <w:r>
         <w:rPr>
           <w:rStyle w:val="CommentReference"/>
@@ -8521,7 +8546,7 @@
           <w:sz w:val="24"/>
           <w:szCs w:val="24"/>
         </w:rPr>
-        <w:commentReference w:id="22"/>
+        <w:commentReference w:id="26"/>
       </w:r>
       <w:r>
         <w:rPr>
@@ -8590,7 +8615,7 @@
         </w:rPr>
         <w:t xml:space="preserve"> I apply growth rates </w:t>
       </w:r>
-      <w:commentRangeStart w:id="23"/>
+      <w:commentRangeStart w:id="27"/>
       <w:r>
         <w:rPr>
           <w:bCs/>
@@ -8781,7 +8806,7 @@
         </w:rPr>
         <w:t>Medical Care Services</w:t>
       </w:r>
-      <w:commentRangeEnd w:id="23"/>
+      <w:commentRangeEnd w:id="27"/>
       <w:r>
         <w:rPr>
           <w:rStyle w:val="CommentReference"/>
@@ -8790,7 +8815,7 @@
           <w:szCs w:val="24"/>
           <w:highlight w:val="red"/>
         </w:rPr>
-        <w:commentReference w:id="23"/>
+        <w:commentReference w:id="27"/>
       </w:r>
       <w:r>
         <w:rPr>
@@ -8809,7 +8834,7 @@
         </w:rPr>
         <w:t xml:space="preserve">. </w:t>
       </w:r>
-      <w:commentRangeStart w:id="24"/>
+      <w:commentRangeStart w:id="28"/>
       <w:r>
         <w:rPr>
           <w:bCs/>
@@ -8852,7 +8877,7 @@
         </w:rPr>
         <w:t xml:space="preserve">. </w:t>
       </w:r>
-      <w:commentRangeEnd w:id="24"/>
+      <w:commentRangeEnd w:id="28"/>
       <w:r>
         <w:rPr>
           <w:rStyle w:val="CommentReference"/>
@@ -8861,7 +8886,7 @@
           <w:szCs w:val="24"/>
           <w:highlight w:val="green"/>
         </w:rPr>
-        <w:commentReference w:id="24"/>
+        <w:commentReference w:id="28"/>
       </w:r>
       <w:r>
         <w:rPr>
@@ -8896,7 +8921,23 @@
           <w:sz w:val="24"/>
           <w:szCs w:val="24"/>
         </w:rPr>
-        <w:t>{{ blo_disc_rate_max }}</w:t>
+        <w:t xml:space="preserve">{{ </w:t>
+      </w:r>
+      <w:r>
+        <w:rPr>
+          <w:bCs/>
+          <w:sz w:val="24"/>
+          <w:szCs w:val="24"/>
+        </w:rPr>
+        <w:t>WC</w:t>
+      </w:r>
+      <w:r>
+        <w:rPr>
+          <w:bCs/>
+          <w:sz w:val="24"/>
+          <w:szCs w:val="24"/>
+        </w:rPr>
+        <w:t>_disc_rate_max }}</w:t>
       </w:r>
       <w:r>
         <w:rPr>
@@ -9213,8 +9254,8 @@
                 <w:szCs w:val="28"/>
               </w:rPr>
             </w:pPr>
-            <w:bookmarkStart w:id="25" w:name="_Hlk192677055"/>
-            <w:commentRangeStart w:id="26"/>
+            <w:bookmarkStart w:id="29" w:name="_Hlk192677055"/>
+            <w:commentRangeStart w:id="30"/>
             <w:r>
               <w:rPr>
                 <w:rFonts w:ascii="Times New Roman" w:hAnsi="Times New Roman"/>
@@ -9225,7 +9266,7 @@
               <w:lastRenderedPageBreak/>
               <w:t>QUANTITATIVE EVALUATION</w:t>
             </w:r>
-            <w:commentRangeEnd w:id="26"/>
+            <w:commentRangeEnd w:id="30"/>
             <w:r>
               <w:rPr>
                 <w:rStyle w:val="CommentReference"/>
@@ -9235,7 +9276,7 @@
                 <w:sz w:val="28"/>
                 <w:szCs w:val="28"/>
               </w:rPr>
-              <w:commentReference w:id="26"/>
+              <w:commentReference w:id="30"/>
             </w:r>
           </w:p>
         </w:tc>
@@ -9330,7 +9371,17 @@
                 <w:szCs w:val="28"/>
                 <w:highlight w:val="yellow"/>
               </w:rPr>
-              <w:t xml:space="preserve">1be_WLE _earnings </w:t>
+              <w:t>b1</w:t>
+            </w:r>
+            <w:r>
+              <w:rPr>
+                <w:bCs/>
+                <w:iCs/>
+                <w:sz w:val="28"/>
+                <w:szCs w:val="28"/>
+                <w:highlight w:val="yellow"/>
+              </w:rPr>
+              <w:t xml:space="preserve">e_WLE _earnings </w:t>
             </w:r>
             <w:r>
               <w:rPr>
@@ -9430,6 +9481,7 @@
                 <w:szCs w:val="28"/>
               </w:rPr>
             </w:pPr>
+            <w:commentRangeStart w:id="31"/>
             <w:r>
               <w:rPr>
                 <w:bCs/>
@@ -9438,6 +9490,17 @@
                 <w:szCs w:val="28"/>
               </w:rPr>
               <w:t>PAST:</w:t>
+            </w:r>
+            <w:commentRangeEnd w:id="31"/>
+            <w:r>
+              <w:rPr>
+                <w:rStyle w:val="CommentReference"/>
+                <w:bCs/>
+                <w:iCs/>
+                <w:sz w:val="28"/>
+                <w:szCs w:val="28"/>
+              </w:rPr>
+              <w:commentReference w:id="31"/>
             </w:r>
           </w:p>
           <w:p>
@@ -9500,6 +9563,36 @@
               <w:t>Fringe Contributions</w:t>
             </w:r>
           </w:p>
+          <w:p>
+            <w:pPr>
+              <w:numPr>
+                <w:ilvl w:val="0"/>
+                <w:numId w:val="3"/>
+              </w:numPr>
+              <w:tabs>
+                <w:tab w:val="clear" w:pos="360"/>
+              </w:tabs>
+              <w:suppressAutoHyphens/>
+              <w:spacing w:line="600" w:lineRule="exact"/>
+              <w:ind w:left="522" w:right="174"/>
+              <w:jc w:val="both"/>
+              <w:rPr>
+                <w:bCs/>
+                <w:iCs/>
+                <w:sz w:val="28"/>
+                <w:szCs w:val="28"/>
+              </w:rPr>
+            </w:pPr>
+            <w:r>
+              <w:rPr>
+                <w:bCs/>
+                <w:iCs/>
+                <w:sz w:val="28"/>
+                <w:szCs w:val="28"/>
+              </w:rPr>
+              <w:t>Meals</w:t>
+            </w:r>
+          </w:p>
         </w:tc>
         <w:tc>
           <w:tcPr>
@@ -9541,7 +9634,27 @@
                 <w:szCs w:val="28"/>
                 <w:highlight w:val="yellow"/>
               </w:rPr>
-              <w:t>{{r 1be_WLE_earnings }}</w:t>
+              <w:t xml:space="preserve">{{r </w:t>
+            </w:r>
+            <w:r>
+              <w:rPr>
+                <w:bCs/>
+                <w:iCs/>
+                <w:sz w:val="28"/>
+                <w:szCs w:val="28"/>
+                <w:highlight w:val="yellow"/>
+              </w:rPr>
+              <w:t>b1</w:t>
+            </w:r>
+            <w:r>
+              <w:rPr>
+                <w:bCs/>
+                <w:iCs/>
+                <w:sz w:val="28"/>
+                <w:szCs w:val="28"/>
+                <w:highlight w:val="yellow"/>
+              </w:rPr>
+              <w:t>e_WLE_earnings }}</w:t>
             </w:r>
           </w:p>
           <w:p>
@@ -9663,6 +9776,7 @@
                 <w:szCs w:val="28"/>
               </w:rPr>
             </w:pPr>
+            <w:commentRangeStart w:id="32"/>
             <w:r>
               <w:rPr>
                 <w:bCs/>
@@ -9670,7 +9784,27 @@
                 <w:sz w:val="28"/>
                 <w:szCs w:val="28"/>
               </w:rPr>
-              <w:t>FUTURE:</w:t>
+              <w:t>FUTURE</w:t>
+            </w:r>
+            <w:commentRangeEnd w:id="32"/>
+            <w:r>
+              <w:rPr>
+                <w:rStyle w:val="CommentReference"/>
+                <w:bCs/>
+                <w:iCs/>
+                <w:sz w:val="28"/>
+                <w:szCs w:val="28"/>
+              </w:rPr>
+              <w:commentReference w:id="32"/>
+            </w:r>
+            <w:r>
+              <w:rPr>
+                <w:bCs/>
+                <w:iCs/>
+                <w:sz w:val="28"/>
+                <w:szCs w:val="28"/>
+              </w:rPr>
+              <w:t>:</w:t>
             </w:r>
             <w:r>
               <w:rPr>
@@ -9836,6 +9970,37 @@
           </w:p>
           <w:p>
             <w:pPr>
+              <w:numPr>
+                <w:ilvl w:val="0"/>
+                <w:numId w:val="4"/>
+              </w:numPr>
+              <w:tabs>
+                <w:tab w:val="clear" w:pos="360"/>
+                <w:tab w:val="num" w:pos="432"/>
+              </w:tabs>
+              <w:suppressAutoHyphens/>
+              <w:spacing w:line="600" w:lineRule="exact"/>
+              <w:ind w:left="432" w:right="174"/>
+              <w:jc w:val="both"/>
+              <w:rPr>
+                <w:bCs/>
+                <w:iCs/>
+                <w:sz w:val="28"/>
+                <w:szCs w:val="28"/>
+              </w:rPr>
+            </w:pPr>
+            <w:r>
+              <w:rPr>
+                <w:bCs/>
+                <w:iCs/>
+                <w:sz w:val="28"/>
+                <w:szCs w:val="28"/>
+              </w:rPr>
+              <w:t>Meals</w:t>
+            </w:r>
+          </w:p>
+          <w:p>
+            <w:pPr>
               <w:suppressAutoHyphens/>
               <w:spacing w:line="600" w:lineRule="exact"/>
               <w:ind w:left="72" w:right="174"/>
@@ -9954,6 +10119,15 @@
               </w:rPr>
               <w:t>{{r</w:t>
             </w:r>
+            <w:r>
+              <w:rPr>
+                <w:bCs/>
+                <w:iCs/>
+                <w:sz w:val="28"/>
+                <w:szCs w:val="28"/>
+              </w:rPr>
+              <w:t xml:space="preserve"> b2e_credit }}</w:t>
+            </w:r>
           </w:p>
           <w:p>
             <w:pPr>
@@ -9988,6 +10162,37 @@
           </w:p>
           <w:p>
             <w:pPr>
+              <w:numPr>
+                <w:ilvl w:val="0"/>
+                <w:numId w:val="4"/>
+              </w:numPr>
+              <w:tabs>
+                <w:tab w:val="clear" w:pos="360"/>
+                <w:tab w:val="num" w:pos="432"/>
+              </w:tabs>
+              <w:suppressAutoHyphens/>
+              <w:spacing w:line="600" w:lineRule="exact"/>
+              <w:ind w:left="432" w:right="174"/>
+              <w:jc w:val="both"/>
+              <w:rPr>
+                <w:bCs/>
+                <w:iCs/>
+                <w:sz w:val="28"/>
+                <w:szCs w:val="28"/>
+              </w:rPr>
+            </w:pPr>
+            <w:r>
+              <w:rPr>
+                <w:bCs/>
+                <w:iCs/>
+                <w:sz w:val="28"/>
+                <w:szCs w:val="28"/>
+              </w:rPr>
+              <w:t>Meals</w:t>
+            </w:r>
+          </w:p>
+          <w:p>
+            <w:pPr>
               <w:suppressAutoHyphens/>
               <w:spacing w:line="600" w:lineRule="exact"/>
               <w:ind w:left="72" w:right="174"/>
@@ -10090,6 +10295,7 @@
                 <w:sz w:val="28"/>
                 <w:szCs w:val="28"/>
               </w:rPr>
+              <w:lastRenderedPageBreak/>
               <w:t>High</w:t>
             </w:r>
           </w:p>
@@ -10698,7 +10904,7 @@
           </w:p>
         </w:tc>
       </w:tr>
-      <w:bookmarkEnd w:id="25"/>
+      <w:bookmarkEnd w:id="29"/>
     </w:tbl>
     <w:p>
       <w:pPr>
@@ -10735,16 +10941,16 @@
           <w:rFonts w:ascii="TimesNewRomanPS-ItalicMT" w:hAnsi="TimesNewRomanPS-ItalicMT" w:cs="TimesNewRomanPS-ItalicMT"/>
         </w:rPr>
       </w:pPr>
-      <w:commentRangeStart w:id="27"/>
-      <w:commentRangeStart w:id="28"/>
-      <w:commentRangeStart w:id="29"/>
+      <w:commentRangeStart w:id="33"/>
+      <w:commentRangeStart w:id="34"/>
+      <w:commentRangeStart w:id="35"/>
       <w:r>
         <w:rPr>
           <w:rFonts w:ascii="TimesNewRomanPS-ItalicMT" w:hAnsi="TimesNewRomanPS-ItalicMT" w:cs="TimesNewRomanPS-ItalicMT"/>
         </w:rPr>
         <w:t>Present Value of Future Medical Care</w:t>
       </w:r>
-      <w:commentRangeEnd w:id="27"/>
+      <w:commentRangeEnd w:id="33"/>
       <w:r>
         <w:rPr>
           <w:rStyle w:val="CommentReference"/>
@@ -10752,9 +10958,9 @@
           <w:sz w:val="26"/>
           <w:szCs w:val="20"/>
         </w:rPr>
-        <w:commentReference w:id="27"/>
-      </w:r>
-      <w:commentRangeEnd w:id="28"/>
+        <w:commentReference w:id="33"/>
+      </w:r>
+      <w:commentRangeEnd w:id="34"/>
       <w:r>
         <w:rPr>
           <w:rStyle w:val="CommentReference"/>
@@ -10762,9 +10968,9 @@
           <w:sz w:val="26"/>
           <w:szCs w:val="20"/>
         </w:rPr>
-        <w:commentReference w:id="28"/>
-      </w:r>
-      <w:commentRangeEnd w:id="29"/>
+        <w:commentReference w:id="34"/>
+      </w:r>
+      <w:commentRangeEnd w:id="35"/>
       <w:r>
         <w:rPr>
           <w:rStyle w:val="CommentReference"/>
@@ -10772,7 +10978,7 @@
           <w:sz w:val="26"/>
           <w:szCs w:val="20"/>
         </w:rPr>
-        <w:commentReference w:id="29"/>
+        <w:commentReference w:id="35"/>
       </w:r>
       <w:r>
         <w:rPr>
@@ -10869,11 +11075,46 @@
     <w:p>
       <w:pPr>
         <w:spacing w:after="160" w:line="259" w:lineRule="auto"/>
+        <w:jc w:val="center"/>
         <w:rPr>
           <w:rFonts w:ascii="TimesNewRomanPS-ItalicMT" w:hAnsi="TimesNewRomanPS-ItalicMT" w:cs="TimesNewRomanPS-ItalicMT"/>
           <w:u w:val="single"/>
         </w:rPr>
       </w:pPr>
+      <w:r>
+        <w:rPr>
+          <w:rFonts w:ascii="TimesNewRomanPS-ItalicMT" w:hAnsi="TimesNewRomanPS-ItalicMT" w:cs="TimesNewRomanPS-ItalicMT"/>
+          <w:u w:val="single"/>
+        </w:rPr>
+        <w:t>{{ PV2_disc_rate_chart }}</w:t>
+      </w:r>
+    </w:p>
+    <w:p>
+      <w:pPr>
+        <w:spacing w:after="160" w:line="259" w:lineRule="auto"/>
+        <w:jc w:val="center"/>
+        <w:rPr>
+          <w:rFonts w:ascii="TimesNewRomanPS-ItalicMT" w:hAnsi="TimesNewRomanPS-ItalicMT" w:cs="TimesNewRomanPS-ItalicMT"/>
+          <w:u w:val="single"/>
+        </w:rPr>
+      </w:pPr>
+    </w:p>
+    <w:p>
+      <w:pPr>
+        <w:spacing w:after="160" w:line="259" w:lineRule="auto"/>
+        <w:jc w:val="center"/>
+        <w:rPr>
+          <w:rFonts w:ascii="TimesNewRomanPS-ItalicMT" w:hAnsi="TimesNewRomanPS-ItalicMT" w:cs="TimesNewRomanPS-ItalicMT"/>
+          <w:u w:val="single"/>
+        </w:rPr>
+      </w:pPr>
+      <w:r>
+        <w:rPr>
+          <w:rFonts w:ascii="TimesNewRomanPS-ItalicMT" w:hAnsi="TimesNewRomanPS-ItalicMT" w:cs="TimesNewRomanPS-ItalicMT"/>
+          <w:u w:val="single"/>
+        </w:rPr>
+        <w:t>{{ WC_disc_rate_chart }}</w:t>
+      </w:r>
     </w:p>
     <w:tbl>
       <w:tblPr>
@@ -10923,7 +11164,6 @@
                 <w:bCs/>
                 <w:sz w:val="40"/>
               </w:rPr>
-              <w:lastRenderedPageBreak/>
               <w:t>TECHNICAL   SUMMARY</w:t>
             </w:r>
           </w:p>
@@ -13723,7 +13963,7 @@
         </w:rPr>
         <w:t>Municipal Securities Rulemaking Board. (</w:t>
       </w:r>
-      <w:commentRangeStart w:id="30"/>
+      <w:commentRangeStart w:id="36"/>
       <w:r>
         <w:rPr>
           <w:sz w:val="24"/>
@@ -13740,7 +13980,7 @@
         </w:rPr>
         <w:t xml:space="preserve"> </w:t>
       </w:r>
-      <w:commentRangeEnd w:id="30"/>
+      <w:commentRangeEnd w:id="36"/>
       <w:r>
         <w:rPr>
           <w:rStyle w:val="CommentReference"/>
@@ -13748,7 +13988,7 @@
           <w:szCs w:val="24"/>
           <w:highlight w:val="red"/>
         </w:rPr>
-        <w:commentReference w:id="30"/>
+        <w:commentReference w:id="36"/>
       </w:r>
       <w:r>
         <w:rPr>
@@ -13874,7 +14114,7 @@
           <w:szCs w:val="24"/>
         </w:rPr>
       </w:pPr>
-      <w:commentRangeStart w:id="31"/>
+      <w:commentRangeStart w:id="37"/>
       <w:r>
         <w:rPr>
           <w:rFonts w:eastAsiaTheme="minorHAnsi"/>
@@ -14639,7 +14879,7 @@
         </w:rPr>
         <w:t>. Retrieved from https://download.bls.gov/pub/time.series/cu/cu.data.15.USMedical</w:t>
       </w:r>
-      <w:commentRangeEnd w:id="31"/>
+      <w:commentRangeEnd w:id="37"/>
       <w:r>
         <w:rPr>
           <w:rStyle w:val="CommentReference"/>
@@ -14647,7 +14887,7 @@
           <w:sz w:val="24"/>
           <w:szCs w:val="24"/>
         </w:rPr>
-        <w:commentReference w:id="31"/>
+        <w:commentReference w:id="37"/>
       </w:r>
     </w:p>
     <w:p>
@@ -14662,7 +14902,8 @@
           <w:szCs w:val="24"/>
         </w:rPr>
       </w:pPr>
-      <w:commentRangeStart w:id="32"/>
+      <w:commentRangeStart w:id="38"/>
+      <w:commentRangeStart w:id="39"/>
       <w:r>
         <w:rPr>
           <w:sz w:val="24"/>
@@ -14700,14 +14941,23 @@
         </w:rPr>
         <w:t xml:space="preserve"> (Data series CMU3020000000000D, CMU3020000400000D, CMU3020000810000D). U.S. Department of Labor. https://www.bls.gov/ncs/ect/</w:t>
       </w:r>
-      <w:commentRangeEnd w:id="32"/>
+      <w:commentRangeEnd w:id="38"/>
       <w:r>
         <w:rPr>
           <w:rStyle w:val="CommentReference"/>
           <w:sz w:val="24"/>
           <w:szCs w:val="24"/>
         </w:rPr>
-        <w:commentReference w:id="32"/>
+        <w:commentReference w:id="38"/>
+      </w:r>
+      <w:commentRangeEnd w:id="39"/>
+      <w:r>
+        <w:rPr>
+          <w:rStyle w:val="CommentReference"/>
+          <w:sz w:val="24"/>
+          <w:szCs w:val="24"/>
+        </w:rPr>
+        <w:commentReference w:id="39"/>
       </w:r>
     </w:p>
     <w:p>
@@ -14935,7 +15185,23 @@
 
 <file path=word/comments.xml><?xml version="1.0" encoding="utf-8"?>
 <w:comments xmlns:wpc="http://schemas.microsoft.com/office/word/2010/wordprocessingCanvas" xmlns:cx="http://schemas.microsoft.com/office/drawing/2014/chartex" xmlns:cx1="http://schemas.microsoft.com/office/drawing/2015/9/8/chartex" xmlns:cx2="http://schemas.microsoft.com/office/drawing/2015/10/21/chartex" xmlns:cx3="http://schemas.microsoft.com/office/drawing/2016/5/9/chartex" xmlns:cx4="http://schemas.microsoft.com/office/drawing/2016/5/10/chartex" xmlns:cx5="http://schemas.microsoft.com/office/drawing/2016/5/11/chartex" xmlns:cx6="http://schemas.microsoft.com/office/drawing/2016/5/12/chartex" xmlns:cx7="http://schemas.microsoft.com/office/drawing/2016/5/13/chartex" xmlns:cx8="http://schemas.microsoft.com/office/drawing/2016/5/14/chartex" xmlns:mc="http://schemas.openxmlformats.org/markup-compatibility/2006" xmlns:aink="http://schemas.microsoft.com/office/drawing/2016/ink" xmlns:am3d="http://schemas.microsoft.com/office/drawing/2017/model3d" xmlns:o="urn:schemas-microsoft-com:office:office" xmlns:oel="http://schemas.microsoft.com/office/2019/extlst" xmlns:r="http://schemas.openxmlformats.org/officeDocument/2006/relationships" xmlns:m="http://schemas.openxmlformats.org/officeDocument/2006/math" xmlns:v="urn:schemas-microsoft-com:vml" xmlns:wp14="http://schemas.microsoft.com/office/word/2010/wordprocessingDrawing" xmlns:wp="http://schemas.openxmlformats.org/drawingml/2006/wordprocessingDrawing" xmlns:w10="urn:schemas-microsoft-com:office:word" xmlns:w="http://schemas.openxmlformats.org/wordprocessingml/2006/main" xmlns:w14="http://schemas.microsoft.com/office/word/2010/wordml" xmlns:w15="http://schemas.microsoft.com/office/word/2012/wordml" xmlns:w16cex="http://schemas.microsoft.com/office/word/2018/wordml/cex" xmlns:w16cid="http://schemas.microsoft.com/office/word/2016/wordml/cid" xmlns:w16="http://schemas.microsoft.com/office/word/2018/wordml" xmlns:w16du="http://schemas.microsoft.com/office/word/2023/wordml/word16du" xmlns:w16sdtdh="http://schemas.microsoft.com/office/word/2020/wordml/sdtdatahash" xmlns:w16sdtfl="http://schemas.microsoft.com/office/word/2024/wordml/sdtformatlock" xmlns:w16se="http://schemas.microsoft.com/office/word/2015/wordml/symex" xmlns:wpg="http://schemas.microsoft.com/office/word/2010/wordprocessingGroup" xmlns:wpi="http://schemas.microsoft.com/office/word/2010/wordprocessingInk" xmlns:wne="http://schemas.microsoft.com/office/word/2006/wordml" xmlns:wps="http://schemas.microsoft.com/office/word/2010/wordprocessingShape" mc:Ignorable="w14 w15 w16se w16cid w16 w16cex w16sdtdh w16sdtfl w16du wp14">
-  <w:comment w:id="0" w:author="Eric Bussey" w:date="2026-04-20T11:03:00Z" w:initials="EB">
+  <w:comment w:id="0" w:author="Eric Bussey" w:date="2026-05-08T16:35:00Z" w:initials="EB">
+    <w:p>
+      <w:pPr>
+        <w:pStyle w:val="CommentText"/>
+      </w:pPr>
+      <w:r>
+        <w:rPr>
+          <w:rStyle w:val="CommentReference"/>
+        </w:rPr>
+        <w:annotationRef/>
+      </w:r>
+      <w:r>
+        <w:t>IF THERE IS NO TRIAL, CHANGE (ALMOST) ALL TRIAL TO REFERENCE</w:t>
+      </w:r>
+    </w:p>
+  </w:comment>
+  <w:comment w:id="1" w:author="Eric Bussey" w:date="2026-04-20T11:03:00Z" w:initials="EB">
     <w:p>
       <w:pPr>
         <w:pStyle w:val="CommentText"/>
@@ -14995,7 +15261,7 @@
       </w:r>
     </w:p>
   </w:comment>
-  <w:comment w:id="1" w:author="Eric Bussey" w:date="2026-04-17T14:57:00Z" w:initials="EB">
+  <w:comment w:id="2" w:author="Eric Bussey" w:date="2026-04-17T14:57:00Z" w:initials="EB">
     <w:p>
       <w:pPr>
         <w:pStyle w:val="CommentText"/>
@@ -15011,7 +15277,7 @@
       </w:r>
     </w:p>
   </w:comment>
-  <w:comment w:id="2" w:author="Eric Bussey" w:date="2026-04-17T14:58:00Z" w:initials="EB">
+  <w:comment w:id="3" w:author="Eric Bussey" w:date="2026-04-17T14:58:00Z" w:initials="EB">
     <w:p>
       <w:pPr>
         <w:pStyle w:val="CommentText"/>
@@ -15027,7 +15293,7 @@
       </w:r>
     </w:p>
   </w:comment>
-  <w:comment w:id="3" w:author="Eric Bussey" w:date="2026-04-20T11:06:00Z" w:initials="EB">
+  <w:comment w:id="4" w:author="Eric Bussey" w:date="2026-04-20T11:06:00Z" w:initials="EB">
     <w:p>
       <w:pPr>
         <w:pStyle w:val="CommentText"/>
@@ -15043,7 +15309,7 @@
       </w:r>
     </w:p>
   </w:comment>
-  <w:comment w:id="4" w:author="Eric Bussey" w:date="2026-04-20T11:07:00Z" w:initials="EB">
+  <w:comment w:id="5" w:author="Eric Bussey" w:date="2026-04-20T11:07:00Z" w:initials="EB">
     <w:p>
       <w:pPr>
         <w:pStyle w:val="CommentText"/>
@@ -15056,22 +15322,6 @@
       </w:r>
       <w:r>
         <w:t>Typically pre-trial base is same as post-trial</w:t>
-      </w:r>
-    </w:p>
-  </w:comment>
-  <w:comment w:id="5" w:author="Eric Bussey" w:date="2026-04-20T11:02:00Z" w:initials="EB">
-    <w:p>
-      <w:pPr>
-        <w:pStyle w:val="CommentText"/>
-      </w:pPr>
-      <w:r>
-        <w:rPr>
-          <w:rStyle w:val="CommentReference"/>
-        </w:rPr>
-        <w:annotationRef/>
-      </w:r>
-      <w:r>
-        <w:t>Manually entered, comes from BLS.gov</w:t>
       </w:r>
     </w:p>
   </w:comment>
@@ -15091,7 +15341,7 @@
       </w:r>
     </w:p>
   </w:comment>
-  <w:comment w:id="7" w:author="Eric Bussey" w:date="2026-04-17T15:04:00Z" w:initials="EB">
+  <w:comment w:id="7" w:author="Eric Bussey" w:date="2026-04-20T11:02:00Z" w:initials="EB">
     <w:p>
       <w:pPr>
         <w:pStyle w:val="CommentText"/>
@@ -15103,11 +15353,11 @@
         <w:annotationRef/>
       </w:r>
       <w:r>
-        <w:t>Seems to be from PV2 -&gt; “Case Inputs” -&gt; B36?</w:t>
+        <w:t>Manually entered, comes from BLS.gov</w:t>
       </w:r>
     </w:p>
   </w:comment>
-  <w:comment w:id="8" w:author="Eric Bussey" w:date="2026-04-20T11:08:00Z" w:initials="EB">
+  <w:comment w:id="8" w:author="Eric Bussey" w:date="2026-04-17T15:04:00Z" w:initials="EB">
     <w:p>
       <w:pPr>
         <w:pStyle w:val="CommentText"/>
@@ -15119,11 +15369,11 @@
         <w:annotationRef/>
       </w:r>
       <w:r>
-        <w:t>&gt;75% NOT INCLUDED, PRESENT ONLY IF THERE’S AN EARNINGS BASE/CREDITS BASE RANGE</w:t>
+        <w:t>Seems to be from PV2 -&gt; “Case Inputs” -&gt; B36?</w:t>
       </w:r>
     </w:p>
   </w:comment>
-  <w:comment w:id="9" w:author="Eric Bussey" w:date="2026-04-17T14:58:00Z" w:initials="EB">
+  <w:comment w:id="9" w:author="Eric Bussey" w:date="2026-04-20T11:08:00Z" w:initials="EB">
     <w:p>
       <w:pPr>
         <w:pStyle w:val="CommentText"/>
@@ -15135,11 +15385,11 @@
         <w:annotationRef/>
       </w:r>
       <w:r>
-        <w:t>Seems to be from PV2 -&gt; “Case Inputs” -&gt; B35?</w:t>
+        <w:t>&gt;75% NOT INCLUDED, PRESENT ONLY IF THERE’S AN EARNINGS BASE/CREDITS BASE RANGE</w:t>
       </w:r>
     </w:p>
   </w:comment>
-  <w:comment w:id="10" w:author="Eric Bussey" w:date="2026-04-20T11:06:00Z" w:initials="EB">
+  <w:comment w:id="10" w:author="Eric Bussey" w:date="2026-04-17T14:58:00Z" w:initials="EB">
     <w:p>
       <w:pPr>
         <w:pStyle w:val="CommentText"/>
@@ -15151,11 +15401,11 @@
         <w:annotationRef/>
       </w:r>
       <w:r>
-        <w:t>Does not include any credits or actual/expected earnings (if there any)</w:t>
+        <w:t>Seems to be from PV2 -&gt; “Case Inputs” -&gt; B35?</w:t>
       </w:r>
     </w:p>
   </w:comment>
-  <w:comment w:id="11" w:author="Eric Bussey" w:date="2026-04-20T11:07:00Z" w:initials="EB">
+  <w:comment w:id="11" w:author="Eric Bussey" w:date="2026-04-20T11:06:00Z" w:initials="EB">
     <w:p>
       <w:pPr>
         <w:pStyle w:val="CommentText"/>
@@ -15167,11 +15417,11 @@
         <w:annotationRef/>
       </w:r>
       <w:r>
-        <w:t>Typically pre-trial base is same as post-trial</w:t>
+        <w:t>Does not include any credits or actual/expected earnings (if there any)</w:t>
       </w:r>
     </w:p>
   </w:comment>
-  <w:comment w:id="12" w:author="Eric Bussey" w:date="2026-04-20T11:02:00Z" w:initials="EB">
+  <w:comment w:id="12" w:author="Eric Bussey" w:date="2026-04-20T11:07:00Z" w:initials="EB">
     <w:p>
       <w:pPr>
         <w:pStyle w:val="CommentText"/>
@@ -15183,7 +15433,7 @@
         <w:annotationRef/>
       </w:r>
       <w:r>
-        <w:t>Manually entered, comes from BLS.gov</w:t>
+        <w:t>Typically pre-trial base is same as post-trial</w:t>
       </w:r>
     </w:p>
   </w:comment>
@@ -15203,7 +15453,7 @@
       </w:r>
     </w:p>
   </w:comment>
-  <w:comment w:id="14" w:author="Eric Bussey" w:date="2026-04-17T15:04:00Z" w:initials="EB">
+  <w:comment w:id="14" w:author="Eric Bussey" w:date="2026-04-20T11:02:00Z" w:initials="EB">
     <w:p>
       <w:pPr>
         <w:pStyle w:val="CommentText"/>
@@ -15215,11 +15465,27 @@
         <w:annotationRef/>
       </w:r>
       <w:r>
-        <w:t>Seems to be from PV2 -&gt; “Case Inputs” -&gt; B36?</w:t>
+        <w:t>Manually entered, comes from BLS.gov</w:t>
       </w:r>
     </w:p>
   </w:comment>
-  <w:comment w:id="15" w:author="Eric Bussey" w:date="2026-04-20T11:11:00Z" w:initials="EB">
+  <w:comment w:id="15" w:author="Eric Bussey" w:date="2026-04-17T15:04:00Z" w:initials="EB">
+    <w:p>
+      <w:pPr>
+        <w:pStyle w:val="CommentText"/>
+      </w:pPr>
+      <w:r>
+        <w:rPr>
+          <w:rStyle w:val="CommentReference"/>
+        </w:rPr>
+        <w:annotationRef/>
+      </w:r>
+      <w:r>
+        <w:t>Seems to be from PV2 -&gt; “Case Inputs” -&gt; B36?</w:t>
+      </w:r>
+    </w:p>
+  </w:comment>
+  <w:comment w:id="16" w:author="Eric Bussey" w:date="2026-04-20T11:11:00Z" w:initials="EB">
     <w:p>
       <w:pPr>
         <w:pStyle w:val="CommentText"/>
@@ -15251,7 +15517,7 @@
       </w:r>
     </w:p>
   </w:comment>
-  <w:comment w:id="16" w:author="Eric Bussey" w:date="2026-04-20T11:12:00Z" w:initials="EB">
+  <w:comment w:id="17" w:author="Eric Bussey" w:date="2026-05-08T16:31:00Z" w:initials="EB">
     <w:p>
       <w:pPr>
         <w:pStyle w:val="CommentText"/>
@@ -15263,11 +15529,15 @@
         <w:annotationRef/>
       </w:r>
       <w:r>
-        <w:t>SEE NOTE ABOVE RE: INCLUSION OF SECOND BASE</w:t>
+        <w:t>Credit 1</w:t>
+      </w:r>
+      <w:r>
+        <w:br/>
+        <w:t>Credit 2 (both are listed if relevant)</w:t>
       </w:r>
     </w:p>
   </w:comment>
-  <w:comment w:id="17" w:author="Eric Bussey" w:date="2026-04-20T11:16:00Z" w:initials="EB">
+  <w:comment w:id="18" w:author="Eric Bussey" w:date="2026-04-20T11:12:00Z" w:initials="EB">
     <w:p>
       <w:pPr>
         <w:pStyle w:val="CommentText"/>
@@ -15279,11 +15549,11 @@
         <w:annotationRef/>
       </w:r>
       <w:r>
-        <w:t xml:space="preserve">Matches with SSA (30 year projection)/CBO (10 year projection) source, currently unimplemented/manual </w:t>
+        <w:t>SEE NOTE ABOVE RE: INCLUSION OF SECOND BASE</w:t>
       </w:r>
     </w:p>
   </w:comment>
-  <w:comment w:id="18" w:author="Eric Bussey" w:date="2026-04-20T11:24:00Z" w:initials="EB">
+  <w:comment w:id="19" w:author="Eric Bussey" w:date="2026-04-20T11:16:00Z" w:initials="EB">
     <w:p>
       <w:pPr>
         <w:pStyle w:val="CommentText"/>
@@ -15295,11 +15565,80 @@
         <w:annotationRef/>
       </w:r>
       <w:r>
-        <w:t>All comes from Voc</w:t>
+        <w:t xml:space="preserve">Matches with SSA (30 year projection)/CBO (10 year projection) source, currently unimplemented/manual </w:t>
+      </w:r>
+    </w:p>
+    <w:p>
+      <w:pPr>
+        <w:pStyle w:val="CommentText"/>
+      </w:pPr>
+    </w:p>
+    <w:p>
+      <w:pPr>
+        <w:pStyle w:val="CommentText"/>
+      </w:pPr>
+      <w:r>
+        <w:t>3.1% = CBO</w:t>
+      </w:r>
+    </w:p>
+    <w:p>
+      <w:pPr>
+        <w:pStyle w:val="CommentText"/>
+      </w:pPr>
+      <w:r>
+        <w:t>3.5% = SSA</w:t>
       </w:r>
     </w:p>
   </w:comment>
-  <w:comment w:id="19" w:author="Eric Bussey" w:date="2026-04-20T11:24:00Z" w:initials="EB">
+  <w:comment w:id="20" w:author="Eric Bussey" w:date="2026-05-08T16:36:00Z" w:initials="EB">
+    <w:p>
+      <w:pPr>
+        <w:pStyle w:val="CommentText"/>
+      </w:pPr>
+      <w:r>
+        <w:rPr>
+          <w:rStyle w:val="CommentReference"/>
+        </w:rPr>
+        <w:annotationRef/>
+      </w:r>
+      <w:r>
+        <w:t>WOULD FLOW TO SOURCES</w:t>
+      </w:r>
+    </w:p>
+  </w:comment>
+  <w:comment w:id="21" w:author="Eric Bussey" w:date="2026-05-08T16:37:00Z" w:initials="EB">
+    <w:p>
+      <w:pPr>
+        <w:pStyle w:val="CommentText"/>
+      </w:pPr>
+      <w:r>
+        <w:rPr>
+          <w:rStyle w:val="CommentReference"/>
+        </w:rPr>
+        <w:annotationRef/>
+      </w:r>
+      <w:r>
+        <w:t>THESE ARE ALWAYS IDENTICAL</w:t>
+      </w:r>
+    </w:p>
+  </w:comment>
+  <w:comment w:id="22" w:author="Eric Bussey" w:date="2026-04-20T11:24:00Z" w:initials="EB">
+    <w:p>
+      <w:pPr>
+        <w:pStyle w:val="CommentText"/>
+      </w:pPr>
+      <w:r>
+        <w:rPr>
+          <w:rStyle w:val="CommentReference"/>
+        </w:rPr>
+        <w:annotationRef/>
+      </w:r>
+      <w:r>
+        <w:t>All comes from Voc</w:t>
+      </w:r>
+    </w:p>
+  </w:comment>
+  <w:comment w:id="23" w:author="Eric Bussey" w:date="2026-04-20T11:24:00Z" w:initials="EB">
     <w:p>
       <w:pPr>
         <w:pStyle w:val="CommentText"/>
@@ -15346,7 +15685,7 @@
       </w:r>
     </w:p>
   </w:comment>
-  <w:comment w:id="20" w:author="Eric Bussey" w:date="2026-04-20T11:25:00Z" w:initials="EB">
+  <w:comment w:id="24" w:author="Eric Bussey" w:date="2026-04-20T11:25:00Z" w:initials="EB">
     <w:p>
       <w:pPr>
         <w:pStyle w:val="CommentText"/>
@@ -15362,7 +15701,7 @@
       </w:r>
     </w:p>
   </w:comment>
-  <w:comment w:id="21" w:author="Eric Bussey" w:date="2026-04-20T11:26:00Z" w:initials="EB">
+  <w:comment w:id="25" w:author="Eric Bussey" w:date="2026-04-20T11:26:00Z" w:initials="EB">
     <w:p>
       <w:pPr>
         <w:pStyle w:val="CommentText"/>
@@ -15378,7 +15717,7 @@
       </w:r>
     </w:p>
   </w:comment>
-  <w:comment w:id="22" w:author="Eric Bussey" w:date="2026-04-20T11:27:00Z" w:initials="EB">
+  <w:comment w:id="26" w:author="Eric Bussey" w:date="2026-04-20T11:27:00Z" w:initials="EB">
     <w:p>
       <w:pPr>
         <w:pStyle w:val="CommentText"/>
@@ -15394,7 +15733,7 @@
       </w:r>
     </w:p>
   </w:comment>
-  <w:comment w:id="23" w:author="Eric Bussey" w:date="2026-04-20T11:37:00Z" w:initials="EB">
+  <w:comment w:id="27" w:author="Eric Bussey" w:date="2026-04-20T11:37:00Z" w:initials="EB">
     <w:p>
       <w:pPr>
         <w:pStyle w:val="CommentText"/>
@@ -15410,7 +15749,7 @@
       </w:r>
     </w:p>
   </w:comment>
-  <w:comment w:id="24" w:author="Eric Bussey" w:date="2026-04-20T11:39:00Z" w:initials="EB">
+  <w:comment w:id="28" w:author="Eric Bussey" w:date="2026-04-20T11:39:00Z" w:initials="EB">
     <w:p>
       <w:pPr>
         <w:pStyle w:val="CommentText"/>
@@ -15444,7 +15783,7 @@
       </w:r>
     </w:p>
   </w:comment>
-  <w:comment w:id="26" w:author="Eric Bussey" w:date="2026-04-20T11:29:00Z" w:initials="EB">
+  <w:comment w:id="30" w:author="Eric Bussey" w:date="2026-04-20T11:29:00Z" w:initials="EB">
     <w:p>
       <w:pPr>
         <w:pStyle w:val="CommentText"/>
@@ -15460,7 +15799,7 @@
       </w:r>
     </w:p>
   </w:comment>
-  <w:comment w:id="27" w:author="Eric Bussey" w:date="2026-04-17T15:41:00Z" w:initials="EB">
+  <w:comment w:id="31" w:author="Eric Bussey" w:date="2026-05-08T16:42:00Z" w:initials="EB">
     <w:p>
       <w:pPr>
         <w:pStyle w:val="CommentText"/>
@@ -15472,11 +15811,43 @@
         <w:annotationRef/>
       </w:r>
       <w:r>
-        <w:t>I believe this is a full PV_Summary_No_Rounding table, once all of the items have been filled in?</w:t>
+        <w:t>TO TRIAL/PRETRIAL</w:t>
       </w:r>
     </w:p>
   </w:comment>
-  <w:comment w:id="28" w:author="Eric Bussey" w:date="2026-04-20T11:33:00Z" w:initials="EB">
+  <w:comment w:id="32" w:author="Eric Bussey" w:date="2026-05-08T16:42:00Z" w:initials="EB">
+    <w:p>
+      <w:pPr>
+        <w:pStyle w:val="CommentText"/>
+      </w:pPr>
+      <w:r>
+        <w:rPr>
+          <w:rStyle w:val="CommentReference"/>
+        </w:rPr>
+        <w:annotationRef/>
+      </w:r>
+      <w:r>
+        <w:t>POST-TRIAL</w:t>
+      </w:r>
+    </w:p>
+  </w:comment>
+  <w:comment w:id="33" w:author="Eric Bussey" w:date="2026-04-17T15:41:00Z" w:initials="EB">
+    <w:p>
+      <w:pPr>
+        <w:pStyle w:val="CommentText"/>
+      </w:pPr>
+      <w:r>
+        <w:rPr>
+          <w:rStyle w:val="CommentReference"/>
+        </w:rPr>
+        <w:annotationRef/>
+      </w:r>
+      <w:r>
+        <w:t>I believe this is a full PV_Summary_No_Rounding table, once all of the items have been filled in?</w:t>
+      </w:r>
+    </w:p>
+  </w:comment>
+  <w:comment w:id="34" w:author="Eric Bussey" w:date="2026-04-20T11:33:00Z" w:initials="EB">
     <w:p>
       <w:pPr>
         <w:pStyle w:val="CommentText"/>
@@ -15515,7 +15886,7 @@
       </w:r>
     </w:p>
   </w:comment>
-  <w:comment w:id="29" w:author="Eric Bussey" w:date="2026-04-20T11:34:00Z" w:initials="EB">
+  <w:comment w:id="35" w:author="Eric Bussey" w:date="2026-04-20T11:34:00Z" w:initials="EB">
     <w:p>
       <w:pPr>
         <w:pStyle w:val="CommentText"/>
@@ -15787,7 +16158,7 @@
       </w:r>
     </w:p>
   </w:comment>
-  <w:comment w:id="30" w:author="Eric Bussey" w:date="2026-04-20T11:42:00Z" w:initials="EB">
+  <w:comment w:id="36" w:author="Eric Bussey" w:date="2026-04-20T11:42:00Z" w:initials="EB">
     <w:p>
       <w:pPr>
         <w:pStyle w:val="CommentText"/>
@@ -15799,11 +16170,11 @@
         <w:annotationRef/>
       </w:r>
       <w:r>
-        <w:t>This is the Bloomberg citation</w:t>
+        <w:t>This is the Bloomberg citation DATE!!</w:t>
       </w:r>
     </w:p>
   </w:comment>
-  <w:comment w:id="31" w:author="Eric Bussey" w:date="2026-04-20T11:43:00Z" w:initials="EB">
+  <w:comment w:id="37" w:author="Eric Bussey" w:date="2026-04-20T11:43:00Z" w:initials="EB">
     <w:p>
       <w:pPr>
         <w:pStyle w:val="CommentText"/>
@@ -15819,7 +16190,7 @@
       </w:r>
     </w:p>
   </w:comment>
-  <w:comment w:id="32" w:author="Eric Bussey" w:date="2026-04-20T11:43:00Z" w:initials="EB">
+  <w:comment w:id="38" w:author="Eric Bussey" w:date="2026-04-20T11:43:00Z" w:initials="EB">
     <w:p>
       <w:pPr>
         <w:pStyle w:val="CommentText"/>
@@ -15832,6 +16203,22 @@
       </w:r>
       <w:r>
         <w:t>Currently manual from BLS.gov, will be sheet on PV2 (see above notes)</w:t>
+      </w:r>
+    </w:p>
+  </w:comment>
+  <w:comment w:id="39" w:author="Eric Bussey" w:date="2026-05-08T16:45:00Z" w:initials="EB">
+    <w:p>
+      <w:pPr>
+        <w:pStyle w:val="CommentText"/>
+      </w:pPr>
+      <w:r>
+        <w:rPr>
+          <w:rStyle w:val="CommentReference"/>
+        </w:rPr>
+        <w:annotationRef/>
+      </w:r>
+      <w:r>
+        <w:t>ONLY FOR BENEFITS</w:t>
       </w:r>
     </w:p>
   </w:comment>
@@ -15840,6 +16227,7 @@
 
 <file path=word/commentsExtended.xml><?xml version="1.0" encoding="utf-8"?>
 <w15:commentsEx xmlns:wpc="http://schemas.microsoft.com/office/word/2010/wordprocessingCanvas" xmlns:cx="http://schemas.microsoft.com/office/drawing/2014/chartex" xmlns:cx1="http://schemas.microsoft.com/office/drawing/2015/9/8/chartex" xmlns:cx2="http://schemas.microsoft.com/office/drawing/2015/10/21/chartex" xmlns:cx3="http://schemas.microsoft.com/office/drawing/2016/5/9/chartex" xmlns:cx4="http://schemas.microsoft.com/office/drawing/2016/5/10/chartex" xmlns:cx5="http://schemas.microsoft.com/office/drawing/2016/5/11/chartex" xmlns:cx6="http://schemas.microsoft.com/office/drawing/2016/5/12/chartex" xmlns:cx7="http://schemas.microsoft.com/office/drawing/2016/5/13/chartex" xmlns:cx8="http://schemas.microsoft.com/office/drawing/2016/5/14/chartex" xmlns:mc="http://schemas.openxmlformats.org/markup-compatibility/2006" xmlns:aink="http://schemas.microsoft.com/office/drawing/2016/ink" xmlns:am3d="http://schemas.microsoft.com/office/drawing/2017/model3d" xmlns:o="urn:schemas-microsoft-com:office:office" xmlns:oel="http://schemas.microsoft.com/office/2019/extlst" xmlns:r="http://schemas.openxmlformats.org/officeDocument/2006/relationships" xmlns:m="http://schemas.openxmlformats.org/officeDocument/2006/math" xmlns:v="urn:schemas-microsoft-com:vml" xmlns:wp14="http://schemas.microsoft.com/office/word/2010/wordprocessingDrawing" xmlns:wp="http://schemas.openxmlformats.org/drawingml/2006/wordprocessingDrawing" xmlns:w10="urn:schemas-microsoft-com:office:word" xmlns:w="http://schemas.openxmlformats.org/wordprocessingml/2006/main" xmlns:w14="http://schemas.microsoft.com/office/word/2010/wordml" xmlns:w15="http://schemas.microsoft.com/office/word/2012/wordml" xmlns:w16cex="http://schemas.microsoft.com/office/word/2018/wordml/cex" xmlns:w16cid="http://schemas.microsoft.com/office/word/2016/wordml/cid" xmlns:w16="http://schemas.microsoft.com/office/word/2018/wordml" xmlns:w16du="http://schemas.microsoft.com/office/word/2023/wordml/word16du" xmlns:w16sdtdh="http://schemas.microsoft.com/office/word/2020/wordml/sdtdatahash" xmlns:w16sdtfl="http://schemas.microsoft.com/office/word/2024/wordml/sdtformatlock" xmlns:w16se="http://schemas.microsoft.com/office/word/2015/wordml/symex" xmlns:wpg="http://schemas.microsoft.com/office/word/2010/wordprocessingGroup" xmlns:wpi="http://schemas.microsoft.com/office/word/2010/wordprocessingInk" xmlns:wne="http://schemas.microsoft.com/office/word/2006/wordml" xmlns:wps="http://schemas.microsoft.com/office/word/2010/wordprocessingShape" mc:Ignorable="w14 w15 w16se w16cid w16 w16cex w16sdtdh w16sdtfl w16du wp14">
+  <w15:commentEx w15:paraId="45EE03DC" w15:done="0"/>
   <w15:commentEx w15:paraId="034DEEA1" w15:done="0"/>
   <w15:commentEx w15:paraId="17C9C4F6" w15:done="0"/>
   <w15:commentEx w15:paraId="37C8D9CD" w15:done="0"/>
@@ -15856,8 +16244,11 @@
   <w15:commentEx w15:paraId="0B10022D" w15:done="0"/>
   <w15:commentEx w15:paraId="00302C81" w15:done="0"/>
   <w15:commentEx w15:paraId="560006E1" w15:done="0"/>
+  <w15:commentEx w15:paraId="3F44061A" w15:done="0"/>
   <w15:commentEx w15:paraId="667C5E19" w15:done="0"/>
   <w15:commentEx w15:paraId="02E210B3" w15:done="0"/>
+  <w15:commentEx w15:paraId="6E2B6A65" w15:paraIdParent="02E210B3" w15:done="0"/>
+  <w15:commentEx w15:paraId="703DE98A" w15:done="0"/>
   <w15:commentEx w15:paraId="6D0D4A8D" w15:done="0"/>
   <w15:commentEx w15:paraId="4A9B6E08" w15:done="0"/>
   <w15:commentEx w15:paraId="704D108C" w15:done="0"/>
@@ -15866,17 +16257,21 @@
   <w15:commentEx w15:paraId="26F30C32" w15:done="0"/>
   <w15:commentEx w15:paraId="6BFAFA5B" w15:done="0"/>
   <w15:commentEx w15:paraId="58D50678" w15:done="0"/>
+  <w15:commentEx w15:paraId="0C5BB403" w15:done="0"/>
+  <w15:commentEx w15:paraId="0B1BE3C6" w15:done="0"/>
   <w15:commentEx w15:paraId="5296775F" w15:done="0"/>
   <w15:commentEx w15:paraId="3BD771FF" w15:paraIdParent="5296775F" w15:done="0"/>
   <w15:commentEx w15:paraId="5B446DC6" w15:paraIdParent="5296775F" w15:done="0"/>
   <w15:commentEx w15:paraId="70D23E25" w15:done="0"/>
   <w15:commentEx w15:paraId="605C4481" w15:done="0"/>
   <w15:commentEx w15:paraId="1FE5CC59" w15:done="0"/>
+  <w15:commentEx w15:paraId="29919A71" w15:paraIdParent="1FE5CC59" w15:done="0"/>
 </w15:commentsEx>
 </file>
 
 <file path=word/commentsExtensible.xml><?xml version="1.0" encoding="utf-8"?>
 <w16cex:commentsExtensible xmlns:wpc="http://schemas.microsoft.com/office/word/2010/wordprocessingCanvas" xmlns:cx="http://schemas.microsoft.com/office/drawing/2014/chartex" xmlns:cx1="http://schemas.microsoft.com/office/drawing/2015/9/8/chartex" xmlns:cx2="http://schemas.microsoft.com/office/drawing/2015/10/21/chartex" xmlns:cx3="http://schemas.microsoft.com/office/drawing/2016/5/9/chartex" xmlns:cx4="http://schemas.microsoft.com/office/drawing/2016/5/10/chartex" xmlns:cx5="http://schemas.microsoft.com/office/drawing/2016/5/11/chartex" xmlns:cx6="http://schemas.microsoft.com/office/drawing/2016/5/12/chartex" xmlns:cx7="http://schemas.microsoft.com/office/drawing/2016/5/13/chartex" xmlns:cx8="http://schemas.microsoft.com/office/drawing/2016/5/14/chartex" xmlns:cr="http://schemas.microsoft.com/office/comments/2020/reactions" xmlns:mc="http://schemas.openxmlformats.org/markup-compatibility/2006" xmlns:aink="http://schemas.microsoft.com/office/drawing/2016/ink" xmlns:am3d="http://schemas.microsoft.com/office/drawing/2017/model3d" xmlns:o="urn:schemas-microsoft-com:office:office" xmlns:oel="http://schemas.microsoft.com/office/2019/extlst" xmlns:r="http://schemas.openxmlformats.org/officeDocument/2006/relationships" xmlns:m="http://schemas.openxmlformats.org/officeDocument/2006/math" xmlns:v="urn:schemas-microsoft-com:vml" xmlns:wp14="http://schemas.microsoft.com/office/word/2010/wordprocessingDrawing" xmlns:wp="http://schemas.openxmlformats.org/drawingml/2006/wordprocessingDrawing" xmlns:w10="urn:schemas-microsoft-com:office:word" xmlns:w="http://schemas.openxmlformats.org/wordprocessingml/2006/main" xmlns:w14="http://schemas.microsoft.com/office/word/2010/wordml" xmlns:w15="http://schemas.microsoft.com/office/word/2012/wordml" xmlns:w16cex="http://schemas.microsoft.com/office/word/2018/wordml/cex" xmlns:w16cid="http://schemas.microsoft.com/office/word/2016/wordml/cid" xmlns:w16="http://schemas.microsoft.com/office/word/2018/wordml" xmlns:w16du="http://schemas.microsoft.com/office/word/2023/wordml/word16du" xmlns:w16sdtdh="http://schemas.microsoft.com/office/word/2020/wordml/sdtdatahash" xmlns:w16sdtfl="http://schemas.microsoft.com/office/word/2024/wordml/sdtformatlock" xmlns:w16se="http://schemas.microsoft.com/office/word/2015/wordml/symex" xmlns:wpg="http://schemas.microsoft.com/office/word/2010/wordprocessingGroup" xmlns:wpi="http://schemas.microsoft.com/office/word/2010/wordprocessingInk" xmlns:wne="http://schemas.microsoft.com/office/word/2006/wordml" xmlns:wps="http://schemas.microsoft.com/office/word/2010/wordprocessingShape" mc:Ignorable="w14 w15 w16se w16cid w16 w16cex w16sdtdh w16sdtfl cr w16du wp14">
+  <w16cex:commentExtensible w16cex:durableId="0902BC0E" w16cex:dateUtc="2026-05-08T21:35:00Z"/>
   <w16cex:commentExtensible w16cex:durableId="6253964E" w16cex:dateUtc="2026-04-20T16:03:00Z"/>
   <w16cex:commentExtensible w16cex:durableId="726E7CAF" w16cex:dateUtc="2026-04-17T19:57:00Z"/>
   <w16cex:commentExtensible w16cex:durableId="4899877F" w16cex:dateUtc="2026-04-17T19:58:00Z"/>
@@ -15893,8 +16288,11 @@
   <w16cex:commentExtensible w16cex:durableId="1B002E99" w16cex:dateUtc="2026-04-20T16:02:00Z"/>
   <w16cex:commentExtensible w16cex:durableId="2D4343EB" w16cex:dateUtc="2026-04-17T20:04:00Z"/>
   <w16cex:commentExtensible w16cex:durableId="2D9A892C" w16cex:dateUtc="2026-04-20T16:11:00Z"/>
+  <w16cex:commentExtensible w16cex:durableId="3AA3F343" w16cex:dateUtc="2026-05-08T21:31:00Z"/>
   <w16cex:commentExtensible w16cex:durableId="01EEC2C9" w16cex:dateUtc="2026-04-20T16:12:00Z"/>
   <w16cex:commentExtensible w16cex:durableId="0ECD8C68" w16cex:dateUtc="2026-04-20T16:16:00Z"/>
+  <w16cex:commentExtensible w16cex:durableId="64811C5A" w16cex:dateUtc="2026-05-08T21:36:00Z"/>
+  <w16cex:commentExtensible w16cex:durableId="1F766AFD" w16cex:dateUtc="2026-05-08T21:37:00Z"/>
   <w16cex:commentExtensible w16cex:durableId="738F1760" w16cex:dateUtc="2026-04-20T16:24:00Z"/>
   <w16cex:commentExtensible w16cex:durableId="1CEA5A64" w16cex:dateUtc="2026-04-20T16:24:00Z"/>
   <w16cex:commentExtensible w16cex:durableId="7085B16F" w16cex:dateUtc="2026-04-20T16:25:00Z"/>
@@ -15903,17 +16301,21 @@
   <w16cex:commentExtensible w16cex:durableId="45A5CAA8" w16cex:dateUtc="2026-04-20T16:37:00Z"/>
   <w16cex:commentExtensible w16cex:durableId="49FBF89B" w16cex:dateUtc="2026-04-20T16:39:00Z"/>
   <w16cex:commentExtensible w16cex:durableId="67C36197" w16cex:dateUtc="2026-04-20T16:29:00Z"/>
+  <w16cex:commentExtensible w16cex:durableId="4B6AC1F1" w16cex:dateUtc="2026-05-08T21:42:00Z"/>
+  <w16cex:commentExtensible w16cex:durableId="3D28D878" w16cex:dateUtc="2026-05-08T21:42:00Z"/>
   <w16cex:commentExtensible w16cex:durableId="744DED75" w16cex:dateUtc="2026-04-17T20:41:00Z"/>
   <w16cex:commentExtensible w16cex:durableId="42D0B9F7" w16cex:dateUtc="2026-04-20T16:33:00Z"/>
   <w16cex:commentExtensible w16cex:durableId="71810DA2" w16cex:dateUtc="2026-04-20T16:34:00Z"/>
   <w16cex:commentExtensible w16cex:durableId="74376929" w16cex:dateUtc="2026-04-20T16:42:00Z"/>
   <w16cex:commentExtensible w16cex:durableId="0A880B88" w16cex:dateUtc="2026-04-20T16:43:00Z"/>
   <w16cex:commentExtensible w16cex:durableId="2F097B17" w16cex:dateUtc="2026-04-20T16:43:00Z"/>
+  <w16cex:commentExtensible w16cex:durableId="19642D78" w16cex:dateUtc="2026-05-08T21:45:00Z"/>
 </w16cex:commentsExtensible>
 </file>
 
 <file path=word/commentsIds.xml><?xml version="1.0" encoding="utf-8"?>
 <w16cid:commentsIds xmlns:wpc="http://schemas.microsoft.com/office/word/2010/wordprocessingCanvas" xmlns:cx="http://schemas.microsoft.com/office/drawing/2014/chartex" xmlns:cx1="http://schemas.microsoft.com/office/drawing/2015/9/8/chartex" xmlns:cx2="http://schemas.microsoft.com/office/drawing/2015/10/21/chartex" xmlns:cx3="http://schemas.microsoft.com/office/drawing/2016/5/9/chartex" xmlns:cx4="http://schemas.microsoft.com/office/drawing/2016/5/10/chartex" xmlns:cx5="http://schemas.microsoft.com/office/drawing/2016/5/11/chartex" xmlns:cx6="http://schemas.microsoft.com/office/drawing/2016/5/12/chartex" xmlns:cx7="http://schemas.microsoft.com/office/drawing/2016/5/13/chartex" xmlns:cx8="http://schemas.microsoft.com/office/drawing/2016/5/14/chartex" xmlns:mc="http://schemas.openxmlformats.org/markup-compatibility/2006" xmlns:aink="http://schemas.microsoft.com/office/drawing/2016/ink" xmlns:am3d="http://schemas.microsoft.com/office/drawing/2017/model3d" xmlns:o="urn:schemas-microsoft-com:office:office" xmlns:oel="http://schemas.microsoft.com/office/2019/extlst" xmlns:r="http://schemas.openxmlformats.org/officeDocument/2006/relationships" xmlns:m="http://schemas.openxmlformats.org/officeDocument/2006/math" xmlns:v="urn:schemas-microsoft-com:vml" xmlns:wp14="http://schemas.microsoft.com/office/word/2010/wordprocessingDrawing" xmlns:wp="http://schemas.openxmlformats.org/drawingml/2006/wordprocessingDrawing" xmlns:w10="urn:schemas-microsoft-com:office:word" xmlns:w="http://schemas.openxmlformats.org/wordprocessingml/2006/main" xmlns:w14="http://schemas.microsoft.com/office/word/2010/wordml" xmlns:w15="http://schemas.microsoft.com/office/word/2012/wordml" xmlns:w16cex="http://schemas.microsoft.com/office/word/2018/wordml/cex" xmlns:w16cid="http://schemas.microsoft.com/office/word/2016/wordml/cid" xmlns:w16="http://schemas.microsoft.com/office/word/2018/wordml" xmlns:w16du="http://schemas.microsoft.com/office/word/2023/wordml/word16du" xmlns:w16sdtdh="http://schemas.microsoft.com/office/word/2020/wordml/sdtdatahash" xmlns:w16sdtfl="http://schemas.microsoft.com/office/word/2024/wordml/sdtformatlock" xmlns:w16se="http://schemas.microsoft.com/office/word/2015/wordml/symex" xmlns:wpg="http://schemas.microsoft.com/office/word/2010/wordprocessingGroup" xmlns:wpi="http://schemas.microsoft.com/office/word/2010/wordprocessingInk" xmlns:wne="http://schemas.microsoft.com/office/word/2006/wordml" xmlns:wps="http://schemas.microsoft.com/office/word/2010/wordprocessingShape" mc:Ignorable="w14 w15 w16se w16cid w16 w16cex w16sdtdh w16sdtfl w16du wp14">
+  <w16cid:commentId w16cid:paraId="45EE03DC" w16cid:durableId="0902BC0E"/>
   <w16cid:commentId w16cid:paraId="034DEEA1" w16cid:durableId="6253964E"/>
   <w16cid:commentId w16cid:paraId="17C9C4F6" w16cid:durableId="726E7CAF"/>
   <w16cid:commentId w16cid:paraId="37C8D9CD" w16cid:durableId="4899877F"/>
@@ -15930,8 +16332,11 @@
   <w16cid:commentId w16cid:paraId="0B10022D" w16cid:durableId="1B002E99"/>
   <w16cid:commentId w16cid:paraId="00302C81" w16cid:durableId="2D4343EB"/>
   <w16cid:commentId w16cid:paraId="560006E1" w16cid:durableId="2D9A892C"/>
+  <w16cid:commentId w16cid:paraId="3F44061A" w16cid:durableId="3AA3F343"/>
   <w16cid:commentId w16cid:paraId="667C5E19" w16cid:durableId="01EEC2C9"/>
   <w16cid:commentId w16cid:paraId="02E210B3" w16cid:durableId="0ECD8C68"/>
+  <w16cid:commentId w16cid:paraId="6E2B6A65" w16cid:durableId="64811C5A"/>
+  <w16cid:commentId w16cid:paraId="703DE98A" w16cid:durableId="1F766AFD"/>
   <w16cid:commentId w16cid:paraId="6D0D4A8D" w16cid:durableId="738F1760"/>
   <w16cid:commentId w16cid:paraId="4A9B6E08" w16cid:durableId="1CEA5A64"/>
   <w16cid:commentId w16cid:paraId="704D108C" w16cid:durableId="7085B16F"/>
@@ -15940,12 +16345,15 @@
   <w16cid:commentId w16cid:paraId="26F30C32" w16cid:durableId="45A5CAA8"/>
   <w16cid:commentId w16cid:paraId="6BFAFA5B" w16cid:durableId="49FBF89B"/>
   <w16cid:commentId w16cid:paraId="58D50678" w16cid:durableId="67C36197"/>
+  <w16cid:commentId w16cid:paraId="0C5BB403" w16cid:durableId="4B6AC1F1"/>
+  <w16cid:commentId w16cid:paraId="0B1BE3C6" w16cid:durableId="3D28D878"/>
   <w16cid:commentId w16cid:paraId="5296775F" w16cid:durableId="744DED75"/>
   <w16cid:commentId w16cid:paraId="3BD771FF" w16cid:durableId="42D0B9F7"/>
   <w16cid:commentId w16cid:paraId="5B446DC6" w16cid:durableId="71810DA2"/>
   <w16cid:commentId w16cid:paraId="70D23E25" w16cid:durableId="74376929"/>
   <w16cid:commentId w16cid:paraId="605C4481" w16cid:durableId="0A880B88"/>
   <w16cid:commentId w16cid:paraId="1FE5CC59" w16cid:durableId="2F097B17"/>
+  <w16cid:commentId w16cid:paraId="29919A71" w16cid:durableId="19642D78"/>
 </w16cid:commentsIds>
 </file>
 
@@ -16345,12 +16753,12 @@
       </w:rPr>
       <w:tab/>
     </w:r>
-    <w:bookmarkStart w:id="33" w:name="_Hlk43130415"/>
-    <w:bookmarkStart w:id="34" w:name="_Hlk43130416"/>
-    <w:bookmarkStart w:id="35" w:name="_Hlk43820416"/>
-    <w:bookmarkStart w:id="36" w:name="_Hlk43820417"/>
-    <w:bookmarkStart w:id="37" w:name="_Hlk51061012"/>
-    <w:bookmarkStart w:id="38" w:name="_Hlk51061013"/>
+    <w:bookmarkStart w:id="40" w:name="_Hlk43130415"/>
+    <w:bookmarkStart w:id="41" w:name="_Hlk43130416"/>
+    <w:bookmarkStart w:id="42" w:name="_Hlk43820416"/>
+    <w:bookmarkStart w:id="43" w:name="_Hlk43820417"/>
+    <w:bookmarkStart w:id="44" w:name="_Hlk51061012"/>
+    <w:bookmarkStart w:id="45" w:name="_Hlk51061013"/>
     <w:r>
       <w:rPr>
         <w:rFonts w:ascii="Bitter" w:hAnsi="Bitter"/>
@@ -16517,12 +16925,12 @@
       <w:t>500.2808</w:t>
     </w:r>
   </w:p>
-  <w:bookmarkEnd w:id="33"/>
-  <w:bookmarkEnd w:id="34"/>
-  <w:bookmarkEnd w:id="35"/>
-  <w:bookmarkEnd w:id="36"/>
-  <w:bookmarkEnd w:id="37"/>
-  <w:bookmarkEnd w:id="38"/>
+  <w:bookmarkEnd w:id="40"/>
+  <w:bookmarkEnd w:id="41"/>
+  <w:bookmarkEnd w:id="42"/>
+  <w:bookmarkEnd w:id="43"/>
+  <w:bookmarkEnd w:id="44"/>
+  <w:bookmarkEnd w:id="45"/>
   <w:p>
     <w:pPr>
       <w:pStyle w:val="Header"/>
@@ -19416,10 +19824,23 @@
 </file>
 
 <file path=customXml/item1.xml><?xml version="1.0" encoding="utf-8"?>
-<b:Sources xmlns:b="http://schemas.openxmlformats.org/officeDocument/2006/bibliography" xmlns="http://schemas.openxmlformats.org/officeDocument/2006/bibliography" SelectedStyle="\APASixthEditionOfficeOnline.xsl" StyleName="APA" Version="6"/>
+<?mso-contentType ?>
+<FormTemplates xmlns="http://schemas.microsoft.com/sharepoint/v3/contenttype/forms">
+  <Display>DocumentLibraryForm</Display>
+  <Edit>DocumentLibraryForm</Edit>
+  <New>DocumentLibraryForm</New>
+</FormTemplates>
 </file>
 
 <file path=customXml/item2.xml><?xml version="1.0" encoding="utf-8"?>
+<p:properties xmlns:p="http://schemas.microsoft.com/office/2006/metadata/properties" xmlns:xsi="http://www.w3.org/2001/XMLSchema-instance" xmlns:pc="http://schemas.microsoft.com/office/infopath/2007/PartnerControls">
+  <documentManagement>
+    <_activity xmlns="91172594-76f2-42b4-b6c8-5686d13fb17f" xsi:nil="true"/>
+  </documentManagement>
+</p:properties>
+</file>
+
+<file path=customXml/item3.xml><?xml version="1.0" encoding="utf-8"?>
 <ct:contentTypeSchema xmlns:ct="http://schemas.microsoft.com/office/2006/metadata/contentType" xmlns:ma="http://schemas.microsoft.com/office/2006/metadata/properties/metaAttributes" ct:_="" ma:_="" ma:contentTypeName="Document" ma:contentTypeID="0x010100085B5888F14DAE46912A6E0F6FCFCB07" ma:contentTypeVersion="9" ma:contentTypeDescription="Create a new document." ma:contentTypeScope="" ma:versionID="2185b18d6fd5c46c37ca5df071e41de6">
   <xsd:schema xmlns:xsd="http://www.w3.org/2001/XMLSchema" xmlns:xs="http://www.w3.org/2001/XMLSchema" xmlns:p="http://schemas.microsoft.com/office/2006/metadata/properties" xmlns:ns3="91172594-76f2-42b4-b6c8-5686d13fb17f" targetNamespace="http://schemas.microsoft.com/office/2006/metadata/properties" ma:root="true" ma:fieldsID="3ce95284eb097024ce56720a48b923a2" ns3:_="">
     <xsd:import namespace="91172594-76f2-42b4-b6c8-5686d13fb17f"/>
@@ -19595,32 +20016,29 @@
 </ct:contentTypeSchema>
 </file>
 
-<file path=customXml/item3.xml><?xml version="1.0" encoding="utf-8"?>
-<p:properties xmlns:p="http://schemas.microsoft.com/office/2006/metadata/properties" xmlns:xsi="http://www.w3.org/2001/XMLSchema-instance" xmlns:pc="http://schemas.microsoft.com/office/infopath/2007/PartnerControls">
-  <documentManagement>
-    <_activity xmlns="91172594-76f2-42b4-b6c8-5686d13fb17f" xsi:nil="true"/>
-  </documentManagement>
-</p:properties>
-</file>
-
 <file path=customXml/item4.xml><?xml version="1.0" encoding="utf-8"?>
-<?mso-contentType ?>
-<FormTemplates xmlns="http://schemas.microsoft.com/sharepoint/v3/contenttype/forms">
-  <Display>DocumentLibraryForm</Display>
-  <Edit>DocumentLibraryForm</Edit>
-  <New>DocumentLibraryForm</New>
-</FormTemplates>
+<b:Sources xmlns:b="http://schemas.openxmlformats.org/officeDocument/2006/bibliography" xmlns="http://schemas.openxmlformats.org/officeDocument/2006/bibliography" SelectedStyle="\APASixthEditionOfficeOnline.xsl" StyleName="APA" Version="6"/>
 </file>
 
 <file path=customXml/itemProps1.xml><?xml version="1.0" encoding="utf-8"?>
-<ds:datastoreItem xmlns:ds="http://schemas.openxmlformats.org/officeDocument/2006/customXml" ds:itemID="{FCC1ACD0-7293-47C9-BE0B-4D879715608C}">
+<ds:datastoreItem xmlns:ds="http://schemas.openxmlformats.org/officeDocument/2006/customXml" ds:itemID="{510AB3BD-BC06-4C1C-BE0E-F78D828DF9A1}">
   <ds:schemaRefs>
-    <ds:schemaRef ds:uri="http://schemas.openxmlformats.org/officeDocument/2006/bibliography"/>
+    <ds:schemaRef ds:uri="http://schemas.microsoft.com/sharepoint/v3/contenttype/forms"/>
   </ds:schemaRefs>
 </ds:datastoreItem>
 </file>
 
 <file path=customXml/itemProps2.xml><?xml version="1.0" encoding="utf-8"?>
+<ds:datastoreItem xmlns:ds="http://schemas.openxmlformats.org/officeDocument/2006/customXml" ds:itemID="{B4565CB4-100A-4A3D-B4D6-384A4DEF81CB}">
+  <ds:schemaRefs>
+    <ds:schemaRef ds:uri="http://schemas.microsoft.com/office/2006/metadata/properties"/>
+    <ds:schemaRef ds:uri="http://schemas.microsoft.com/office/infopath/2007/PartnerControls"/>
+    <ds:schemaRef ds:uri="91172594-76f2-42b4-b6c8-5686d13fb17f"/>
+  </ds:schemaRefs>
+</ds:datastoreItem>
+</file>
+
+<file path=customXml/itemProps3.xml><?xml version="1.0" encoding="utf-8"?>
 <ds:datastoreItem xmlns:ds="http://schemas.openxmlformats.org/officeDocument/2006/customXml" ds:itemID="{8A7A12AC-3EA6-42CF-BE43-5DF49F85A7B6}">
   <ds:schemaRefs>
     <ds:schemaRef ds:uri="http://schemas.microsoft.com/office/2006/metadata/contentType"/>
@@ -19638,20 +20056,10 @@
 </ds:datastoreItem>
 </file>
 
-<file path=customXml/itemProps3.xml><?xml version="1.0" encoding="utf-8"?>
-<ds:datastoreItem xmlns:ds="http://schemas.openxmlformats.org/officeDocument/2006/customXml" ds:itemID="{B4565CB4-100A-4A3D-B4D6-384A4DEF81CB}">
+<file path=customXml/itemProps4.xml><?xml version="1.0" encoding="utf-8"?>
+<ds:datastoreItem xmlns:ds="http://schemas.openxmlformats.org/officeDocument/2006/customXml" ds:itemID="{FCC1ACD0-7293-47C9-BE0B-4D879715608C}">
   <ds:schemaRefs>
-    <ds:schemaRef ds:uri="http://schemas.microsoft.com/office/2006/metadata/properties"/>
-    <ds:schemaRef ds:uri="http://schemas.microsoft.com/office/infopath/2007/PartnerControls"/>
-    <ds:schemaRef ds:uri="91172594-76f2-42b4-b6c8-5686d13fb17f"/>
-  </ds:schemaRefs>
-</ds:datastoreItem>
-</file>
-
-<file path=customXml/itemProps4.xml><?xml version="1.0" encoding="utf-8"?>
-<ds:datastoreItem xmlns:ds="http://schemas.openxmlformats.org/officeDocument/2006/customXml" ds:itemID="{510AB3BD-BC06-4C1C-BE0E-F78D828DF9A1}">
-  <ds:schemaRefs>
-    <ds:schemaRef ds:uri="http://schemas.microsoft.com/sharepoint/v3/contenttype/forms"/>
+    <ds:schemaRef ds:uri="http://schemas.openxmlformats.org/officeDocument/2006/bibliography"/>
   </ds:schemaRefs>
 </ds:datastoreItem>
 </file>
--- a/EconAutomation/src/supporting_docs/econ_report_templates/PV_earnings_and_meds_report_template.docx
+++ b/EconAutomation/src/supporting_docs/econ_report_templates/PV_earnings_and_meds_report_template.docx
@@ -52,7 +52,7 @@
           <w:noProof/>
           <w:sz w:val="24"/>
         </w:rPr>
-        <w:t>May 8, 2026</w:t>
+        <w:t>May 18, 2026</w:t>
       </w:r>
       <w:r>
         <w:rPr>
@@ -274,19 +274,6 @@
         </w:rPr>
         <w:t xml:space="preserve"> }}</w:t>
       </w:r>
-    </w:p>
-    <w:p>
-      <w:pPr>
-        <w:widowControl w:val="0"/>
-        <w:autoSpaceDE w:val="0"/>
-        <w:autoSpaceDN w:val="0"/>
-        <w:adjustRightInd w:val="0"/>
-        <w:rPr>
-          <w:iCs/>
-          <w:sz w:val="24"/>
-          <w:szCs w:val="24"/>
-        </w:rPr>
-      </w:pPr>
     </w:p>
     <w:p>
       <w:pPr>
@@ -1181,7 +1168,25 @@
           <w:highlight w:val="red"/>
           <w:u w:val="single"/>
         </w:rPr>
-        <w:t>– {{ 1be_WLE_pretrial_credit }}</w:t>
+        <w:t>– {{ b</w:t>
+      </w:r>
+      <w:r>
+        <w:rPr>
+          <w:bCs/>
+          <w:sz w:val="24"/>
+          <w:highlight w:val="red"/>
+          <w:u w:val="single"/>
+        </w:rPr>
+        <w:t>1</w:t>
+      </w:r>
+      <w:r>
+        <w:rPr>
+          <w:bCs/>
+          <w:sz w:val="24"/>
+          <w:highlight w:val="red"/>
+          <w:u w:val="single"/>
+        </w:rPr>
+        <w:t>e_WLE_pretrial_credit }}</w:t>
       </w:r>
     </w:p>
     <w:p>
@@ -1638,7 +1643,15 @@
           <w:sz w:val="24"/>
           <w:highlight w:val="red"/>
         </w:rPr>
-        <w:t>1be_WLE_</w:t>
+        <w:t>b1e</w:t>
+      </w:r>
+      <w:r>
+        <w:rPr>
+          <w:bCs/>
+          <w:sz w:val="24"/>
+          <w:highlight w:val="red"/>
+        </w:rPr>
+        <w:t>_WLE_</w:t>
       </w:r>
       <w:r>
         <w:rPr>
@@ -1795,7 +1808,23 @@
           <w:sz w:val="24"/>
           <w:highlight w:val="red"/>
         </w:rPr>
-        <w:t>{{ 1be_WLE_posttrial_</w:t>
+        <w:t xml:space="preserve">{{ </w:t>
+      </w:r>
+      <w:r>
+        <w:rPr>
+          <w:bCs/>
+          <w:sz w:val="24"/>
+          <w:highlight w:val="red"/>
+        </w:rPr>
+        <w:t>b1e</w:t>
+      </w:r>
+      <w:r>
+        <w:rPr>
+          <w:bCs/>
+          <w:sz w:val="24"/>
+          <w:highlight w:val="red"/>
+        </w:rPr>
+        <w:t>_WLE_posttrial_</w:t>
       </w:r>
       <w:r>
         <w:rPr>
@@ -1980,6 +2009,7 @@
           <w:bCs/>
           <w:sz w:val="24"/>
         </w:rPr>
+        <w:lastRenderedPageBreak/>
         <w:t xml:space="preserve">Meals loss from trial is </w:t>
       </w:r>
       <w:r>
@@ -2486,6 +2516,21 @@
     </w:p>
     <w:p>
       <w:pPr>
+        <w:rPr>
+          <w:bCs/>
+          <w:sz w:val="24"/>
+        </w:rPr>
+      </w:pPr>
+      <w:r>
+        <w:rPr>
+          <w:bCs/>
+          <w:sz w:val="24"/>
+        </w:rPr>
+        <w:t>{%- if -%}</w:t>
+      </w:r>
+    </w:p>
+    <w:p>
+      <w:pPr>
         <w:numPr>
           <w:ilvl w:val="0"/>
           <w:numId w:val="1"/>
@@ -2550,27 +2595,27 @@
     </w:p>
     <w:p>
       <w:pPr>
-        <w:tabs>
-          <w:tab w:val="left" w:pos="720"/>
-          <w:tab w:val="left" w:pos="1440"/>
-          <w:tab w:val="left" w:pos="2160"/>
-          <w:tab w:val="left" w:pos="2880"/>
-          <w:tab w:val="left" w:pos="3600"/>
-          <w:tab w:val="left" w:pos="4320"/>
-          <w:tab w:val="left" w:pos="5040"/>
-          <w:tab w:val="left" w:pos="5760"/>
-          <w:tab w:val="left" w:pos="6480"/>
-          <w:tab w:val="left" w:pos="7200"/>
-          <w:tab w:val="left" w:pos="7920"/>
-        </w:tabs>
-        <w:suppressAutoHyphens/>
-        <w:ind w:left="1440" w:right="1260"/>
-        <w:jc w:val="both"/>
-        <w:rPr>
-          <w:bCs/>
-          <w:sz w:val="24"/>
-        </w:rPr>
-      </w:pPr>
+        <w:pStyle w:val="ListParagraph"/>
+        <w:rPr>
+          <w:bCs/>
+          <w:sz w:val="24"/>
+        </w:rPr>
+      </w:pPr>
+    </w:p>
+    <w:p>
+      <w:pPr>
+        <w:rPr>
+          <w:bCs/>
+          <w:sz w:val="24"/>
+        </w:rPr>
+      </w:pPr>
+      <w:r>
+        <w:rPr>
+          <w:bCs/>
+          <w:sz w:val="24"/>
+        </w:rPr>
+        <w:t>{%- if -%}</w:t>
+      </w:r>
     </w:p>
     <w:p>
       <w:pPr>
@@ -2604,7 +2649,7 @@
           <w:bCs/>
           <w:sz w:val="24"/>
         </w:rPr>
-        <w:t xml:space="preserve">Without return to gainful employment, the loss from trial is </w:t>
+        <w:t xml:space="preserve">Benefits loss to trial is </w:t>
       </w:r>
       <w:r>
         <w:rPr>
@@ -2612,26 +2657,39 @@
           <w:sz w:val="24"/>
           <w:u w:val="single"/>
         </w:rPr>
-        <w:t>{</w:t>
-      </w:r>
-      <w:commentRangeStart w:id="15"/>
+        <w:t xml:space="preserve">{{r </w:t>
+      </w:r>
       <w:r>
         <w:rPr>
           <w:bCs/>
           <w:sz w:val="24"/>
           <w:u w:val="single"/>
         </w:rPr>
-        <w:t>{r b2e_WLE_posttrial_loss_notax }}</w:t>
-      </w:r>
-      <w:commentRangeEnd w:id="15"/>
-      <w:r>
-        <w:rPr>
-          <w:rStyle w:val="CommentReference"/>
-          <w:bCs/>
-          <w:sz w:val="24"/>
-          <w:szCs w:val="20"/>
-        </w:rPr>
-        <w:commentReference w:id="15"/>
+        <w:t>b2e_WLE_pretrial_</w:t>
+      </w:r>
+      <w:r>
+        <w:rPr>
+          <w:bCs/>
+          <w:sz w:val="24"/>
+          <w:u w:val="single"/>
+        </w:rPr>
+        <w:t>benefits</w:t>
+      </w:r>
+      <w:r>
+        <w:rPr>
+          <w:bCs/>
+          <w:sz w:val="24"/>
+          <w:u w:val="single"/>
+        </w:rPr>
+        <w:t>_notax</w:t>
+      </w:r>
+      <w:r>
+        <w:rPr>
+          <w:bCs/>
+          <w:sz w:val="24"/>
+          <w:u w:val="single"/>
+        </w:rPr>
+        <w:t xml:space="preserve"> }}</w:t>
       </w:r>
     </w:p>
     <w:p>
@@ -2657,6 +2715,154 @@
           <w:sz w:val="24"/>
         </w:rPr>
       </w:pPr>
+    </w:p>
+    <w:p>
+      <w:pPr>
+        <w:tabs>
+          <w:tab w:val="left" w:pos="720"/>
+          <w:tab w:val="left" w:pos="1440"/>
+          <w:tab w:val="left" w:pos="2160"/>
+          <w:tab w:val="left" w:pos="2880"/>
+          <w:tab w:val="left" w:pos="3600"/>
+          <w:tab w:val="left" w:pos="4320"/>
+          <w:tab w:val="left" w:pos="5040"/>
+          <w:tab w:val="left" w:pos="5760"/>
+          <w:tab w:val="left" w:pos="6480"/>
+          <w:tab w:val="left" w:pos="7200"/>
+          <w:tab w:val="left" w:pos="7920"/>
+        </w:tabs>
+        <w:suppressAutoHyphens/>
+        <w:ind w:right="1260"/>
+        <w:jc w:val="both"/>
+        <w:rPr>
+          <w:bCs/>
+          <w:sz w:val="24"/>
+        </w:rPr>
+      </w:pPr>
+      <w:r>
+        <w:rPr>
+          <w:bCs/>
+          <w:sz w:val="24"/>
+        </w:rPr>
+        <w:t>{%- if -%}</w:t>
+      </w:r>
+    </w:p>
+    <w:p>
+      <w:pPr>
+        <w:numPr>
+          <w:ilvl w:val="0"/>
+          <w:numId w:val="1"/>
+        </w:numPr>
+        <w:tabs>
+          <w:tab w:val="left" w:pos="720"/>
+          <w:tab w:val="left" w:pos="1440"/>
+          <w:tab w:val="left" w:pos="2160"/>
+          <w:tab w:val="left" w:pos="2880"/>
+          <w:tab w:val="left" w:pos="3600"/>
+          <w:tab w:val="left" w:pos="4320"/>
+          <w:tab w:val="left" w:pos="5040"/>
+          <w:tab w:val="left" w:pos="5760"/>
+          <w:tab w:val="left" w:pos="6480"/>
+          <w:tab w:val="left" w:pos="7200"/>
+          <w:tab w:val="left" w:pos="7920"/>
+        </w:tabs>
+        <w:suppressAutoHyphens/>
+        <w:ind w:right="1260"/>
+        <w:jc w:val="both"/>
+        <w:rPr>
+          <w:bCs/>
+          <w:sz w:val="24"/>
+        </w:rPr>
+      </w:pPr>
+      <w:r>
+        <w:rPr>
+          <w:bCs/>
+          <w:sz w:val="24"/>
+        </w:rPr>
+        <w:t xml:space="preserve">Without return to gainful employment, the loss from trial is </w:t>
+      </w:r>
+      <w:r>
+        <w:rPr>
+          <w:bCs/>
+          <w:sz w:val="24"/>
+          <w:u w:val="single"/>
+        </w:rPr>
+        <w:t>{</w:t>
+      </w:r>
+      <w:commentRangeStart w:id="15"/>
+      <w:r>
+        <w:rPr>
+          <w:bCs/>
+          <w:sz w:val="24"/>
+          <w:u w:val="single"/>
+        </w:rPr>
+        <w:t>{r b2e_WLE_posttrial_loss_notax }}</w:t>
+      </w:r>
+      <w:commentRangeEnd w:id="15"/>
+      <w:r>
+        <w:rPr>
+          <w:rStyle w:val="CommentReference"/>
+          <w:bCs/>
+          <w:sz w:val="24"/>
+          <w:szCs w:val="20"/>
+        </w:rPr>
+        <w:commentReference w:id="15"/>
+      </w:r>
+    </w:p>
+    <w:p>
+      <w:pPr>
+        <w:tabs>
+          <w:tab w:val="left" w:pos="720"/>
+          <w:tab w:val="left" w:pos="1440"/>
+          <w:tab w:val="left" w:pos="2160"/>
+          <w:tab w:val="left" w:pos="2880"/>
+          <w:tab w:val="left" w:pos="3600"/>
+          <w:tab w:val="left" w:pos="4320"/>
+          <w:tab w:val="left" w:pos="5040"/>
+          <w:tab w:val="left" w:pos="5760"/>
+          <w:tab w:val="left" w:pos="6480"/>
+          <w:tab w:val="left" w:pos="7200"/>
+          <w:tab w:val="left" w:pos="7920"/>
+        </w:tabs>
+        <w:suppressAutoHyphens/>
+        <w:ind w:right="1260"/>
+        <w:jc w:val="both"/>
+        <w:rPr>
+          <w:bCs/>
+          <w:sz w:val="24"/>
+        </w:rPr>
+      </w:pPr>
+    </w:p>
+    <w:p>
+      <w:pPr>
+        <w:tabs>
+          <w:tab w:val="left" w:pos="720"/>
+          <w:tab w:val="left" w:pos="1440"/>
+          <w:tab w:val="left" w:pos="2160"/>
+          <w:tab w:val="left" w:pos="2880"/>
+          <w:tab w:val="left" w:pos="3600"/>
+          <w:tab w:val="left" w:pos="4320"/>
+          <w:tab w:val="left" w:pos="5040"/>
+          <w:tab w:val="left" w:pos="5760"/>
+          <w:tab w:val="left" w:pos="6480"/>
+          <w:tab w:val="left" w:pos="7200"/>
+          <w:tab w:val="left" w:pos="7920"/>
+        </w:tabs>
+        <w:suppressAutoHyphens/>
+        <w:ind w:right="1260"/>
+        <w:jc w:val="both"/>
+        <w:rPr>
+          <w:bCs/>
+          <w:sz w:val="24"/>
+        </w:rPr>
+      </w:pPr>
+      <w:r>
+        <w:rPr>
+          <w:bCs/>
+          <w:sz w:val="24"/>
+        </w:rPr>
+        <w:t>{%- if -%}</w:t>
+      </w:r>
     </w:p>
     <w:p>
       <w:pPr>
@@ -2698,7 +2904,7 @@
           <w:sz w:val="24"/>
           <w:highlight w:val="red"/>
         </w:rPr>
-        <w:t>{{ 1be_WLE_posttrial_</w:t>
+        <w:t xml:space="preserve">{{ </w:t>
       </w:r>
       <w:r>
         <w:rPr>
@@ -2706,6 +2912,22 @@
           <w:sz w:val="24"/>
           <w:highlight w:val="red"/>
         </w:rPr>
+        <w:t>b1e</w:t>
+      </w:r>
+      <w:r>
+        <w:rPr>
+          <w:bCs/>
+          <w:sz w:val="24"/>
+          <w:highlight w:val="red"/>
+        </w:rPr>
+        <w:t>_WLE_posttrial_</w:t>
+      </w:r>
+      <w:r>
+        <w:rPr>
+          <w:bCs/>
+          <w:sz w:val="24"/>
+          <w:highlight w:val="red"/>
+        </w:rPr>
         <w:t>credit</w:t>
       </w:r>
       <w:r>
@@ -2721,7 +2943,7 @@
           <w:bCs/>
           <w:sz w:val="24"/>
         </w:rPr>
-        <w:t xml:space="preserve"> (low post-trail EC), the</w:t>
+        <w:t>, the</w:t>
       </w:r>
       <w:r>
         <w:rPr>
@@ -2737,6 +2959,61 @@
           <w:u w:val="single"/>
         </w:rPr>
         <w:t>{{r b2e_posttrial_loss_adj }}</w:t>
+      </w:r>
+    </w:p>
+    <w:p>
+      <w:pPr>
+        <w:tabs>
+          <w:tab w:val="left" w:pos="720"/>
+          <w:tab w:val="left" w:pos="1440"/>
+          <w:tab w:val="left" w:pos="2160"/>
+          <w:tab w:val="left" w:pos="2880"/>
+          <w:tab w:val="left" w:pos="3600"/>
+          <w:tab w:val="left" w:pos="4320"/>
+          <w:tab w:val="left" w:pos="5040"/>
+          <w:tab w:val="left" w:pos="5760"/>
+          <w:tab w:val="left" w:pos="6480"/>
+          <w:tab w:val="left" w:pos="7200"/>
+          <w:tab w:val="left" w:pos="7920"/>
+        </w:tabs>
+        <w:suppressAutoHyphens/>
+        <w:ind w:right="1260"/>
+        <w:jc w:val="both"/>
+        <w:rPr>
+          <w:bCs/>
+          <w:sz w:val="24"/>
+        </w:rPr>
+      </w:pPr>
+    </w:p>
+    <w:p>
+      <w:pPr>
+        <w:tabs>
+          <w:tab w:val="left" w:pos="720"/>
+          <w:tab w:val="left" w:pos="1440"/>
+          <w:tab w:val="left" w:pos="2160"/>
+          <w:tab w:val="left" w:pos="2880"/>
+          <w:tab w:val="left" w:pos="3600"/>
+          <w:tab w:val="left" w:pos="4320"/>
+          <w:tab w:val="left" w:pos="5040"/>
+          <w:tab w:val="left" w:pos="5760"/>
+          <w:tab w:val="left" w:pos="6480"/>
+          <w:tab w:val="left" w:pos="7200"/>
+          <w:tab w:val="left" w:pos="7920"/>
+        </w:tabs>
+        <w:suppressAutoHyphens/>
+        <w:ind w:right="1260"/>
+        <w:jc w:val="both"/>
+        <w:rPr>
+          <w:bCs/>
+          <w:sz w:val="24"/>
+        </w:rPr>
+      </w:pPr>
+      <w:r>
+        <w:rPr>
+          <w:bCs/>
+          <w:sz w:val="24"/>
+        </w:rPr>
+        <w:t>{%- if -%}</w:t>
       </w:r>
     </w:p>
     <w:p>
@@ -2779,7 +3056,23 @@
           <w:sz w:val="24"/>
           <w:highlight w:val="red"/>
         </w:rPr>
-        <w:t>{{ 1be_WLE_posttrial_</w:t>
+        <w:t xml:space="preserve">{{ </w:t>
+      </w:r>
+      <w:r>
+        <w:rPr>
+          <w:bCs/>
+          <w:sz w:val="24"/>
+          <w:highlight w:val="red"/>
+        </w:rPr>
+        <w:t>b1e</w:t>
+      </w:r>
+      <w:r>
+        <w:rPr>
+          <w:bCs/>
+          <w:sz w:val="24"/>
+          <w:highlight w:val="red"/>
+        </w:rPr>
+        <w:t>_WLE_posttrial_</w:t>
       </w:r>
       <w:r>
         <w:rPr>
@@ -2898,6 +3191,42 @@
     </w:p>
     <w:p>
       <w:pPr>
+        <w:rPr>
+          <w:bCs/>
+          <w:sz w:val="24"/>
+        </w:rPr>
+      </w:pPr>
+      <w:r>
+        <w:rPr>
+          <w:bCs/>
+          <w:sz w:val="24"/>
+        </w:rPr>
+        <w:t>{</w:t>
+      </w:r>
+      <w:r>
+        <w:rPr>
+          <w:bCs/>
+          <w:sz w:val="24"/>
+        </w:rPr>
+        <w:t xml:space="preserve">%- </w:t>
+      </w:r>
+      <w:r>
+        <w:rPr>
+          <w:bCs/>
+          <w:sz w:val="24"/>
+        </w:rPr>
+        <w:t xml:space="preserve">if </w:t>
+      </w:r>
+      <w:r>
+        <w:rPr>
+          <w:bCs/>
+          <w:sz w:val="24"/>
+        </w:rPr>
+        <w:t xml:space="preserve"> -%}</w:t>
+      </w:r>
+    </w:p>
+    <w:p>
+      <w:pPr>
         <w:numPr>
           <w:ilvl w:val="0"/>
           <w:numId w:val="2"/>
@@ -2960,12 +3289,58 @@
     </w:p>
     <w:p>
       <w:pPr>
-        <w:pStyle w:val="ListParagraph"/>
-        <w:rPr>
-          <w:bCs/>
-          <w:sz w:val="24"/>
-        </w:rPr>
-      </w:pPr>
+        <w:tabs>
+          <w:tab w:val="left" w:pos="720"/>
+          <w:tab w:val="left" w:pos="1440"/>
+          <w:tab w:val="left" w:pos="2160"/>
+          <w:tab w:val="left" w:pos="2880"/>
+          <w:tab w:val="left" w:pos="3600"/>
+          <w:tab w:val="left" w:pos="4320"/>
+          <w:tab w:val="left" w:pos="5040"/>
+          <w:tab w:val="left" w:pos="5760"/>
+          <w:tab w:val="left" w:pos="6480"/>
+          <w:tab w:val="left" w:pos="7200"/>
+          <w:tab w:val="left" w:pos="7920"/>
+        </w:tabs>
+        <w:suppressAutoHyphens/>
+        <w:ind w:right="1260"/>
+        <w:jc w:val="both"/>
+        <w:rPr>
+          <w:bCs/>
+          <w:sz w:val="24"/>
+        </w:rPr>
+      </w:pPr>
+    </w:p>
+    <w:p>
+      <w:pPr>
+        <w:tabs>
+          <w:tab w:val="left" w:pos="720"/>
+          <w:tab w:val="left" w:pos="1440"/>
+          <w:tab w:val="left" w:pos="2160"/>
+          <w:tab w:val="left" w:pos="2880"/>
+          <w:tab w:val="left" w:pos="3600"/>
+          <w:tab w:val="left" w:pos="4320"/>
+          <w:tab w:val="left" w:pos="5040"/>
+          <w:tab w:val="left" w:pos="5760"/>
+          <w:tab w:val="left" w:pos="6480"/>
+          <w:tab w:val="left" w:pos="7200"/>
+          <w:tab w:val="left" w:pos="7920"/>
+        </w:tabs>
+        <w:suppressAutoHyphens/>
+        <w:ind w:right="1260"/>
+        <w:jc w:val="both"/>
+        <w:rPr>
+          <w:bCs/>
+          <w:sz w:val="24"/>
+        </w:rPr>
+      </w:pPr>
+      <w:r>
+        <w:rPr>
+          <w:bCs/>
+          <w:sz w:val="24"/>
+        </w:rPr>
+        <w:t>{%- if  -%}</w:t>
+      </w:r>
     </w:p>
     <w:p>
       <w:pPr>
@@ -2999,6 +3374,65 @@
           <w:bCs/>
           <w:sz w:val="24"/>
         </w:rPr>
+        <w:t>Benefits loss to trial is {{r b2e_WLE_</w:t>
+      </w:r>
+      <w:r>
+        <w:rPr>
+          <w:bCs/>
+          <w:sz w:val="24"/>
+        </w:rPr>
+        <w:t>posttrial</w:t>
+      </w:r>
+      <w:r>
+        <w:rPr>
+          <w:bCs/>
+          <w:sz w:val="24"/>
+        </w:rPr>
+        <w:t>_benefits_notax }}</w:t>
+      </w:r>
+    </w:p>
+    <w:p>
+      <w:pPr>
+        <w:pStyle w:val="ListParagraph"/>
+        <w:rPr>
+          <w:bCs/>
+          <w:sz w:val="24"/>
+        </w:rPr>
+      </w:pPr>
+    </w:p>
+    <w:p>
+      <w:pPr>
+        <w:numPr>
+          <w:ilvl w:val="0"/>
+          <w:numId w:val="2"/>
+        </w:numPr>
+        <w:tabs>
+          <w:tab w:val="left" w:pos="720"/>
+          <w:tab w:val="left" w:pos="1440"/>
+          <w:tab w:val="left" w:pos="2160"/>
+          <w:tab w:val="left" w:pos="2880"/>
+          <w:tab w:val="left" w:pos="3600"/>
+          <w:tab w:val="left" w:pos="4320"/>
+          <w:tab w:val="left" w:pos="5040"/>
+          <w:tab w:val="left" w:pos="5760"/>
+          <w:tab w:val="left" w:pos="6480"/>
+          <w:tab w:val="left" w:pos="7200"/>
+          <w:tab w:val="left" w:pos="7920"/>
+        </w:tabs>
+        <w:suppressAutoHyphens/>
+        <w:ind w:right="1260"/>
+        <w:jc w:val="both"/>
+        <w:rPr>
+          <w:bCs/>
+          <w:sz w:val="24"/>
+        </w:rPr>
+      </w:pPr>
+      <w:r>
+        <w:rPr>
+          <w:bCs/>
+          <w:sz w:val="24"/>
+        </w:rPr>
+        <w:lastRenderedPageBreak/>
         <w:t xml:space="preserve">The present value of future medical costs ranges from </w:t>
       </w:r>
       <w:r>
@@ -3442,7 +3876,6 @@
                 <w:bCs/>
                 <w:sz w:val="24"/>
               </w:rPr>
-              <w:lastRenderedPageBreak/>
               <w:t xml:space="preserve">{{ </w:t>
             </w:r>
             <w:r>
@@ -5560,6 +5993,7 @@
           <w:sz w:val="24"/>
           <w:u w:val="single"/>
         </w:rPr>
+        <w:lastRenderedPageBreak/>
         <w:t>Post</w:t>
       </w:r>
       <w:r>
@@ -5913,7 +6347,6 @@
           <w:sz w:val="24"/>
           <w:u w:val="single"/>
         </w:rPr>
-        <w:lastRenderedPageBreak/>
         <w:t>Incremental Factors</w:t>
       </w:r>
       <w:r>
@@ -6784,7 +7217,15 @@
           <w:bCs/>
           <w:sz w:val="24"/>
         </w:rPr>
-        <w:t>date of birth, according to the 202</w:t>
+        <w:t xml:space="preserve">date of </w:t>
+      </w:r>
+      <w:r>
+        <w:rPr>
+          <w:bCs/>
+          <w:sz w:val="24"/>
+        </w:rPr>
+        <w:lastRenderedPageBreak/>
+        <w:t>birth, according to the 202</w:t>
       </w:r>
       <w:r>
         <w:rPr>
@@ -7191,7 +7632,6 @@
           <w:sz w:val="24"/>
           <w:u w:val="single"/>
         </w:rPr>
-        <w:lastRenderedPageBreak/>
         <w:t xml:space="preserve">Occupational Disability Losses from </w:t>
       </w:r>
       <w:r>
@@ -9934,7 +10374,27 @@
                 <w:szCs w:val="28"/>
                 <w:highlight w:val="red"/>
               </w:rPr>
-              <w:t>{{r 1be_credit }}</w:t>
+              <w:t xml:space="preserve">{{r </w:t>
+            </w:r>
+            <w:r>
+              <w:rPr>
+                <w:bCs/>
+                <w:iCs/>
+                <w:sz w:val="28"/>
+                <w:szCs w:val="28"/>
+                <w:highlight w:val="red"/>
+              </w:rPr>
+              <w:t>b1e</w:t>
+            </w:r>
+            <w:r>
+              <w:rPr>
+                <w:bCs/>
+                <w:iCs/>
+                <w:sz w:val="28"/>
+                <w:szCs w:val="28"/>
+                <w:highlight w:val="red"/>
+              </w:rPr>
+              <w:t>_credit }}</w:t>
             </w:r>
           </w:p>
           <w:p>
@@ -13164,7 +13624,15 @@
                 <w:smallCaps/>
                 <w:sz w:val="28"/>
               </w:rPr>
-              <w:t>1be_WLE_earnings</w:t>
+              <w:t>b1e</w:t>
+            </w:r>
+            <w:r>
+              <w:rPr>
+                <w:bCs/>
+                <w:smallCaps/>
+                <w:sz w:val="28"/>
+              </w:rPr>
+              <w:t>_WLE_earnings</w:t>
             </w:r>
             <w:r>
               <w:rPr>
